--- a/hina-saqatat/حين_سقطت_الأصنام_موسع.docx
+++ b/hina-saqatat/حين_سقطت_الأصنام_موسع.docx
@@ -32502,7 +32502,7 @@
           <w:szCs w:val="20"/>
           <w:rtl/>
         </w:rPr>
-        <w:t xml:space="preserve"> ابن إسحاق؛ الأزرقي، أخبار مكة. الدرجة: مرسل — تتلقاه كتب السير والمغازي بالقبول.</w:t>
+        <w:t xml:space="preserve"> ابن إسحاق؛ الأزرقي، أخبار مكة. الدرجة: مرسل.</w:t>
       </w:r>
     </w:p>
   </w:footnote>
@@ -32663,7 +32663,7 @@
           <w:szCs w:val="20"/>
           <w:rtl/>
         </w:rPr>
-        <w:t xml:space="preserve"> ابن إسحاق في "السيرة" بتهذيب ابن هشام، والأزرقيّ في "أخبار مكة". الدرجة: مرسل — تتلقاه كتب السير والمغازي بالقبول.</w:t>
+        <w:t xml:space="preserve"> ابن إسحاق في "السيرة" بتهذيب ابن هشام، والأزرقيّ في "أخبار مكة". الدرجة: مرسل.</w:t>
       </w:r>
     </w:p>
   </w:footnote>
@@ -32801,7 +32801,7 @@
           <w:szCs w:val="20"/>
           <w:rtl/>
         </w:rPr>
-        <w:t xml:space="preserve"> ابن إسحاق في "السيرة" (رواية ابن هشام)، والأزرقي في "أخبار مكة". الدرجة: مرسل — تتلقاه كتب السير والمغازي بالقبول.</w:t>
+        <w:t xml:space="preserve"> ابن إسحاق في "السيرة" (رواية ابن هشام)، والأزرقي في "أخبار مكة". الدرجة: مرسل.</w:t>
       </w:r>
     </w:p>
   </w:footnote>
@@ -32824,7 +32824,7 @@
           <w:szCs w:val="20"/>
           <w:rtl/>
         </w:rPr>
-        <w:t xml:space="preserve"> ابن إسحاق في "السيرة" (رواية ابن هشام)، وابن سعد في "الطبقات الكبرى"، وابن الكلبي في "الأصنام"، والأزرقي في "أخبار مكة". الدرجة: مرسل — تتلقاه كتب السير والمغازي بالقبول.</w:t>
+        <w:t xml:space="preserve"> ابن إسحاق في "السيرة" (رواية ابن هشام)، وابن سعد في "الطبقات الكبرى"، وابن الكلبي في "الأصنام"، والأزرقي في "أخبار مكة". الدرجة: مرسل.</w:t>
       </w:r>
     </w:p>
   </w:footnote>
@@ -32870,7 +32870,7 @@
           <w:szCs w:val="20"/>
           <w:rtl/>
         </w:rPr>
-        <w:t xml:space="preserve"> ابن إسحاق وابن هشام، السيرة؛ ابن الكلبي، الأصنام؛ الأزرقي، أخبار مكة. الدرجة: مرسل — تتلقاه كتب السير والمغازي بالقبول.</w:t>
+        <w:t xml:space="preserve"> ابن إسحاق وابن هشام، السيرة؛ ابن الكلبي، الأصنام؛ الأزرقي، أخبار مكة. الدرجة: مرسل.</w:t>
       </w:r>
     </w:p>
   </w:footnote>
@@ -33008,7 +33008,7 @@
           <w:szCs w:val="20"/>
           <w:rtl/>
         </w:rPr>
-        <w:t xml:space="preserve"> ابن إسحاق في "السيرة" بتهذيب ابن هشام، والأزرقي في "أخبار مكة". الدرجة: مرسل — تتلقاه كتب السير والمغازي بالقبول.</w:t>
+        <w:t xml:space="preserve"> ابن إسحاق في "السيرة" بتهذيب ابن هشام، والأزرقي في "أخبار مكة". الدرجة: مرسل.</w:t>
       </w:r>
     </w:p>
   </w:footnote>
@@ -33031,7 +33031,7 @@
           <w:szCs w:val="20"/>
           <w:rtl/>
         </w:rPr>
-        <w:t xml:space="preserve"> ابن هشام في "السيرة"، وابن سعد في "الطبقات الكبرى"، والأزرقي في "أخبار مكة". الدرجة: مرسل — تتلقاه كتب السير والمغازي بالقبول.</w:t>
+        <w:t xml:space="preserve"> ابن هشام في "السيرة"، وابن سعد في "الطبقات الكبرى"، والأزرقي في "أخبار مكة". الدرجة: مرسل.</w:t>
       </w:r>
     </w:p>
   </w:footnote>
@@ -33054,7 +33054,7 @@
           <w:szCs w:val="20"/>
           <w:rtl/>
         </w:rPr>
-        <w:t xml:space="preserve"> ابن هشام في "السيرة النبوية"، وابن سعد في "الطبقات الكبرى". الدرجة: مرسل — تتلقاه كتب السير والمغازي بالقبول.</w:t>
+        <w:t xml:space="preserve"> ابن هشام في "السيرة النبوية"، وابن سعد في "الطبقات الكبرى". الدرجة: مرسل.</w:t>
       </w:r>
     </w:p>
   </w:footnote>
@@ -33077,7 +33077,7 @@
           <w:szCs w:val="20"/>
           <w:rtl/>
         </w:rPr>
-        <w:t xml:space="preserve"> ابن سعد في "الطبقات الكبرى"، وابن هشام في "السيرة". الدرجة: مرسل — تتلقاه كتب السير والمغازي بالقبول.</w:t>
+        <w:t xml:space="preserve"> ابن سعد في "الطبقات الكبرى"، وابن هشام في "السيرة". الدرجة: مرسل.</w:t>
       </w:r>
     </w:p>
   </w:footnote>
@@ -33100,7 +33100,7 @@
           <w:szCs w:val="20"/>
           <w:rtl/>
         </w:rPr>
-        <w:t xml:space="preserve"> ابن هشام في "السيرة"، وابن سعد في "الطبقات الكبرى"، والأزرقي في "أخبار مكة". الدرجة: مرسل — تتلقاه كتب السير والمغازي بالقبول.</w:t>
+        <w:t xml:space="preserve"> ابن هشام في "السيرة"، وابن سعد في "الطبقات الكبرى"، والأزرقي في "أخبار مكة". الدرجة: مرسل.</w:t>
       </w:r>
     </w:p>
   </w:footnote>
@@ -33123,7 +33123,7 @@
           <w:szCs w:val="20"/>
           <w:rtl/>
         </w:rPr>
-        <w:t xml:space="preserve"> ابن هشام في "السيرة"، والأزرقي في "أخبار مكة". الدرجة: مرسل — تتلقاه كتب السير والمغازي بالقبول.</w:t>
+        <w:t xml:space="preserve"> ابن هشام في "السيرة"، والأزرقي في "أخبار مكة". الدرجة: مرسل.</w:t>
       </w:r>
     </w:p>
   </w:footnote>
@@ -33146,7 +33146,7 @@
           <w:szCs w:val="20"/>
           <w:rtl/>
         </w:rPr>
-        <w:t xml:space="preserve"> ابن هشام في "السيرة"، وابن سعد في "الطبقات الكبرى". الدرجة: مرسل — تتلقاه كتب السير والمغازي بالقبول.</w:t>
+        <w:t xml:space="preserve"> ابن هشام في "السيرة"، وابن سعد في "الطبقات الكبرى". الدرجة: مرسل.</w:t>
       </w:r>
     </w:p>
   </w:footnote>
@@ -33169,7 +33169,7 @@
           <w:szCs w:val="20"/>
           <w:rtl/>
         </w:rPr>
-        <w:t xml:space="preserve"> ابن هشام في "السيرة". الدرجة: مرسل — تتلقاه كتب السير والمغازي بالقبول.</w:t>
+        <w:t xml:space="preserve"> ابن هشام في "السيرة". الدرجة: مرسل.</w:t>
       </w:r>
     </w:p>
   </w:footnote>
@@ -33192,7 +33192,7 @@
           <w:szCs w:val="20"/>
           <w:rtl/>
         </w:rPr>
-        <w:t xml:space="preserve"> ابن إسحاق في "السيرة" (رواية ابن هشام)، وابن سعد في "الطبقات". الدرجة: مرسل — تتلقاه كتب السير والمغازي بالقبول.</w:t>
+        <w:t xml:space="preserve"> ابن إسحاق في "السيرة" (رواية ابن هشام)، وابن سعد في "الطبقات". الدرجة: مرسل.</w:t>
       </w:r>
     </w:p>
   </w:footnote>
@@ -33215,7 +33215,7 @@
           <w:szCs w:val="20"/>
           <w:rtl/>
         </w:rPr>
-        <w:t xml:space="preserve"> ابن هشام في "السيرة"، والأزرقي في "أخبار مكة"، وابن سعد في "الطبقات". الدرجة: مرسل — تتلقاه كتب السير والمغازي بالقبول.</w:t>
+        <w:t xml:space="preserve"> ابن هشام في "السيرة"، والأزرقي في "أخبار مكة"، وابن سعد في "الطبقات". الدرجة: مرسل.</w:t>
       </w:r>
     </w:p>
   </w:footnote>
@@ -33238,7 +33238,7 @@
           <w:szCs w:val="20"/>
           <w:rtl/>
         </w:rPr>
-        <w:t xml:space="preserve"> ابن إسحاق في "السيرة" (رواية ابن هشام). الدرجة: مرسل — تتلقاه كتب السير والمغازي بالقبول.</w:t>
+        <w:t xml:space="preserve"> ابن إسحاق في "السيرة" (رواية ابن هشام). الدرجة: مرسل.</w:t>
       </w:r>
     </w:p>
   </w:footnote>
@@ -33261,7 +33261,7 @@
           <w:szCs w:val="20"/>
           <w:rtl/>
         </w:rPr>
-        <w:t xml:space="preserve"> ابن إسحاق في "السيرة" بتهذيب ابن هشام، وابن سعد في "الطبقات الكبرى". الدرجة: مرسل — تتلقاه كتب السير والمغازي بالقبول.</w:t>
+        <w:t xml:space="preserve"> ابن إسحاق في "السيرة" بتهذيب ابن هشام، وابن سعد في "الطبقات الكبرى". الدرجة: مرسل.</w:t>
       </w:r>
     </w:p>
   </w:footnote>
@@ -33284,7 +33284,7 @@
           <w:szCs w:val="20"/>
           <w:rtl/>
         </w:rPr>
-        <w:t xml:space="preserve"> ابن سعد، الطبقات الكبرى؛ ابن هشام، السيرة؛ ابن كثير، البداية والنهاية. الدرجة: مرسل — تتلقاه كتب السير والمغازي بالقبول.</w:t>
+        <w:t xml:space="preserve"> ابن سعد، الطبقات الكبرى؛ ابن هشام، السيرة؛ ابن كثير، البداية والنهاية. الدرجة: مرسل.</w:t>
       </w:r>
     </w:p>
   </w:footnote>
@@ -33330,7 +33330,7 @@
           <w:szCs w:val="20"/>
           <w:rtl/>
         </w:rPr>
-        <w:t xml:space="preserve"> ابن إسحاق في "السيرة" بتهذيب ابن هشام، وابن سعد في "الطبقات". الدرجة: مرسل — تتلقاه كتب السير والمغازي بالقبول.</w:t>
+        <w:t xml:space="preserve"> ابن إسحاق في "السيرة" بتهذيب ابن هشام، وابن سعد في "الطبقات". الدرجة: مرسل.</w:t>
       </w:r>
     </w:p>
   </w:footnote>
@@ -33353,7 +33353,7 @@
           <w:szCs w:val="20"/>
           <w:rtl/>
         </w:rPr>
-        <w:t xml:space="preserve"> ابن هشام، السيرة؛ ابن سعد، الطبقات الكبرى؛ ابن كثير، البداية والنهاية. الدرجة: مرسل — تتلقاه كتب السير والمغازي بالقبول.</w:t>
+        <w:t xml:space="preserve"> ابن هشام، السيرة؛ ابن سعد، الطبقات الكبرى؛ ابن كثير، البداية والنهاية. الدرجة: مرسل.</w:t>
       </w:r>
     </w:p>
   </w:footnote>
@@ -33376,7 +33376,7 @@
           <w:szCs w:val="20"/>
           <w:rtl/>
         </w:rPr>
-        <w:t xml:space="preserve"> ابن إسحاق وابن سعد. الدرجة: مرسل — تتلقاه كتب السير والمغازي بالقبول.</w:t>
+        <w:t xml:space="preserve"> ابن إسحاق وابن سعد. الدرجة: مرسل.</w:t>
       </w:r>
     </w:p>
   </w:footnote>
@@ -33399,7 +33399,7 @@
           <w:szCs w:val="20"/>
           <w:rtl/>
         </w:rPr>
-        <w:t xml:space="preserve"> ابن سعد، الطبقات الكبرى. الدرجة: مرسل — تتلقاه كتب السير والمغازي بالقبول.</w:t>
+        <w:t xml:space="preserve"> ابن سعد، الطبقات الكبرى. الدرجة: مرسل.</w:t>
       </w:r>
     </w:p>
   </w:footnote>
@@ -33422,7 +33422,7 @@
           <w:szCs w:val="20"/>
           <w:rtl/>
         </w:rPr>
-        <w:t xml:space="preserve"> ابن إسحاق في "السيرة" بتهذيب ابن هشام، وابن سعد. الدرجة: مرسل — تتلقاه كتب السير والمغازي بالقبول.</w:t>
+        <w:t xml:space="preserve"> ابن إسحاق في "السيرة" بتهذيب ابن هشام، وابن سعد. الدرجة: مرسل.</w:t>
       </w:r>
     </w:p>
   </w:footnote>
@@ -33514,7 +33514,7 @@
           <w:szCs w:val="20"/>
           <w:rtl/>
         </w:rPr>
-        <w:t xml:space="preserve"> ابن إسحاق مطوّلًا، ونقله ابن كثير. الدرجة: مرسل — تتلقاه كتب السير والمغازي بالقبول.</w:t>
+        <w:t xml:space="preserve"> ابن إسحاق مطوّلًا، ونقله ابن كثير. الدرجة: مرسل.</w:t>
       </w:r>
     </w:p>
   </w:footnote>
@@ -33537,7 +33537,7 @@
           <w:szCs w:val="20"/>
           <w:rtl/>
         </w:rPr>
-        <w:t xml:space="preserve"> ابن إسحاق. الدرجة: مرسل — تتلقاه كتب السير والمغازي بالقبول.</w:t>
+        <w:t xml:space="preserve"> ابن إسحاق. الدرجة: مرسل.</w:t>
       </w:r>
     </w:p>
   </w:footnote>
@@ -33560,7 +33560,7 @@
           <w:szCs w:val="20"/>
           <w:rtl/>
         </w:rPr>
-        <w:t xml:space="preserve"> ابن إسحاق وابن سعد. الدرجة: مرسل — تتلقاه كتب السير والمغازي بالقبول.</w:t>
+        <w:t xml:space="preserve"> ابن إسحاق وابن سعد. الدرجة: مرسل.</w:t>
       </w:r>
     </w:p>
   </w:footnote>
@@ -33583,7 +33583,7 @@
           <w:szCs w:val="20"/>
           <w:rtl/>
         </w:rPr>
-        <w:t xml:space="preserve"> ابن إسحاق، السيرة. الدرجة: مرسل — تتلقاه كتب السير والمغازي بالقبول.</w:t>
+        <w:t xml:space="preserve"> ابن إسحاق، السيرة. الدرجة: مرسل.</w:t>
       </w:r>
     </w:p>
   </w:footnote>
@@ -33606,7 +33606,7 @@
           <w:szCs w:val="20"/>
           <w:rtl/>
         </w:rPr>
-        <w:t xml:space="preserve"> ابن إسحاق وابن هشام، السيرة؛ ابن كثير، البداية والنهاية. الدرجة: مرسل — تتلقاه كتب السير والمغازي بالقبول.</w:t>
+        <w:t xml:space="preserve"> ابن إسحاق وابن هشام، السيرة؛ ابن كثير، البداية والنهاية. الدرجة: مرسل.</w:t>
       </w:r>
     </w:p>
   </w:footnote>
@@ -33629,7 +33629,7 @@
           <w:szCs w:val="20"/>
           <w:rtl/>
         </w:rPr>
-        <w:t xml:space="preserve"> ابن إسحاق في "السيرة" بتهذيب ابن هشام، ونقله ابن كثير في "البداية والنهاية". الدرجة: مرسل — تتلقاه كتب السير والمغازي بالقبول.</w:t>
+        <w:t xml:space="preserve"> ابن إسحاق في "السيرة" بتهذيب ابن هشام، ونقله ابن كثير في "البداية والنهاية". الدرجة: مرسل.</w:t>
       </w:r>
     </w:p>
   </w:footnote>
@@ -33652,7 +33652,7 @@
           <w:szCs w:val="20"/>
           <w:rtl/>
         </w:rPr>
-        <w:t xml:space="preserve"> ابن إسحاق، وابن كثير. الدرجة: مرسل — تتلقاه كتب السير والمغازي بالقبول.</w:t>
+        <w:t xml:space="preserve"> ابن إسحاق، وابن كثير. الدرجة: مرسل.</w:t>
       </w:r>
     </w:p>
   </w:footnote>
@@ -33675,7 +33675,7 @@
           <w:szCs w:val="20"/>
           <w:rtl/>
         </w:rPr>
-        <w:t xml:space="preserve"> ابن إسحاق، السيرة؛ روايات ابن عباس وعكرمة في كتب التفسير. الدرجة: مرسل — تتلقاه كتب السير والمغازي بالقبول.</w:t>
+        <w:t xml:space="preserve"> ابن إسحاق، السيرة؛ روايات ابن عباس وعكرمة في كتب التفسير. الدرجة: مرسل.</w:t>
       </w:r>
     </w:p>
   </w:footnote>
@@ -33744,7 +33744,7 @@
           <w:szCs w:val="20"/>
           <w:rtl/>
         </w:rPr>
-        <w:t xml:space="preserve"> ابن سعد، الطبقات الكبرى. الدرجة: مرسل — تتلقاه كتب السير والمغازي بالقبول.</w:t>
+        <w:t xml:space="preserve"> ابن سعد، الطبقات الكبرى. الدرجة: مرسل.</w:t>
       </w:r>
     </w:p>
   </w:footnote>
@@ -33767,7 +33767,7 @@
           <w:szCs w:val="20"/>
           <w:rtl/>
         </w:rPr>
-        <w:t xml:space="preserve"> مسند أحمد (١٧١٥٠)؛ صحيح ابن حبان (٦٤٠٤)؛ المستدرك للحاكم. الدرجة: حسن — انظر تخريجه في مظانّه.</w:t>
+        <w:t xml:space="preserve"> مسند أحمد (١٧١٥٠)؛ صحيح ابن حبان (٦٤٠٤)؛ المستدرك للحاكم. الدرجة: حسنٌ صحيحٌ بمجموع طرقه وشواهده.</w:t>
       </w:r>
     </w:p>
   </w:footnote>
@@ -33790,7 +33790,7 @@
           <w:szCs w:val="20"/>
           <w:rtl/>
         </w:rPr>
-        <w:t xml:space="preserve"> ابن إسحاق، السيرة؛ ابن سعد، الطبقات الكبرى؛ ابن كثير، البداية والنهاية. الدرجة: مرسل — تتلقاه كتب السير والمغازي بالقبول.</w:t>
+        <w:t xml:space="preserve"> ابن إسحاق، السيرة؛ ابن سعد، الطبقات الكبرى؛ ابن كثير، البداية والنهاية. الدرجة: مرسل.</w:t>
       </w:r>
     </w:p>
   </w:footnote>
@@ -33813,7 +33813,7 @@
           <w:szCs w:val="20"/>
           <w:rtl/>
         </w:rPr>
-        <w:t xml:space="preserve"> ابن إسحاق؛ وابن سعد. الدرجة: مرسل — تتلقاه كتب السير والمغازي بالقبول.</w:t>
+        <w:t xml:space="preserve"> ابن إسحاق؛ وابن سعد. الدرجة: مرسل.</w:t>
       </w:r>
     </w:p>
   </w:footnote>
@@ -33836,7 +33836,7 @@
           <w:szCs w:val="20"/>
           <w:rtl/>
         </w:rPr>
-        <w:t xml:space="preserve"> ابن إسحاق؛ وابن سعد؛ والبيهقيّ في "دلائل النبوة". الدرجة: مرسل — تتلقاه كتب السير والمغازي بالقبول.</w:t>
+        <w:t xml:space="preserve"> ابن إسحاق؛ وابن سعد؛ والبيهقيّ في "دلائل النبوة". الدرجة: مرسل.</w:t>
       </w:r>
     </w:p>
   </w:footnote>
@@ -33859,7 +33859,7 @@
           <w:szCs w:val="20"/>
           <w:rtl/>
         </w:rPr>
-        <w:t xml:space="preserve"> ابن إسحاق؛ والبيهقيّ في "دلائل النبوة". الدرجة: مرسل — تتلقاه كتب السير والمغازي بالقبول.</w:t>
+        <w:t xml:space="preserve"> ابن إسحاق؛ والبيهقيّ في "دلائل النبوة". الدرجة: مرسل.</w:t>
       </w:r>
     </w:p>
   </w:footnote>
@@ -33928,7 +33928,7 @@
           <w:szCs w:val="20"/>
           <w:rtl/>
         </w:rPr>
-        <w:t xml:space="preserve"> ابن سعد، الطبقات الكبرى؛ ابن إسحاق، السيرة. الدرجة: مرسل — تتلقاه كتب السير والمغازي بالقبول.</w:t>
+        <w:t xml:space="preserve"> ابن سعد، الطبقات الكبرى؛ ابن إسحاق، السيرة. الدرجة: مرسل.</w:t>
       </w:r>
     </w:p>
   </w:footnote>
@@ -33951,7 +33951,7 @@
           <w:szCs w:val="20"/>
           <w:rtl/>
         </w:rPr>
-        <w:t xml:space="preserve"> الطبقات الكبرى لابن سعد. الدرجة: مرسل — تتلقاه كتب السير والمغازي بالقبول.</w:t>
+        <w:t xml:space="preserve"> الطبقات الكبرى لابن سعد. الدرجة: مرسل.</w:t>
       </w:r>
     </w:p>
   </w:footnote>
@@ -33974,7 +33974,7 @@
           <w:szCs w:val="20"/>
           <w:rtl/>
         </w:rPr>
-        <w:t xml:space="preserve"> ابن إسحاق في "السيرة" (رواية ابن هشام). الدرجة: مرسل — تتلقاه كتب السير والمغازي بالقبول.</w:t>
+        <w:t xml:space="preserve"> ابن إسحاق في "السيرة" (رواية ابن هشام). الدرجة: مرسل.</w:t>
       </w:r>
     </w:p>
   </w:footnote>
@@ -33997,7 +33997,7 @@
           <w:szCs w:val="20"/>
           <w:rtl/>
         </w:rPr>
-        <w:t xml:space="preserve"> ابن سعد، الطبقات الكبرى. الدرجة: مرسل — تتلقاه كتب السير والمغازي بالقبول.</w:t>
+        <w:t xml:space="preserve"> ابن سعد، الطبقات الكبرى. الدرجة: مرسل.</w:t>
       </w:r>
     </w:p>
   </w:footnote>
@@ -34020,7 +34020,7 @@
           <w:szCs w:val="20"/>
           <w:rtl/>
         </w:rPr>
-        <w:t xml:space="preserve"> ابن إسحاق في "السيرة" (رواية ابن هشام)، والطبقات الكبرى لابن سعد. الدرجة: مرسل — تتلقاه كتب السير والمغازي بالقبول.</w:t>
+        <w:t xml:space="preserve"> ابن إسحاق في "السيرة" (رواية ابن هشام)، والطبقات الكبرى لابن سعد. الدرجة: مرسل.</w:t>
       </w:r>
     </w:p>
   </w:footnote>
@@ -34043,7 +34043,7 @@
           <w:szCs w:val="20"/>
           <w:rtl/>
         </w:rPr>
-        <w:t xml:space="preserve"> ابن إسحاق في "السيرة"، والطبقات الكبرى لابن سعد. الدرجة: مرسل — تتلقاه كتب السير والمغازي بالقبول.</w:t>
+        <w:t xml:space="preserve"> ابن إسحاق في "السيرة"، والطبقات الكبرى لابن سعد. الدرجة: مرسل.</w:t>
       </w:r>
     </w:p>
   </w:footnote>
@@ -34089,7 +34089,7 @@
           <w:szCs w:val="20"/>
           <w:rtl/>
         </w:rPr>
-        <w:t xml:space="preserve"> جامع الترمذي (٣٦٢٠). الدرجة: حسن — انظر تخريجه في مظانّه.</w:t>
+        <w:t xml:space="preserve"> جامع الترمذي (٣٦٢٠). الدرجة: حسن — قال الترمذي: حسن غريب، ورجاله ثقات وصححه جماعة من المحققين؛ وزيادة ذكر بلال معلولة أخطأها الأئمة، وسيق المتن خاليا منها.</w:t>
       </w:r>
     </w:p>
   </w:footnote>
@@ -34112,7 +34112,7 @@
           <w:szCs w:val="20"/>
           <w:rtl/>
         </w:rPr>
-        <w:t xml:space="preserve"> ابن إسحاق في "السيرة" بتهذيب ابن هشام، وابن سيد الناس في "عيون الأثر". الدرجة: مرسل — تتلقاه كتب السير والمغازي بالقبول.</w:t>
+        <w:t xml:space="preserve"> ابن إسحاق في "السيرة" بتهذيب ابن هشام، وابن سيد الناس في "عيون الأثر". الدرجة: مرسل.</w:t>
       </w:r>
     </w:p>
   </w:footnote>
@@ -34135,7 +34135,7 @@
           <w:szCs w:val="20"/>
           <w:rtl/>
         </w:rPr>
-        <w:t xml:space="preserve"> ابن إسحاق، السيرة بتهذيب ابن هشام؛ ابن كثير، البداية والنهاية. الدرجة: مرسل — تتلقاه كتب السير والمغازي بالقبول.</w:t>
+        <w:t xml:space="preserve"> ابن إسحاق، السيرة بتهذيب ابن هشام؛ ابن كثير، البداية والنهاية. الدرجة: مرسل.</w:t>
       </w:r>
     </w:p>
   </w:footnote>
@@ -34158,7 +34158,7 @@
           <w:szCs w:val="20"/>
           <w:rtl/>
         </w:rPr>
-        <w:t xml:space="preserve"> ابن هشام في "السيرة". الدرجة: مرسل — تتلقاه كتب السير والمغازي بالقبول.</w:t>
+        <w:t xml:space="preserve"> ابن هشام في "السيرة". الدرجة: مرسل.</w:t>
       </w:r>
     </w:p>
   </w:footnote>
@@ -34181,7 +34181,7 @@
           <w:szCs w:val="20"/>
           <w:rtl/>
         </w:rPr>
-        <w:t xml:space="preserve"> السهيلي، الروض الأنف؛ ابن كثير، البداية والنهاية. الدرجة: مرسل — تتلقاه كتب السير والمغازي بالقبول.</w:t>
+        <w:t xml:space="preserve"> السهيلي، الروض الأنف؛ ابن كثير، البداية والنهاية. الدرجة: مرسل.</w:t>
       </w:r>
     </w:p>
   </w:footnote>
@@ -34204,7 +34204,7 @@
           <w:szCs w:val="20"/>
           <w:rtl/>
         </w:rPr>
-        <w:t xml:space="preserve"> ابن إسحاق بتهذيب ابن هشام، وابن سعد في "الطبقات الكبرى". الدرجة: مرسل — تتلقاه كتب السير والمغازي بالقبول.</w:t>
+        <w:t xml:space="preserve"> ابن إسحاق بتهذيب ابن هشام، وابن سعد في "الطبقات الكبرى". الدرجة: مرسل.</w:t>
       </w:r>
     </w:p>
   </w:footnote>
@@ -34227,7 +34227,7 @@
           <w:szCs w:val="20"/>
           <w:rtl/>
         </w:rPr>
-        <w:t xml:space="preserve"> ابن إسحاق في "السيرة" بتهذيب ابن هشام، وابن سعد في "الطبقات الكبرى". الدرجة: مرسل — تتلقاه كتب السير والمغازي بالقبول.</w:t>
+        <w:t xml:space="preserve"> ابن إسحاق في "السيرة" بتهذيب ابن هشام، وابن سعد في "الطبقات الكبرى". الدرجة: مرسل.</w:t>
       </w:r>
     </w:p>
   </w:footnote>
@@ -34250,7 +34250,7 @@
           <w:szCs w:val="20"/>
           <w:rtl/>
         </w:rPr>
-        <w:t xml:space="preserve"> ابن إسحاق، وابن سعد. الدرجة: مرسل — تتلقاه كتب السير والمغازي بالقبول.</w:t>
+        <w:t xml:space="preserve"> ابن إسحاق، وابن سعد. الدرجة: مرسل.</w:t>
       </w:r>
     </w:p>
   </w:footnote>
@@ -34273,7 +34273,7 @@
           <w:szCs w:val="20"/>
           <w:rtl/>
         </w:rPr>
-        <w:t xml:space="preserve"> ابن إسحاق. الدرجة: مرسل — تتلقاه كتب السير والمغازي بالقبول.</w:t>
+        <w:t xml:space="preserve"> ابن إسحاق. الدرجة: مرسل.</w:t>
       </w:r>
     </w:p>
   </w:footnote>
@@ -34296,7 +34296,7 @@
           <w:szCs w:val="20"/>
           <w:rtl/>
         </w:rPr>
-        <w:t xml:space="preserve"> ابن سعد في "الطبقات الكبرى" عن نفيسة بنت مُنية. الدرجة: مرسل — تتلقاه كتب السير والمغازي بالقبول.</w:t>
+        <w:t xml:space="preserve"> ابن سعد في "الطبقات الكبرى" عن نفيسة بنت مُنية. الدرجة: مرسل.</w:t>
       </w:r>
     </w:p>
   </w:footnote>
@@ -34319,7 +34319,7 @@
           <w:szCs w:val="20"/>
           <w:rtl/>
         </w:rPr>
-        <w:t xml:space="preserve"> ابن إسحاق، السيرة؛ ابن سعد، الطبقات الكبرى. الدرجة: مرسل — تتلقاه كتب السير والمغازي بالقبول.</w:t>
+        <w:t xml:space="preserve"> ابن إسحاق، السيرة؛ ابن سعد، الطبقات الكبرى. الدرجة: مرسل.</w:t>
       </w:r>
     </w:p>
   </w:footnote>
@@ -34342,7 +34342,7 @@
           <w:szCs w:val="20"/>
           <w:rtl/>
         </w:rPr>
-        <w:t xml:space="preserve"> ابن سعد وغيره. الدرجة: مرسل — تتلقاه كتب السير والمغازي بالقبول.</w:t>
+        <w:t xml:space="preserve"> ابن سعد وغيره. الدرجة: مرسل.</w:t>
       </w:r>
     </w:p>
   </w:footnote>
@@ -34365,7 +34365,7 @@
           <w:szCs w:val="20"/>
           <w:rtl/>
         </w:rPr>
-        <w:t xml:space="preserve"> ابن سعد، الطبقات الكبرى؛ ابن إسحاق، السيرة؛ ابن عبد البر، الاستيعاب. الدرجة: مرسل — تتلقاه كتب السير والمغازي بالقبول.</w:t>
+        <w:t xml:space="preserve"> ابن سعد، الطبقات الكبرى؛ ابن إسحاق، السيرة؛ ابن عبد البر، الاستيعاب. الدرجة: مرسل.</w:t>
       </w:r>
     </w:p>
   </w:footnote>
@@ -34388,7 +34388,7 @@
           <w:szCs w:val="20"/>
           <w:rtl/>
         </w:rPr>
-        <w:t xml:space="preserve"> ابن سعد، الطبقات الكبرى؛ ابن سيد الناس، عيون الأثر. الدرجة: مرسل — تتلقاه كتب السير والمغازي بالقبول.</w:t>
+        <w:t xml:space="preserve"> ابن سعد، الطبقات الكبرى؛ ابن سيد الناس، عيون الأثر. الدرجة: مرسل.</w:t>
       </w:r>
     </w:p>
   </w:footnote>
@@ -34411,7 +34411,7 @@
           <w:szCs w:val="20"/>
           <w:rtl/>
         </w:rPr>
-        <w:t xml:space="preserve"> ابن إسحاق في "السيرة" (سيرة ابن هشام)، وابن سعد في "الطبقات الكبرى". الدرجة: مرسل — تتلقاه كتب السير والمغازي بالقبول.</w:t>
+        <w:t xml:space="preserve"> ابن إسحاق في "السيرة" (سيرة ابن هشام)، وابن سعد في "الطبقات الكبرى". الدرجة: مرسل.</w:t>
       </w:r>
     </w:p>
   </w:footnote>
@@ -34434,7 +34434,7 @@
           <w:szCs w:val="20"/>
           <w:rtl/>
         </w:rPr>
-        <w:t xml:space="preserve"> ابن سعد، الطبقات الكبرى؛ ابن إسحاق، السيرة؛ ابن كثير، البداية والنهاية. الدرجة: مرسل — تتلقاه كتب السير والمغازي بالقبول.</w:t>
+        <w:t xml:space="preserve"> ابن سعد، الطبقات الكبرى؛ ابن إسحاق، السيرة؛ ابن كثير، البداية والنهاية. الدرجة: مرسل.</w:t>
       </w:r>
     </w:p>
   </w:footnote>
@@ -34457,7 +34457,7 @@
           <w:szCs w:val="20"/>
           <w:rtl/>
         </w:rPr>
-        <w:t xml:space="preserve"> ابن إسحاق، السيرة؛ ابن سعد، الطبقات الكبرى؛ ابن عبد البر، الاستيعاب؛ ابن كثير، البداية والنهاية. الدرجة: مرسل — تتلقاه كتب السير والمغازي بالقبول.</w:t>
+        <w:t xml:space="preserve"> ابن إسحاق، السيرة؛ ابن سعد، الطبقات الكبرى؛ ابن عبد البر، الاستيعاب؛ ابن كثير، البداية والنهاية. الدرجة: مرسل.</w:t>
       </w:r>
     </w:p>
   </w:footnote>
@@ -34480,7 +34480,7 @@
           <w:szCs w:val="20"/>
           <w:rtl/>
         </w:rPr>
-        <w:t xml:space="preserve"> ابن إسحاق وابن سعد في "الطبقات الكبرى". الدرجة: مرسل — تتلقاه كتب السير والمغازي بالقبول.</w:t>
+        <w:t xml:space="preserve"> ابن إسحاق وابن سعد في "الطبقات الكبرى". الدرجة: مرسل.</w:t>
       </w:r>
     </w:p>
   </w:footnote>
@@ -34503,7 +34503,7 @@
           <w:szCs w:val="20"/>
           <w:rtl/>
         </w:rPr>
-        <w:t xml:space="preserve"> ابن سعد في "الطبقات الكبرى"، وابن إسحاق (سيرة ابن هشام). الدرجة: مرسل — تتلقاه كتب السير والمغازي بالقبول.</w:t>
+        <w:t xml:space="preserve"> ابن سعد في "الطبقات الكبرى"، وابن إسحاق (سيرة ابن هشام). الدرجة: مرسل.</w:t>
       </w:r>
     </w:p>
   </w:footnote>
@@ -34526,7 +34526,7 @@
           <w:szCs w:val="20"/>
           <w:rtl/>
         </w:rPr>
-        <w:t xml:space="preserve"> ابن سعد في "الطبقات الكبرى"، وابن إسحاق. الدرجة: مرسل — تتلقاه كتب السير والمغازي بالقبول.</w:t>
+        <w:t xml:space="preserve"> ابن سعد في "الطبقات الكبرى"، وابن إسحاق. الدرجة: مرسل.</w:t>
       </w:r>
     </w:p>
   </w:footnote>
@@ -34572,7 +34572,7 @@
           <w:szCs w:val="20"/>
           <w:rtl/>
         </w:rPr>
-        <w:t xml:space="preserve"> ابن إسحاق في "السيرة" (سيرة ابن هشام). الدرجة: مرسل — تتلقاه كتب السير والمغازي بالقبول.</w:t>
+        <w:t xml:space="preserve"> ابن إسحاق في "السيرة" (سيرة ابن هشام). الدرجة: مرسل.</w:t>
       </w:r>
     </w:p>
   </w:footnote>
@@ -34595,7 +34595,7 @@
           <w:szCs w:val="20"/>
           <w:rtl/>
         </w:rPr>
-        <w:t xml:space="preserve"> ابن سعد في "الطبقات الكبرى"، وابن إسحاق، وابن عبد البر في "الاستيعاب". الدرجة: مرسل — تتلقاه كتب السير والمغازي بالقبول.</w:t>
+        <w:t xml:space="preserve"> ابن سعد في "الطبقات الكبرى"، وابن إسحاق، وابن عبد البر في "الاستيعاب". الدرجة: مرسل.</w:t>
       </w:r>
     </w:p>
   </w:footnote>
@@ -34618,7 +34618,7 @@
           <w:szCs w:val="20"/>
           <w:rtl/>
         </w:rPr>
-        <w:t xml:space="preserve"> ابن إسحاق في "السيرة" بتهذيب ابن هشام، وابن سعد في "الطبقات". الدرجة: مرسل — تتلقاه كتب السير والمغازي بالقبول.</w:t>
+        <w:t xml:space="preserve"> ابن إسحاق في "السيرة" بتهذيب ابن هشام، وابن سعد في "الطبقات". الدرجة: مرسل.</w:t>
       </w:r>
     </w:p>
   </w:footnote>
@@ -34641,7 +34641,7 @@
           <w:szCs w:val="20"/>
           <w:rtl/>
         </w:rPr>
-        <w:t xml:space="preserve"> ابن إسحاق. الدرجة: مرسل — تتلقاه كتب السير والمغازي بالقبول.</w:t>
+        <w:t xml:space="preserve"> ابن إسحاق. الدرجة: مرسل.</w:t>
       </w:r>
     </w:p>
   </w:footnote>
@@ -34687,7 +34687,7 @@
           <w:szCs w:val="20"/>
           <w:rtl/>
         </w:rPr>
-        <w:t xml:space="preserve"> ابن إسحاق في "السيرة" (رواية ابن هشام). الدرجة: مرسل — تتلقاه كتب السير والمغازي بالقبول.</w:t>
+        <w:t xml:space="preserve"> ابن إسحاق في "السيرة" (رواية ابن هشام). الدرجة: مرسل.</w:t>
       </w:r>
     </w:p>
   </w:footnote>
@@ -34710,7 +34710,7 @@
           <w:szCs w:val="20"/>
           <w:rtl/>
         </w:rPr>
-        <w:t xml:space="preserve"> ابن إسحاق في "السيرة" بتهذيب ابن هشام. الدرجة: مرسل — تتلقاه كتب السير والمغازي بالقبول.</w:t>
+        <w:t xml:space="preserve"> ابن إسحاق في "السيرة" بتهذيب ابن هشام. الدرجة: مرسل.</w:t>
       </w:r>
     </w:p>
   </w:footnote>
@@ -34802,7 +34802,7 @@
           <w:szCs w:val="20"/>
           <w:rtl/>
         </w:rPr>
-        <w:t xml:space="preserve"> كتب السيرة في أخبار ما قبل المبعث. الدرجة: مرسل — تتلقاه كتب السير والمغازي بالقبول.</w:t>
+        <w:t xml:space="preserve"> كتب السيرة في أخبار ما قبل المبعث. الدرجة: مرسل — من أخبار أهل السير، ذكروا وفاته قبل المبعث بنحو خمس سنين.</w:t>
       </w:r>
     </w:p>
   </w:footnote>
@@ -34871,7 +34871,7 @@
           <w:szCs w:val="20"/>
           <w:rtl/>
         </w:rPr>
-        <w:t xml:space="preserve"> ابن إسحاق، السيرة (رواية ابن هشام)؛ ابن سعد، الطبقات الكبرى؛ ابن حجر، فتح الباري. الدرجة: مرسل — تتلقاه كتب السير والمغازي بالقبول.</w:t>
+        <w:t xml:space="preserve"> ابن إسحاق، السيرة (رواية ابن هشام)؛ ابن سعد، الطبقات الكبرى؛ ابن حجر، فتح الباري. الدرجة: متفق عليه في أصله — حديث عائشة في الصحيحين؛ وتفصيل مدة المجاورة عند أهل السير.</w:t>
       </w:r>
     </w:p>
   </w:footnote>
@@ -35078,7 +35078,7 @@
           <w:szCs w:val="20"/>
           <w:rtl/>
         </w:rPr>
-        <w:t xml:space="preserve"> ابن إسحاق، السيرة (رواية ابن هشام)، خبر ابن الهيبان. الدرجة: مرسل — تتلقاه كتب السير والمغازي بالقبول.</w:t>
+        <w:t xml:space="preserve"> ابن إسحاق، السيرة (رواية ابن هشام)، خبر ابن الهيبان. الدرجة: حسن عند أهل السير — رواه ابن إسحاق عن عاصم بن عمر بن قتادة عن أشياخ من قومه.</w:t>
       </w:r>
     </w:p>
   </w:footnote>
@@ -36113,7 +36113,7 @@
           <w:szCs w:val="20"/>
           <w:rtl/>
         </w:rPr>
-        <w:t xml:space="preserve"> ابن إسحاق، السيرة (رواية ابن هشام)؛ وأهل التفسير عند آية الحجر. الدرجة: مرسل — تتلقاه كتب السير والمغازي بالقبول.</w:t>
+        <w:t xml:space="preserve"> ابن إسحاق، السيرة (رواية ابن هشام)؛ وأهل التفسير عند آية الحجر. الدرجة: مرسل؛ وأصل كفاية المستهزئين قطعي بنص آية الحجر (٩٥).</w:t>
       </w:r>
     </w:p>
   </w:footnote>
@@ -36987,7 +36987,7 @@
           <w:szCs w:val="20"/>
           <w:rtl/>
         </w:rPr>
-        <w:t xml:space="preserve"> تتمة حديث جابر المتقدم: سنن أبي داود (٤٧٣٤). الدرجة: حسن — انظر تخريجه في مظانّه.</w:t>
+        <w:t xml:space="preserve"> تتمة حديث جابر المتقدم: سنن أبي داود (٤٧٣٤). الدرجة: صحيح — ثبته ابن تيمية وصححه الألباني.</w:t>
       </w:r>
     </w:p>
   </w:footnote>
@@ -37470,7 +37470,7 @@
           <w:szCs w:val="20"/>
           <w:rtl/>
         </w:rPr>
-        <w:t xml:space="preserve"> ابن إسحاق، السيرة (رواية ابن هشام) بإسناده عن عاصم بن عمر بن قتادة. الدرجة: مرسل — تتلقاه كتب السير والمغازي بالقبول.</w:t>
+        <w:t xml:space="preserve"> ابن إسحاق، السيرة (رواية ابن هشام) بإسناده عن عاصم بن عمر بن قتادة. الدرجة: حسن — بإسناد ابن إسحاق عن عاصم بن عمر بن قتادة، واعتمده أهل السير.</w:t>
       </w:r>
     </w:p>
   </w:footnote>
@@ -38045,7 +38045,7 @@
           <w:szCs w:val="20"/>
           <w:rtl/>
         </w:rPr>
-        <w:t xml:space="preserve"> ابن سعد، الطبقات الكبرى، في صفة الحجر. الدرجة: حسنٌ بمجموع الطرق.</w:t>
+        <w:t xml:space="preserve"> ابن سعد، الطبقات الكبرى، في صفة الحجر. الدرجة: حسنٌ بمجموع الطرق؛ وأصلُ تلاصق الحُجَر بالمسجد متواترٌ عملًا ومشاهدةً.</w:t>
       </w:r>
     </w:p>
   </w:footnote>
@@ -38091,7 +38091,7 @@
           <w:szCs w:val="20"/>
           <w:rtl/>
         </w:rPr>
-        <w:t xml:space="preserve"> أصل المؤاخاة في الصحيحين من حديث أنس وابن عباس؛ وتفصيل التسعين عند ابن إسحاق وابن سعد. الدرجة: أصلُ المؤاخاة صحيحٌ متفقٌ عليه.</w:t>
+        <w:t xml:space="preserve"> أصل المؤاخاة في الصحيحين من حديث أنس وابن عباس؛ وتفصيل التسعين عند ابن إسحاق وابن سعد. الدرجة: أصلُ المؤاخاة صحيحٌ متفقٌ عليه؛ والعددُ والتسميةُ حسنٌ عند أهل السير.</w:t>
       </w:r>
     </w:p>
   </w:footnote>
@@ -38298,7 +38298,7 @@
           <w:szCs w:val="20"/>
           <w:rtl/>
         </w:rPr>
-        <w:t xml:space="preserve"> نص الصحيفة عند ابن إسحاق، السيرة (رواية ابن هشام)، وتلقاها أهل السير والفقه بالقبول. الدرجة: حسنٌ بشواهده في جملته.</w:t>
+        <w:t xml:space="preserve"> نص الصحيفة عند ابن إسحاق، السيرة (رواية ابن هشام)، وتلقاها أهل السير والفقه بالقبول. الدرجة: حسنٌ بشواهده في جملته؛ وأصلُ وجود كتابٍ نبويٍّ جامعٍ ثابتٌ في الصحيح.</w:t>
       </w:r>
     </w:p>
   </w:footnote>
@@ -38643,7 +38643,7 @@
           <w:szCs w:val="20"/>
           <w:rtl/>
         </w:rPr>
-        <w:t xml:space="preserve"> ابن إسحاق، السيرة (رواية ابن هشام)؛ وأهل المغازي. الدرجة: أصلُها صحيح.</w:t>
+        <w:t xml:space="preserve"> ابن إسحاق، السيرة (رواية ابن هشام)؛ وأهل المغازي. الدرجة: أصلُها صحيح؛ والتفاصيلُ العددية حسنةٌ عند أهل المغازي.</w:t>
       </w:r>
     </w:p>
   </w:footnote>
@@ -38689,7 +38689,7 @@
           <w:szCs w:val="20"/>
           <w:rtl/>
         </w:rPr>
-        <w:t xml:space="preserve"> ابن إسحاق، السيرة (رواية ابن هشام). الدرجة: أصلُها صحيح.</w:t>
+        <w:t xml:space="preserve"> ابن إسحاق، السيرة (رواية ابن هشام). الدرجة: أصلُها صحيح؛ والتفاصيلُ العددية حسنةٌ عند أهل المغازي.</w:t>
       </w:r>
     </w:p>
   </w:footnote>
@@ -38781,7 +38781,7 @@
           <w:szCs w:val="20"/>
           <w:rtl/>
         </w:rPr>
-        <w:t xml:space="preserve"> ابن إسحاق، السيرة (رواية ابن هشام). الدرجة: أصلُه صحيح.</w:t>
+        <w:t xml:space="preserve"> ابن إسحاق، السيرة (رواية ابن هشام). الدرجة: أصلُه صحيح؛ وتعليلُ الإرادة حسنٌ عند أهل السير.</w:t>
       </w:r>
     </w:p>
   </w:footnote>
@@ -39057,7 +39057,7 @@
           <w:szCs w:val="20"/>
           <w:rtl/>
         </w:rPr>
-        <w:t xml:space="preserve"> ابن إسحاق؛ وصورة المبارزة عند أبي داود (٢٦٦٥) بسند صحيح عن علي رضي الله عنه. الدرجة: صحيحٌ بأصله.</w:t>
+        <w:t xml:space="preserve"> ابن إسحاق؛ وصورة المبارزة عند أبي داود (٢٦٦٥) بسند صحيح عن علي رضي الله عنه. الدرجة: صحيحٌ بأصله؛ والتفصيل حسن.</w:t>
       </w:r>
     </w:p>
   </w:footnote>
@@ -41495,7 +41495,7 @@
           <w:szCs w:val="20"/>
           <w:rtl/>
         </w:rPr>
-        <w:t xml:space="preserve"> ابن إسحاق؛ وأصل الجرح في الصحيحين. الدرجة: حسن.</w:t>
+        <w:t xml:space="preserve"> ابن إسحاق؛ وأصل الجرح في الصحيحين. الدرجة: حسن؛ وأصلُ الجرح صحيح.</w:t>
       </w:r>
     </w:p>
   </w:footnote>
@@ -42875,7 +42875,7 @@
           <w:szCs w:val="20"/>
           <w:rtl/>
         </w:rPr>
-        <w:t xml:space="preserve"> ابن إسحاق، السيرة (رواية ابن هشام). الدرجة: حسنٌ في تفصيله.</w:t>
+        <w:t xml:space="preserve"> ابن إسحاق، السيرة (رواية ابن هشام). الدرجة: حسنٌ في تفصيله؛ وأصلُه صحيح.</w:t>
       </w:r>
     </w:p>
   </w:footnote>
@@ -42898,7 +42898,7 @@
           <w:szCs w:val="20"/>
           <w:rtl/>
         </w:rPr>
-        <w:t xml:space="preserve"> ابن إسحاق؛ وأصل إجلائهم في الصحيحين. الدرجة: حسنٌ في تفصيله.</w:t>
+        <w:t xml:space="preserve"> ابن إسحاق؛ وأصل إجلائهم في الصحيحين. الدرجة: حسنٌ في تفصيله؛ وأصلُه صحيح.</w:t>
       </w:r>
     </w:p>
   </w:footnote>
@@ -42967,126 +42967,4105 @@
           <w:szCs w:val="20"/>
           <w:rtl/>
         </w:rPr>
+        <w:t xml:space="preserve"> ابن إسحاق؛ ابن سعد، الطبقات الكبرى. الدرجة: حسن؛ وأصلُه صحيح.</w:t>
+      </w:r>
+    </w:p>
+  </w:footnote>
+  <w:footnote w:id="464">
+    <w:p>
+      <w:pPr>
+        <w:bidi/>
+        <w:jc w:val="both"/>
+      </w:pPr>
+      <w:r>
+        <w:rPr>
+          <w:rStyle w:val="FootnoteReference"/>
+        </w:rPr>
+        <w:footnoteRef/>
+      </w:r>
+      <w:r>
+        <w:rPr>
+          <w:rFonts w:ascii="Arial" w:cs="Arial" w:eastAsia="Arial" w:hAnsi="Arial"/>
+          <w:sz w:val="20"/>
+          <w:szCs w:val="20"/>
+          <w:rtl/>
+        </w:rPr>
+        <w:t xml:space="preserve"> القرآن الكريم، سورة الحشر (٢)؛ وتسميتها سورة النضير: صحيح البخاري (٤٨٨٢) من قول ابن عباس. الدرجة: صحيح؛ والآية قطعية.</w:t>
+      </w:r>
+    </w:p>
+  </w:footnote>
+  <w:footnote w:id="465">
+    <w:p>
+      <w:pPr>
+        <w:bidi/>
+        <w:jc w:val="both"/>
+      </w:pPr>
+      <w:r>
+        <w:rPr>
+          <w:rStyle w:val="FootnoteReference"/>
+        </w:rPr>
+        <w:footnoteRef/>
+      </w:r>
+      <w:r>
+        <w:rPr>
+          <w:rFonts w:ascii="Arial" w:cs="Arial" w:eastAsia="Arial" w:hAnsi="Arial"/>
+          <w:sz w:val="20"/>
+          <w:szCs w:val="20"/>
+          <w:rtl/>
+        </w:rPr>
+        <w:t xml:space="preserve"> صحيح البخاري (٣١٢٨، ٤٠٣٣)؛ صحيح مسلم (١٧٥٧) من حديث عمر رضي الله عنه. الدرجة: متفق عليه.</w:t>
+      </w:r>
+    </w:p>
+  </w:footnote>
+  <w:footnote w:id="466">
+    <w:p>
+      <w:pPr>
+        <w:bidi/>
+        <w:jc w:val="both"/>
+      </w:pPr>
+      <w:r>
+        <w:rPr>
+          <w:rStyle w:val="FootnoteReference"/>
+        </w:rPr>
+        <w:footnoteRef/>
+      </w:r>
+      <w:r>
+        <w:rPr>
+          <w:rFonts w:ascii="Arial" w:cs="Arial" w:eastAsia="Arial" w:hAnsi="Arial"/>
+          <w:sz w:val="20"/>
+          <w:szCs w:val="20"/>
+          <w:rtl/>
+        </w:rPr>
+        <w:t xml:space="preserve"> صحيح مسلم (٩٢٠) من حديث أم سلمة رضي الله عنها. الدرجة: صحيح.</w:t>
+      </w:r>
+    </w:p>
+  </w:footnote>
+  <w:footnote w:id="467">
+    <w:p>
+      <w:pPr>
+        <w:bidi/>
+        <w:jc w:val="both"/>
+      </w:pPr>
+      <w:r>
+        <w:rPr>
+          <w:rStyle w:val="FootnoteReference"/>
+        </w:rPr>
+        <w:footnoteRef/>
+      </w:r>
+      <w:r>
+        <w:rPr>
+          <w:rFonts w:ascii="Arial" w:cs="Arial" w:eastAsia="Arial" w:hAnsi="Arial"/>
+          <w:sz w:val="20"/>
+          <w:szCs w:val="20"/>
+          <w:rtl/>
+        </w:rPr>
+        <w:t xml:space="preserve"> صحيح مسلم (٩١٨) من حديث أم سلمة رضي الله عنها. الدرجة: صحيح.</w:t>
+      </w:r>
+    </w:p>
+  </w:footnote>
+  <w:footnote w:id="468">
+    <w:p>
+      <w:pPr>
+        <w:bidi/>
+        <w:jc w:val="both"/>
+      </w:pPr>
+      <w:r>
+        <w:rPr>
+          <w:rStyle w:val="FootnoteReference"/>
+        </w:rPr>
+        <w:footnoteRef/>
+      </w:r>
+      <w:r>
+        <w:rPr>
+          <w:rFonts w:ascii="Arial" w:cs="Arial" w:eastAsia="Arial" w:hAnsi="Arial"/>
+          <w:sz w:val="20"/>
+          <w:szCs w:val="20"/>
+          <w:rtl/>
+        </w:rPr>
+        <w:t xml:space="preserve"> مسند أحمد؛ سنن النسائي، من حديث أم سلمة رضي الله عنها بإسناد حسن. الدرجة: حسن.</w:t>
+      </w:r>
+    </w:p>
+  </w:footnote>
+  <w:footnote w:id="469">
+    <w:p>
+      <w:pPr>
+        <w:bidi/>
+        <w:jc w:val="both"/>
+      </w:pPr>
+      <w:r>
+        <w:rPr>
+          <w:rStyle w:val="FootnoteReference"/>
+        </w:rPr>
+        <w:footnoteRef/>
+      </w:r>
+      <w:r>
+        <w:rPr>
+          <w:rFonts w:ascii="Arial" w:cs="Arial" w:eastAsia="Arial" w:hAnsi="Arial"/>
+          <w:sz w:val="20"/>
+          <w:szCs w:val="20"/>
+          <w:rtl/>
+        </w:rPr>
+        <w:t xml:space="preserve"> ابن إسحاق، السيرة (رواية ابن هشام). الدرجة: حسن عند أهل المغازي.</w:t>
+      </w:r>
+    </w:p>
+  </w:footnote>
+  <w:footnote w:id="470">
+    <w:p>
+      <w:pPr>
+        <w:bidi/>
+        <w:jc w:val="both"/>
+      </w:pPr>
+      <w:r>
+        <w:rPr>
+          <w:rStyle w:val="FootnoteReference"/>
+        </w:rPr>
+        <w:footnoteRef/>
+      </w:r>
+      <w:r>
+        <w:rPr>
+          <w:rFonts w:ascii="Arial" w:cs="Arial" w:eastAsia="Arial" w:hAnsi="Arial"/>
+          <w:sz w:val="20"/>
+          <w:szCs w:val="20"/>
+          <w:rtl/>
+        </w:rPr>
+        <w:t xml:space="preserve"> ابن إسحاق؛ ابن سعد، الطبقات الكبرى. الدرجة: حسن عند أهل المغازي.</w:t>
+      </w:r>
+    </w:p>
+  </w:footnote>
+  <w:footnote w:id="471">
+    <w:p>
+      <w:pPr>
+        <w:bidi/>
+        <w:jc w:val="both"/>
+      </w:pPr>
+      <w:r>
+        <w:rPr>
+          <w:rStyle w:val="FootnoteReference"/>
+        </w:rPr>
+        <w:footnoteRef/>
+      </w:r>
+      <w:r>
+        <w:rPr>
+          <w:rFonts w:ascii="Arial" w:cs="Arial" w:eastAsia="Arial" w:hAnsi="Arial"/>
+          <w:sz w:val="20"/>
+          <w:szCs w:val="20"/>
+          <w:rtl/>
+        </w:rPr>
+        <w:t xml:space="preserve"> القرآن الكريم، سورة البقرة (٢١٩). الدرجة: قرآن كريم — قطعي.</w:t>
+      </w:r>
+    </w:p>
+  </w:footnote>
+  <w:footnote w:id="472">
+    <w:p>
+      <w:pPr>
+        <w:bidi/>
+        <w:jc w:val="both"/>
+      </w:pPr>
+      <w:r>
+        <w:rPr>
+          <w:rStyle w:val="FootnoteReference"/>
+        </w:rPr>
+        <w:footnoteRef/>
+      </w:r>
+      <w:r>
+        <w:rPr>
+          <w:rFonts w:ascii="Arial" w:cs="Arial" w:eastAsia="Arial" w:hAnsi="Arial"/>
+          <w:sz w:val="20"/>
+          <w:szCs w:val="20"/>
+          <w:rtl/>
+        </w:rPr>
+        <w:t xml:space="preserve"> سنن أبي داود (٣٦٧١)؛ جامع الترمذي (٣٠٢٦) من حديث علي رضي الله عنه بإسناد صحيح؛ والآية من سورة النساء (٤٣). الدرجة: صحيح في أصله.</w:t>
+      </w:r>
+    </w:p>
+  </w:footnote>
+  <w:footnote w:id="473">
+    <w:p>
+      <w:pPr>
+        <w:bidi/>
+        <w:jc w:val="both"/>
+      </w:pPr>
+      <w:r>
+        <w:rPr>
+          <w:rStyle w:val="FootnoteReference"/>
+        </w:rPr>
+        <w:footnoteRef/>
+      </w:r>
+      <w:r>
+        <w:rPr>
+          <w:rFonts w:ascii="Arial" w:cs="Arial" w:eastAsia="Arial" w:hAnsi="Arial"/>
+          <w:sz w:val="20"/>
+          <w:szCs w:val="20"/>
+          <w:rtl/>
+        </w:rPr>
+        <w:t xml:space="preserve"> القرآن الكريم، سورة المائدة (٩٠-٩١)؛ وقول عمر: سنن أبي داود (٣٦٧٠) والترمذي (٣٠٤٩) بإسناد صحيح. الدرجة: صحيح في أصله.</w:t>
+      </w:r>
+    </w:p>
+  </w:footnote>
+  <w:footnote w:id="474">
+    <w:p>
+      <w:pPr>
+        <w:bidi/>
+        <w:jc w:val="both"/>
+      </w:pPr>
+      <w:r>
+        <w:rPr>
+          <w:rStyle w:val="FootnoteReference"/>
+        </w:rPr>
+        <w:footnoteRef/>
+      </w:r>
+      <w:r>
+        <w:rPr>
+          <w:rFonts w:ascii="Arial" w:cs="Arial" w:eastAsia="Arial" w:hAnsi="Arial"/>
+          <w:sz w:val="20"/>
+          <w:szCs w:val="20"/>
+          <w:rtl/>
+        </w:rPr>
+        <w:t xml:space="preserve"> صحيح البخاري (٢٤٦٤، ٥٥٨٢)؛ صحيح مسلم (١٩٨٠) من حديث أنس رضي الله عنه. الدرجة: متفق عليه.</w:t>
+      </w:r>
+    </w:p>
+  </w:footnote>
+  <w:footnote w:id="475">
+    <w:p>
+      <w:pPr>
+        <w:bidi/>
+        <w:jc w:val="both"/>
+      </w:pPr>
+      <w:r>
+        <w:rPr>
+          <w:rStyle w:val="FootnoteReference"/>
+        </w:rPr>
+        <w:footnoteRef/>
+      </w:r>
+      <w:r>
+        <w:rPr>
+          <w:rFonts w:ascii="Arial" w:cs="Arial" w:eastAsia="Arial" w:hAnsi="Arial"/>
+          <w:sz w:val="20"/>
+          <w:szCs w:val="20"/>
+          <w:rtl/>
+        </w:rPr>
+        <w:t xml:space="preserve"> صحيح البخاري (٤٦٢٠)؛ صحيح مسلم (١٩٨٠)؛ والآية من سورة المائدة (٩٣). الدرجة: متفق عليه في أصله؛ والتفصيل عند أهل السير.</w:t>
+      </w:r>
+    </w:p>
+  </w:footnote>
+  <w:footnote w:id="476">
+    <w:p>
+      <w:pPr>
+        <w:bidi/>
+        <w:jc w:val="both"/>
+      </w:pPr>
+      <w:r>
+        <w:rPr>
+          <w:rStyle w:val="FootnoteReference"/>
+        </w:rPr>
+        <w:footnoteRef/>
+      </w:r>
+      <w:r>
+        <w:rPr>
+          <w:rFonts w:ascii="Arial" w:cs="Arial" w:eastAsia="Arial" w:hAnsi="Arial"/>
+          <w:sz w:val="20"/>
+          <w:szCs w:val="20"/>
+          <w:rtl/>
+        </w:rPr>
+        <w:t xml:space="preserve"> صحيح البخاري (٤١٢٨)؛ صحيح مسلم (١٨١٦) من حديث أبي موسى رضي الله عنه. الدرجة: متفق عليه.</w:t>
+      </w:r>
+    </w:p>
+  </w:footnote>
+  <w:footnote w:id="477">
+    <w:p>
+      <w:pPr>
+        <w:bidi/>
+        <w:jc w:val="both"/>
+      </w:pPr>
+      <w:r>
+        <w:rPr>
+          <w:rStyle w:val="FootnoteReference"/>
+        </w:rPr>
+        <w:footnoteRef/>
+      </w:r>
+      <w:r>
+        <w:rPr>
+          <w:rFonts w:ascii="Arial" w:cs="Arial" w:eastAsia="Arial" w:hAnsi="Arial"/>
+          <w:sz w:val="20"/>
+          <w:szCs w:val="20"/>
+          <w:rtl/>
+        </w:rPr>
+        <w:t xml:space="preserve"> صحيح البخاري (٢٠٩٧، ٢٧١٨)؛ صحيح مسلم (٧١٥) من حديث جابر رضي الله عنه. الدرجة: متفق عليه.</w:t>
+      </w:r>
+    </w:p>
+  </w:footnote>
+  <w:footnote w:id="478">
+    <w:p>
+      <w:pPr>
+        <w:bidi/>
+        <w:jc w:val="both"/>
+      </w:pPr>
+      <w:r>
+        <w:rPr>
+          <w:rStyle w:val="FootnoteReference"/>
+        </w:rPr>
+        <w:footnoteRef/>
+      </w:r>
+      <w:r>
+        <w:rPr>
+          <w:rFonts w:ascii="Arial" w:cs="Arial" w:eastAsia="Arial" w:hAnsi="Arial"/>
+          <w:sz w:val="20"/>
+          <w:szCs w:val="20"/>
+          <w:rtl/>
+        </w:rPr>
+        <w:t xml:space="preserve"> سنن أبي داود (١٩٨) من حديث جابر رضي الله عنه بإسناد حسن. الدرجة: حسن.</w:t>
+      </w:r>
+    </w:p>
+  </w:footnote>
+  <w:footnote w:id="479">
+    <w:p>
+      <w:pPr>
+        <w:bidi/>
+        <w:jc w:val="both"/>
+      </w:pPr>
+      <w:r>
+        <w:rPr>
+          <w:rStyle w:val="FootnoteReference"/>
+        </w:rPr>
+        <w:footnoteRef/>
+      </w:r>
+      <w:r>
+        <w:rPr>
+          <w:rFonts w:ascii="Arial" w:cs="Arial" w:eastAsia="Arial" w:hAnsi="Arial"/>
+          <w:sz w:val="20"/>
+          <w:szCs w:val="20"/>
+          <w:rtl/>
+        </w:rPr>
+        <w:t xml:space="preserve"> القرآن الكريم، سورة النساء (١٠٢)؛ وصفة الصلاة: صحيح البخاري (٤١٢٩)؛ صحيح مسلم (٨٤١-٨٤٢). الدرجة: متفق عليه في أصله؛ والتفصيل عند أهل السير.</w:t>
+      </w:r>
+    </w:p>
+  </w:footnote>
+  <w:footnote w:id="480">
+    <w:p>
+      <w:pPr>
+        <w:bidi/>
+        <w:jc w:val="both"/>
+      </w:pPr>
+      <w:r>
+        <w:rPr>
+          <w:rStyle w:val="FootnoteReference"/>
+        </w:rPr>
+        <w:footnoteRef/>
+      </w:r>
+      <w:r>
+        <w:rPr>
+          <w:rFonts w:ascii="Arial" w:cs="Arial" w:eastAsia="Arial" w:hAnsi="Arial"/>
+          <w:sz w:val="20"/>
+          <w:szCs w:val="20"/>
+          <w:rtl/>
+        </w:rPr>
+        <w:t xml:space="preserve"> ابن إسحاق؛ ابن سعد، الطبقات الكبرى. الدرجة: حسن عند أهل المغازي.</w:t>
+      </w:r>
+    </w:p>
+  </w:footnote>
+  <w:footnote w:id="481">
+    <w:p>
+      <w:pPr>
+        <w:bidi/>
+        <w:jc w:val="both"/>
+      </w:pPr>
+      <w:r>
+        <w:rPr>
+          <w:rStyle w:val="FootnoteReference"/>
+        </w:rPr>
+        <w:footnoteRef/>
+      </w:r>
+      <w:r>
+        <w:rPr>
+          <w:rFonts w:ascii="Arial" w:cs="Arial" w:eastAsia="Arial" w:hAnsi="Arial"/>
+          <w:sz w:val="20"/>
+          <w:szCs w:val="20"/>
+          <w:rtl/>
+        </w:rPr>
+        <w:t xml:space="preserve"> ابن إسحاق، السيرة (رواية ابن هشام). الدرجة: حسن عند أهل المغازي.</w:t>
+      </w:r>
+    </w:p>
+  </w:footnote>
+  <w:footnote w:id="482">
+    <w:p>
+      <w:pPr>
+        <w:bidi/>
+        <w:jc w:val="both"/>
+      </w:pPr>
+      <w:r>
+        <w:rPr>
+          <w:rStyle w:val="FootnoteReference"/>
+        </w:rPr>
+        <w:footnoteRef/>
+      </w:r>
+      <w:r>
+        <w:rPr>
+          <w:rFonts w:ascii="Arial" w:cs="Arial" w:eastAsia="Arial" w:hAnsi="Arial"/>
+          <w:sz w:val="20"/>
+          <w:szCs w:val="20"/>
+          <w:rtl/>
+        </w:rPr>
+        <w:t xml:space="preserve"> ابن إسحاق؛ وأخرجه أحمد من حديث ابن عباس بإسناد حسن. الدرجة: حسن.</w:t>
+      </w:r>
+    </w:p>
+  </w:footnote>
+  <w:footnote w:id="483">
+    <w:p>
+      <w:pPr>
+        <w:bidi/>
+        <w:jc w:val="both"/>
+      </w:pPr>
+      <w:r>
+        <w:rPr>
+          <w:rStyle w:val="FootnoteReference"/>
+        </w:rPr>
+        <w:footnoteRef/>
+      </w:r>
+      <w:r>
+        <w:rPr>
+          <w:rFonts w:ascii="Arial" w:cs="Arial" w:eastAsia="Arial" w:hAnsi="Arial"/>
+          <w:sz w:val="20"/>
+          <w:szCs w:val="20"/>
+          <w:rtl/>
+        </w:rPr>
+        <w:t xml:space="preserve"> القرآن الكريم، سورة النساء (٥١-٥٢). الدرجة: قرآن كريم — قطعي.</w:t>
+      </w:r>
+    </w:p>
+  </w:footnote>
+  <w:footnote w:id="484">
+    <w:p>
+      <w:pPr>
+        <w:bidi/>
+        <w:jc w:val="both"/>
+      </w:pPr>
+      <w:r>
+        <w:rPr>
+          <w:rStyle w:val="FootnoteReference"/>
+        </w:rPr>
+        <w:footnoteRef/>
+      </w:r>
+      <w:r>
+        <w:rPr>
+          <w:rFonts w:ascii="Arial" w:cs="Arial" w:eastAsia="Arial" w:hAnsi="Arial"/>
+          <w:sz w:val="20"/>
+          <w:szCs w:val="20"/>
+          <w:rtl/>
+        </w:rPr>
+        <w:t xml:space="preserve"> ابن إسحاق؛ وأصل حفر الخندق في الصحيحين. الدرجة: حسنٌ في تفصيله؛ وأصلُه قطعيّ.</w:t>
+      </w:r>
+    </w:p>
+  </w:footnote>
+  <w:footnote w:id="485">
+    <w:p>
+      <w:pPr>
+        <w:bidi/>
+        <w:jc w:val="both"/>
+      </w:pPr>
+      <w:r>
+        <w:rPr>
+          <w:rStyle w:val="FootnoteReference"/>
+        </w:rPr>
+        <w:footnoteRef/>
+      </w:r>
+      <w:r>
+        <w:rPr>
+          <w:rFonts w:ascii="Arial" w:cs="Arial" w:eastAsia="Arial" w:hAnsi="Arial"/>
+          <w:sz w:val="20"/>
+          <w:szCs w:val="20"/>
+          <w:rtl/>
+        </w:rPr>
+        <w:t xml:space="preserve"> صحيح البخاري (٤١٠٤) من حديث البراء رضي الله عنه. الدرجة: صحيح.</w:t>
+      </w:r>
+    </w:p>
+  </w:footnote>
+  <w:footnote w:id="486">
+    <w:p>
+      <w:pPr>
+        <w:bidi/>
+        <w:jc w:val="both"/>
+      </w:pPr>
+      <w:r>
+        <w:rPr>
+          <w:rStyle w:val="FootnoteReference"/>
+        </w:rPr>
+        <w:footnoteRef/>
+      </w:r>
+      <w:r>
+        <w:rPr>
+          <w:rFonts w:ascii="Arial" w:cs="Arial" w:eastAsia="Arial" w:hAnsi="Arial"/>
+          <w:sz w:val="20"/>
+          <w:szCs w:val="20"/>
+          <w:rtl/>
+        </w:rPr>
+        <w:t xml:space="preserve"> صحيح البخاري (٤١٠٤، ٤١٠٦)؛ صحيح مسلم (١٨٠٣) من حديث البراء وأنس رضي الله عنهما. الدرجة: متفق عليه.</w:t>
+      </w:r>
+    </w:p>
+  </w:footnote>
+  <w:footnote w:id="487">
+    <w:p>
+      <w:pPr>
+        <w:bidi/>
+        <w:jc w:val="both"/>
+      </w:pPr>
+      <w:r>
+        <w:rPr>
+          <w:rStyle w:val="FootnoteReference"/>
+        </w:rPr>
+        <w:footnoteRef/>
+      </w:r>
+      <w:r>
+        <w:rPr>
+          <w:rFonts w:ascii="Arial" w:cs="Arial" w:eastAsia="Arial" w:hAnsi="Arial"/>
+          <w:sz w:val="20"/>
+          <w:szCs w:val="20"/>
+          <w:rtl/>
+        </w:rPr>
+        <w:t xml:space="preserve"> صحيح البخاري (٤١٠١) من حديث جابر رضي الله عنه. الدرجة: صحيح.</w:t>
+      </w:r>
+    </w:p>
+  </w:footnote>
+  <w:footnote w:id="488">
+    <w:p>
+      <w:pPr>
+        <w:bidi/>
+        <w:jc w:val="both"/>
+      </w:pPr>
+      <w:r>
+        <w:rPr>
+          <w:rStyle w:val="FootnoteReference"/>
+        </w:rPr>
+        <w:footnoteRef/>
+      </w:r>
+      <w:r>
+        <w:rPr>
+          <w:rFonts w:ascii="Arial" w:cs="Arial" w:eastAsia="Arial" w:hAnsi="Arial"/>
+          <w:sz w:val="20"/>
+          <w:szCs w:val="20"/>
+          <w:rtl/>
+        </w:rPr>
+        <w:t xml:space="preserve"> صحيح البخاري (٤١٠١). الدرجة: صحيح.</w:t>
+      </w:r>
+    </w:p>
+  </w:footnote>
+  <w:footnote w:id="489">
+    <w:p>
+      <w:pPr>
+        <w:bidi/>
+        <w:jc w:val="both"/>
+      </w:pPr>
+      <w:r>
+        <w:rPr>
+          <w:rStyle w:val="FootnoteReference"/>
+        </w:rPr>
+        <w:footnoteRef/>
+      </w:r>
+      <w:r>
+        <w:rPr>
+          <w:rFonts w:ascii="Arial" w:cs="Arial" w:eastAsia="Arial" w:hAnsi="Arial"/>
+          <w:sz w:val="20"/>
+          <w:szCs w:val="20"/>
+          <w:rtl/>
+        </w:rPr>
+        <w:t xml:space="preserve"> مسند أحمد؛ سنن النسائي، من حديث البراء رضي الله عنه بإسناد حسن. الدرجة: حسن.</w:t>
+      </w:r>
+    </w:p>
+  </w:footnote>
+  <w:footnote w:id="490">
+    <w:p>
+      <w:pPr>
+        <w:bidi/>
+        <w:jc w:val="both"/>
+      </w:pPr>
+      <w:r>
+        <w:rPr>
+          <w:rStyle w:val="FootnoteReference"/>
+        </w:rPr>
+        <w:footnoteRef/>
+      </w:r>
+      <w:r>
+        <w:rPr>
+          <w:rFonts w:ascii="Arial" w:cs="Arial" w:eastAsia="Arial" w:hAnsi="Arial"/>
+          <w:sz w:val="20"/>
+          <w:szCs w:val="20"/>
+          <w:rtl/>
+        </w:rPr>
+        <w:t xml:space="preserve"> صحيح البخاري (٤١٠٢)؛ صحيح مسلم (٢٠٣٩) من حديث جابر رضي الله عنه. الدرجة: متفق عليه.</w:t>
+      </w:r>
+    </w:p>
+  </w:footnote>
+  <w:footnote w:id="491">
+    <w:p>
+      <w:pPr>
+        <w:bidi/>
+        <w:jc w:val="both"/>
+      </w:pPr>
+      <w:r>
+        <w:rPr>
+          <w:rStyle w:val="FootnoteReference"/>
+        </w:rPr>
+        <w:footnoteRef/>
+      </w:r>
+      <w:r>
+        <w:rPr>
+          <w:rFonts w:ascii="Arial" w:cs="Arial" w:eastAsia="Arial" w:hAnsi="Arial"/>
+          <w:sz w:val="20"/>
+          <w:szCs w:val="20"/>
+          <w:rtl/>
+        </w:rPr>
+        <w:t xml:space="preserve"> ابن إسحاق، السيرة (رواية ابن هشام). الدرجة: حسن عند أهل المغازي؛ وأصلُه قطعيّ.</w:t>
+      </w:r>
+    </w:p>
+  </w:footnote>
+  <w:footnote w:id="492">
+    <w:p>
+      <w:pPr>
+        <w:bidi/>
+        <w:jc w:val="both"/>
+      </w:pPr>
+      <w:r>
+        <w:rPr>
+          <w:rStyle w:val="FootnoteReference"/>
+        </w:rPr>
+        <w:footnoteRef/>
+      </w:r>
+      <w:r>
+        <w:rPr>
+          <w:rFonts w:ascii="Arial" w:cs="Arial" w:eastAsia="Arial" w:hAnsi="Arial"/>
+          <w:sz w:val="20"/>
+          <w:szCs w:val="20"/>
+          <w:rtl/>
+        </w:rPr>
+        <w:t xml:space="preserve"> القرآن الكريم، سورة الأحزاب (٢٢). الدرجة: قرآن كريم — قطعي.</w:t>
+      </w:r>
+    </w:p>
+  </w:footnote>
+  <w:footnote w:id="493">
+    <w:p>
+      <w:pPr>
+        <w:bidi/>
+        <w:jc w:val="both"/>
+      </w:pPr>
+      <w:r>
+        <w:rPr>
+          <w:rStyle w:val="FootnoteReference"/>
+        </w:rPr>
+        <w:footnoteRef/>
+      </w:r>
+      <w:r>
+        <w:rPr>
+          <w:rFonts w:ascii="Arial" w:cs="Arial" w:eastAsia="Arial" w:hAnsi="Arial"/>
+          <w:sz w:val="20"/>
+          <w:szCs w:val="20"/>
+          <w:rtl/>
+        </w:rPr>
+        <w:t xml:space="preserve"> القرآن الكريم، سورة الأحزاب (١٢-١٣). الدرجة: قرآن كريم — قطعي.</w:t>
+      </w:r>
+    </w:p>
+  </w:footnote>
+  <w:footnote w:id="494">
+    <w:p>
+      <w:pPr>
+        <w:bidi/>
+        <w:jc w:val="both"/>
+      </w:pPr>
+      <w:r>
+        <w:rPr>
+          <w:rStyle w:val="FootnoteReference"/>
+        </w:rPr>
+        <w:footnoteRef/>
+      </w:r>
+      <w:r>
+        <w:rPr>
+          <w:rFonts w:ascii="Arial" w:cs="Arial" w:eastAsia="Arial" w:hAnsi="Arial"/>
+          <w:sz w:val="20"/>
+          <w:szCs w:val="20"/>
+          <w:rtl/>
+        </w:rPr>
+        <w:t xml:space="preserve"> القرآن الكريم، سورة الأحزاب (١٠-١١). الدرجة: قرآن كريم — قطعي.</w:t>
+      </w:r>
+    </w:p>
+  </w:footnote>
+  <w:footnote w:id="495">
+    <w:p>
+      <w:pPr>
+        <w:bidi/>
+        <w:jc w:val="both"/>
+      </w:pPr>
+      <w:r>
+        <w:rPr>
+          <w:rStyle w:val="FootnoteReference"/>
+        </w:rPr>
+        <w:footnoteRef/>
+      </w:r>
+      <w:r>
+        <w:rPr>
+          <w:rFonts w:ascii="Arial" w:cs="Arial" w:eastAsia="Arial" w:hAnsi="Arial"/>
+          <w:sz w:val="20"/>
+          <w:szCs w:val="20"/>
+          <w:rtl/>
+        </w:rPr>
+        <w:t xml:space="preserve"> ابن إسحاق؛ وأصل المبارزة مشهور متلقى بالقبول. الدرجة: حسن عند أهل المغازي؛ وأصلُه قطعيّ.</w:t>
+      </w:r>
+    </w:p>
+  </w:footnote>
+  <w:footnote w:id="496">
+    <w:p>
+      <w:pPr>
+        <w:bidi/>
+        <w:jc w:val="both"/>
+      </w:pPr>
+      <w:r>
+        <w:rPr>
+          <w:rStyle w:val="FootnoteReference"/>
+        </w:rPr>
+        <w:footnoteRef/>
+      </w:r>
+      <w:r>
+        <w:rPr>
+          <w:rFonts w:ascii="Arial" w:cs="Arial" w:eastAsia="Arial" w:hAnsi="Arial"/>
+          <w:sz w:val="20"/>
+          <w:szCs w:val="20"/>
+          <w:rtl/>
+        </w:rPr>
+        <w:t xml:space="preserve"> صحيح البخاري (٢٩٣١، ٤١١١)؛ صحيح مسلم (٦٢٧) من حديث علي رضي الله عنه. الدرجة: متفق عليه.</w:t>
+      </w:r>
+    </w:p>
+  </w:footnote>
+  <w:footnote w:id="497">
+    <w:p>
+      <w:pPr>
+        <w:bidi/>
+        <w:jc w:val="both"/>
+      </w:pPr>
+      <w:r>
+        <w:rPr>
+          <w:rStyle w:val="FootnoteReference"/>
+        </w:rPr>
+        <w:footnoteRef/>
+      </w:r>
+      <w:r>
+        <w:rPr>
+          <w:rFonts w:ascii="Arial" w:cs="Arial" w:eastAsia="Arial" w:hAnsi="Arial"/>
+          <w:sz w:val="20"/>
+          <w:szCs w:val="20"/>
+          <w:rtl/>
+        </w:rPr>
+        <w:t xml:space="preserve"> صحيح البخاري (٤١٢٢) من حديث عائشة رضي الله عنها. الدرجة: صحيح.</w:t>
+      </w:r>
+    </w:p>
+  </w:footnote>
+  <w:footnote w:id="498">
+    <w:p>
+      <w:pPr>
+        <w:bidi/>
+        <w:jc w:val="both"/>
+      </w:pPr>
+      <w:r>
+        <w:rPr>
+          <w:rStyle w:val="FootnoteReference"/>
+        </w:rPr>
+        <w:footnoteRef/>
+      </w:r>
+      <w:r>
+        <w:rPr>
+          <w:rFonts w:ascii="Arial" w:cs="Arial" w:eastAsia="Arial" w:hAnsi="Arial"/>
+          <w:sz w:val="20"/>
+          <w:szCs w:val="20"/>
+          <w:rtl/>
+        </w:rPr>
+        <w:t xml:space="preserve"> ابن إسحاق، السيرة (رواية ابن هشام). الدرجة: حسن عند أهل المغازي.</w:t>
+      </w:r>
+    </w:p>
+  </w:footnote>
+  <w:footnote w:id="499">
+    <w:p>
+      <w:pPr>
+        <w:bidi/>
+        <w:jc w:val="both"/>
+      </w:pPr>
+      <w:r>
+        <w:rPr>
+          <w:rStyle w:val="FootnoteReference"/>
+        </w:rPr>
+        <w:footnoteRef/>
+      </w:r>
+      <w:r>
+        <w:rPr>
+          <w:rFonts w:ascii="Arial" w:cs="Arial" w:eastAsia="Arial" w:hAnsi="Arial"/>
+          <w:sz w:val="20"/>
+          <w:szCs w:val="20"/>
+          <w:rtl/>
+        </w:rPr>
+        <w:t xml:space="preserve"> ابن إسحاق؛ وأصل قوله "أبشروا" عند أحمد بإسناد حسن. الدرجة: حسن.</w:t>
+      </w:r>
+    </w:p>
+  </w:footnote>
+  <w:footnote w:id="500">
+    <w:p>
+      <w:pPr>
+        <w:bidi/>
+        <w:jc w:val="both"/>
+      </w:pPr>
+      <w:r>
+        <w:rPr>
+          <w:rStyle w:val="FootnoteReference"/>
+        </w:rPr>
+        <w:footnoteRef/>
+      </w:r>
+      <w:r>
+        <w:rPr>
+          <w:rFonts w:ascii="Arial" w:cs="Arial" w:eastAsia="Arial" w:hAnsi="Arial"/>
+          <w:sz w:val="20"/>
+          <w:szCs w:val="20"/>
+          <w:rtl/>
+        </w:rPr>
+        <w:t xml:space="preserve"> ابن إسحاق، السيرة (رواية ابن هشام) بإسناد حسن. الدرجة: حسن.</w:t>
+      </w:r>
+    </w:p>
+  </w:footnote>
+  <w:footnote w:id="501">
+    <w:p>
+      <w:pPr>
+        <w:bidi/>
+        <w:jc w:val="both"/>
+      </w:pPr>
+      <w:r>
+        <w:rPr>
+          <w:rStyle w:val="FootnoteReference"/>
+        </w:rPr>
+        <w:footnoteRef/>
+      </w:r>
+      <w:r>
+        <w:rPr>
+          <w:rFonts w:ascii="Arial" w:cs="Arial" w:eastAsia="Arial" w:hAnsi="Arial"/>
+          <w:sz w:val="20"/>
+          <w:szCs w:val="20"/>
+          <w:rtl/>
+        </w:rPr>
+        <w:t xml:space="preserve"> ابن إسحاق؛ وأصل "الحرب خدعة" في الصحيحين: البخاري (٣٠٣٠) ومسلم (١٧٣٩). الدرجة: متفق عليه في أصله؛ والتفصيل عند أهل السير.</w:t>
+      </w:r>
+    </w:p>
+  </w:footnote>
+  <w:footnote w:id="502">
+    <w:p>
+      <w:pPr>
+        <w:bidi/>
+        <w:jc w:val="both"/>
+      </w:pPr>
+      <w:r>
+        <w:rPr>
+          <w:rStyle w:val="FootnoteReference"/>
+        </w:rPr>
+        <w:footnoteRef/>
+      </w:r>
+      <w:r>
+        <w:rPr>
+          <w:rFonts w:ascii="Arial" w:cs="Arial" w:eastAsia="Arial" w:hAnsi="Arial"/>
+          <w:sz w:val="20"/>
+          <w:szCs w:val="20"/>
+          <w:rtl/>
+        </w:rPr>
+        <w:t xml:space="preserve"> ابن إسحاق، السيرة (رواية ابن هشام). الدرجة: القصة حسنة؛ والحديث متفق عليه.</w:t>
+      </w:r>
+    </w:p>
+  </w:footnote>
+  <w:footnote w:id="503">
+    <w:p>
+      <w:pPr>
+        <w:bidi/>
+        <w:jc w:val="both"/>
+      </w:pPr>
+      <w:r>
+        <w:rPr>
+          <w:rStyle w:val="FootnoteReference"/>
+        </w:rPr>
+        <w:footnoteRef/>
+      </w:r>
+      <w:r>
+        <w:rPr>
+          <w:rFonts w:ascii="Arial" w:cs="Arial" w:eastAsia="Arial" w:hAnsi="Arial"/>
+          <w:sz w:val="20"/>
+          <w:szCs w:val="20"/>
+          <w:rtl/>
+        </w:rPr>
+        <w:t xml:space="preserve"> ابن إسحاق؛ ونص الريح في سورة الأحزاب (٩). الدرجة: الآية قطعية؛ وسياق النزول عند أهل التفسير والسير.</w:t>
+      </w:r>
+    </w:p>
+  </w:footnote>
+  <w:footnote w:id="504">
+    <w:p>
+      <w:pPr>
+        <w:bidi/>
+        <w:jc w:val="both"/>
+      </w:pPr>
+      <w:r>
+        <w:rPr>
+          <w:rStyle w:val="FootnoteReference"/>
+        </w:rPr>
+        <w:footnoteRef/>
+      </w:r>
+      <w:r>
+        <w:rPr>
+          <w:rFonts w:ascii="Arial" w:cs="Arial" w:eastAsia="Arial" w:hAnsi="Arial"/>
+          <w:sz w:val="20"/>
+          <w:szCs w:val="20"/>
+          <w:rtl/>
+        </w:rPr>
+        <w:t xml:space="preserve"> صحيح مسلم (١٧٨٨) من حديث حذيفة رضي الله عنه. الدرجة: صحيح.</w:t>
+      </w:r>
+    </w:p>
+  </w:footnote>
+  <w:footnote w:id="505">
+    <w:p>
+      <w:pPr>
+        <w:bidi/>
+        <w:jc w:val="both"/>
+      </w:pPr>
+      <w:r>
+        <w:rPr>
+          <w:rStyle w:val="FootnoteReference"/>
+        </w:rPr>
+        <w:footnoteRef/>
+      </w:r>
+      <w:r>
+        <w:rPr>
+          <w:rFonts w:ascii="Arial" w:cs="Arial" w:eastAsia="Arial" w:hAnsi="Arial"/>
+          <w:sz w:val="20"/>
+          <w:szCs w:val="20"/>
+          <w:rtl/>
+        </w:rPr>
+        <w:t xml:space="preserve"> ابن إسحاق، السيرة (رواية ابن هشام). الدرجة: حسن؛ وأصلُه قطعيّ.</w:t>
+      </w:r>
+    </w:p>
+  </w:footnote>
+  <w:footnote w:id="506">
+    <w:p>
+      <w:pPr>
+        <w:bidi/>
+        <w:jc w:val="both"/>
+      </w:pPr>
+      <w:r>
+        <w:rPr>
+          <w:rStyle w:val="FootnoteReference"/>
+        </w:rPr>
+        <w:footnoteRef/>
+      </w:r>
+      <w:r>
+        <w:rPr>
+          <w:rFonts w:ascii="Arial" w:cs="Arial" w:eastAsia="Arial" w:hAnsi="Arial"/>
+          <w:sz w:val="20"/>
+          <w:szCs w:val="20"/>
+          <w:rtl/>
+        </w:rPr>
+        <w:t xml:space="preserve"> القرآن الكريم، سورة الأحزاب (٩، ٢٥). الدرجة: قرآن كريم — قطعي.</w:t>
+      </w:r>
+    </w:p>
+  </w:footnote>
+  <w:footnote w:id="507">
+    <w:p>
+      <w:pPr>
+        <w:bidi/>
+        <w:jc w:val="both"/>
+      </w:pPr>
+      <w:r>
+        <w:rPr>
+          <w:rStyle w:val="FootnoteReference"/>
+        </w:rPr>
+        <w:footnoteRef/>
+      </w:r>
+      <w:r>
+        <w:rPr>
+          <w:rFonts w:ascii="Arial" w:cs="Arial" w:eastAsia="Arial" w:hAnsi="Arial"/>
+          <w:sz w:val="20"/>
+          <w:szCs w:val="20"/>
+          <w:rtl/>
+        </w:rPr>
+        <w:t xml:space="preserve"> صحيح البخاري (٤١١٠) من حديث سليمان بن صرد رضي الله عنه. الدرجة: صحيح.</w:t>
+      </w:r>
+    </w:p>
+  </w:footnote>
+  <w:footnote w:id="508">
+    <w:p>
+      <w:pPr>
+        <w:bidi/>
+        <w:jc w:val="both"/>
+      </w:pPr>
+      <w:r>
+        <w:rPr>
+          <w:rStyle w:val="FootnoteReference"/>
+        </w:rPr>
+        <w:footnoteRef/>
+      </w:r>
+      <w:r>
+        <w:rPr>
+          <w:rFonts w:ascii="Arial" w:cs="Arial" w:eastAsia="Arial" w:hAnsi="Arial"/>
+          <w:sz w:val="20"/>
+          <w:szCs w:val="20"/>
+          <w:rtl/>
+        </w:rPr>
+        <w:t xml:space="preserve"> صحيح البخاري (٤١١٤)؛ صحيح مسلم (٢٧٢٤) من حديث أبي هريرة رضي الله عنه. الدرجة: متفق عليه.</w:t>
+      </w:r>
+    </w:p>
+  </w:footnote>
+  <w:footnote w:id="509">
+    <w:p>
+      <w:pPr>
+        <w:bidi/>
+        <w:jc w:val="both"/>
+      </w:pPr>
+      <w:r>
+        <w:rPr>
+          <w:rStyle w:val="FootnoteReference"/>
+        </w:rPr>
+        <w:footnoteRef/>
+      </w:r>
+      <w:r>
+        <w:rPr>
+          <w:rFonts w:ascii="Arial" w:cs="Arial" w:eastAsia="Arial" w:hAnsi="Arial"/>
+          <w:sz w:val="20"/>
+          <w:szCs w:val="20"/>
+          <w:rtl/>
+        </w:rPr>
+        <w:t xml:space="preserve"> صحيح البخاري (٤١١٧، ٩٤٦)؛ صحيح مسلم (١٧٦٩) من حديث عائشة وابن عمر رضي الله عنهم. الدرجة: متفق عليه.</w:t>
+      </w:r>
+    </w:p>
+  </w:footnote>
+  <w:footnote w:id="510">
+    <w:p>
+      <w:pPr>
+        <w:bidi/>
+        <w:jc w:val="both"/>
+      </w:pPr>
+      <w:r>
+        <w:rPr>
+          <w:rStyle w:val="FootnoteReference"/>
+        </w:rPr>
+        <w:footnoteRef/>
+      </w:r>
+      <w:r>
+        <w:rPr>
+          <w:rFonts w:ascii="Arial" w:cs="Arial" w:eastAsia="Arial" w:hAnsi="Arial"/>
+          <w:sz w:val="20"/>
+          <w:szCs w:val="20"/>
+          <w:rtl/>
+        </w:rPr>
+        <w:t xml:space="preserve"> صحيح البخاري (٩٤٦، ٤١١٩)؛ صحيح مسلم (١٧٧٠) من حديث ابن عمر رضي الله عنهما. الدرجة: متفق عليه.</w:t>
+      </w:r>
+    </w:p>
+  </w:footnote>
+  <w:footnote w:id="511">
+    <w:p>
+      <w:pPr>
+        <w:bidi/>
+        <w:jc w:val="both"/>
+      </w:pPr>
+      <w:r>
+        <w:rPr>
+          <w:rStyle w:val="FootnoteReference"/>
+        </w:rPr>
+        <w:footnoteRef/>
+      </w:r>
+      <w:r>
+        <w:rPr>
+          <w:rFonts w:ascii="Arial" w:cs="Arial" w:eastAsia="Arial" w:hAnsi="Arial"/>
+          <w:sz w:val="20"/>
+          <w:szCs w:val="20"/>
+          <w:rtl/>
+        </w:rPr>
+        <w:t xml:space="preserve"> ابن إسحاق؛ وأصل الحصار والنزول في الصحيحين. الدرجة: حسن مشهور عند أهل المغازي.</w:t>
+      </w:r>
+    </w:p>
+  </w:footnote>
+  <w:footnote w:id="512">
+    <w:p>
+      <w:pPr>
+        <w:bidi/>
+        <w:jc w:val="both"/>
+      </w:pPr>
+      <w:r>
+        <w:rPr>
+          <w:rStyle w:val="FootnoteReference"/>
+        </w:rPr>
+        <w:footnoteRef/>
+      </w:r>
+      <w:r>
+        <w:rPr>
+          <w:rFonts w:ascii="Arial" w:cs="Arial" w:eastAsia="Arial" w:hAnsi="Arial"/>
+          <w:sz w:val="20"/>
+          <w:szCs w:val="20"/>
+          <w:rtl/>
+        </w:rPr>
+        <w:t xml:space="preserve"> ابن إسحاق، السيرة (رواية ابن هشام). الدرجة: حسن مشهور عند أهل المغازي.</w:t>
+      </w:r>
+    </w:p>
+  </w:footnote>
+  <w:footnote w:id="513">
+    <w:p>
+      <w:pPr>
+        <w:bidi/>
+        <w:jc w:val="both"/>
+      </w:pPr>
+      <w:r>
+        <w:rPr>
+          <w:rStyle w:val="FootnoteReference"/>
+        </w:rPr>
+        <w:footnoteRef/>
+      </w:r>
+      <w:r>
+        <w:rPr>
+          <w:rFonts w:ascii="Arial" w:cs="Arial" w:eastAsia="Arial" w:hAnsi="Arial"/>
+          <w:sz w:val="20"/>
+          <w:szCs w:val="20"/>
+          <w:rtl/>
+        </w:rPr>
+        <w:t xml:space="preserve"> ابن إسحاق، السيرة (رواية ابن هشام)؛ وذكره أهل التفسير عند آية التوبة (١٠٢). الدرجة: حسن مشهور عند أهل المغازي.</w:t>
+      </w:r>
+    </w:p>
+  </w:footnote>
+  <w:footnote w:id="514">
+    <w:p>
+      <w:pPr>
+        <w:bidi/>
+        <w:jc w:val="both"/>
+      </w:pPr>
+      <w:r>
+        <w:rPr>
+          <w:rStyle w:val="FootnoteReference"/>
+        </w:rPr>
+        <w:footnoteRef/>
+      </w:r>
+      <w:r>
+        <w:rPr>
+          <w:rFonts w:ascii="Arial" w:cs="Arial" w:eastAsia="Arial" w:hAnsi="Arial"/>
+          <w:sz w:val="20"/>
+          <w:szCs w:val="20"/>
+          <w:rtl/>
+        </w:rPr>
+        <w:t xml:space="preserve"> ابن إسحاق، السيرة (رواية ابن هشام). الدرجة: حسن مشهور عند أهل المغازي.</w:t>
+      </w:r>
+    </w:p>
+  </w:footnote>
+  <w:footnote w:id="515">
+    <w:p>
+      <w:pPr>
+        <w:bidi/>
+        <w:jc w:val="both"/>
+      </w:pPr>
+      <w:r>
+        <w:rPr>
+          <w:rStyle w:val="FootnoteReference"/>
+        </w:rPr>
+        <w:footnoteRef/>
+      </w:r>
+      <w:r>
+        <w:rPr>
+          <w:rFonts w:ascii="Arial" w:cs="Arial" w:eastAsia="Arial" w:hAnsi="Arial"/>
+          <w:sz w:val="20"/>
+          <w:szCs w:val="20"/>
+          <w:rtl/>
+        </w:rPr>
+        <w:t xml:space="preserve"> ابن إسحاق؛ وأخرجه أبو داود (٣٣١٩) بنحوه بإسناد حسن. الدرجة: حسن.</w:t>
+      </w:r>
+    </w:p>
+  </w:footnote>
+  <w:footnote w:id="516">
+    <w:p>
+      <w:pPr>
+        <w:bidi/>
+        <w:jc w:val="both"/>
+      </w:pPr>
+      <w:r>
+        <w:rPr>
+          <w:rStyle w:val="FootnoteReference"/>
+        </w:rPr>
+        <w:footnoteRef/>
+      </w:r>
+      <w:r>
+        <w:rPr>
+          <w:rFonts w:ascii="Arial" w:cs="Arial" w:eastAsia="Arial" w:hAnsi="Arial"/>
+          <w:sz w:val="20"/>
+          <w:szCs w:val="20"/>
+          <w:rtl/>
+        </w:rPr>
+        <w:t xml:space="preserve"> صحيح البخاري (٣٠٤٣، ٤١٢١)؛ صحيح مسلم (١٧٦٨) من حديث أبي سعيد رضي الله عنه. الدرجة: متفق عليه.</w:t>
+      </w:r>
+    </w:p>
+  </w:footnote>
+  <w:footnote w:id="517">
+    <w:p>
+      <w:pPr>
+        <w:bidi/>
+        <w:jc w:val="both"/>
+      </w:pPr>
+      <w:r>
+        <w:rPr>
+          <w:rStyle w:val="FootnoteReference"/>
+        </w:rPr>
+        <w:footnoteRef/>
+      </w:r>
+      <w:r>
+        <w:rPr>
+          <w:rFonts w:ascii="Arial" w:cs="Arial" w:eastAsia="Arial" w:hAnsi="Arial"/>
+          <w:sz w:val="20"/>
+          <w:szCs w:val="20"/>
+          <w:rtl/>
+        </w:rPr>
+        <w:t xml:space="preserve"> ابن إسحاق؛ وأصل رد الحكم إلى سعد في الصحيحين. الدرجة: حسن عند أهل المغازي.</w:t>
+      </w:r>
+    </w:p>
+  </w:footnote>
+  <w:footnote w:id="518">
+    <w:p>
+      <w:pPr>
+        <w:bidi/>
+        <w:jc w:val="both"/>
+      </w:pPr>
+      <w:r>
+        <w:rPr>
+          <w:rStyle w:val="FootnoteReference"/>
+        </w:rPr>
+        <w:footnoteRef/>
+      </w:r>
+      <w:r>
+        <w:rPr>
+          <w:rFonts w:ascii="Arial" w:cs="Arial" w:eastAsia="Arial" w:hAnsi="Arial"/>
+          <w:sz w:val="20"/>
+          <w:szCs w:val="20"/>
+          <w:rtl/>
+        </w:rPr>
+        <w:t xml:space="preserve"> صحيح البخاري (٤١٢٢) من حديث عائشة رضي الله عنها. الدرجة: صحيح.</w:t>
+      </w:r>
+    </w:p>
+  </w:footnote>
+  <w:footnote w:id="519">
+    <w:p>
+      <w:pPr>
+        <w:bidi/>
+        <w:jc w:val="both"/>
+      </w:pPr>
+      <w:r>
+        <w:rPr>
+          <w:rStyle w:val="FootnoteReference"/>
+        </w:rPr>
+        <w:footnoteRef/>
+      </w:r>
+      <w:r>
+        <w:rPr>
+          <w:rFonts w:ascii="Arial" w:cs="Arial" w:eastAsia="Arial" w:hAnsi="Arial"/>
+          <w:sz w:val="20"/>
+          <w:szCs w:val="20"/>
+          <w:rtl/>
+        </w:rPr>
+        <w:t xml:space="preserve"> صحيح البخاري (٣٠٤٣)؛ صحيح مسلم (١٧٦٨). الدرجة: متفق عليه.</w:t>
+      </w:r>
+    </w:p>
+  </w:footnote>
+  <w:footnote w:id="520">
+    <w:p>
+      <w:pPr>
+        <w:bidi/>
+        <w:jc w:val="both"/>
+      </w:pPr>
+      <w:r>
+        <w:rPr>
+          <w:rStyle w:val="FootnoteReference"/>
+        </w:rPr>
+        <w:footnoteRef/>
+      </w:r>
+      <w:r>
+        <w:rPr>
+          <w:rFonts w:ascii="Arial" w:cs="Arial" w:eastAsia="Arial" w:hAnsi="Arial"/>
+          <w:sz w:val="20"/>
+          <w:szCs w:val="20"/>
+          <w:rtl/>
+        </w:rPr>
+        <w:t xml:space="preserve"> صحيح البخاري (٣٠٤٣، ٤١٢١)؛ صحيح مسلم (١٧٦٨)؛ والاستيثاق والإعراض عند ابن إسحاق وأحمد بإسناد حسن. الدرجة: متفق عليه في أصله؛ والتفصيل عند أهل السير.</w:t>
+      </w:r>
+    </w:p>
+  </w:footnote>
+  <w:footnote w:id="521">
+    <w:p>
+      <w:pPr>
+        <w:bidi/>
+        <w:jc w:val="both"/>
+      </w:pPr>
+      <w:r>
+        <w:rPr>
+          <w:rStyle w:val="FootnoteReference"/>
+        </w:rPr>
+        <w:footnoteRef/>
+      </w:r>
+      <w:r>
+        <w:rPr>
+          <w:rFonts w:ascii="Arial" w:cs="Arial" w:eastAsia="Arial" w:hAnsi="Arial"/>
+          <w:sz w:val="20"/>
+          <w:szCs w:val="20"/>
+          <w:rtl/>
+        </w:rPr>
+        <w:t xml:space="preserve"> ابن إسحاق، السيرة (رواية ابن هشام). الدرجة: حسن مشهور عند أهل المغازي.</w:t>
+      </w:r>
+    </w:p>
+  </w:footnote>
+  <w:footnote w:id="522">
+    <w:p>
+      <w:pPr>
+        <w:bidi/>
+        <w:jc w:val="both"/>
+      </w:pPr>
+      <w:r>
+        <w:rPr>
+          <w:rStyle w:val="FootnoteReference"/>
+        </w:rPr>
+        <w:footnoteRef/>
+      </w:r>
+      <w:r>
+        <w:rPr>
+          <w:rFonts w:ascii="Arial" w:cs="Arial" w:eastAsia="Arial" w:hAnsi="Arial"/>
+          <w:sz w:val="20"/>
+          <w:szCs w:val="20"/>
+          <w:rtl/>
+        </w:rPr>
+        <w:t xml:space="preserve"> سنن أبي داود (٤٤٠٤)؛ جامع الترمذي (١٥٨٤) من حديث عطية القرظي رضي الله عنه بإسناد صحيح. الدرجة: صحيح في أصله.</w:t>
+      </w:r>
+    </w:p>
+  </w:footnote>
+  <w:footnote w:id="523">
+    <w:p>
+      <w:pPr>
+        <w:bidi/>
+        <w:jc w:val="both"/>
+      </w:pPr>
+      <w:r>
+        <w:rPr>
+          <w:rStyle w:val="FootnoteReference"/>
+        </w:rPr>
+        <w:footnoteRef/>
+      </w:r>
+      <w:r>
+        <w:rPr>
+          <w:rFonts w:ascii="Arial" w:cs="Arial" w:eastAsia="Arial" w:hAnsi="Arial"/>
+          <w:sz w:val="20"/>
+          <w:szCs w:val="20"/>
+          <w:rtl/>
+        </w:rPr>
+        <w:t xml:space="preserve"> سنن أبي داود (٢٦٧١) من حديث عائشة رضي الله عنها بإسناد حسن. الدرجة: حسن.</w:t>
+      </w:r>
+    </w:p>
+  </w:footnote>
+  <w:footnote w:id="524">
+    <w:p>
+      <w:pPr>
+        <w:bidi/>
+        <w:jc w:val="both"/>
+      </w:pPr>
+      <w:r>
+        <w:rPr>
+          <w:rStyle w:val="FootnoteReference"/>
+        </w:rPr>
+        <w:footnoteRef/>
+      </w:r>
+      <w:r>
+        <w:rPr>
+          <w:rFonts w:ascii="Arial" w:cs="Arial" w:eastAsia="Arial" w:hAnsi="Arial"/>
+          <w:sz w:val="20"/>
+          <w:szCs w:val="20"/>
+          <w:rtl/>
+        </w:rPr>
+        <w:t xml:space="preserve"> أصل الإسهام للفارس والراجل في الصحيحين: البخاري (٤٢٢٨) ومسلم (١٧٦٢). الدرجة: متفق عليه.</w:t>
+      </w:r>
+    </w:p>
+  </w:footnote>
+  <w:footnote w:id="525">
+    <w:p>
+      <w:pPr>
+        <w:bidi/>
+        <w:jc w:val="both"/>
+      </w:pPr>
+      <w:r>
+        <w:rPr>
+          <w:rStyle w:val="FootnoteReference"/>
+        </w:rPr>
+        <w:footnoteRef/>
+      </w:r>
+      <w:r>
+        <w:rPr>
+          <w:rFonts w:ascii="Arial" w:cs="Arial" w:eastAsia="Arial" w:hAnsi="Arial"/>
+          <w:sz w:val="20"/>
+          <w:szCs w:val="20"/>
+          <w:rtl/>
+        </w:rPr>
+        <w:t xml:space="preserve"> ابن إسحاق؛ ابن سعد، الطبقات الكبرى. الدرجة: حسن مشهور عند أهل المغازي.</w:t>
+      </w:r>
+    </w:p>
+  </w:footnote>
+  <w:footnote w:id="526">
+    <w:p>
+      <w:pPr>
+        <w:bidi/>
+        <w:jc w:val="both"/>
+      </w:pPr>
+      <w:r>
+        <w:rPr>
+          <w:rStyle w:val="FootnoteReference"/>
+        </w:rPr>
+        <w:footnoteRef/>
+      </w:r>
+      <w:r>
+        <w:rPr>
+          <w:rFonts w:ascii="Arial" w:cs="Arial" w:eastAsia="Arial" w:hAnsi="Arial"/>
+          <w:sz w:val="20"/>
+          <w:szCs w:val="20"/>
+          <w:rtl/>
+        </w:rPr>
+        <w:t xml:space="preserve"> القرآن الكريم، سورة الأحزاب (٢٦-٢٧). الدرجة: قرآن كريم — قطعي.</w:t>
+      </w:r>
+    </w:p>
+  </w:footnote>
+  <w:footnote w:id="527">
+    <w:p>
+      <w:pPr>
+        <w:bidi/>
+        <w:jc w:val="both"/>
+      </w:pPr>
+      <w:r>
+        <w:rPr>
+          <w:rStyle w:val="FootnoteReference"/>
+        </w:rPr>
+        <w:footnoteRef/>
+      </w:r>
+      <w:r>
+        <w:rPr>
+          <w:rFonts w:ascii="Arial" w:cs="Arial" w:eastAsia="Arial" w:hAnsi="Arial"/>
+          <w:sz w:val="20"/>
+          <w:szCs w:val="20"/>
+          <w:rtl/>
+        </w:rPr>
+        <w:t xml:space="preserve"> ابن إسحاق؛ ابن سعد، الطبقات الكبرى. الدرجة: حسن عند أهل المغازي؛ وأصلُه صحيح.</w:t>
+      </w:r>
+    </w:p>
+  </w:footnote>
+  <w:footnote w:id="528">
+    <w:p>
+      <w:pPr>
+        <w:bidi/>
+        <w:jc w:val="both"/>
+      </w:pPr>
+      <w:r>
+        <w:rPr>
+          <w:rStyle w:val="FootnoteReference"/>
+        </w:rPr>
+        <w:footnoteRef/>
+      </w:r>
+      <w:r>
+        <w:rPr>
+          <w:rFonts w:ascii="Arial" w:cs="Arial" w:eastAsia="Arial" w:hAnsi="Arial"/>
+          <w:sz w:val="20"/>
+          <w:szCs w:val="20"/>
+          <w:rtl/>
+        </w:rPr>
+        <w:t xml:space="preserve"> صحيح البخاري (٤١٢٢) من حديث عائشة رضي الله عنها. الدرجة: صحيح.</w:t>
+      </w:r>
+    </w:p>
+  </w:footnote>
+  <w:footnote w:id="529">
+    <w:p>
+      <w:pPr>
+        <w:bidi/>
+        <w:jc w:val="both"/>
+      </w:pPr>
+      <w:r>
+        <w:rPr>
+          <w:rStyle w:val="FootnoteReference"/>
+        </w:rPr>
+        <w:footnoteRef/>
+      </w:r>
+      <w:r>
+        <w:rPr>
+          <w:rFonts w:ascii="Arial" w:cs="Arial" w:eastAsia="Arial" w:hAnsi="Arial"/>
+          <w:sz w:val="20"/>
+          <w:szCs w:val="20"/>
+          <w:rtl/>
+        </w:rPr>
+        <w:t xml:space="preserve"> صحيح البخاري (٣٨٠٣)؛ صحيح مسلم (٢٤٦٦) من حديث جابر رضي الله عنه. الدرجة: متفق عليه.</w:t>
+      </w:r>
+    </w:p>
+  </w:footnote>
+  <w:footnote w:id="530">
+    <w:p>
+      <w:pPr>
+        <w:bidi/>
+        <w:jc w:val="both"/>
+      </w:pPr>
+      <w:r>
+        <w:rPr>
+          <w:rStyle w:val="FootnoteReference"/>
+        </w:rPr>
+        <w:footnoteRef/>
+      </w:r>
+      <w:r>
+        <w:rPr>
+          <w:rFonts w:ascii="Arial" w:cs="Arial" w:eastAsia="Arial" w:hAnsi="Arial"/>
+          <w:sz w:val="20"/>
+          <w:szCs w:val="20"/>
+          <w:rtl/>
+        </w:rPr>
+        <w:t xml:space="preserve"> جامع الترمذي (٣٨٤٩) من حديث أنس رضي الله عنه، وحسنه. الدرجة: حسن.</w:t>
+      </w:r>
+    </w:p>
+  </w:footnote>
+  <w:footnote w:id="531">
+    <w:p>
+      <w:pPr>
+        <w:bidi/>
+        <w:jc w:val="both"/>
+      </w:pPr>
+      <w:r>
+        <w:rPr>
+          <w:rStyle w:val="FootnoteReference"/>
+        </w:rPr>
+        <w:footnoteRef/>
+      </w:r>
+      <w:r>
+        <w:rPr>
+          <w:rFonts w:ascii="Arial" w:cs="Arial" w:eastAsia="Arial" w:hAnsi="Arial"/>
+          <w:sz w:val="20"/>
+          <w:szCs w:val="20"/>
+          <w:rtl/>
+        </w:rPr>
+        <w:t xml:space="preserve"> جامع الترمذي (٣٨٤٩)؛ وأصله عند ابن سعد. الدرجة: صحيح.</w:t>
+      </w:r>
+    </w:p>
+  </w:footnote>
+  <w:footnote w:id="532">
+    <w:p>
+      <w:pPr>
+        <w:bidi/>
+        <w:jc w:val="both"/>
+      </w:pPr>
+      <w:r>
+        <w:rPr>
+          <w:rStyle w:val="FootnoteReference"/>
+        </w:rPr>
+        <w:footnoteRef/>
+      </w:r>
+      <w:r>
+        <w:rPr>
+          <w:rFonts w:ascii="Arial" w:cs="Arial" w:eastAsia="Arial" w:hAnsi="Arial"/>
+          <w:sz w:val="20"/>
+          <w:szCs w:val="20"/>
+          <w:rtl/>
+        </w:rPr>
+        <w:t xml:space="preserve"> صحيح البخاري (٣٢٤٨)؛ صحيح مسلم (٢٤٦٩) من حديث أنس والبراء رضي الله عنهما. الدرجة: متفق عليه.</w:t>
+      </w:r>
+    </w:p>
+  </w:footnote>
+  <w:footnote w:id="533">
+    <w:p>
+      <w:pPr>
+        <w:bidi/>
+        <w:jc w:val="both"/>
+      </w:pPr>
+      <w:r>
+        <w:rPr>
+          <w:rStyle w:val="FootnoteReference"/>
+        </w:rPr>
+        <w:footnoteRef/>
+      </w:r>
+      <w:r>
+        <w:rPr>
+          <w:rFonts w:ascii="Arial" w:cs="Arial" w:eastAsia="Arial" w:hAnsi="Arial"/>
+          <w:sz w:val="20"/>
+          <w:szCs w:val="20"/>
+          <w:rtl/>
+        </w:rPr>
+        <w:t xml:space="preserve"> سنن النسائي (٢٠٥٥)؛ مسند أحمد من حديث عائشة رضي الله عنها بإسناد صحيح. الدرجة: صحيح في أصله.</w:t>
+      </w:r>
+    </w:p>
+  </w:footnote>
+  <w:footnote w:id="534">
+    <w:p>
+      <w:pPr>
+        <w:bidi/>
+        <w:jc w:val="both"/>
+      </w:pPr>
+      <w:r>
+        <w:rPr>
+          <w:rStyle w:val="FootnoteReference"/>
+        </w:rPr>
+        <w:footnoteRef/>
+      </w:r>
+      <w:r>
+        <w:rPr>
+          <w:rFonts w:ascii="Arial" w:cs="Arial" w:eastAsia="Arial" w:hAnsi="Arial"/>
+          <w:sz w:val="20"/>
+          <w:szCs w:val="20"/>
+          <w:rtl/>
+        </w:rPr>
+        <w:t xml:space="preserve"> القرآن الكريم، سورة الأحزاب (٣٦)؛ وسبب النزول عند أهل التفسير من طرق حسان. الدرجة: قرآن كريم — قطعي.</w:t>
+      </w:r>
+    </w:p>
+  </w:footnote>
+  <w:footnote w:id="535">
+    <w:p>
+      <w:pPr>
+        <w:bidi/>
+        <w:jc w:val="both"/>
+      </w:pPr>
+      <w:r>
+        <w:rPr>
+          <w:rStyle w:val="FootnoteReference"/>
+        </w:rPr>
+        <w:footnoteRef/>
+      </w:r>
+      <w:r>
+        <w:rPr>
+          <w:rFonts w:ascii="Arial" w:cs="Arial" w:eastAsia="Arial" w:hAnsi="Arial"/>
+          <w:sz w:val="20"/>
+          <w:szCs w:val="20"/>
+          <w:rtl/>
+        </w:rPr>
+        <w:t xml:space="preserve"> صحيح البخاري (٧٤٢٠) من حديث أنس رضي الله عنه؛ والآية من سورة الأحزاب (٣٧). الدرجة: صحيح؛ والآية قطعية.</w:t>
+      </w:r>
+    </w:p>
+  </w:footnote>
+  <w:footnote w:id="536">
+    <w:p>
+      <w:pPr>
+        <w:bidi/>
+        <w:jc w:val="both"/>
+      </w:pPr>
+      <w:r>
+        <w:rPr>
+          <w:rStyle w:val="FootnoteReference"/>
+        </w:rPr>
+        <w:footnoteRef/>
+      </w:r>
+      <w:r>
+        <w:rPr>
+          <w:rFonts w:ascii="Arial" w:cs="Arial" w:eastAsia="Arial" w:hAnsi="Arial"/>
+          <w:sz w:val="20"/>
+          <w:szCs w:val="20"/>
+          <w:rtl/>
+        </w:rPr>
+        <w:t xml:space="preserve"> القرآن الكريم، سورة الأحزاب (٣٧). الدرجة: قرآن كريم — قطعي.</w:t>
+      </w:r>
+    </w:p>
+  </w:footnote>
+  <w:footnote w:id="537">
+    <w:p>
+      <w:pPr>
+        <w:bidi/>
+        <w:jc w:val="both"/>
+      </w:pPr>
+      <w:r>
+        <w:rPr>
+          <w:rStyle w:val="FootnoteReference"/>
+        </w:rPr>
+        <w:footnoteRef/>
+      </w:r>
+      <w:r>
+        <w:rPr>
+          <w:rFonts w:ascii="Arial" w:cs="Arial" w:eastAsia="Arial" w:hAnsi="Arial"/>
+          <w:sz w:val="20"/>
+          <w:szCs w:val="20"/>
+          <w:rtl/>
+        </w:rPr>
+        <w:t xml:space="preserve"> صحيح مسلم (١٧٧) من حديث عائشة رضي الله عنها؛ وانظر البخاري (٧٤٢٠). الدرجة: متفق عليه.</w:t>
+      </w:r>
+    </w:p>
+  </w:footnote>
+  <w:footnote w:id="538">
+    <w:p>
+      <w:pPr>
+        <w:bidi/>
+        <w:jc w:val="both"/>
+      </w:pPr>
+      <w:r>
+        <w:rPr>
+          <w:rStyle w:val="FootnoteReference"/>
+        </w:rPr>
+        <w:footnoteRef/>
+      </w:r>
+      <w:r>
+        <w:rPr>
+          <w:rFonts w:ascii="Arial" w:cs="Arial" w:eastAsia="Arial" w:hAnsi="Arial"/>
+          <w:sz w:val="20"/>
+          <w:szCs w:val="20"/>
+          <w:rtl/>
+        </w:rPr>
+        <w:t xml:space="preserve"> صحيح البخاري (٧٤٢٠) من حديث أنس رضي الله عنه. الدرجة: صحيح.</w:t>
+      </w:r>
+    </w:p>
+  </w:footnote>
+  <w:footnote w:id="539">
+    <w:p>
+      <w:pPr>
+        <w:bidi/>
+        <w:jc w:val="both"/>
+      </w:pPr>
+      <w:r>
+        <w:rPr>
+          <w:rStyle w:val="FootnoteReference"/>
+        </w:rPr>
+        <w:footnoteRef/>
+      </w:r>
+      <w:r>
+        <w:rPr>
+          <w:rFonts w:ascii="Arial" w:cs="Arial" w:eastAsia="Arial" w:hAnsi="Arial"/>
+          <w:sz w:val="20"/>
+          <w:szCs w:val="20"/>
+          <w:rtl/>
+        </w:rPr>
+        <w:t xml:space="preserve"> صحيح البخاري (٥١٦٨)؛ صحيح مسلم (١٤٢٨) من حديث أنس رضي الله عنه. الدرجة: متفق عليه.</w:t>
+      </w:r>
+    </w:p>
+  </w:footnote>
+  <w:footnote w:id="540">
+    <w:p>
+      <w:pPr>
+        <w:bidi/>
+        <w:jc w:val="both"/>
+      </w:pPr>
+      <w:r>
+        <w:rPr>
+          <w:rStyle w:val="FootnoteReference"/>
+        </w:rPr>
+        <w:footnoteRef/>
+      </w:r>
+      <w:r>
+        <w:rPr>
+          <w:rFonts w:ascii="Arial" w:cs="Arial" w:eastAsia="Arial" w:hAnsi="Arial"/>
+          <w:sz w:val="20"/>
+          <w:szCs w:val="20"/>
+          <w:rtl/>
+        </w:rPr>
+        <w:t xml:space="preserve"> صحيح البخاري (٤٧٩١)؛ صحيح مسلم (١٤٢٨)؛ والآية من سورة الأحزاب (٥٣). الدرجة: متفق عليه في أصله؛ والتفصيل عند أهل السير.</w:t>
+      </w:r>
+    </w:p>
+  </w:footnote>
+  <w:footnote w:id="541">
+    <w:p>
+      <w:pPr>
+        <w:bidi/>
+        <w:jc w:val="both"/>
+      </w:pPr>
+      <w:r>
+        <w:rPr>
+          <w:rStyle w:val="FootnoteReference"/>
+        </w:rPr>
+        <w:footnoteRef/>
+      </w:r>
+      <w:r>
+        <w:rPr>
+          <w:rFonts w:ascii="Arial" w:cs="Arial" w:eastAsia="Arial" w:hAnsi="Arial"/>
+          <w:sz w:val="20"/>
+          <w:szCs w:val="20"/>
+          <w:rtl/>
+        </w:rPr>
+        <w:t xml:space="preserve"> صحيح البخاري (٤٠٢) من حديث عمر رضي الله عنه. الدرجة: صحيح.</w:t>
+      </w:r>
+    </w:p>
+  </w:footnote>
+  <w:footnote w:id="542">
+    <w:p>
+      <w:pPr>
+        <w:bidi/>
+        <w:jc w:val="both"/>
+      </w:pPr>
+      <w:r>
+        <w:rPr>
+          <w:rStyle w:val="FootnoteReference"/>
+        </w:rPr>
+        <w:footnoteRef/>
+      </w:r>
+      <w:r>
+        <w:rPr>
+          <w:rFonts w:ascii="Arial" w:cs="Arial" w:eastAsia="Arial" w:hAnsi="Arial"/>
+          <w:sz w:val="20"/>
+          <w:szCs w:val="20"/>
+          <w:rtl/>
+        </w:rPr>
+        <w:t xml:space="preserve"> صحيح البخاري (١٤٦، ٤٧٩٥)؛ صحيح مسلم (٢١٧٠) من حديث عائشة رضي الله عنها. الدرجة: متفق عليه.</w:t>
+      </w:r>
+    </w:p>
+  </w:footnote>
+  <w:footnote w:id="543">
+    <w:p>
+      <w:pPr>
+        <w:bidi/>
+        <w:jc w:val="both"/>
+      </w:pPr>
+      <w:r>
+        <w:rPr>
+          <w:rStyle w:val="FootnoteReference"/>
+        </w:rPr>
+        <w:footnoteRef/>
+      </w:r>
+      <w:r>
+        <w:rPr>
+          <w:rFonts w:ascii="Arial" w:cs="Arial" w:eastAsia="Arial" w:hAnsi="Arial"/>
+          <w:sz w:val="20"/>
+          <w:szCs w:val="20"/>
+          <w:rtl/>
+        </w:rPr>
+        <w:t xml:space="preserve"> ابن إسحاق؛ ابن سعد، الطبقات الكبرى. الدرجة: حسن عند أهل المغازي.</w:t>
+      </w:r>
+    </w:p>
+  </w:footnote>
+  <w:footnote w:id="544">
+    <w:p>
+      <w:pPr>
+        <w:bidi/>
+        <w:jc w:val="both"/>
+      </w:pPr>
+      <w:r>
+        <w:rPr>
+          <w:rStyle w:val="FootnoteReference"/>
+        </w:rPr>
+        <w:footnoteRef/>
+      </w:r>
+      <w:r>
+        <w:rPr>
+          <w:rFonts w:ascii="Arial" w:cs="Arial" w:eastAsia="Arial" w:hAnsi="Arial"/>
+          <w:sz w:val="20"/>
+          <w:szCs w:val="20"/>
+          <w:rtl/>
+        </w:rPr>
+        <w:t xml:space="preserve"> صحيح مسلم (١٣٤٢) من حديث ابن عمر رضي الله عنهما. الدرجة: صحيح.</w:t>
+      </w:r>
+    </w:p>
+  </w:footnote>
+  <w:footnote w:id="545">
+    <w:p>
+      <w:pPr>
+        <w:bidi/>
+        <w:jc w:val="both"/>
+      </w:pPr>
+      <w:r>
+        <w:rPr>
+          <w:rStyle w:val="FootnoteReference"/>
+        </w:rPr>
+        <w:footnoteRef/>
+      </w:r>
+      <w:r>
+        <w:rPr>
+          <w:rFonts w:ascii="Arial" w:cs="Arial" w:eastAsia="Arial" w:hAnsi="Arial"/>
+          <w:sz w:val="20"/>
+          <w:szCs w:val="20"/>
+          <w:rtl/>
+        </w:rPr>
+        <w:t xml:space="preserve"> ابن إسحاق، السيرة (رواية ابن هشام). الدرجة: حسن عند أهل المغازي.</w:t>
+      </w:r>
+    </w:p>
+  </w:footnote>
+  <w:footnote w:id="546">
+    <w:p>
+      <w:pPr>
+        <w:bidi/>
+        <w:jc w:val="both"/>
+      </w:pPr>
+      <w:r>
+        <w:rPr>
+          <w:rStyle w:val="FootnoteReference"/>
+        </w:rPr>
+        <w:footnoteRef/>
+      </w:r>
+      <w:r>
+        <w:rPr>
+          <w:rFonts w:ascii="Arial" w:cs="Arial" w:eastAsia="Arial" w:hAnsi="Arial"/>
+          <w:sz w:val="20"/>
+          <w:szCs w:val="20"/>
+          <w:rtl/>
+        </w:rPr>
+        <w:t xml:space="preserve"> صحيح البخاري (١٧٩٧)؛ صحيح مسلم (١٣٤٤) من حديث ابن عمر رضي الله عنهما. الدرجة: متفق عليه.</w:t>
+      </w:r>
+    </w:p>
+  </w:footnote>
+  <w:footnote w:id="547">
+    <w:p>
+      <w:pPr>
+        <w:bidi/>
+        <w:jc w:val="both"/>
+      </w:pPr>
+      <w:r>
+        <w:rPr>
+          <w:rStyle w:val="FootnoteReference"/>
+        </w:rPr>
+        <w:footnoteRef/>
+      </w:r>
+      <w:r>
+        <w:rPr>
+          <w:rFonts w:ascii="Arial" w:cs="Arial" w:eastAsia="Arial" w:hAnsi="Arial"/>
+          <w:sz w:val="20"/>
+          <w:szCs w:val="20"/>
+          <w:rtl/>
+        </w:rPr>
+        <w:t xml:space="preserve"> ابن سعد، الطبقات الكبرى. الدرجة: حسن عند أهل المغازي.</w:t>
+      </w:r>
+    </w:p>
+  </w:footnote>
+  <w:footnote w:id="548">
+    <w:p>
+      <w:pPr>
+        <w:bidi/>
+        <w:jc w:val="both"/>
+      </w:pPr>
+      <w:r>
+        <w:rPr>
+          <w:rStyle w:val="FootnoteReference"/>
+        </w:rPr>
+        <w:footnoteRef/>
+      </w:r>
+      <w:r>
+        <w:rPr>
+          <w:rFonts w:ascii="Arial" w:cs="Arial" w:eastAsia="Arial" w:hAnsi="Arial"/>
+          <w:sz w:val="20"/>
+          <w:szCs w:val="20"/>
+          <w:rtl/>
+        </w:rPr>
+        <w:t xml:space="preserve"> صحيح البخاري (١٨٠١)؛ صحيح مسلم (٧١٥) من حديث جابر رضي الله عنه. الدرجة: متفق عليه.</w:t>
+      </w:r>
+    </w:p>
+  </w:footnote>
+  <w:footnote w:id="549">
+    <w:p>
+      <w:pPr>
+        <w:bidi/>
+        <w:jc w:val="both"/>
+      </w:pPr>
+      <w:r>
+        <w:rPr>
+          <w:rStyle w:val="FootnoteReference"/>
+        </w:rPr>
+        <w:footnoteRef/>
+      </w:r>
+      <w:r>
+        <w:rPr>
+          <w:rFonts w:ascii="Arial" w:cs="Arial" w:eastAsia="Arial" w:hAnsi="Arial"/>
+          <w:sz w:val="20"/>
+          <w:szCs w:val="20"/>
+          <w:rtl/>
+        </w:rPr>
+        <w:t xml:space="preserve"> صحيح مسلم (١٨٠٧) من حديث سلمة بن الأكوع رضي الله عنه. الدرجة: صحيح.</w:t>
+      </w:r>
+    </w:p>
+  </w:footnote>
+  <w:footnote w:id="550">
+    <w:p>
+      <w:pPr>
+        <w:bidi/>
+        <w:jc w:val="both"/>
+      </w:pPr>
+      <w:r>
+        <w:rPr>
+          <w:rStyle w:val="FootnoteReference"/>
+        </w:rPr>
+        <w:footnoteRef/>
+      </w:r>
+      <w:r>
+        <w:rPr>
+          <w:rFonts w:ascii="Arial" w:cs="Arial" w:eastAsia="Arial" w:hAnsi="Arial"/>
+          <w:sz w:val="20"/>
+          <w:szCs w:val="20"/>
+          <w:rtl/>
+        </w:rPr>
+        <w:t xml:space="preserve"> صحيح مسلم (١٨٠٦-١٨٠٧)؛ وتفصيل الغارة عند ابن إسحاق. الدرجة: أصله صحيح؛ والتفصيل عند أهل السير.</w:t>
+      </w:r>
+    </w:p>
+  </w:footnote>
+  <w:footnote w:id="551">
+    <w:p>
+      <w:pPr>
+        <w:bidi/>
+        <w:jc w:val="both"/>
+      </w:pPr>
+      <w:r>
+        <w:rPr>
+          <w:rStyle w:val="FootnoteReference"/>
+        </w:rPr>
+        <w:footnoteRef/>
+      </w:r>
+      <w:r>
+        <w:rPr>
+          <w:rFonts w:ascii="Arial" w:cs="Arial" w:eastAsia="Arial" w:hAnsi="Arial"/>
+          <w:sz w:val="20"/>
+          <w:szCs w:val="20"/>
+          <w:rtl/>
+        </w:rPr>
+        <w:t xml:space="preserve"> صحيح البخاري (٣٠٤١، ٤١٩٤)؛ صحيح مسلم (١٨٠٦). الدرجة: متفق عليه.</w:t>
+      </w:r>
+    </w:p>
+  </w:footnote>
+  <w:footnote w:id="552">
+    <w:p>
+      <w:pPr>
+        <w:bidi/>
+        <w:jc w:val="both"/>
+      </w:pPr>
+      <w:r>
+        <w:rPr>
+          <w:rStyle w:val="FootnoteReference"/>
+        </w:rPr>
+        <w:footnoteRef/>
+      </w:r>
+      <w:r>
+        <w:rPr>
+          <w:rFonts w:ascii="Arial" w:cs="Arial" w:eastAsia="Arial" w:hAnsi="Arial"/>
+          <w:sz w:val="20"/>
+          <w:szCs w:val="20"/>
+          <w:rtl/>
+        </w:rPr>
+        <w:t xml:space="preserve"> صحيح مسلم (١٨٠٧) من حديث سلمة رضي الله عنه. الدرجة: صحيح.</w:t>
+      </w:r>
+    </w:p>
+  </w:footnote>
+  <w:footnote w:id="553">
+    <w:p>
+      <w:pPr>
+        <w:bidi/>
+        <w:jc w:val="both"/>
+      </w:pPr>
+      <w:r>
+        <w:rPr>
+          <w:rStyle w:val="FootnoteReference"/>
+        </w:rPr>
+        <w:footnoteRef/>
+      </w:r>
+      <w:r>
+        <w:rPr>
+          <w:rFonts w:ascii="Arial" w:cs="Arial" w:eastAsia="Arial" w:hAnsi="Arial"/>
+          <w:sz w:val="20"/>
+          <w:szCs w:val="20"/>
+          <w:rtl/>
+        </w:rPr>
+        <w:t xml:space="preserve"> صحيح مسلم (١٨٠٧). الدرجة: صحيح.</w:t>
+      </w:r>
+    </w:p>
+  </w:footnote>
+  <w:footnote w:id="554">
+    <w:p>
+      <w:pPr>
+        <w:bidi/>
+        <w:jc w:val="both"/>
+      </w:pPr>
+      <w:r>
+        <w:rPr>
+          <w:rStyle w:val="FootnoteReference"/>
+        </w:rPr>
+        <w:footnoteRef/>
+      </w:r>
+      <w:r>
+        <w:rPr>
+          <w:rFonts w:ascii="Arial" w:cs="Arial" w:eastAsia="Arial" w:hAnsi="Arial"/>
+          <w:sz w:val="20"/>
+          <w:szCs w:val="20"/>
+          <w:rtl/>
+        </w:rPr>
+        <w:t xml:space="preserve"> صحيح مسلم (١٦٤١) من حديث عمران بن حصين رضي الله عنه. الدرجة: صحيح.</w:t>
+      </w:r>
+    </w:p>
+  </w:footnote>
+  <w:footnote w:id="555">
+    <w:p>
+      <w:pPr>
+        <w:bidi/>
+        <w:jc w:val="both"/>
+      </w:pPr>
+      <w:r>
+        <w:rPr>
+          <w:rStyle w:val="FootnoteReference"/>
+        </w:rPr>
+        <w:footnoteRef/>
+      </w:r>
+      <w:r>
+        <w:rPr>
+          <w:rFonts w:ascii="Arial" w:cs="Arial" w:eastAsia="Arial" w:hAnsi="Arial"/>
+          <w:sz w:val="20"/>
+          <w:szCs w:val="20"/>
+          <w:rtl/>
+        </w:rPr>
+        <w:t xml:space="preserve"> صحيح البخاري (٢٥٤١)؛ صحيح مسلم (١٧٣٠) من حديث ابن عمر رضي الله عنهما؛ وخبر جويرية عند أبي داود وأحمد. الدرجة: متفق عليه.</w:t>
+      </w:r>
+    </w:p>
+  </w:footnote>
+  <w:footnote w:id="556">
+    <w:p>
+      <w:pPr>
+        <w:bidi/>
+        <w:jc w:val="both"/>
+      </w:pPr>
+      <w:r>
+        <w:rPr>
+          <w:rStyle w:val="FootnoteReference"/>
+        </w:rPr>
+        <w:footnoteRef/>
+      </w:r>
+      <w:r>
+        <w:rPr>
+          <w:rFonts w:ascii="Arial" w:cs="Arial" w:eastAsia="Arial" w:hAnsi="Arial"/>
+          <w:sz w:val="20"/>
+          <w:szCs w:val="20"/>
+          <w:rtl/>
+        </w:rPr>
+        <w:t xml:space="preserve"> صحيح البخاري (٤٩٠٥)؛ صحيح مسلم (٢٥٨٤) من حديث جابر رضي الله عنه. الدرجة: متفق عليه.</w:t>
+      </w:r>
+    </w:p>
+  </w:footnote>
+  <w:footnote w:id="557">
+    <w:p>
+      <w:pPr>
+        <w:bidi/>
+        <w:jc w:val="both"/>
+      </w:pPr>
+      <w:r>
+        <w:rPr>
+          <w:rStyle w:val="FootnoteReference"/>
+        </w:rPr>
+        <w:footnoteRef/>
+      </w:r>
+      <w:r>
+        <w:rPr>
+          <w:rFonts w:ascii="Arial" w:cs="Arial" w:eastAsia="Arial" w:hAnsi="Arial"/>
+          <w:sz w:val="20"/>
+          <w:szCs w:val="20"/>
+          <w:rtl/>
+        </w:rPr>
+        <w:t xml:space="preserve"> صحيح البخاري (٤٩٠٠-٤٩٠٤)؛ صحيح مسلم (٢٧٧٢) من حديث زيد بن أرقم رضي الله عنه. الدرجة: متفق عليه.</w:t>
+      </w:r>
+    </w:p>
+  </w:footnote>
+  <w:footnote w:id="558">
+    <w:p>
+      <w:pPr>
+        <w:bidi/>
+        <w:jc w:val="both"/>
+      </w:pPr>
+      <w:r>
+        <w:rPr>
+          <w:rStyle w:val="FootnoteReference"/>
+        </w:rPr>
+        <w:footnoteRef/>
+      </w:r>
+      <w:r>
+        <w:rPr>
+          <w:rFonts w:ascii="Arial" w:cs="Arial" w:eastAsia="Arial" w:hAnsi="Arial"/>
+          <w:sz w:val="20"/>
+          <w:szCs w:val="20"/>
+          <w:rtl/>
+        </w:rPr>
+        <w:t xml:space="preserve"> صحيح البخاري (٤٩٠٥)؛ صحيح مسلم (٢٥٨٤). الدرجة: متفق عليه.</w:t>
+      </w:r>
+    </w:p>
+  </w:footnote>
+  <w:footnote w:id="559">
+    <w:p>
+      <w:pPr>
+        <w:bidi/>
+        <w:jc w:val="both"/>
+      </w:pPr>
+      <w:r>
+        <w:rPr>
+          <w:rStyle w:val="FootnoteReference"/>
+        </w:rPr>
+        <w:footnoteRef/>
+      </w:r>
+      <w:r>
+        <w:rPr>
+          <w:rFonts w:ascii="Arial" w:cs="Arial" w:eastAsia="Arial" w:hAnsi="Arial"/>
+          <w:sz w:val="20"/>
+          <w:szCs w:val="20"/>
+          <w:rtl/>
+        </w:rPr>
+        <w:t xml:space="preserve"> ابن إسحاق، السيرة (رواية ابن هشام). الدرجة: حسن عند أهل المغازي.</w:t>
+      </w:r>
+    </w:p>
+  </w:footnote>
+  <w:footnote w:id="560">
+    <w:p>
+      <w:pPr>
+        <w:bidi/>
+        <w:jc w:val="both"/>
+      </w:pPr>
+      <w:r>
+        <w:rPr>
+          <w:rStyle w:val="FootnoteReference"/>
+        </w:rPr>
+        <w:footnoteRef/>
+      </w:r>
+      <w:r>
+        <w:rPr>
+          <w:rFonts w:ascii="Arial" w:cs="Arial" w:eastAsia="Arial" w:hAnsi="Arial"/>
+          <w:sz w:val="20"/>
+          <w:szCs w:val="20"/>
+          <w:rtl/>
+        </w:rPr>
+        <w:t xml:space="preserve"> القرآن الكريم، سورة المنافقون (٨)؛ ونزول التصديق: صحيح البخاري (٤٩٠٠)؛ صحيح مسلم (٢٧٧٢). الدرجة: متفق عليه في أصله؛ والتفصيل عند أهل السير.</w:t>
+      </w:r>
+    </w:p>
+  </w:footnote>
+  <w:footnote w:id="561">
+    <w:p>
+      <w:pPr>
+        <w:bidi/>
+        <w:jc w:val="both"/>
+      </w:pPr>
+      <w:r>
+        <w:rPr>
+          <w:rStyle w:val="FootnoteReference"/>
+        </w:rPr>
+        <w:footnoteRef/>
+      </w:r>
+      <w:r>
+        <w:rPr>
+          <w:rFonts w:ascii="Arial" w:cs="Arial" w:eastAsia="Arial" w:hAnsi="Arial"/>
+          <w:sz w:val="20"/>
+          <w:szCs w:val="20"/>
+          <w:rtl/>
+        </w:rPr>
+        <w:t xml:space="preserve"> ابن إسحاق، السيرة (رواية ابن هشام) بإسناد حسن. الدرجة: حسن.</w:t>
+      </w:r>
+    </w:p>
+  </w:footnote>
+  <w:footnote w:id="562">
+    <w:p>
+      <w:pPr>
+        <w:bidi/>
+        <w:jc w:val="both"/>
+      </w:pPr>
+      <w:r>
+        <w:rPr>
+          <w:rStyle w:val="FootnoteReference"/>
+        </w:rPr>
+        <w:footnoteRef/>
+      </w:r>
+      <w:r>
+        <w:rPr>
+          <w:rFonts w:ascii="Arial" w:cs="Arial" w:eastAsia="Arial" w:hAnsi="Arial"/>
+          <w:sz w:val="20"/>
+          <w:szCs w:val="20"/>
+          <w:rtl/>
+        </w:rPr>
+        <w:t xml:space="preserve"> سنن أبي داود (٣٩٣١)؛ مسند أحمد من حديث عائشة رضي الله عنها بإسناد حسن. الدرجة: حسن.</w:t>
+      </w:r>
+    </w:p>
+  </w:footnote>
+  <w:footnote w:id="563">
+    <w:p>
+      <w:pPr>
+        <w:bidi/>
+        <w:jc w:val="both"/>
+      </w:pPr>
+      <w:r>
+        <w:rPr>
+          <w:rStyle w:val="FootnoteReference"/>
+        </w:rPr>
+        <w:footnoteRef/>
+      </w:r>
+      <w:r>
+        <w:rPr>
+          <w:rFonts w:ascii="Arial" w:cs="Arial" w:eastAsia="Arial" w:hAnsi="Arial"/>
+          <w:sz w:val="20"/>
+          <w:szCs w:val="20"/>
+          <w:rtl/>
+        </w:rPr>
+        <w:t xml:space="preserve"> حديث الإفك بطوله: صحيح البخاري (٤١٤١)؛ صحيح مسلم (٢٧٧٠) من حديث عائشة رضي الله عنها. الدرجة: متفق عليه.</w:t>
+      </w:r>
+    </w:p>
+  </w:footnote>
+  <w:footnote w:id="564">
+    <w:p>
+      <w:pPr>
+        <w:bidi/>
+        <w:jc w:val="both"/>
+      </w:pPr>
+      <w:r>
+        <w:rPr>
+          <w:rStyle w:val="FootnoteReference"/>
+        </w:rPr>
+        <w:footnoteRef/>
+      </w:r>
+      <w:r>
+        <w:rPr>
+          <w:rFonts w:ascii="Arial" w:cs="Arial" w:eastAsia="Arial" w:hAnsi="Arial"/>
+          <w:sz w:val="20"/>
+          <w:szCs w:val="20"/>
+          <w:rtl/>
+        </w:rPr>
+        <w:t xml:space="preserve"> صحيح البخاري (٤١٤١)؛ صحيح مسلم (٢٧٧٠). الدرجة: متفق عليه.</w:t>
+      </w:r>
+    </w:p>
+  </w:footnote>
+  <w:footnote w:id="565">
+    <w:p>
+      <w:pPr>
+        <w:bidi/>
+        <w:jc w:val="both"/>
+      </w:pPr>
+      <w:r>
+        <w:rPr>
+          <w:rStyle w:val="FootnoteReference"/>
+        </w:rPr>
+        <w:footnoteRef/>
+      </w:r>
+      <w:r>
+        <w:rPr>
+          <w:rFonts w:ascii="Arial" w:cs="Arial" w:eastAsia="Arial" w:hAnsi="Arial"/>
+          <w:sz w:val="20"/>
+          <w:szCs w:val="20"/>
+          <w:rtl/>
+        </w:rPr>
+        <w:t xml:space="preserve"> القرآن الكريم، سورة النور (١١-٢١). الدرجة: قرآن كريم — قطعي.</w:t>
+      </w:r>
+    </w:p>
+  </w:footnote>
+  <w:footnote w:id="566">
+    <w:p>
+      <w:pPr>
+        <w:bidi/>
+        <w:jc w:val="both"/>
+      </w:pPr>
+      <w:r>
+        <w:rPr>
+          <w:rStyle w:val="FootnoteReference"/>
+        </w:rPr>
+        <w:footnoteRef/>
+      </w:r>
+      <w:r>
+        <w:rPr>
+          <w:rFonts w:ascii="Arial" w:cs="Arial" w:eastAsia="Arial" w:hAnsi="Arial"/>
+          <w:sz w:val="20"/>
+          <w:szCs w:val="20"/>
+          <w:rtl/>
+        </w:rPr>
+        <w:t xml:space="preserve"> صحيح البخاري (٤١٤١)؛ صحيح مسلم (٢٧٧٠)؛ والآية من سورة النور (٢٢). الدرجة: متفق عليه في أصله؛ والتفصيل عند أهل السير.</w:t>
+      </w:r>
+    </w:p>
+  </w:footnote>
+  <w:footnote w:id="567">
+    <w:p>
+      <w:pPr>
+        <w:bidi/>
+        <w:jc w:val="both"/>
+      </w:pPr>
+      <w:r>
+        <w:rPr>
+          <w:rStyle w:val="FootnoteReference"/>
+        </w:rPr>
+        <w:footnoteRef/>
+      </w:r>
+      <w:r>
+        <w:rPr>
+          <w:rFonts w:ascii="Arial" w:cs="Arial" w:eastAsia="Arial" w:hAnsi="Arial"/>
+          <w:sz w:val="20"/>
+          <w:szCs w:val="20"/>
+          <w:rtl/>
+        </w:rPr>
+        <w:t xml:space="preserve"> صحيح البخاري (٤٠٣٩)؛ والنهي عن قتل النساء والولدان عند ابن إسحاق، وأصله في الصحيحين. الدرجة: أصله صحيح؛ والتفصيل عند أهل السير.</w:t>
+      </w:r>
+    </w:p>
+  </w:footnote>
+  <w:footnote w:id="568">
+    <w:p>
+      <w:pPr>
+        <w:bidi/>
+        <w:jc w:val="both"/>
+      </w:pPr>
+      <w:r>
+        <w:rPr>
+          <w:rStyle w:val="FootnoteReference"/>
+        </w:rPr>
+        <w:footnoteRef/>
+      </w:r>
+      <w:r>
+        <w:rPr>
+          <w:rFonts w:ascii="Arial" w:cs="Arial" w:eastAsia="Arial" w:hAnsi="Arial"/>
+          <w:sz w:val="20"/>
+          <w:szCs w:val="20"/>
+          <w:rtl/>
+        </w:rPr>
+        <w:t xml:space="preserve"> صحيح البخاري (٤٠٣٩-٤٠٤٠) من حديث البراء بن عازب رضي الله عنه. الدرجة: صحيح.</w:t>
+      </w:r>
+    </w:p>
+  </w:footnote>
+  <w:footnote w:id="569">
+    <w:p>
+      <w:pPr>
+        <w:bidi/>
+        <w:jc w:val="both"/>
+      </w:pPr>
+      <w:r>
+        <w:rPr>
+          <w:rStyle w:val="FootnoteReference"/>
+        </w:rPr>
+        <w:footnoteRef/>
+      </w:r>
+      <w:r>
+        <w:rPr>
+          <w:rFonts w:ascii="Arial" w:cs="Arial" w:eastAsia="Arial" w:hAnsi="Arial"/>
+          <w:sz w:val="20"/>
+          <w:szCs w:val="20"/>
+          <w:rtl/>
+        </w:rPr>
+        <w:t xml:space="preserve"> صحيح البخاري (٢٣٣، ٤١٩٢-٤١٩٣)؛ صحيح مسلم (١٦٧١) من حديث أنس رضي الله عنه. الدرجة: متفق عليه.</w:t>
+      </w:r>
+    </w:p>
+  </w:footnote>
+  <w:footnote w:id="570">
+    <w:p>
+      <w:pPr>
+        <w:bidi/>
+        <w:jc w:val="both"/>
+      </w:pPr>
+      <w:r>
+        <w:rPr>
+          <w:rStyle w:val="FootnoteReference"/>
+        </w:rPr>
+        <w:footnoteRef/>
+      </w:r>
+      <w:r>
+        <w:rPr>
+          <w:rFonts w:ascii="Arial" w:cs="Arial" w:eastAsia="Arial" w:hAnsi="Arial"/>
+          <w:sz w:val="20"/>
+          <w:szCs w:val="20"/>
+          <w:rtl/>
+        </w:rPr>
+        <w:t xml:space="preserve"> القرآن الكريم، سورة المائدة (٣٣)؛ ونزولها في هذا الشأن عند أهل السنن. الدرجة: قرآن كريم — قطعي.</w:t>
+      </w:r>
+    </w:p>
+  </w:footnote>
+  <w:footnote w:id="571">
+    <w:p>
+      <w:pPr>
+        <w:bidi/>
+        <w:jc w:val="both"/>
+      </w:pPr>
+      <w:r>
+        <w:rPr>
+          <w:rStyle w:val="FootnoteReference"/>
+        </w:rPr>
+        <w:footnoteRef/>
+      </w:r>
+      <w:r>
+        <w:rPr>
+          <w:rFonts w:ascii="Arial" w:cs="Arial" w:eastAsia="Arial" w:hAnsi="Arial"/>
+          <w:sz w:val="20"/>
+          <w:szCs w:val="20"/>
+          <w:rtl/>
+        </w:rPr>
+        <w:t xml:space="preserve"> صحيح البخاري (٤٦١٠) ضمن الحديث. الدرجة: صحيح.</w:t>
+      </w:r>
+    </w:p>
+  </w:footnote>
+  <w:footnote w:id="572">
+    <w:p>
+      <w:pPr>
+        <w:bidi/>
+        <w:jc w:val="both"/>
+      </w:pPr>
+      <w:r>
+        <w:rPr>
+          <w:rStyle w:val="FootnoteReference"/>
+        </w:rPr>
+        <w:footnoteRef/>
+      </w:r>
+      <w:r>
+        <w:rPr>
+          <w:rFonts w:ascii="Arial" w:cs="Arial" w:eastAsia="Arial" w:hAnsi="Arial"/>
+          <w:sz w:val="20"/>
+          <w:szCs w:val="20"/>
+          <w:rtl/>
+        </w:rPr>
+        <w:t xml:space="preserve"> صحيح البخاري (٤٣٧٢)؛ صحيح مسلم (١٧٦٤) من حديث أبي هريرة رضي الله عنه. الدرجة: متفق عليه.</w:t>
+      </w:r>
+    </w:p>
+  </w:footnote>
+  <w:footnote w:id="573">
+    <w:p>
+      <w:pPr>
+        <w:bidi/>
+        <w:jc w:val="both"/>
+      </w:pPr>
+      <w:r>
+        <w:rPr>
+          <w:rStyle w:val="FootnoteReference"/>
+        </w:rPr>
+        <w:footnoteRef/>
+      </w:r>
+      <w:r>
+        <w:rPr>
+          <w:rFonts w:ascii="Arial" w:cs="Arial" w:eastAsia="Arial" w:hAnsi="Arial"/>
+          <w:sz w:val="20"/>
+          <w:szCs w:val="20"/>
+          <w:rtl/>
+        </w:rPr>
+        <w:t xml:space="preserve"> ابن إسحاق؛ وأصل الرؤيا في سورة الفتح (٢٧) وحديث المسور الآتي. الدرجة: الآية قطعية؛ وسياق النزول عند أهل التفسير والسير.</w:t>
+      </w:r>
+    </w:p>
+  </w:footnote>
+  <w:footnote w:id="574">
+    <w:p>
+      <w:pPr>
+        <w:bidi/>
+        <w:jc w:val="both"/>
+      </w:pPr>
+      <w:r>
+        <w:rPr>
+          <w:rStyle w:val="FootnoteReference"/>
+        </w:rPr>
+        <w:footnoteRef/>
+      </w:r>
+      <w:r>
+        <w:rPr>
+          <w:rFonts w:ascii="Arial" w:cs="Arial" w:eastAsia="Arial" w:hAnsi="Arial"/>
+          <w:sz w:val="20"/>
+          <w:szCs w:val="20"/>
+          <w:rtl/>
+        </w:rPr>
+        <w:t xml:space="preserve"> صحيح البخاري (٤١٥٤)؛ صحيح مسلم (١٨٥٦) من حديث جابر رضي الله عنه. الدرجة: متفق عليه.</w:t>
+      </w:r>
+    </w:p>
+  </w:footnote>
+  <w:footnote w:id="575">
+    <w:p>
+      <w:pPr>
+        <w:bidi/>
+        <w:jc w:val="both"/>
+      </w:pPr>
+      <w:r>
+        <w:rPr>
+          <w:rStyle w:val="FootnoteReference"/>
+        </w:rPr>
+        <w:footnoteRef/>
+      </w:r>
+      <w:r>
+        <w:rPr>
+          <w:rFonts w:ascii="Arial" w:cs="Arial" w:eastAsia="Arial" w:hAnsi="Arial"/>
+          <w:sz w:val="20"/>
+          <w:szCs w:val="20"/>
+          <w:rtl/>
+        </w:rPr>
+        <w:t xml:space="preserve"> حديث المسور بن مخرمة ومروان الطويل: صحيح البخاري (٢٧٣١-٢٧٣٢). الدرجة: صحيح.</w:t>
+      </w:r>
+    </w:p>
+  </w:footnote>
+  <w:footnote w:id="576">
+    <w:p>
+      <w:pPr>
+        <w:bidi/>
+        <w:jc w:val="both"/>
+      </w:pPr>
+      <w:r>
+        <w:rPr>
+          <w:rStyle w:val="FootnoteReference"/>
+        </w:rPr>
+        <w:footnoteRef/>
+      </w:r>
+      <w:r>
+        <w:rPr>
+          <w:rFonts w:ascii="Arial" w:cs="Arial" w:eastAsia="Arial" w:hAnsi="Arial"/>
+          <w:sz w:val="20"/>
+          <w:szCs w:val="20"/>
+          <w:rtl/>
+        </w:rPr>
+        <w:t xml:space="preserve"> صحيح البخاري (٤١٧٨-٤١٧٩) من حديث المسور ومروان. الدرجة: صحيح.</w:t>
+      </w:r>
+    </w:p>
+  </w:footnote>
+  <w:footnote w:id="577">
+    <w:p>
+      <w:pPr>
+        <w:bidi/>
+        <w:jc w:val="both"/>
+      </w:pPr>
+      <w:r>
+        <w:rPr>
+          <w:rStyle w:val="FootnoteReference"/>
+        </w:rPr>
+        <w:footnoteRef/>
+      </w:r>
+      <w:r>
+        <w:rPr>
+          <w:rFonts w:ascii="Arial" w:cs="Arial" w:eastAsia="Arial" w:hAnsi="Arial"/>
+          <w:sz w:val="20"/>
+          <w:szCs w:val="20"/>
+          <w:rtl/>
+        </w:rPr>
+        <w:t xml:space="preserve"> صحيح البخاري (٢٧٣١). الدرجة: صحيح.</w:t>
+      </w:r>
+    </w:p>
+  </w:footnote>
+  <w:footnote w:id="578">
+    <w:p>
+      <w:pPr>
+        <w:bidi/>
+        <w:jc w:val="both"/>
+      </w:pPr>
+      <w:r>
+        <w:rPr>
+          <w:rStyle w:val="FootnoteReference"/>
+        </w:rPr>
+        <w:footnoteRef/>
+      </w:r>
+      <w:r>
+        <w:rPr>
+          <w:rFonts w:ascii="Arial" w:cs="Arial" w:eastAsia="Arial" w:hAnsi="Arial"/>
+          <w:sz w:val="20"/>
+          <w:szCs w:val="20"/>
+          <w:rtl/>
+        </w:rPr>
+        <w:t xml:space="preserve"> صحيح مسلم (٨٤٠) من حديث جابر رضي الله عنه؛ وموضعها بين ضجنان وعسفان. الدرجة: صحيح.</w:t>
+      </w:r>
+    </w:p>
+  </w:footnote>
+  <w:footnote w:id="579">
+    <w:p>
+      <w:pPr>
+        <w:bidi/>
+        <w:jc w:val="both"/>
+      </w:pPr>
+      <w:r>
+        <w:rPr>
+          <w:rStyle w:val="FootnoteReference"/>
+        </w:rPr>
+        <w:footnoteRef/>
+      </w:r>
+      <w:r>
+        <w:rPr>
+          <w:rFonts w:ascii="Arial" w:cs="Arial" w:eastAsia="Arial" w:hAnsi="Arial"/>
+          <w:sz w:val="20"/>
+          <w:szCs w:val="20"/>
+          <w:rtl/>
+        </w:rPr>
+        <w:t xml:space="preserve"> صحيح البخاري (٢٧٣١-٢٧٣٢) من حديث المسور ومروان. الدرجة: صحيح.</w:t>
+      </w:r>
+    </w:p>
+  </w:footnote>
+  <w:footnote w:id="580">
+    <w:p>
+      <w:pPr>
+        <w:bidi/>
+        <w:jc w:val="both"/>
+      </w:pPr>
+      <w:r>
+        <w:rPr>
+          <w:rStyle w:val="FootnoteReference"/>
+        </w:rPr>
+        <w:footnoteRef/>
+      </w:r>
+      <w:r>
+        <w:rPr>
+          <w:rFonts w:ascii="Arial" w:cs="Arial" w:eastAsia="Arial" w:hAnsi="Arial"/>
+          <w:sz w:val="20"/>
+          <w:szCs w:val="20"/>
+          <w:rtl/>
+        </w:rPr>
+        <w:t xml:space="preserve"> صحيح البخاري (٢٧٣١-٢٧٣٢). الدرجة: صحيح.</w:t>
+      </w:r>
+    </w:p>
+  </w:footnote>
+  <w:footnote w:id="581">
+    <w:p>
+      <w:pPr>
+        <w:bidi/>
+        <w:jc w:val="both"/>
+      </w:pPr>
+      <w:r>
+        <w:rPr>
+          <w:rStyle w:val="FootnoteReference"/>
+        </w:rPr>
+        <w:footnoteRef/>
+      </w:r>
+      <w:r>
+        <w:rPr>
+          <w:rFonts w:ascii="Arial" w:cs="Arial" w:eastAsia="Arial" w:hAnsi="Arial"/>
+          <w:sz w:val="20"/>
+          <w:szCs w:val="20"/>
+          <w:rtl/>
+        </w:rPr>
+        <w:t xml:space="preserve"> صحيح مسلم (١٨٠٨) من حديث أنس رضي الله عنه. الدرجة: صحيح.</w:t>
+      </w:r>
+    </w:p>
+  </w:footnote>
+  <w:footnote w:id="582">
+    <w:p>
+      <w:pPr>
+        <w:bidi/>
+        <w:jc w:val="both"/>
+      </w:pPr>
+      <w:r>
+        <w:rPr>
+          <w:rStyle w:val="FootnoteReference"/>
+        </w:rPr>
+        <w:footnoteRef/>
+      </w:r>
+      <w:r>
+        <w:rPr>
+          <w:rFonts w:ascii="Arial" w:cs="Arial" w:eastAsia="Arial" w:hAnsi="Arial"/>
+          <w:sz w:val="20"/>
+          <w:szCs w:val="20"/>
+          <w:rtl/>
+        </w:rPr>
+        <w:t xml:space="preserve"> ابن إسحاق، السيرة (رواية ابن هشام). الدرجة: حسن عند أهل المغازي.</w:t>
+      </w:r>
+    </w:p>
+  </w:footnote>
+  <w:footnote w:id="583">
+    <w:p>
+      <w:pPr>
+        <w:bidi/>
+        <w:jc w:val="both"/>
+      </w:pPr>
+      <w:r>
+        <w:rPr>
+          <w:rStyle w:val="FootnoteReference"/>
+        </w:rPr>
+        <w:footnoteRef/>
+      </w:r>
+      <w:r>
+        <w:rPr>
+          <w:rFonts w:ascii="Arial" w:cs="Arial" w:eastAsia="Arial" w:hAnsi="Arial"/>
+          <w:sz w:val="20"/>
+          <w:szCs w:val="20"/>
+          <w:rtl/>
+        </w:rPr>
+        <w:t xml:space="preserve"> ابن إسحاق؛ وذكره أهل السير في مناقب عثمان رضي الله عنه. الدرجة: حسن عند أهل المغازي.</w:t>
+      </w:r>
+    </w:p>
+  </w:footnote>
+  <w:footnote w:id="584">
+    <w:p>
+      <w:pPr>
+        <w:bidi/>
+        <w:jc w:val="both"/>
+      </w:pPr>
+      <w:r>
+        <w:rPr>
+          <w:rStyle w:val="FootnoteReference"/>
+        </w:rPr>
+        <w:footnoteRef/>
+      </w:r>
+      <w:r>
+        <w:rPr>
+          <w:rFonts w:ascii="Arial" w:cs="Arial" w:eastAsia="Arial" w:hAnsi="Arial"/>
+          <w:sz w:val="20"/>
+          <w:szCs w:val="20"/>
+          <w:rtl/>
+        </w:rPr>
+        <w:t xml:space="preserve"> ابن إسحاق؛ وأصله في حديث بيعة الرضوان في الصحيحين. الدرجة: حسن عند أهل المغازي.</w:t>
+      </w:r>
+    </w:p>
+  </w:footnote>
+  <w:footnote w:id="585">
+    <w:p>
+      <w:pPr>
+        <w:bidi/>
+        <w:jc w:val="both"/>
+      </w:pPr>
+      <w:r>
+        <w:rPr>
+          <w:rStyle w:val="FootnoteReference"/>
+        </w:rPr>
+        <w:footnoteRef/>
+      </w:r>
+      <w:r>
+        <w:rPr>
+          <w:rFonts w:ascii="Arial" w:cs="Arial" w:eastAsia="Arial" w:hAnsi="Arial"/>
+          <w:sz w:val="20"/>
+          <w:szCs w:val="20"/>
+          <w:rtl/>
+        </w:rPr>
+        <w:t xml:space="preserve"> سبب البيعة عند ابن إسحاق؛ وعدتهم وبيعتهم: صحيح البخاري (٤١٥٤)؛ صحيح مسلم (١٨٥٦) من حديث جابر رضي الله عنه. الدرجة: متفق عليه في أصله؛ والتفصيل عند أهل السير.</w:t>
+      </w:r>
+    </w:p>
+  </w:footnote>
+  <w:footnote w:id="586">
+    <w:p>
+      <w:pPr>
+        <w:bidi/>
+        <w:jc w:val="both"/>
+      </w:pPr>
+      <w:r>
+        <w:rPr>
+          <w:rStyle w:val="FootnoteReference"/>
+        </w:rPr>
+        <w:footnoteRef/>
+      </w:r>
+      <w:r>
+        <w:rPr>
+          <w:rFonts w:ascii="Arial" w:cs="Arial" w:eastAsia="Arial" w:hAnsi="Arial"/>
+          <w:sz w:val="20"/>
+          <w:szCs w:val="20"/>
+          <w:rtl/>
+        </w:rPr>
+        <w:t xml:space="preserve"> قول جابر: صحيح مسلم (١٨٥٦)؛ وقول سلمة في البيعة على الموت: صحيح مسلم (١٨٦٠). الدرجة: صحيح.</w:t>
+      </w:r>
+    </w:p>
+  </w:footnote>
+  <w:footnote w:id="587">
+    <w:p>
+      <w:pPr>
+        <w:bidi/>
+        <w:jc w:val="both"/>
+      </w:pPr>
+      <w:r>
+        <w:rPr>
+          <w:rStyle w:val="FootnoteReference"/>
+        </w:rPr>
+        <w:footnoteRef/>
+      </w:r>
+      <w:r>
+        <w:rPr>
+          <w:rFonts w:ascii="Arial" w:cs="Arial" w:eastAsia="Arial" w:hAnsi="Arial"/>
+          <w:sz w:val="20"/>
+          <w:szCs w:val="20"/>
+          <w:rtl/>
+        </w:rPr>
+        <w:t xml:space="preserve"> صحيح مسلم (١٨٠٧) من حديث سلمة بن الأكوع رضي الله عنه. الدرجة: صحيح.</w:t>
+      </w:r>
+    </w:p>
+  </w:footnote>
+  <w:footnote w:id="588">
+    <w:p>
+      <w:pPr>
+        <w:bidi/>
+        <w:jc w:val="both"/>
+      </w:pPr>
+      <w:r>
+        <w:rPr>
+          <w:rStyle w:val="FootnoteReference"/>
+        </w:rPr>
+        <w:footnoteRef/>
+      </w:r>
+      <w:r>
+        <w:rPr>
+          <w:rFonts w:ascii="Arial" w:cs="Arial" w:eastAsia="Arial" w:hAnsi="Arial"/>
+          <w:sz w:val="20"/>
+          <w:szCs w:val="20"/>
+          <w:rtl/>
+        </w:rPr>
+        <w:t xml:space="preserve"> صحيح البخاري (٣٦٩٨)؛ جامع الترمذي (٣٧٠٢). الدرجة: أصله صحيح؛ والتفصيل عند أهل السير.</w:t>
+      </w:r>
+    </w:p>
+  </w:footnote>
+  <w:footnote w:id="589">
+    <w:p>
+      <w:pPr>
+        <w:bidi/>
+        <w:jc w:val="both"/>
+      </w:pPr>
+      <w:r>
+        <w:rPr>
+          <w:rStyle w:val="FootnoteReference"/>
+        </w:rPr>
+        <w:footnoteRef/>
+      </w:r>
+      <w:r>
+        <w:rPr>
+          <w:rFonts w:ascii="Arial" w:cs="Arial" w:eastAsia="Arial" w:hAnsi="Arial"/>
+          <w:sz w:val="20"/>
+          <w:szCs w:val="20"/>
+          <w:rtl/>
+        </w:rPr>
+        <w:t xml:space="preserve"> صحيح مسلم (١٨٥٦) من حديث جابر رضي الله عنه. الدرجة: صحيح.</w:t>
+      </w:r>
+    </w:p>
+  </w:footnote>
+  <w:footnote w:id="590">
+    <w:p>
+      <w:pPr>
+        <w:bidi/>
+        <w:jc w:val="both"/>
+      </w:pPr>
+      <w:r>
+        <w:rPr>
+          <w:rStyle w:val="FootnoteReference"/>
+        </w:rPr>
+        <w:footnoteRef/>
+      </w:r>
+      <w:r>
+        <w:rPr>
+          <w:rFonts w:ascii="Arial" w:cs="Arial" w:eastAsia="Arial" w:hAnsi="Arial"/>
+          <w:sz w:val="20"/>
+          <w:szCs w:val="20"/>
+          <w:rtl/>
+        </w:rPr>
+        <w:t xml:space="preserve"> صحيح البخاري (٤١٥٤)؛ صحيح مسلم (١٨٥٦). الدرجة: متفق عليه.</w:t>
+      </w:r>
+    </w:p>
+  </w:footnote>
+  <w:footnote w:id="591">
+    <w:p>
+      <w:pPr>
+        <w:bidi/>
+        <w:jc w:val="both"/>
+      </w:pPr>
+      <w:r>
+        <w:rPr>
+          <w:rStyle w:val="FootnoteReference"/>
+        </w:rPr>
+        <w:footnoteRef/>
+      </w:r>
+      <w:r>
+        <w:rPr>
+          <w:rFonts w:ascii="Arial" w:cs="Arial" w:eastAsia="Arial" w:hAnsi="Arial"/>
+          <w:sz w:val="20"/>
+          <w:szCs w:val="20"/>
+          <w:rtl/>
+        </w:rPr>
+        <w:t xml:space="preserve"> صحيح مسلم (٢٤٩٦) من حديث جابر رضي الله عنه. الدرجة: صحيح.</w:t>
+      </w:r>
+    </w:p>
+  </w:footnote>
+  <w:footnote w:id="592">
+    <w:p>
+      <w:pPr>
+        <w:bidi/>
+        <w:jc w:val="both"/>
+      </w:pPr>
+      <w:r>
+        <w:rPr>
+          <w:rStyle w:val="FootnoteReference"/>
+        </w:rPr>
+        <w:footnoteRef/>
+      </w:r>
+      <w:r>
+        <w:rPr>
+          <w:rFonts w:ascii="Arial" w:cs="Arial" w:eastAsia="Arial" w:hAnsi="Arial"/>
+          <w:sz w:val="20"/>
+          <w:szCs w:val="20"/>
+          <w:rtl/>
+        </w:rPr>
+        <w:t xml:space="preserve"> صحيح البخاري (٤١٦٢-٤١٦٣) من حديث سعيد بن المسيب عن أبيه. الدرجة: صحيح.</w:t>
+      </w:r>
+    </w:p>
+  </w:footnote>
+  <w:footnote w:id="593">
+    <w:p>
+      <w:pPr>
+        <w:bidi/>
+        <w:jc w:val="both"/>
+      </w:pPr>
+      <w:r>
+        <w:rPr>
+          <w:rStyle w:val="FootnoteReference"/>
+        </w:rPr>
+        <w:footnoteRef/>
+      </w:r>
+      <w:r>
+        <w:rPr>
+          <w:rFonts w:ascii="Arial" w:cs="Arial" w:eastAsia="Arial" w:hAnsi="Arial"/>
+          <w:sz w:val="20"/>
+          <w:szCs w:val="20"/>
+          <w:rtl/>
+        </w:rPr>
+        <w:t xml:space="preserve"> صحيح البخاري (٢٧٣١-٢٧٣٢)؛ صحيح مسلم (١٧٨٣-١٧٨٤) من حديث المسور والبراء رضي الله عنهم. الدرجة: متفق عليه.</w:t>
+      </w:r>
+    </w:p>
+  </w:footnote>
+  <w:footnote w:id="594">
+    <w:p>
+      <w:pPr>
+        <w:bidi/>
+        <w:jc w:val="both"/>
+      </w:pPr>
+      <w:r>
+        <w:rPr>
+          <w:rStyle w:val="FootnoteReference"/>
+        </w:rPr>
+        <w:footnoteRef/>
+      </w:r>
+      <w:r>
+        <w:rPr>
+          <w:rFonts w:ascii="Arial" w:cs="Arial" w:eastAsia="Arial" w:hAnsi="Arial"/>
+          <w:sz w:val="20"/>
+          <w:szCs w:val="20"/>
+          <w:rtl/>
+        </w:rPr>
+        <w:t xml:space="preserve"> صحيح البخاري (٢٧٣١-٢٧٣٢). الدرجة: صحيح.</w:t>
+      </w:r>
+    </w:p>
+  </w:footnote>
+  <w:footnote w:id="595">
+    <w:p>
+      <w:pPr>
+        <w:bidi/>
+        <w:jc w:val="both"/>
+      </w:pPr>
+      <w:r>
+        <w:rPr>
+          <w:rStyle w:val="FootnoteReference"/>
+        </w:rPr>
+        <w:footnoteRef/>
+      </w:r>
+      <w:r>
+        <w:rPr>
+          <w:rFonts w:ascii="Arial" w:cs="Arial" w:eastAsia="Arial" w:hAnsi="Arial"/>
+          <w:sz w:val="20"/>
+          <w:szCs w:val="20"/>
+          <w:rtl/>
+        </w:rPr>
+        <w:t xml:space="preserve"> صحيح البخاري (٢٧٠٠) من حديث البراء؛ وتفصيل البنود ودخول القبائل عند ابن إسحاق. الدرجة: أصله صحيح؛ والتفصيل عند أهل السير.</w:t>
+      </w:r>
+    </w:p>
+  </w:footnote>
+  <w:footnote w:id="596">
+    <w:p>
+      <w:pPr>
+        <w:bidi/>
+        <w:jc w:val="both"/>
+      </w:pPr>
+      <w:r>
+        <w:rPr>
+          <w:rStyle w:val="FootnoteReference"/>
+        </w:rPr>
+        <w:footnoteRef/>
+      </w:r>
+      <w:r>
+        <w:rPr>
+          <w:rFonts w:ascii="Arial" w:cs="Arial" w:eastAsia="Arial" w:hAnsi="Arial"/>
+          <w:sz w:val="20"/>
+          <w:szCs w:val="20"/>
+          <w:rtl/>
+        </w:rPr>
+        <w:t xml:space="preserve"> صحيح البخاري (٢٧٣١-٢٧٣٢). الدرجة: صحيح.</w:t>
+      </w:r>
+    </w:p>
+  </w:footnote>
+  <w:footnote w:id="597">
+    <w:p>
+      <w:pPr>
+        <w:bidi/>
+        <w:jc w:val="both"/>
+      </w:pPr>
+      <w:r>
+        <w:rPr>
+          <w:rStyle w:val="FootnoteReference"/>
+        </w:rPr>
+        <w:footnoteRef/>
+      </w:r>
+      <w:r>
+        <w:rPr>
+          <w:rFonts w:ascii="Arial" w:cs="Arial" w:eastAsia="Arial" w:hAnsi="Arial"/>
+          <w:sz w:val="20"/>
+          <w:szCs w:val="20"/>
+          <w:rtl/>
+        </w:rPr>
+        <w:t xml:space="preserve"> ابن إسحاق، السيرة (رواية ابن هشام) بإسناد حسن. الدرجة: حسن.</w:t>
+      </w:r>
+    </w:p>
+  </w:footnote>
+  <w:footnote w:id="598">
+    <w:p>
+      <w:pPr>
+        <w:bidi/>
+        <w:jc w:val="both"/>
+      </w:pPr>
+      <w:r>
+        <w:rPr>
+          <w:rStyle w:val="FootnoteReference"/>
+        </w:rPr>
+        <w:footnoteRef/>
+      </w:r>
+      <w:r>
+        <w:rPr>
+          <w:rFonts w:ascii="Arial" w:cs="Arial" w:eastAsia="Arial" w:hAnsi="Arial"/>
+          <w:sz w:val="20"/>
+          <w:szCs w:val="20"/>
+          <w:rtl/>
+        </w:rPr>
+        <w:t xml:space="preserve"> صحيح البخاري (٢٧٣١-٢٧٣٢، ٣١٨٢)؛ صحيح مسلم (١٧٨٥) من حديث المسور وسهل بن حنيف وعمر رضي الله عنهم. الدرجة: متفق عليه.</w:t>
+      </w:r>
+    </w:p>
+  </w:footnote>
+  <w:footnote w:id="599">
+    <w:p>
+      <w:pPr>
+        <w:bidi/>
+        <w:jc w:val="both"/>
+      </w:pPr>
+      <w:r>
+        <w:rPr>
+          <w:rStyle w:val="FootnoteReference"/>
+        </w:rPr>
+        <w:footnoteRef/>
+      </w:r>
+      <w:r>
+        <w:rPr>
+          <w:rFonts w:ascii="Arial" w:cs="Arial" w:eastAsia="Arial" w:hAnsi="Arial"/>
+          <w:sz w:val="20"/>
+          <w:szCs w:val="20"/>
+          <w:rtl/>
+        </w:rPr>
+        <w:t xml:space="preserve"> صحيح البخاري (٢٧٣١-٢٧٣٢). الدرجة: صحيح.</w:t>
+      </w:r>
+    </w:p>
+  </w:footnote>
+  <w:footnote w:id="600">
+    <w:p>
+      <w:pPr>
+        <w:bidi/>
+        <w:jc w:val="both"/>
+      </w:pPr>
+      <w:r>
+        <w:rPr>
+          <w:rStyle w:val="FootnoteReference"/>
+        </w:rPr>
+        <w:footnoteRef/>
+      </w:r>
+      <w:r>
+        <w:rPr>
+          <w:rFonts w:ascii="Arial" w:cs="Arial" w:eastAsia="Arial" w:hAnsi="Arial"/>
+          <w:sz w:val="20"/>
+          <w:szCs w:val="20"/>
+          <w:rtl/>
+        </w:rPr>
+        <w:t xml:space="preserve"> صحيح البخاري (١٧٢٧)؛ صحيح مسلم (١٣٠١) من حديث ابن عمر وأبي هريرة رضي الله عنهم. الدرجة: متفق عليه.</w:t>
+      </w:r>
+    </w:p>
+  </w:footnote>
+  <w:footnote w:id="601">
+    <w:p>
+      <w:pPr>
+        <w:bidi/>
+        <w:jc w:val="both"/>
+      </w:pPr>
+      <w:r>
+        <w:rPr>
+          <w:rStyle w:val="FootnoteReference"/>
+        </w:rPr>
+        <w:footnoteRef/>
+      </w:r>
+      <w:r>
+        <w:rPr>
+          <w:rFonts w:ascii="Arial" w:cs="Arial" w:eastAsia="Arial" w:hAnsi="Arial"/>
+          <w:sz w:val="20"/>
+          <w:szCs w:val="20"/>
+          <w:rtl/>
+        </w:rPr>
+        <w:t xml:space="preserve"> صحيح مسلم (١٣١٨) من حديث جابر رضي الله عنه. الدرجة: صحيح.</w:t>
+      </w:r>
+    </w:p>
+  </w:footnote>
+  <w:footnote w:id="602">
+    <w:p>
+      <w:pPr>
+        <w:bidi/>
+        <w:jc w:val="both"/>
+      </w:pPr>
+      <w:r>
+        <w:rPr>
+          <w:rStyle w:val="FootnoteReference"/>
+        </w:rPr>
+        <w:footnoteRef/>
+      </w:r>
+      <w:r>
+        <w:rPr>
+          <w:rFonts w:ascii="Arial" w:cs="Arial" w:eastAsia="Arial" w:hAnsi="Arial"/>
+          <w:sz w:val="20"/>
+          <w:szCs w:val="20"/>
+          <w:rtl/>
+        </w:rPr>
+        <w:t xml:space="preserve"> القرآن الكريم، سورة الفتح (١-٣)؛ ونزولها في الطريق وسؤال عمر: صحيح البخاري (٤١٧٧، ٥٠١٢)؛ صحيح مسلم (١٧٨٦). الدرجة: متفق عليه في أصله؛ والتفصيل عند أهل السير.</w:t>
+      </w:r>
+    </w:p>
+  </w:footnote>
+  <w:footnote w:id="603">
+    <w:p>
+      <w:pPr>
+        <w:bidi/>
+        <w:jc w:val="both"/>
+      </w:pPr>
+      <w:r>
+        <w:rPr>
+          <w:rStyle w:val="FootnoteReference"/>
+        </w:rPr>
+        <w:footnoteRef/>
+      </w:r>
+      <w:r>
+        <w:rPr>
+          <w:rFonts w:ascii="Arial" w:cs="Arial" w:eastAsia="Arial" w:hAnsi="Arial"/>
+          <w:sz w:val="20"/>
+          <w:szCs w:val="20"/>
+          <w:rtl/>
+        </w:rPr>
+        <w:t xml:space="preserve"> قول الزهري ضمن حديث المسور: صحيح البخاري (٢٧٣١) وما بعده. الدرجة: صحيح.</w:t>
+      </w:r>
+    </w:p>
+  </w:footnote>
+  <w:footnote w:id="604">
+    <w:p>
+      <w:pPr>
+        <w:bidi/>
+        <w:jc w:val="both"/>
+      </w:pPr>
+      <w:r>
+        <w:rPr>
+          <w:rStyle w:val="FootnoteReference"/>
+        </w:rPr>
+        <w:footnoteRef/>
+      </w:r>
+      <w:r>
+        <w:rPr>
+          <w:rFonts w:ascii="Arial" w:cs="Arial" w:eastAsia="Arial" w:hAnsi="Arial"/>
+          <w:sz w:val="20"/>
+          <w:szCs w:val="20"/>
+          <w:rtl/>
+        </w:rPr>
+        <w:t xml:space="preserve"> القرآن الكريم، سورة الفتح (١٨، ٢٧، ٢٤). الدرجة: قرآن كريم — قطعي.</w:t>
+      </w:r>
+    </w:p>
+  </w:footnote>
+  <w:footnote w:id="605">
+    <w:p>
+      <w:pPr>
+        <w:bidi/>
+        <w:jc w:val="both"/>
+      </w:pPr>
+      <w:r>
+        <w:rPr>
+          <w:rStyle w:val="FootnoteReference"/>
+        </w:rPr>
+        <w:footnoteRef/>
+      </w:r>
+      <w:r>
+        <w:rPr>
+          <w:rFonts w:ascii="Arial" w:cs="Arial" w:eastAsia="Arial" w:hAnsi="Arial"/>
+          <w:sz w:val="20"/>
+          <w:szCs w:val="20"/>
+          <w:rtl/>
+        </w:rPr>
+        <w:t xml:space="preserve"> صحيح البخاري (٢٧٣١-٢٧٣٢) من حديث المسور ومروان. الدرجة: صحيح.</w:t>
+      </w:r>
+    </w:p>
+  </w:footnote>
+  <w:footnote w:id="606">
+    <w:p>
+      <w:pPr>
+        <w:bidi/>
+        <w:jc w:val="both"/>
+      </w:pPr>
+      <w:r>
+        <w:rPr>
+          <w:rStyle w:val="FootnoteReference"/>
+        </w:rPr>
+        <w:footnoteRef/>
+      </w:r>
+      <w:r>
+        <w:rPr>
+          <w:rFonts w:ascii="Arial" w:cs="Arial" w:eastAsia="Arial" w:hAnsi="Arial"/>
+          <w:sz w:val="20"/>
+          <w:szCs w:val="20"/>
+          <w:rtl/>
+        </w:rPr>
+        <w:t xml:space="preserve"> صحيح البخاري (٢٧٣١-٢٧٣٢). الدرجة: صحيح.</w:t>
+      </w:r>
+    </w:p>
+  </w:footnote>
+  <w:footnote w:id="607">
+    <w:p>
+      <w:pPr>
+        <w:bidi/>
+        <w:jc w:val="both"/>
+      </w:pPr>
+      <w:r>
+        <w:rPr>
+          <w:rStyle w:val="FootnoteReference"/>
+        </w:rPr>
+        <w:footnoteRef/>
+      </w:r>
+      <w:r>
+        <w:rPr>
+          <w:rFonts w:ascii="Arial" w:cs="Arial" w:eastAsia="Arial" w:hAnsi="Arial"/>
+          <w:sz w:val="20"/>
+          <w:szCs w:val="20"/>
+          <w:rtl/>
+        </w:rPr>
+        <w:t xml:space="preserve"> ابن إسحاق؛ وموسى بن عقبة في مغازيه. الدرجة: حسن عند أهل المغازي.</w:t>
+      </w:r>
+    </w:p>
+  </w:footnote>
+  <w:footnote w:id="608">
+    <w:p>
+      <w:pPr>
+        <w:bidi/>
+        <w:jc w:val="both"/>
+      </w:pPr>
+      <w:r>
+        <w:rPr>
+          <w:rStyle w:val="FootnoteReference"/>
+        </w:rPr>
+        <w:footnoteRef/>
+      </w:r>
+      <w:r>
+        <w:rPr>
+          <w:rFonts w:ascii="Arial" w:cs="Arial" w:eastAsia="Arial" w:hAnsi="Arial"/>
+          <w:sz w:val="20"/>
+          <w:szCs w:val="20"/>
+          <w:rtl/>
+        </w:rPr>
+        <w:t xml:space="preserve"> القرآن الكريم، سورة الفتح (٢٥). الدرجة: قرآن كريم — قطعي.</w:t>
+      </w:r>
+    </w:p>
+  </w:footnote>
+  <w:footnote w:id="609">
+    <w:p>
+      <w:pPr>
+        <w:bidi/>
+        <w:jc w:val="both"/>
+      </w:pPr>
+      <w:r>
+        <w:rPr>
+          <w:rStyle w:val="FootnoteReference"/>
+        </w:rPr>
+        <w:footnoteRef/>
+      </w:r>
+      <w:r>
+        <w:rPr>
+          <w:rFonts w:ascii="Arial" w:cs="Arial" w:eastAsia="Arial" w:hAnsi="Arial"/>
+          <w:sz w:val="20"/>
+          <w:szCs w:val="20"/>
+          <w:rtl/>
+        </w:rPr>
+        <w:t xml:space="preserve"> صحيح البخاري (٢٧١١-٢٧١٣) من حديث المسور ومروان. الدرجة: صحيح.</w:t>
+      </w:r>
+    </w:p>
+  </w:footnote>
+  <w:footnote w:id="610">
+    <w:p>
+      <w:pPr>
+        <w:bidi/>
+        <w:jc w:val="both"/>
+      </w:pPr>
+      <w:r>
+        <w:rPr>
+          <w:rStyle w:val="FootnoteReference"/>
+        </w:rPr>
+        <w:footnoteRef/>
+      </w:r>
+      <w:r>
+        <w:rPr>
+          <w:rFonts w:ascii="Arial" w:cs="Arial" w:eastAsia="Arial" w:hAnsi="Arial"/>
+          <w:sz w:val="20"/>
+          <w:szCs w:val="20"/>
+          <w:rtl/>
+        </w:rPr>
+        <w:t xml:space="preserve"> القرآن الكريم، سورة الممتحنة (١٠)؛ وامتناعه من ردها: صحيح البخاري (٢٧١١-٢٧١٣، ٤١٨٠-٤١٨٢). الدرجة: صحيح؛ والآية قطعية.</w:t>
+      </w:r>
+    </w:p>
+  </w:footnote>
+  <w:footnote w:id="611">
+    <w:p>
+      <w:pPr>
+        <w:bidi/>
+        <w:jc w:val="both"/>
+      </w:pPr>
+      <w:r>
+        <w:rPr>
+          <w:rStyle w:val="FootnoteReference"/>
+        </w:rPr>
+        <w:footnoteRef/>
+      </w:r>
+      <w:r>
+        <w:rPr>
+          <w:rFonts w:ascii="Arial" w:cs="Arial" w:eastAsia="Arial" w:hAnsi="Arial"/>
+          <w:sz w:val="20"/>
+          <w:szCs w:val="20"/>
+          <w:rtl/>
+        </w:rPr>
+        <w:t xml:space="preserve"> القرآن الكريم، سورة الممتحنة (١٠)؛ وتطليق عمر امرأتيه: صحيح البخاري (٢٧٣٣) ضمن الحديث. الدرجة: صحيح؛ والآية قطعية.</w:t>
+      </w:r>
+    </w:p>
+  </w:footnote>
+  <w:footnote w:id="612">
+    <w:p>
+      <w:pPr>
+        <w:bidi/>
+        <w:jc w:val="both"/>
+      </w:pPr>
+      <w:r>
+        <w:rPr>
+          <w:rStyle w:val="FootnoteReference"/>
+        </w:rPr>
+        <w:footnoteRef/>
+      </w:r>
+      <w:r>
+        <w:rPr>
+          <w:rFonts w:ascii="Arial" w:cs="Arial" w:eastAsia="Arial" w:hAnsi="Arial"/>
+          <w:sz w:val="20"/>
+          <w:szCs w:val="20"/>
+          <w:rtl/>
+        </w:rPr>
+        <w:t xml:space="preserve"> صحيح مسلم (١٧٧٤) من حديث أنس رضي الله عنه. الدرجة: صحيح.</w:t>
+      </w:r>
+    </w:p>
+  </w:footnote>
+  <w:footnote w:id="613">
+    <w:p>
+      <w:pPr>
+        <w:bidi/>
+        <w:jc w:val="both"/>
+      </w:pPr>
+      <w:r>
+        <w:rPr>
+          <w:rStyle w:val="FootnoteReference"/>
+        </w:rPr>
+        <w:footnoteRef/>
+      </w:r>
+      <w:r>
+        <w:rPr>
+          <w:rFonts w:ascii="Arial" w:cs="Arial" w:eastAsia="Arial" w:hAnsi="Arial"/>
+          <w:sz w:val="20"/>
+          <w:szCs w:val="20"/>
+          <w:rtl/>
+        </w:rPr>
+        <w:t xml:space="preserve"> صحيح البخاري (٦٥، ٢٩٣٨)؛ صحيح مسلم (٢٠٩٢) من حديث أنس رضي الله عنه. الدرجة: متفق عليه.</w:t>
+      </w:r>
+    </w:p>
+  </w:footnote>
+  <w:footnote w:id="614">
+    <w:p>
+      <w:pPr>
+        <w:bidi/>
+        <w:jc w:val="both"/>
+      </w:pPr>
+      <w:r>
+        <w:rPr>
+          <w:rStyle w:val="FootnoteReference"/>
+        </w:rPr>
+        <w:footnoteRef/>
+      </w:r>
+      <w:r>
+        <w:rPr>
+          <w:rFonts w:ascii="Arial" w:cs="Arial" w:eastAsia="Arial" w:hAnsi="Arial"/>
+          <w:sz w:val="20"/>
+          <w:szCs w:val="20"/>
+          <w:rtl/>
+        </w:rPr>
         <w:t xml:space="preserve"> ابن إسحاق؛ ابن سعد، الطبقات الكبرى. الدرجة: حسن.</w:t>
       </w:r>
     </w:p>
   </w:footnote>
-  <w:footnote w:id="464">
-    <w:p>
-      <w:pPr>
-        <w:bidi/>
-        <w:jc w:val="both"/>
-      </w:pPr>
-      <w:r>
-        <w:rPr>
-          <w:rStyle w:val="FootnoteReference"/>
-        </w:rPr>
-        <w:footnoteRef/>
-      </w:r>
-      <w:r>
-        <w:rPr>
-          <w:rFonts w:ascii="Arial" w:cs="Arial" w:eastAsia="Arial" w:hAnsi="Arial"/>
-          <w:sz w:val="20"/>
-          <w:szCs w:val="20"/>
-          <w:rtl/>
-        </w:rPr>
-        <w:t xml:space="preserve"> القرآن الكريم، سورة الحشر (٢)؛ وتسميتها سورة النضير: صحيح البخاري (٤٨٨٢) من قول ابن عباس. الدرجة: صحيح؛ والآية قطعية.</w:t>
-      </w:r>
-    </w:p>
-  </w:footnote>
-  <w:footnote w:id="465">
-    <w:p>
-      <w:pPr>
-        <w:bidi/>
-        <w:jc w:val="both"/>
-      </w:pPr>
-      <w:r>
-        <w:rPr>
-          <w:rStyle w:val="FootnoteReference"/>
-        </w:rPr>
-        <w:footnoteRef/>
-      </w:r>
-      <w:r>
-        <w:rPr>
-          <w:rFonts w:ascii="Arial" w:cs="Arial" w:eastAsia="Arial" w:hAnsi="Arial"/>
-          <w:sz w:val="20"/>
-          <w:szCs w:val="20"/>
-          <w:rtl/>
-        </w:rPr>
-        <w:t xml:space="preserve"> صحيح البخاري (٣١٢٨، ٤٠٣٣)؛ صحيح مسلم (١٧٥٧) من حديث عمر رضي الله عنه. الدرجة: متفق عليه.</w:t>
-      </w:r>
-    </w:p>
-  </w:footnote>
-  <w:footnote w:id="466">
-    <w:p>
-      <w:pPr>
-        <w:bidi/>
-        <w:jc w:val="both"/>
-      </w:pPr>
-      <w:r>
-        <w:rPr>
-          <w:rStyle w:val="FootnoteReference"/>
-        </w:rPr>
-        <w:footnoteRef/>
-      </w:r>
-      <w:r>
-        <w:rPr>
-          <w:rFonts w:ascii="Arial" w:cs="Arial" w:eastAsia="Arial" w:hAnsi="Arial"/>
-          <w:sz w:val="20"/>
-          <w:szCs w:val="20"/>
-          <w:rtl/>
-        </w:rPr>
-        <w:t xml:space="preserve"> صحيح مسلم (٩٢٠) من حديث أم سلمة رضي الله عنها. الدرجة: صحيح.</w:t>
-      </w:r>
-    </w:p>
-  </w:footnote>
-  <w:footnote w:id="467">
-    <w:p>
-      <w:pPr>
-        <w:bidi/>
-        <w:jc w:val="both"/>
-      </w:pPr>
-      <w:r>
-        <w:rPr>
-          <w:rStyle w:val="FootnoteReference"/>
-        </w:rPr>
-        <w:footnoteRef/>
-      </w:r>
-      <w:r>
-        <w:rPr>
-          <w:rFonts w:ascii="Arial" w:cs="Arial" w:eastAsia="Arial" w:hAnsi="Arial"/>
-          <w:sz w:val="20"/>
-          <w:szCs w:val="20"/>
-          <w:rtl/>
-        </w:rPr>
-        <w:t xml:space="preserve"> صحيح مسلم (٩١٨) من حديث أم سلمة رضي الله عنها. الدرجة: صحيح.</w:t>
-      </w:r>
-    </w:p>
-  </w:footnote>
-  <w:footnote w:id="468">
-    <w:p>
-      <w:pPr>
-        <w:bidi/>
-        <w:jc w:val="both"/>
-      </w:pPr>
-      <w:r>
-        <w:rPr>
-          <w:rStyle w:val="FootnoteReference"/>
-        </w:rPr>
-        <w:footnoteRef/>
-      </w:r>
-      <w:r>
-        <w:rPr>
-          <w:rFonts w:ascii="Arial" w:cs="Arial" w:eastAsia="Arial" w:hAnsi="Arial"/>
-          <w:sz w:val="20"/>
-          <w:szCs w:val="20"/>
-          <w:rtl/>
-        </w:rPr>
-        <w:t xml:space="preserve"> مسند أحمد؛ سنن النسائي، من حديث أم سلمة رضي الله عنها بإسناد حسن. الدرجة: حسن.</w:t>
-      </w:r>
-    </w:p>
-  </w:footnote>
-  <w:footnote w:id="469">
+  <w:footnote w:id="615">
+    <w:p>
+      <w:pPr>
+        <w:bidi/>
+        <w:jc w:val="both"/>
+      </w:pPr>
+      <w:r>
+        <w:rPr>
+          <w:rStyle w:val="FootnoteReference"/>
+        </w:rPr>
+        <w:footnoteRef/>
+      </w:r>
+      <w:r>
+        <w:rPr>
+          <w:rFonts w:ascii="Arial" w:cs="Arial" w:eastAsia="Arial" w:hAnsi="Arial"/>
+          <w:sz w:val="20"/>
+          <w:szCs w:val="20"/>
+          <w:rtl/>
+        </w:rPr>
+        <w:t xml:space="preserve"> صحيح البخاري (٤٤٢٤) من حديث ابن عباس رضي الله عنهما. الدرجة: صحيح.</w:t>
+      </w:r>
+    </w:p>
+  </w:footnote>
+  <w:footnote w:id="616">
+    <w:p>
+      <w:pPr>
+        <w:bidi/>
+        <w:jc w:val="both"/>
+      </w:pPr>
+      <w:r>
+        <w:rPr>
+          <w:rStyle w:val="FootnoteReference"/>
+        </w:rPr>
+        <w:footnoteRef/>
+      </w:r>
+      <w:r>
+        <w:rPr>
+          <w:rFonts w:ascii="Arial" w:cs="Arial" w:eastAsia="Arial" w:hAnsi="Arial"/>
+          <w:sz w:val="20"/>
+          <w:szCs w:val="20"/>
+          <w:rtl/>
+        </w:rPr>
+        <w:t xml:space="preserve"> ابن سعد، الطبقات الكبرى؛ وأهل السير. الدرجة: مرسل — تتلقاه كتب السير والمغازي بالقبول.</w:t>
+      </w:r>
+    </w:p>
+  </w:footnote>
+  <w:footnote w:id="617">
+    <w:p>
+      <w:pPr>
+        <w:bidi/>
+        <w:jc w:val="both"/>
+      </w:pPr>
+      <w:r>
+        <w:rPr>
+          <w:rStyle w:val="FootnoteReference"/>
+        </w:rPr>
+        <w:footnoteRef/>
+      </w:r>
+      <w:r>
+        <w:rPr>
+          <w:rFonts w:ascii="Arial" w:cs="Arial" w:eastAsia="Arial" w:hAnsi="Arial"/>
+          <w:sz w:val="20"/>
+          <w:szCs w:val="20"/>
+          <w:rtl/>
+        </w:rPr>
+        <w:t xml:space="preserve"> حديث هرقل: صحيح البخاري (٧)؛ صحيح مسلم (١٧٧٣) من حديث ابن عباس عن أبي سفيان رضي الله عنهم. الدرجة: متفق عليه.</w:t>
+      </w:r>
+    </w:p>
+  </w:footnote>
+  <w:footnote w:id="618">
+    <w:p>
+      <w:pPr>
+        <w:bidi/>
+        <w:jc w:val="both"/>
+      </w:pPr>
+      <w:r>
+        <w:rPr>
+          <w:rStyle w:val="FootnoteReference"/>
+        </w:rPr>
+        <w:footnoteRef/>
+      </w:r>
+      <w:r>
+        <w:rPr>
+          <w:rFonts w:ascii="Arial" w:cs="Arial" w:eastAsia="Arial" w:hAnsi="Arial"/>
+          <w:sz w:val="20"/>
+          <w:szCs w:val="20"/>
+          <w:rtl/>
+        </w:rPr>
+        <w:t xml:space="preserve"> صحيح البخاري (٧)؛ صحيح مسلم (١٧٧٣). الدرجة: متفق عليه.</w:t>
+      </w:r>
+    </w:p>
+  </w:footnote>
+  <w:footnote w:id="619">
+    <w:p>
+      <w:pPr>
+        <w:bidi/>
+        <w:jc w:val="both"/>
+      </w:pPr>
+      <w:r>
+        <w:rPr>
+          <w:rStyle w:val="FootnoteReference"/>
+        </w:rPr>
+        <w:footnoteRef/>
+      </w:r>
+      <w:r>
+        <w:rPr>
+          <w:rFonts w:ascii="Arial" w:cs="Arial" w:eastAsia="Arial" w:hAnsi="Arial"/>
+          <w:sz w:val="20"/>
+          <w:szCs w:val="20"/>
+          <w:rtl/>
+        </w:rPr>
+        <w:t xml:space="preserve"> صحيح البخاري (٧)؛ صحيح مسلم (١٧٧٣)؛ والآية من سورة آل عمران (٦٤). الدرجة: متفق عليه في أصله؛ والتفصيل عند أهل السير.</w:t>
+      </w:r>
+    </w:p>
+  </w:footnote>
+  <w:footnote w:id="620">
+    <w:p>
+      <w:pPr>
+        <w:bidi/>
+        <w:jc w:val="both"/>
+      </w:pPr>
+      <w:r>
+        <w:rPr>
+          <w:rStyle w:val="FootnoteReference"/>
+        </w:rPr>
+        <w:footnoteRef/>
+      </w:r>
+      <w:r>
+        <w:rPr>
+          <w:rFonts w:ascii="Arial" w:cs="Arial" w:eastAsia="Arial" w:hAnsi="Arial"/>
+          <w:sz w:val="20"/>
+          <w:szCs w:val="20"/>
+          <w:rtl/>
+        </w:rPr>
+        <w:t xml:space="preserve"> ابن إسحاق؛ وأصله ظاهر سورة الفتح وحديث قسمة خيبر لأهل الحديبية عند أهل السنن. الدرجة: الآية قطعية؛ وسياق النزول عند أهل التفسير والسير.</w:t>
+      </w:r>
+    </w:p>
+  </w:footnote>
+  <w:footnote w:id="621">
+    <w:p>
+      <w:pPr>
+        <w:bidi/>
+        <w:jc w:val="both"/>
+      </w:pPr>
+      <w:r>
+        <w:rPr>
+          <w:rStyle w:val="FootnoteReference"/>
+        </w:rPr>
+        <w:footnoteRef/>
+      </w:r>
+      <w:r>
+        <w:rPr>
+          <w:rFonts w:ascii="Arial" w:cs="Arial" w:eastAsia="Arial" w:hAnsi="Arial"/>
+          <w:sz w:val="20"/>
+          <w:szCs w:val="20"/>
+          <w:rtl/>
+        </w:rPr>
+        <w:t xml:space="preserve"> القرآن الكريم، سورة الفتح (١٥). الدرجة: قرآن كريم — قطعي.</w:t>
+      </w:r>
+    </w:p>
+  </w:footnote>
+  <w:footnote w:id="622">
+    <w:p>
+      <w:pPr>
+        <w:bidi/>
+        <w:jc w:val="both"/>
+      </w:pPr>
+      <w:r>
+        <w:rPr>
+          <w:rStyle w:val="FootnoteReference"/>
+        </w:rPr>
+        <w:footnoteRef/>
+      </w:r>
+      <w:r>
+        <w:rPr>
+          <w:rFonts w:ascii="Arial" w:cs="Arial" w:eastAsia="Arial" w:hAnsi="Arial"/>
+          <w:sz w:val="20"/>
+          <w:szCs w:val="20"/>
+          <w:rtl/>
+        </w:rPr>
+        <w:t xml:space="preserve"> صحيح البخاري (٤١٩٦)؛ صحيح مسلم (١٨٠٢) من حديث سلمة بن الأكوع رضي الله عنه. الدرجة: متفق عليه.</w:t>
+      </w:r>
+    </w:p>
+  </w:footnote>
+  <w:footnote w:id="623">
+    <w:p>
+      <w:pPr>
+        <w:bidi/>
+        <w:jc w:val="both"/>
+      </w:pPr>
+      <w:r>
+        <w:rPr>
+          <w:rStyle w:val="FootnoteReference"/>
+        </w:rPr>
+        <w:footnoteRef/>
+      </w:r>
+      <w:r>
+        <w:rPr>
+          <w:rFonts w:ascii="Arial" w:cs="Arial" w:eastAsia="Arial" w:hAnsi="Arial"/>
+          <w:sz w:val="20"/>
+          <w:szCs w:val="20"/>
+          <w:rtl/>
+        </w:rPr>
+        <w:t xml:space="preserve"> صحيح البخاري (٦١٠)؛ صحيح مسلم (٣٨٢) من حديث أنس رضي الله عنه. الدرجة: متفق عليه.</w:t>
+      </w:r>
+    </w:p>
+  </w:footnote>
+  <w:footnote w:id="624">
+    <w:p>
+      <w:pPr>
+        <w:bidi/>
+        <w:jc w:val="both"/>
+      </w:pPr>
+      <w:r>
+        <w:rPr>
+          <w:rStyle w:val="FootnoteReference"/>
+        </w:rPr>
+        <w:footnoteRef/>
+      </w:r>
+      <w:r>
+        <w:rPr>
+          <w:rFonts w:ascii="Arial" w:cs="Arial" w:eastAsia="Arial" w:hAnsi="Arial"/>
+          <w:sz w:val="20"/>
+          <w:szCs w:val="20"/>
+          <w:rtl/>
+        </w:rPr>
+        <w:t xml:space="preserve"> صحيح البخاري (٣٧١، ٤١٩٧)؛ صحيح مسلم (١٣٦٥) من حديث أنس رضي الله عنه. الدرجة: متفق عليه.</w:t>
+      </w:r>
+    </w:p>
+  </w:footnote>
+  <w:footnote w:id="625">
+    <w:p>
+      <w:pPr>
+        <w:bidi/>
+        <w:jc w:val="both"/>
+      </w:pPr>
+      <w:r>
+        <w:rPr>
+          <w:rStyle w:val="FootnoteReference"/>
+        </w:rPr>
+        <w:footnoteRef/>
+      </w:r>
+      <w:r>
+        <w:rPr>
+          <w:rFonts w:ascii="Arial" w:cs="Arial" w:eastAsia="Arial" w:hAnsi="Arial"/>
+          <w:sz w:val="20"/>
+          <w:szCs w:val="20"/>
+          <w:rtl/>
+        </w:rPr>
+        <w:t xml:space="preserve"> صحيح البخاري (٢٩٧٥، ٤٢١٠)؛ صحيح مسلم (٢٤٠٦) من حديث سهل بن سعد رضي الله عنه. الدرجة: متفق عليه.</w:t>
+      </w:r>
+    </w:p>
+  </w:footnote>
+  <w:footnote w:id="626">
+    <w:p>
+      <w:pPr>
+        <w:bidi/>
+        <w:jc w:val="both"/>
+      </w:pPr>
+      <w:r>
+        <w:rPr>
+          <w:rStyle w:val="FootnoteReference"/>
+        </w:rPr>
+        <w:footnoteRef/>
+      </w:r>
+      <w:r>
+        <w:rPr>
+          <w:rFonts w:ascii="Arial" w:cs="Arial" w:eastAsia="Arial" w:hAnsi="Arial"/>
+          <w:sz w:val="20"/>
+          <w:szCs w:val="20"/>
+          <w:rtl/>
+        </w:rPr>
+        <w:t xml:space="preserve"> صحيح مسلم (٢٤٠٥) من حديث أبي هريرة رضي الله عنه. الدرجة: صحيح.</w:t>
+      </w:r>
+    </w:p>
+  </w:footnote>
+  <w:footnote w:id="627">
+    <w:p>
+      <w:pPr>
+        <w:bidi/>
+        <w:jc w:val="both"/>
+      </w:pPr>
+      <w:r>
+        <w:rPr>
+          <w:rStyle w:val="FootnoteReference"/>
+        </w:rPr>
+        <w:footnoteRef/>
+      </w:r>
+      <w:r>
+        <w:rPr>
+          <w:rFonts w:ascii="Arial" w:cs="Arial" w:eastAsia="Arial" w:hAnsi="Arial"/>
+          <w:sz w:val="20"/>
+          <w:szCs w:val="20"/>
+          <w:rtl/>
+        </w:rPr>
+        <w:t xml:space="preserve"> صحيح البخاري (٤٢١٠، ٣٧٠١)؛ صحيح مسلم (٢٤٠٦-٢٤٠٧) من حديث سهل وسلمة رضي الله عنهما. الدرجة: متفق عليه.</w:t>
+      </w:r>
+    </w:p>
+  </w:footnote>
+  <w:footnote w:id="628">
+    <w:p>
+      <w:pPr>
+        <w:bidi/>
+        <w:jc w:val="both"/>
+      </w:pPr>
+      <w:r>
+        <w:rPr>
+          <w:rStyle w:val="FootnoteReference"/>
+        </w:rPr>
+        <w:footnoteRef/>
+      </w:r>
+      <w:r>
+        <w:rPr>
+          <w:rFonts w:ascii="Arial" w:cs="Arial" w:eastAsia="Arial" w:hAnsi="Arial"/>
+          <w:sz w:val="20"/>
+          <w:szCs w:val="20"/>
+          <w:rtl/>
+        </w:rPr>
+        <w:t xml:space="preserve"> صحيح مسلم (١٨٠٢) من حديث سلمة بن الأكوع رضي الله عنه. الدرجة: صحيح.</w:t>
+      </w:r>
+    </w:p>
+  </w:footnote>
+  <w:footnote w:id="629">
+    <w:p>
+      <w:pPr>
+        <w:bidi/>
+        <w:jc w:val="both"/>
+      </w:pPr>
+      <w:r>
+        <w:rPr>
+          <w:rStyle w:val="FootnoteReference"/>
+        </w:rPr>
+        <w:footnoteRef/>
+      </w:r>
+      <w:r>
+        <w:rPr>
+          <w:rFonts w:ascii="Arial" w:cs="Arial" w:eastAsia="Arial" w:hAnsi="Arial"/>
+          <w:sz w:val="20"/>
+          <w:szCs w:val="20"/>
+          <w:rtl/>
+        </w:rPr>
+        <w:t xml:space="preserve"> صحيح مسلم (١٨٠٧) من حديث سلمة رضي الله عنه. الدرجة: صحيح.</w:t>
+      </w:r>
+    </w:p>
+  </w:footnote>
+  <w:footnote w:id="630">
+    <w:p>
+      <w:pPr>
+        <w:bidi/>
+        <w:jc w:val="both"/>
+      </w:pPr>
+      <w:r>
+        <w:rPr>
+          <w:rStyle w:val="FootnoteReference"/>
+        </w:rPr>
+        <w:footnoteRef/>
+      </w:r>
+      <w:r>
+        <w:rPr>
+          <w:rFonts w:ascii="Arial" w:cs="Arial" w:eastAsia="Arial" w:hAnsi="Arial"/>
+          <w:sz w:val="20"/>
+          <w:szCs w:val="20"/>
+          <w:rtl/>
+        </w:rPr>
+        <w:t xml:space="preserve"> ابن إسحاق؛ ابن سعد، الطبقات الكبرى. الدرجة: حسن عند أهل المغازي.</w:t>
+      </w:r>
+    </w:p>
+  </w:footnote>
+  <w:footnote w:id="631">
+    <w:p>
+      <w:pPr>
+        <w:bidi/>
+        <w:jc w:val="both"/>
+      </w:pPr>
+      <w:r>
+        <w:rPr>
+          <w:rStyle w:val="FootnoteReference"/>
+        </w:rPr>
+        <w:footnoteRef/>
+      </w:r>
+      <w:r>
+        <w:rPr>
+          <w:rFonts w:ascii="Arial" w:cs="Arial" w:eastAsia="Arial" w:hAnsi="Arial"/>
+          <w:sz w:val="20"/>
+          <w:szCs w:val="20"/>
+          <w:rtl/>
+        </w:rPr>
+        <w:t xml:space="preserve"> الحمر وإكفاء القدور: صحيح البخاري (٤١٩٨-٤١٩٩)؛ صحيح مسلم (١٩٤٠)؛ والخيل: صحيح البخاري (٤٢١٩)؛ صحيح مسلم (١٩٤١)؛ والمتعة يوم خيبر: صحيح البخاري (٤٢١٦)؛ صحيح مسلم (١٤٠٧). الدرجة: متفق عليه.</w:t>
+      </w:r>
+    </w:p>
+  </w:footnote>
+  <w:footnote w:id="632">
+    <w:p>
+      <w:pPr>
+        <w:bidi/>
+        <w:jc w:val="both"/>
+      </w:pPr>
+      <w:r>
+        <w:rPr>
+          <w:rStyle w:val="FootnoteReference"/>
+        </w:rPr>
+        <w:footnoteRef/>
+      </w:r>
+      <w:r>
+        <w:rPr>
+          <w:rFonts w:ascii="Arial" w:cs="Arial" w:eastAsia="Arial" w:hAnsi="Arial"/>
+          <w:sz w:val="20"/>
+          <w:szCs w:val="20"/>
+          <w:rtl/>
+        </w:rPr>
+        <w:t xml:space="preserve"> صحيح البخاري (٢٦١٧)؛ صحيح مسلم (٢١٩٠) من حديث أنس رضي الله عنه؛ وموت بشر: سنن أبي داود (٤٥١٢). الدرجة: متفق عليه.</w:t>
+      </w:r>
+    </w:p>
+  </w:footnote>
+  <w:footnote w:id="633">
+    <w:p>
+      <w:pPr>
+        <w:bidi/>
+        <w:jc w:val="both"/>
+      </w:pPr>
+      <w:r>
+        <w:rPr>
+          <w:rStyle w:val="FootnoteReference"/>
+        </w:rPr>
+        <w:footnoteRef/>
+      </w:r>
+      <w:r>
+        <w:rPr>
+          <w:rFonts w:ascii="Arial" w:cs="Arial" w:eastAsia="Arial" w:hAnsi="Arial"/>
+          <w:sz w:val="20"/>
+          <w:szCs w:val="20"/>
+          <w:rtl/>
+        </w:rPr>
+        <w:t xml:space="preserve"> صحيح البخاري (٤٤٢٨) من حديث عائشة رضي الله عنها. الدرجة: صحيح.</w:t>
+      </w:r>
+    </w:p>
+  </w:footnote>
+  <w:footnote w:id="634">
+    <w:p>
+      <w:pPr>
+        <w:bidi/>
+        <w:jc w:val="both"/>
+      </w:pPr>
+      <w:r>
+        <w:rPr>
+          <w:rStyle w:val="FootnoteReference"/>
+        </w:rPr>
+        <w:footnoteRef/>
+      </w:r>
+      <w:r>
+        <w:rPr>
+          <w:rFonts w:ascii="Arial" w:cs="Arial" w:eastAsia="Arial" w:hAnsi="Arial"/>
+          <w:sz w:val="20"/>
+          <w:szCs w:val="20"/>
+          <w:rtl/>
+        </w:rPr>
+        <w:t xml:space="preserve"> صحيح البخاري (٣٧١، ٤٢١١-٤٢١٣)؛ صحيح مسلم (١٣٦٥) من حديث أنس رضي الله عنه. الدرجة: متفق عليه.</w:t>
+      </w:r>
+    </w:p>
+  </w:footnote>
+  <w:footnote w:id="635">
+    <w:p>
+      <w:pPr>
+        <w:bidi/>
+        <w:jc w:val="both"/>
+      </w:pPr>
+      <w:r>
+        <w:rPr>
+          <w:rStyle w:val="FootnoteReference"/>
+        </w:rPr>
+        <w:footnoteRef/>
+      </w:r>
+      <w:r>
+        <w:rPr>
+          <w:rFonts w:ascii="Arial" w:cs="Arial" w:eastAsia="Arial" w:hAnsi="Arial"/>
+          <w:sz w:val="20"/>
+          <w:szCs w:val="20"/>
+          <w:rtl/>
+        </w:rPr>
+        <w:t xml:space="preserve"> صحيح البخاري (٢٣٢٨، ٢٧٣٠)؛ صحيح مسلم (١٥٥١) من حديث ابن عمر رضي الله عنهما. الدرجة: متفق عليه.</w:t>
+      </w:r>
+    </w:p>
+  </w:footnote>
+  <w:footnote w:id="636">
+    <w:p>
+      <w:pPr>
+        <w:bidi/>
+        <w:jc w:val="both"/>
+      </w:pPr>
+      <w:r>
+        <w:rPr>
+          <w:rStyle w:val="FootnoteReference"/>
+        </w:rPr>
+        <w:footnoteRef/>
+      </w:r>
+      <w:r>
+        <w:rPr>
+          <w:rFonts w:ascii="Arial" w:cs="Arial" w:eastAsia="Arial" w:hAnsi="Arial"/>
+          <w:sz w:val="20"/>
+          <w:szCs w:val="20"/>
+          <w:rtl/>
+        </w:rPr>
+        <w:t xml:space="preserve"> الموطأ لمالك؛ سنن أبي داود (٣٤١٠) بإسناد حسن. الدرجة: حسن.</w:t>
+      </w:r>
+    </w:p>
+  </w:footnote>
+  <w:footnote w:id="637">
+    <w:p>
+      <w:pPr>
+        <w:bidi/>
+        <w:jc w:val="both"/>
+      </w:pPr>
+      <w:r>
+        <w:rPr>
+          <w:rStyle w:val="FootnoteReference"/>
+        </w:rPr>
+        <w:footnoteRef/>
+      </w:r>
+      <w:r>
+        <w:rPr>
+          <w:rFonts w:ascii="Arial" w:cs="Arial" w:eastAsia="Arial" w:hAnsi="Arial"/>
+          <w:sz w:val="20"/>
+          <w:szCs w:val="20"/>
+          <w:rtl/>
+        </w:rPr>
+        <w:t xml:space="preserve"> صحيح البخاري (٣١٣٦، ٤٢٣٠-٤٢٣٣)؛ صحيح مسلم (٢٥٠٢-٢٥٠٣) من حديث أبي موسى رضي الله عنه؛ والتزامه جعفرا وتقبيله: عند أهل السير بإسناد حسن. الدرجة: متفق عليه في أصله؛ والتفصيل عند أهل السير.</w:t>
+      </w:r>
+    </w:p>
+  </w:footnote>
+  <w:footnote w:id="638">
+    <w:p>
+      <w:pPr>
+        <w:bidi/>
+        <w:jc w:val="both"/>
+      </w:pPr>
+      <w:r>
+        <w:rPr>
+          <w:rStyle w:val="FootnoteReference"/>
+        </w:rPr>
+        <w:footnoteRef/>
+      </w:r>
+      <w:r>
+        <w:rPr>
+          <w:rFonts w:ascii="Arial" w:cs="Arial" w:eastAsia="Arial" w:hAnsi="Arial"/>
+          <w:sz w:val="20"/>
+          <w:szCs w:val="20"/>
+          <w:rtl/>
+        </w:rPr>
+        <w:t xml:space="preserve"> سنن أبي داود (٢٩٧١)؛ وأصل الفيء الخالص في الصحيحين. الدرجة: صحيح؛ وأصله في الصحيحين من حديث عمر في الفيء الخالص.</w:t>
+      </w:r>
+    </w:p>
+  </w:footnote>
+  <w:footnote w:id="639">
+    <w:p>
+      <w:pPr>
+        <w:bidi/>
+        <w:jc w:val="both"/>
+      </w:pPr>
+      <w:r>
+        <w:rPr>
+          <w:rStyle w:val="FootnoteReference"/>
+        </w:rPr>
+        <w:footnoteRef/>
+      </w:r>
+      <w:r>
+        <w:rPr>
+          <w:rFonts w:ascii="Arial" w:cs="Arial" w:eastAsia="Arial" w:hAnsi="Arial"/>
+          <w:sz w:val="20"/>
+          <w:szCs w:val="20"/>
+          <w:rtl/>
+        </w:rPr>
+        <w:t xml:space="preserve"> صحيح البخاري (١٦٠٢، ٤٢٥٦)؛ صحيح مسلم (١٢٦٦) من حديث ابن عباس رضي الله عنهما. الدرجة: متفق عليه.</w:t>
+      </w:r>
+    </w:p>
+  </w:footnote>
+  <w:footnote w:id="640">
+    <w:p>
+      <w:pPr>
+        <w:bidi/>
+        <w:jc w:val="both"/>
+      </w:pPr>
+      <w:r>
+        <w:rPr>
+          <w:rStyle w:val="FootnoteReference"/>
+        </w:rPr>
+        <w:footnoteRef/>
+      </w:r>
+      <w:r>
+        <w:rPr>
+          <w:rFonts w:ascii="Arial" w:cs="Arial" w:eastAsia="Arial" w:hAnsi="Arial"/>
+          <w:sz w:val="20"/>
+          <w:szCs w:val="20"/>
+          <w:rtl/>
+        </w:rPr>
+        <w:t xml:space="preserve"> جامع الترمذي (٢٨٤٧) من حديث أنس رضي الله عنه بإسناد صحيح. الدرجة: صحيح في أصله.</w:t>
+      </w:r>
+    </w:p>
+  </w:footnote>
+  <w:footnote w:id="641">
+    <w:p>
+      <w:pPr>
+        <w:bidi/>
+        <w:jc w:val="both"/>
+      </w:pPr>
+      <w:r>
+        <w:rPr>
+          <w:rStyle w:val="FootnoteReference"/>
+        </w:rPr>
+        <w:footnoteRef/>
+      </w:r>
+      <w:r>
+        <w:rPr>
+          <w:rFonts w:ascii="Arial" w:cs="Arial" w:eastAsia="Arial" w:hAnsi="Arial"/>
+          <w:sz w:val="20"/>
+          <w:szCs w:val="20"/>
+          <w:rtl/>
+        </w:rPr>
+        <w:t xml:space="preserve"> صحيح البخاري (٢٦٩٩، ٤٢٥١) من حديث البراء رضي الله عنه. الدرجة: صحيح.</w:t>
+      </w:r>
+    </w:p>
+  </w:footnote>
+  <w:footnote w:id="642">
     <w:p>
       <w:pPr>
         <w:bidi/>
@@ -43109,7 +47088,7 @@
       </w:r>
     </w:p>
   </w:footnote>
-  <w:footnote w:id="470">
+  <w:footnote w:id="643">
     <w:p>
       <w:pPr>
         <w:bidi/>
@@ -43132,3985 +47111,6 @@
       </w:r>
     </w:p>
   </w:footnote>
-  <w:footnote w:id="471">
-    <w:p>
-      <w:pPr>
-        <w:bidi/>
-        <w:jc w:val="both"/>
-      </w:pPr>
-      <w:r>
-        <w:rPr>
-          <w:rStyle w:val="FootnoteReference"/>
-        </w:rPr>
-        <w:footnoteRef/>
-      </w:r>
-      <w:r>
-        <w:rPr>
-          <w:rFonts w:ascii="Arial" w:cs="Arial" w:eastAsia="Arial" w:hAnsi="Arial"/>
-          <w:sz w:val="20"/>
-          <w:szCs w:val="20"/>
-          <w:rtl/>
-        </w:rPr>
-        <w:t xml:space="preserve"> القرآن الكريم، سورة البقرة (٢١٩). الدرجة: قرآن كريم — قطعي.</w:t>
-      </w:r>
-    </w:p>
-  </w:footnote>
-  <w:footnote w:id="472">
-    <w:p>
-      <w:pPr>
-        <w:bidi/>
-        <w:jc w:val="both"/>
-      </w:pPr>
-      <w:r>
-        <w:rPr>
-          <w:rStyle w:val="FootnoteReference"/>
-        </w:rPr>
-        <w:footnoteRef/>
-      </w:r>
-      <w:r>
-        <w:rPr>
-          <w:rFonts w:ascii="Arial" w:cs="Arial" w:eastAsia="Arial" w:hAnsi="Arial"/>
-          <w:sz w:val="20"/>
-          <w:szCs w:val="20"/>
-          <w:rtl/>
-        </w:rPr>
-        <w:t xml:space="preserve"> سنن أبي داود (٣٦٧١)؛ جامع الترمذي (٣٠٢٦) من حديث علي رضي الله عنه بإسناد صحيح؛ والآية من سورة النساء (٤٣). الدرجة: صحيح في أصله.</w:t>
-      </w:r>
-    </w:p>
-  </w:footnote>
-  <w:footnote w:id="473">
-    <w:p>
-      <w:pPr>
-        <w:bidi/>
-        <w:jc w:val="both"/>
-      </w:pPr>
-      <w:r>
-        <w:rPr>
-          <w:rStyle w:val="FootnoteReference"/>
-        </w:rPr>
-        <w:footnoteRef/>
-      </w:r>
-      <w:r>
-        <w:rPr>
-          <w:rFonts w:ascii="Arial" w:cs="Arial" w:eastAsia="Arial" w:hAnsi="Arial"/>
-          <w:sz w:val="20"/>
-          <w:szCs w:val="20"/>
-          <w:rtl/>
-        </w:rPr>
-        <w:t xml:space="preserve"> القرآن الكريم، سورة المائدة (٩٠-٩١)؛ وقول عمر: سنن أبي داود (٣٦٧٠) والترمذي (٣٠٤٩) بإسناد صحيح. الدرجة: صحيح في أصله.</w:t>
-      </w:r>
-    </w:p>
-  </w:footnote>
-  <w:footnote w:id="474">
-    <w:p>
-      <w:pPr>
-        <w:bidi/>
-        <w:jc w:val="both"/>
-      </w:pPr>
-      <w:r>
-        <w:rPr>
-          <w:rStyle w:val="FootnoteReference"/>
-        </w:rPr>
-        <w:footnoteRef/>
-      </w:r>
-      <w:r>
-        <w:rPr>
-          <w:rFonts w:ascii="Arial" w:cs="Arial" w:eastAsia="Arial" w:hAnsi="Arial"/>
-          <w:sz w:val="20"/>
-          <w:szCs w:val="20"/>
-          <w:rtl/>
-        </w:rPr>
-        <w:t xml:space="preserve"> صحيح البخاري (٢٤٦٤، ٥٥٨٢)؛ صحيح مسلم (١٩٨٠) من حديث أنس رضي الله عنه. الدرجة: متفق عليه.</w:t>
-      </w:r>
-    </w:p>
-  </w:footnote>
-  <w:footnote w:id="475">
-    <w:p>
-      <w:pPr>
-        <w:bidi/>
-        <w:jc w:val="both"/>
-      </w:pPr>
-      <w:r>
-        <w:rPr>
-          <w:rStyle w:val="FootnoteReference"/>
-        </w:rPr>
-        <w:footnoteRef/>
-      </w:r>
-      <w:r>
-        <w:rPr>
-          <w:rFonts w:ascii="Arial" w:cs="Arial" w:eastAsia="Arial" w:hAnsi="Arial"/>
-          <w:sz w:val="20"/>
-          <w:szCs w:val="20"/>
-          <w:rtl/>
-        </w:rPr>
-        <w:t xml:space="preserve"> صحيح البخاري (٤٦٢٠)؛ صحيح مسلم (١٩٨٠)؛ والآية من سورة المائدة (٩٣). الدرجة: متفق عليه في أصله؛ والتفصيل عند أهل السير.</w:t>
-      </w:r>
-    </w:p>
-  </w:footnote>
-  <w:footnote w:id="476">
-    <w:p>
-      <w:pPr>
-        <w:bidi/>
-        <w:jc w:val="both"/>
-      </w:pPr>
-      <w:r>
-        <w:rPr>
-          <w:rStyle w:val="FootnoteReference"/>
-        </w:rPr>
-        <w:footnoteRef/>
-      </w:r>
-      <w:r>
-        <w:rPr>
-          <w:rFonts w:ascii="Arial" w:cs="Arial" w:eastAsia="Arial" w:hAnsi="Arial"/>
-          <w:sz w:val="20"/>
-          <w:szCs w:val="20"/>
-          <w:rtl/>
-        </w:rPr>
-        <w:t xml:space="preserve"> صحيح البخاري (٤١٢٨)؛ صحيح مسلم (١٨١٦) من حديث أبي موسى رضي الله عنه. الدرجة: متفق عليه.</w:t>
-      </w:r>
-    </w:p>
-  </w:footnote>
-  <w:footnote w:id="477">
-    <w:p>
-      <w:pPr>
-        <w:bidi/>
-        <w:jc w:val="both"/>
-      </w:pPr>
-      <w:r>
-        <w:rPr>
-          <w:rStyle w:val="FootnoteReference"/>
-        </w:rPr>
-        <w:footnoteRef/>
-      </w:r>
-      <w:r>
-        <w:rPr>
-          <w:rFonts w:ascii="Arial" w:cs="Arial" w:eastAsia="Arial" w:hAnsi="Arial"/>
-          <w:sz w:val="20"/>
-          <w:szCs w:val="20"/>
-          <w:rtl/>
-        </w:rPr>
-        <w:t xml:space="preserve"> صحيح البخاري (٢٠٩٧، ٢٧١٨)؛ صحيح مسلم (٧١٥) من حديث جابر رضي الله عنه. الدرجة: متفق عليه.</w:t>
-      </w:r>
-    </w:p>
-  </w:footnote>
-  <w:footnote w:id="478">
-    <w:p>
-      <w:pPr>
-        <w:bidi/>
-        <w:jc w:val="both"/>
-      </w:pPr>
-      <w:r>
-        <w:rPr>
-          <w:rStyle w:val="FootnoteReference"/>
-        </w:rPr>
-        <w:footnoteRef/>
-      </w:r>
-      <w:r>
-        <w:rPr>
-          <w:rFonts w:ascii="Arial" w:cs="Arial" w:eastAsia="Arial" w:hAnsi="Arial"/>
-          <w:sz w:val="20"/>
-          <w:szCs w:val="20"/>
-          <w:rtl/>
-        </w:rPr>
-        <w:t xml:space="preserve"> سنن أبي داود (١٩٨) من حديث جابر رضي الله عنه بإسناد حسن. الدرجة: حسن.</w:t>
-      </w:r>
-    </w:p>
-  </w:footnote>
-  <w:footnote w:id="479">
-    <w:p>
-      <w:pPr>
-        <w:bidi/>
-        <w:jc w:val="both"/>
-      </w:pPr>
-      <w:r>
-        <w:rPr>
-          <w:rStyle w:val="FootnoteReference"/>
-        </w:rPr>
-        <w:footnoteRef/>
-      </w:r>
-      <w:r>
-        <w:rPr>
-          <w:rFonts w:ascii="Arial" w:cs="Arial" w:eastAsia="Arial" w:hAnsi="Arial"/>
-          <w:sz w:val="20"/>
-          <w:szCs w:val="20"/>
-          <w:rtl/>
-        </w:rPr>
-        <w:t xml:space="preserve"> القرآن الكريم، سورة النساء (١٠٢)؛ وصفة الصلاة: صحيح البخاري (٤١٢٩)؛ صحيح مسلم (٨٤١-٨٤٢). الدرجة: متفق عليه في أصله؛ والتفصيل عند أهل السير.</w:t>
-      </w:r>
-    </w:p>
-  </w:footnote>
-  <w:footnote w:id="480">
-    <w:p>
-      <w:pPr>
-        <w:bidi/>
-        <w:jc w:val="both"/>
-      </w:pPr>
-      <w:r>
-        <w:rPr>
-          <w:rStyle w:val="FootnoteReference"/>
-        </w:rPr>
-        <w:footnoteRef/>
-      </w:r>
-      <w:r>
-        <w:rPr>
-          <w:rFonts w:ascii="Arial" w:cs="Arial" w:eastAsia="Arial" w:hAnsi="Arial"/>
-          <w:sz w:val="20"/>
-          <w:szCs w:val="20"/>
-          <w:rtl/>
-        </w:rPr>
-        <w:t xml:space="preserve"> ابن إسحاق؛ ابن سعد، الطبقات الكبرى. الدرجة: حسن عند أهل المغازي.</w:t>
-      </w:r>
-    </w:p>
-  </w:footnote>
-  <w:footnote w:id="481">
-    <w:p>
-      <w:pPr>
-        <w:bidi/>
-        <w:jc w:val="both"/>
-      </w:pPr>
-      <w:r>
-        <w:rPr>
-          <w:rStyle w:val="FootnoteReference"/>
-        </w:rPr>
-        <w:footnoteRef/>
-      </w:r>
-      <w:r>
-        <w:rPr>
-          <w:rFonts w:ascii="Arial" w:cs="Arial" w:eastAsia="Arial" w:hAnsi="Arial"/>
-          <w:sz w:val="20"/>
-          <w:szCs w:val="20"/>
-          <w:rtl/>
-        </w:rPr>
-        <w:t xml:space="preserve"> ابن إسحاق، السيرة (رواية ابن هشام). الدرجة: حسن عند أهل المغازي.</w:t>
-      </w:r>
-    </w:p>
-  </w:footnote>
-  <w:footnote w:id="482">
-    <w:p>
-      <w:pPr>
-        <w:bidi/>
-        <w:jc w:val="both"/>
-      </w:pPr>
-      <w:r>
-        <w:rPr>
-          <w:rStyle w:val="FootnoteReference"/>
-        </w:rPr>
-        <w:footnoteRef/>
-      </w:r>
-      <w:r>
-        <w:rPr>
-          <w:rFonts w:ascii="Arial" w:cs="Arial" w:eastAsia="Arial" w:hAnsi="Arial"/>
-          <w:sz w:val="20"/>
-          <w:szCs w:val="20"/>
-          <w:rtl/>
-        </w:rPr>
-        <w:t xml:space="preserve"> ابن إسحاق؛ وأخرجه أحمد من حديث ابن عباس بإسناد حسن. الدرجة: حسن.</w:t>
-      </w:r>
-    </w:p>
-  </w:footnote>
-  <w:footnote w:id="483">
-    <w:p>
-      <w:pPr>
-        <w:bidi/>
-        <w:jc w:val="both"/>
-      </w:pPr>
-      <w:r>
-        <w:rPr>
-          <w:rStyle w:val="FootnoteReference"/>
-        </w:rPr>
-        <w:footnoteRef/>
-      </w:r>
-      <w:r>
-        <w:rPr>
-          <w:rFonts w:ascii="Arial" w:cs="Arial" w:eastAsia="Arial" w:hAnsi="Arial"/>
-          <w:sz w:val="20"/>
-          <w:szCs w:val="20"/>
-          <w:rtl/>
-        </w:rPr>
-        <w:t xml:space="preserve"> القرآن الكريم، سورة النساء (٥١-٥٢). الدرجة: قرآن كريم — قطعي.</w:t>
-      </w:r>
-    </w:p>
-  </w:footnote>
-  <w:footnote w:id="484">
-    <w:p>
-      <w:pPr>
-        <w:bidi/>
-        <w:jc w:val="both"/>
-      </w:pPr>
-      <w:r>
-        <w:rPr>
-          <w:rStyle w:val="FootnoteReference"/>
-        </w:rPr>
-        <w:footnoteRef/>
-      </w:r>
-      <w:r>
-        <w:rPr>
-          <w:rFonts w:ascii="Arial" w:cs="Arial" w:eastAsia="Arial" w:hAnsi="Arial"/>
-          <w:sz w:val="20"/>
-          <w:szCs w:val="20"/>
-          <w:rtl/>
-        </w:rPr>
-        <w:t xml:space="preserve"> ابن إسحاق؛ وأصل حفر الخندق في الصحيحين. الدرجة: حسنٌ في تفصيله.</w:t>
-      </w:r>
-    </w:p>
-  </w:footnote>
-  <w:footnote w:id="485">
-    <w:p>
-      <w:pPr>
-        <w:bidi/>
-        <w:jc w:val="both"/>
-      </w:pPr>
-      <w:r>
-        <w:rPr>
-          <w:rStyle w:val="FootnoteReference"/>
-        </w:rPr>
-        <w:footnoteRef/>
-      </w:r>
-      <w:r>
-        <w:rPr>
-          <w:rFonts w:ascii="Arial" w:cs="Arial" w:eastAsia="Arial" w:hAnsi="Arial"/>
-          <w:sz w:val="20"/>
-          <w:szCs w:val="20"/>
-          <w:rtl/>
-        </w:rPr>
-        <w:t xml:space="preserve"> صحيح البخاري (٤١٠٤) من حديث البراء رضي الله عنه. الدرجة: صحيح.</w:t>
-      </w:r>
-    </w:p>
-  </w:footnote>
-  <w:footnote w:id="486">
-    <w:p>
-      <w:pPr>
-        <w:bidi/>
-        <w:jc w:val="both"/>
-      </w:pPr>
-      <w:r>
-        <w:rPr>
-          <w:rStyle w:val="FootnoteReference"/>
-        </w:rPr>
-        <w:footnoteRef/>
-      </w:r>
-      <w:r>
-        <w:rPr>
-          <w:rFonts w:ascii="Arial" w:cs="Arial" w:eastAsia="Arial" w:hAnsi="Arial"/>
-          <w:sz w:val="20"/>
-          <w:szCs w:val="20"/>
-          <w:rtl/>
-        </w:rPr>
-        <w:t xml:space="preserve"> صحيح البخاري (٤١٠٤، ٤١٠٦)؛ صحيح مسلم (١٨٠٣) من حديث البراء وأنس رضي الله عنهما. الدرجة: متفق عليه.</w:t>
-      </w:r>
-    </w:p>
-  </w:footnote>
-  <w:footnote w:id="487">
-    <w:p>
-      <w:pPr>
-        <w:bidi/>
-        <w:jc w:val="both"/>
-      </w:pPr>
-      <w:r>
-        <w:rPr>
-          <w:rStyle w:val="FootnoteReference"/>
-        </w:rPr>
-        <w:footnoteRef/>
-      </w:r>
-      <w:r>
-        <w:rPr>
-          <w:rFonts w:ascii="Arial" w:cs="Arial" w:eastAsia="Arial" w:hAnsi="Arial"/>
-          <w:sz w:val="20"/>
-          <w:szCs w:val="20"/>
-          <w:rtl/>
-        </w:rPr>
-        <w:t xml:space="preserve"> صحيح البخاري (٤١٠١) من حديث جابر رضي الله عنه. الدرجة: صحيح.</w:t>
-      </w:r>
-    </w:p>
-  </w:footnote>
-  <w:footnote w:id="488">
-    <w:p>
-      <w:pPr>
-        <w:bidi/>
-        <w:jc w:val="both"/>
-      </w:pPr>
-      <w:r>
-        <w:rPr>
-          <w:rStyle w:val="FootnoteReference"/>
-        </w:rPr>
-        <w:footnoteRef/>
-      </w:r>
-      <w:r>
-        <w:rPr>
-          <w:rFonts w:ascii="Arial" w:cs="Arial" w:eastAsia="Arial" w:hAnsi="Arial"/>
-          <w:sz w:val="20"/>
-          <w:szCs w:val="20"/>
-          <w:rtl/>
-        </w:rPr>
-        <w:t xml:space="preserve"> صحيح البخاري (٤١٠١). الدرجة: صحيح.</w:t>
-      </w:r>
-    </w:p>
-  </w:footnote>
-  <w:footnote w:id="489">
-    <w:p>
-      <w:pPr>
-        <w:bidi/>
-        <w:jc w:val="both"/>
-      </w:pPr>
-      <w:r>
-        <w:rPr>
-          <w:rStyle w:val="FootnoteReference"/>
-        </w:rPr>
-        <w:footnoteRef/>
-      </w:r>
-      <w:r>
-        <w:rPr>
-          <w:rFonts w:ascii="Arial" w:cs="Arial" w:eastAsia="Arial" w:hAnsi="Arial"/>
-          <w:sz w:val="20"/>
-          <w:szCs w:val="20"/>
-          <w:rtl/>
-        </w:rPr>
-        <w:t xml:space="preserve"> مسند أحمد؛ سنن النسائي، من حديث البراء رضي الله عنه بإسناد حسن. الدرجة: حسن.</w:t>
-      </w:r>
-    </w:p>
-  </w:footnote>
-  <w:footnote w:id="490">
-    <w:p>
-      <w:pPr>
-        <w:bidi/>
-        <w:jc w:val="both"/>
-      </w:pPr>
-      <w:r>
-        <w:rPr>
-          <w:rStyle w:val="FootnoteReference"/>
-        </w:rPr>
-        <w:footnoteRef/>
-      </w:r>
-      <w:r>
-        <w:rPr>
-          <w:rFonts w:ascii="Arial" w:cs="Arial" w:eastAsia="Arial" w:hAnsi="Arial"/>
-          <w:sz w:val="20"/>
-          <w:szCs w:val="20"/>
-          <w:rtl/>
-        </w:rPr>
-        <w:t xml:space="preserve"> صحيح البخاري (٤١٠٢)؛ صحيح مسلم (٢٠٣٩) من حديث جابر رضي الله عنه. الدرجة: متفق عليه.</w:t>
-      </w:r>
-    </w:p>
-  </w:footnote>
-  <w:footnote w:id="491">
-    <w:p>
-      <w:pPr>
-        <w:bidi/>
-        <w:jc w:val="both"/>
-      </w:pPr>
-      <w:r>
-        <w:rPr>
-          <w:rStyle w:val="FootnoteReference"/>
-        </w:rPr>
-        <w:footnoteRef/>
-      </w:r>
-      <w:r>
-        <w:rPr>
-          <w:rFonts w:ascii="Arial" w:cs="Arial" w:eastAsia="Arial" w:hAnsi="Arial"/>
-          <w:sz w:val="20"/>
-          <w:szCs w:val="20"/>
-          <w:rtl/>
-        </w:rPr>
-        <w:t xml:space="preserve"> ابن إسحاق، السيرة (رواية ابن هشام). الدرجة: حسن عند أهل المغازي.</w:t>
-      </w:r>
-    </w:p>
-  </w:footnote>
-  <w:footnote w:id="492">
-    <w:p>
-      <w:pPr>
-        <w:bidi/>
-        <w:jc w:val="both"/>
-      </w:pPr>
-      <w:r>
-        <w:rPr>
-          <w:rStyle w:val="FootnoteReference"/>
-        </w:rPr>
-        <w:footnoteRef/>
-      </w:r>
-      <w:r>
-        <w:rPr>
-          <w:rFonts w:ascii="Arial" w:cs="Arial" w:eastAsia="Arial" w:hAnsi="Arial"/>
-          <w:sz w:val="20"/>
-          <w:szCs w:val="20"/>
-          <w:rtl/>
-        </w:rPr>
-        <w:t xml:space="preserve"> القرآن الكريم، سورة الأحزاب (٢٢). الدرجة: قرآن كريم — قطعي.</w:t>
-      </w:r>
-    </w:p>
-  </w:footnote>
-  <w:footnote w:id="493">
-    <w:p>
-      <w:pPr>
-        <w:bidi/>
-        <w:jc w:val="both"/>
-      </w:pPr>
-      <w:r>
-        <w:rPr>
-          <w:rStyle w:val="FootnoteReference"/>
-        </w:rPr>
-        <w:footnoteRef/>
-      </w:r>
-      <w:r>
-        <w:rPr>
-          <w:rFonts w:ascii="Arial" w:cs="Arial" w:eastAsia="Arial" w:hAnsi="Arial"/>
-          <w:sz w:val="20"/>
-          <w:szCs w:val="20"/>
-          <w:rtl/>
-        </w:rPr>
-        <w:t xml:space="preserve"> القرآن الكريم، سورة الأحزاب (١٢-١٣). الدرجة: قرآن كريم — قطعي.</w:t>
-      </w:r>
-    </w:p>
-  </w:footnote>
-  <w:footnote w:id="494">
-    <w:p>
-      <w:pPr>
-        <w:bidi/>
-        <w:jc w:val="both"/>
-      </w:pPr>
-      <w:r>
-        <w:rPr>
-          <w:rStyle w:val="FootnoteReference"/>
-        </w:rPr>
-        <w:footnoteRef/>
-      </w:r>
-      <w:r>
-        <w:rPr>
-          <w:rFonts w:ascii="Arial" w:cs="Arial" w:eastAsia="Arial" w:hAnsi="Arial"/>
-          <w:sz w:val="20"/>
-          <w:szCs w:val="20"/>
-          <w:rtl/>
-        </w:rPr>
-        <w:t xml:space="preserve"> القرآن الكريم، سورة الأحزاب (١٠-١١). الدرجة: قرآن كريم — قطعي.</w:t>
-      </w:r>
-    </w:p>
-  </w:footnote>
-  <w:footnote w:id="495">
-    <w:p>
-      <w:pPr>
-        <w:bidi/>
-        <w:jc w:val="both"/>
-      </w:pPr>
-      <w:r>
-        <w:rPr>
-          <w:rStyle w:val="FootnoteReference"/>
-        </w:rPr>
-        <w:footnoteRef/>
-      </w:r>
-      <w:r>
-        <w:rPr>
-          <w:rFonts w:ascii="Arial" w:cs="Arial" w:eastAsia="Arial" w:hAnsi="Arial"/>
-          <w:sz w:val="20"/>
-          <w:szCs w:val="20"/>
-          <w:rtl/>
-        </w:rPr>
-        <w:t xml:space="preserve"> ابن إسحاق؛ وأصل المبارزة مشهور متلقى بالقبول. الدرجة: حسن عند أهل المغازي.</w:t>
-      </w:r>
-    </w:p>
-  </w:footnote>
-  <w:footnote w:id="496">
-    <w:p>
-      <w:pPr>
-        <w:bidi/>
-        <w:jc w:val="both"/>
-      </w:pPr>
-      <w:r>
-        <w:rPr>
-          <w:rStyle w:val="FootnoteReference"/>
-        </w:rPr>
-        <w:footnoteRef/>
-      </w:r>
-      <w:r>
-        <w:rPr>
-          <w:rFonts w:ascii="Arial" w:cs="Arial" w:eastAsia="Arial" w:hAnsi="Arial"/>
-          <w:sz w:val="20"/>
-          <w:szCs w:val="20"/>
-          <w:rtl/>
-        </w:rPr>
-        <w:t xml:space="preserve"> صحيح البخاري (٢٩٣١، ٤١١١)؛ صحيح مسلم (٦٢٧) من حديث علي رضي الله عنه. الدرجة: متفق عليه.</w:t>
-      </w:r>
-    </w:p>
-  </w:footnote>
-  <w:footnote w:id="497">
-    <w:p>
-      <w:pPr>
-        <w:bidi/>
-        <w:jc w:val="both"/>
-      </w:pPr>
-      <w:r>
-        <w:rPr>
-          <w:rStyle w:val="FootnoteReference"/>
-        </w:rPr>
-        <w:footnoteRef/>
-      </w:r>
-      <w:r>
-        <w:rPr>
-          <w:rFonts w:ascii="Arial" w:cs="Arial" w:eastAsia="Arial" w:hAnsi="Arial"/>
-          <w:sz w:val="20"/>
-          <w:szCs w:val="20"/>
-          <w:rtl/>
-        </w:rPr>
-        <w:t xml:space="preserve"> صحيح البخاري (٤١٢٢) من حديث عائشة رضي الله عنها. الدرجة: صحيح.</w:t>
-      </w:r>
-    </w:p>
-  </w:footnote>
-  <w:footnote w:id="498">
-    <w:p>
-      <w:pPr>
-        <w:bidi/>
-        <w:jc w:val="both"/>
-      </w:pPr>
-      <w:r>
-        <w:rPr>
-          <w:rStyle w:val="FootnoteReference"/>
-        </w:rPr>
-        <w:footnoteRef/>
-      </w:r>
-      <w:r>
-        <w:rPr>
-          <w:rFonts w:ascii="Arial" w:cs="Arial" w:eastAsia="Arial" w:hAnsi="Arial"/>
-          <w:sz w:val="20"/>
-          <w:szCs w:val="20"/>
-          <w:rtl/>
-        </w:rPr>
-        <w:t xml:space="preserve"> ابن إسحاق، السيرة (رواية ابن هشام). الدرجة: حسن عند أهل المغازي.</w:t>
-      </w:r>
-    </w:p>
-  </w:footnote>
-  <w:footnote w:id="499">
-    <w:p>
-      <w:pPr>
-        <w:bidi/>
-        <w:jc w:val="both"/>
-      </w:pPr>
-      <w:r>
-        <w:rPr>
-          <w:rStyle w:val="FootnoteReference"/>
-        </w:rPr>
-        <w:footnoteRef/>
-      </w:r>
-      <w:r>
-        <w:rPr>
-          <w:rFonts w:ascii="Arial" w:cs="Arial" w:eastAsia="Arial" w:hAnsi="Arial"/>
-          <w:sz w:val="20"/>
-          <w:szCs w:val="20"/>
-          <w:rtl/>
-        </w:rPr>
-        <w:t xml:space="preserve"> ابن إسحاق؛ وأصل قوله "أبشروا" عند أحمد بإسناد حسن. الدرجة: حسن.</w:t>
-      </w:r>
-    </w:p>
-  </w:footnote>
-  <w:footnote w:id="500">
-    <w:p>
-      <w:pPr>
-        <w:bidi/>
-        <w:jc w:val="both"/>
-      </w:pPr>
-      <w:r>
-        <w:rPr>
-          <w:rStyle w:val="FootnoteReference"/>
-        </w:rPr>
-        <w:footnoteRef/>
-      </w:r>
-      <w:r>
-        <w:rPr>
-          <w:rFonts w:ascii="Arial" w:cs="Arial" w:eastAsia="Arial" w:hAnsi="Arial"/>
-          <w:sz w:val="20"/>
-          <w:szCs w:val="20"/>
-          <w:rtl/>
-        </w:rPr>
-        <w:t xml:space="preserve"> ابن إسحاق، السيرة (رواية ابن هشام) بإسناد حسن. الدرجة: حسن.</w:t>
-      </w:r>
-    </w:p>
-  </w:footnote>
-  <w:footnote w:id="501">
-    <w:p>
-      <w:pPr>
-        <w:bidi/>
-        <w:jc w:val="both"/>
-      </w:pPr>
-      <w:r>
-        <w:rPr>
-          <w:rStyle w:val="FootnoteReference"/>
-        </w:rPr>
-        <w:footnoteRef/>
-      </w:r>
-      <w:r>
-        <w:rPr>
-          <w:rFonts w:ascii="Arial" w:cs="Arial" w:eastAsia="Arial" w:hAnsi="Arial"/>
-          <w:sz w:val="20"/>
-          <w:szCs w:val="20"/>
-          <w:rtl/>
-        </w:rPr>
-        <w:t xml:space="preserve"> ابن إسحاق؛ وأصل "الحرب خدعة" في الصحيحين: البخاري (٣٠٣٠) ومسلم (١٧٣٩). الدرجة: متفق عليه في أصله؛ والتفصيل عند أهل السير.</w:t>
-      </w:r>
-    </w:p>
-  </w:footnote>
-  <w:footnote w:id="502">
-    <w:p>
-      <w:pPr>
-        <w:bidi/>
-        <w:jc w:val="both"/>
-      </w:pPr>
-      <w:r>
-        <w:rPr>
-          <w:rStyle w:val="FootnoteReference"/>
-        </w:rPr>
-        <w:footnoteRef/>
-      </w:r>
-      <w:r>
-        <w:rPr>
-          <w:rFonts w:ascii="Arial" w:cs="Arial" w:eastAsia="Arial" w:hAnsi="Arial"/>
-          <w:sz w:val="20"/>
-          <w:szCs w:val="20"/>
-          <w:rtl/>
-        </w:rPr>
-        <w:t xml:space="preserve"> ابن إسحاق، السيرة (رواية ابن هشام). الدرجة: القصة حسنة.</w:t>
-      </w:r>
-    </w:p>
-  </w:footnote>
-  <w:footnote w:id="503">
-    <w:p>
-      <w:pPr>
-        <w:bidi/>
-        <w:jc w:val="both"/>
-      </w:pPr>
-      <w:r>
-        <w:rPr>
-          <w:rStyle w:val="FootnoteReference"/>
-        </w:rPr>
-        <w:footnoteRef/>
-      </w:r>
-      <w:r>
-        <w:rPr>
-          <w:rFonts w:ascii="Arial" w:cs="Arial" w:eastAsia="Arial" w:hAnsi="Arial"/>
-          <w:sz w:val="20"/>
-          <w:szCs w:val="20"/>
-          <w:rtl/>
-        </w:rPr>
-        <w:t xml:space="preserve"> ابن إسحاق؛ ونص الريح في سورة الأحزاب (٩). الدرجة: الآية قطعية؛ وسياق النزول عند أهل التفسير والسير.</w:t>
-      </w:r>
-    </w:p>
-  </w:footnote>
-  <w:footnote w:id="504">
-    <w:p>
-      <w:pPr>
-        <w:bidi/>
-        <w:jc w:val="both"/>
-      </w:pPr>
-      <w:r>
-        <w:rPr>
-          <w:rStyle w:val="FootnoteReference"/>
-        </w:rPr>
-        <w:footnoteRef/>
-      </w:r>
-      <w:r>
-        <w:rPr>
-          <w:rFonts w:ascii="Arial" w:cs="Arial" w:eastAsia="Arial" w:hAnsi="Arial"/>
-          <w:sz w:val="20"/>
-          <w:szCs w:val="20"/>
-          <w:rtl/>
-        </w:rPr>
-        <w:t xml:space="preserve"> صحيح مسلم (١٧٨٨) من حديث حذيفة رضي الله عنه. الدرجة: صحيح.</w:t>
-      </w:r>
-    </w:p>
-  </w:footnote>
-  <w:footnote w:id="505">
-    <w:p>
-      <w:pPr>
-        <w:bidi/>
-        <w:jc w:val="both"/>
-      </w:pPr>
-      <w:r>
-        <w:rPr>
-          <w:rStyle w:val="FootnoteReference"/>
-        </w:rPr>
-        <w:footnoteRef/>
-      </w:r>
-      <w:r>
-        <w:rPr>
-          <w:rFonts w:ascii="Arial" w:cs="Arial" w:eastAsia="Arial" w:hAnsi="Arial"/>
-          <w:sz w:val="20"/>
-          <w:szCs w:val="20"/>
-          <w:rtl/>
-        </w:rPr>
-        <w:t xml:space="preserve"> ابن إسحاق، السيرة (رواية ابن هشام). الدرجة: حسن.</w:t>
-      </w:r>
-    </w:p>
-  </w:footnote>
-  <w:footnote w:id="506">
-    <w:p>
-      <w:pPr>
-        <w:bidi/>
-        <w:jc w:val="both"/>
-      </w:pPr>
-      <w:r>
-        <w:rPr>
-          <w:rStyle w:val="FootnoteReference"/>
-        </w:rPr>
-        <w:footnoteRef/>
-      </w:r>
-      <w:r>
-        <w:rPr>
-          <w:rFonts w:ascii="Arial" w:cs="Arial" w:eastAsia="Arial" w:hAnsi="Arial"/>
-          <w:sz w:val="20"/>
-          <w:szCs w:val="20"/>
-          <w:rtl/>
-        </w:rPr>
-        <w:t xml:space="preserve"> القرآن الكريم، سورة الأحزاب (٩، ٢٥). الدرجة: قرآن كريم — قطعي.</w:t>
-      </w:r>
-    </w:p>
-  </w:footnote>
-  <w:footnote w:id="507">
-    <w:p>
-      <w:pPr>
-        <w:bidi/>
-        <w:jc w:val="both"/>
-      </w:pPr>
-      <w:r>
-        <w:rPr>
-          <w:rStyle w:val="FootnoteReference"/>
-        </w:rPr>
-        <w:footnoteRef/>
-      </w:r>
-      <w:r>
-        <w:rPr>
-          <w:rFonts w:ascii="Arial" w:cs="Arial" w:eastAsia="Arial" w:hAnsi="Arial"/>
-          <w:sz w:val="20"/>
-          <w:szCs w:val="20"/>
-          <w:rtl/>
-        </w:rPr>
-        <w:t xml:space="preserve"> صحيح البخاري (٤١١٠) من حديث سليمان بن صرد رضي الله عنه. الدرجة: صحيح.</w:t>
-      </w:r>
-    </w:p>
-  </w:footnote>
-  <w:footnote w:id="508">
-    <w:p>
-      <w:pPr>
-        <w:bidi/>
-        <w:jc w:val="both"/>
-      </w:pPr>
-      <w:r>
-        <w:rPr>
-          <w:rStyle w:val="FootnoteReference"/>
-        </w:rPr>
-        <w:footnoteRef/>
-      </w:r>
-      <w:r>
-        <w:rPr>
-          <w:rFonts w:ascii="Arial" w:cs="Arial" w:eastAsia="Arial" w:hAnsi="Arial"/>
-          <w:sz w:val="20"/>
-          <w:szCs w:val="20"/>
-          <w:rtl/>
-        </w:rPr>
-        <w:t xml:space="preserve"> صحيح البخاري (٤١١٤)؛ صحيح مسلم (٢٧٢٤) من حديث أبي هريرة رضي الله عنه. الدرجة: متفق عليه.</w:t>
-      </w:r>
-    </w:p>
-  </w:footnote>
-  <w:footnote w:id="509">
-    <w:p>
-      <w:pPr>
-        <w:bidi/>
-        <w:jc w:val="both"/>
-      </w:pPr>
-      <w:r>
-        <w:rPr>
-          <w:rStyle w:val="FootnoteReference"/>
-        </w:rPr>
-        <w:footnoteRef/>
-      </w:r>
-      <w:r>
-        <w:rPr>
-          <w:rFonts w:ascii="Arial" w:cs="Arial" w:eastAsia="Arial" w:hAnsi="Arial"/>
-          <w:sz w:val="20"/>
-          <w:szCs w:val="20"/>
-          <w:rtl/>
-        </w:rPr>
-        <w:t xml:space="preserve"> صحيح البخاري (٤١١٧، ٩٤٦)؛ صحيح مسلم (١٧٦٩) من حديث عائشة وابن عمر رضي الله عنهم. الدرجة: متفق عليه.</w:t>
-      </w:r>
-    </w:p>
-  </w:footnote>
-  <w:footnote w:id="510">
-    <w:p>
-      <w:pPr>
-        <w:bidi/>
-        <w:jc w:val="both"/>
-      </w:pPr>
-      <w:r>
-        <w:rPr>
-          <w:rStyle w:val="FootnoteReference"/>
-        </w:rPr>
-        <w:footnoteRef/>
-      </w:r>
-      <w:r>
-        <w:rPr>
-          <w:rFonts w:ascii="Arial" w:cs="Arial" w:eastAsia="Arial" w:hAnsi="Arial"/>
-          <w:sz w:val="20"/>
-          <w:szCs w:val="20"/>
-          <w:rtl/>
-        </w:rPr>
-        <w:t xml:space="preserve"> صحيح البخاري (٩٤٦، ٤١١٩)؛ صحيح مسلم (١٧٧٠) من حديث ابن عمر رضي الله عنهما. الدرجة: متفق عليه.</w:t>
-      </w:r>
-    </w:p>
-  </w:footnote>
-  <w:footnote w:id="511">
-    <w:p>
-      <w:pPr>
-        <w:bidi/>
-        <w:jc w:val="both"/>
-      </w:pPr>
-      <w:r>
-        <w:rPr>
-          <w:rStyle w:val="FootnoteReference"/>
-        </w:rPr>
-        <w:footnoteRef/>
-      </w:r>
-      <w:r>
-        <w:rPr>
-          <w:rFonts w:ascii="Arial" w:cs="Arial" w:eastAsia="Arial" w:hAnsi="Arial"/>
-          <w:sz w:val="20"/>
-          <w:szCs w:val="20"/>
-          <w:rtl/>
-        </w:rPr>
-        <w:t xml:space="preserve"> ابن إسحاق؛ وأصل الحصار والنزول في الصحيحين. الدرجة: حسن مشهور عند أهل المغازي.</w:t>
-      </w:r>
-    </w:p>
-  </w:footnote>
-  <w:footnote w:id="512">
-    <w:p>
-      <w:pPr>
-        <w:bidi/>
-        <w:jc w:val="both"/>
-      </w:pPr>
-      <w:r>
-        <w:rPr>
-          <w:rStyle w:val="FootnoteReference"/>
-        </w:rPr>
-        <w:footnoteRef/>
-      </w:r>
-      <w:r>
-        <w:rPr>
-          <w:rFonts w:ascii="Arial" w:cs="Arial" w:eastAsia="Arial" w:hAnsi="Arial"/>
-          <w:sz w:val="20"/>
-          <w:szCs w:val="20"/>
-          <w:rtl/>
-        </w:rPr>
-        <w:t xml:space="preserve"> ابن إسحاق، السيرة (رواية ابن هشام). الدرجة: حسن مشهور عند أهل المغازي.</w:t>
-      </w:r>
-    </w:p>
-  </w:footnote>
-  <w:footnote w:id="513">
-    <w:p>
-      <w:pPr>
-        <w:bidi/>
-        <w:jc w:val="both"/>
-      </w:pPr>
-      <w:r>
-        <w:rPr>
-          <w:rStyle w:val="FootnoteReference"/>
-        </w:rPr>
-        <w:footnoteRef/>
-      </w:r>
-      <w:r>
-        <w:rPr>
-          <w:rFonts w:ascii="Arial" w:cs="Arial" w:eastAsia="Arial" w:hAnsi="Arial"/>
-          <w:sz w:val="20"/>
-          <w:szCs w:val="20"/>
-          <w:rtl/>
-        </w:rPr>
-        <w:t xml:space="preserve"> ابن إسحاق، السيرة (رواية ابن هشام)؛ وذكره أهل التفسير عند آية التوبة (١٠٢). الدرجة: حسن مشهور عند أهل المغازي.</w:t>
-      </w:r>
-    </w:p>
-  </w:footnote>
-  <w:footnote w:id="514">
-    <w:p>
-      <w:pPr>
-        <w:bidi/>
-        <w:jc w:val="both"/>
-      </w:pPr>
-      <w:r>
-        <w:rPr>
-          <w:rStyle w:val="FootnoteReference"/>
-        </w:rPr>
-        <w:footnoteRef/>
-      </w:r>
-      <w:r>
-        <w:rPr>
-          <w:rFonts w:ascii="Arial" w:cs="Arial" w:eastAsia="Arial" w:hAnsi="Arial"/>
-          <w:sz w:val="20"/>
-          <w:szCs w:val="20"/>
-          <w:rtl/>
-        </w:rPr>
-        <w:t xml:space="preserve"> ابن إسحاق، السيرة (رواية ابن هشام). الدرجة: حسن مشهور عند أهل المغازي.</w:t>
-      </w:r>
-    </w:p>
-  </w:footnote>
-  <w:footnote w:id="515">
-    <w:p>
-      <w:pPr>
-        <w:bidi/>
-        <w:jc w:val="both"/>
-      </w:pPr>
-      <w:r>
-        <w:rPr>
-          <w:rStyle w:val="FootnoteReference"/>
-        </w:rPr>
-        <w:footnoteRef/>
-      </w:r>
-      <w:r>
-        <w:rPr>
-          <w:rFonts w:ascii="Arial" w:cs="Arial" w:eastAsia="Arial" w:hAnsi="Arial"/>
-          <w:sz w:val="20"/>
-          <w:szCs w:val="20"/>
-          <w:rtl/>
-        </w:rPr>
-        <w:t xml:space="preserve"> ابن إسحاق؛ وأخرجه أبو داود (٣٣١٩) بنحوه بإسناد حسن. الدرجة: حسن.</w:t>
-      </w:r>
-    </w:p>
-  </w:footnote>
-  <w:footnote w:id="516">
-    <w:p>
-      <w:pPr>
-        <w:bidi/>
-        <w:jc w:val="both"/>
-      </w:pPr>
-      <w:r>
-        <w:rPr>
-          <w:rStyle w:val="FootnoteReference"/>
-        </w:rPr>
-        <w:footnoteRef/>
-      </w:r>
-      <w:r>
-        <w:rPr>
-          <w:rFonts w:ascii="Arial" w:cs="Arial" w:eastAsia="Arial" w:hAnsi="Arial"/>
-          <w:sz w:val="20"/>
-          <w:szCs w:val="20"/>
-          <w:rtl/>
-        </w:rPr>
-        <w:t xml:space="preserve"> صحيح البخاري (٣٠٤٣، ٤١٢١)؛ صحيح مسلم (١٧٦٨) من حديث أبي سعيد رضي الله عنه. الدرجة: متفق عليه.</w:t>
-      </w:r>
-    </w:p>
-  </w:footnote>
-  <w:footnote w:id="517">
-    <w:p>
-      <w:pPr>
-        <w:bidi/>
-        <w:jc w:val="both"/>
-      </w:pPr>
-      <w:r>
-        <w:rPr>
-          <w:rStyle w:val="FootnoteReference"/>
-        </w:rPr>
-        <w:footnoteRef/>
-      </w:r>
-      <w:r>
-        <w:rPr>
-          <w:rFonts w:ascii="Arial" w:cs="Arial" w:eastAsia="Arial" w:hAnsi="Arial"/>
-          <w:sz w:val="20"/>
-          <w:szCs w:val="20"/>
-          <w:rtl/>
-        </w:rPr>
-        <w:t xml:space="preserve"> ابن إسحاق؛ وأصل رد الحكم إلى سعد في الصحيحين. الدرجة: حسن عند أهل المغازي.</w:t>
-      </w:r>
-    </w:p>
-  </w:footnote>
-  <w:footnote w:id="518">
-    <w:p>
-      <w:pPr>
-        <w:bidi/>
-        <w:jc w:val="both"/>
-      </w:pPr>
-      <w:r>
-        <w:rPr>
-          <w:rStyle w:val="FootnoteReference"/>
-        </w:rPr>
-        <w:footnoteRef/>
-      </w:r>
-      <w:r>
-        <w:rPr>
-          <w:rFonts w:ascii="Arial" w:cs="Arial" w:eastAsia="Arial" w:hAnsi="Arial"/>
-          <w:sz w:val="20"/>
-          <w:szCs w:val="20"/>
-          <w:rtl/>
-        </w:rPr>
-        <w:t xml:space="preserve"> صحيح البخاري (٤١٢٢) من حديث عائشة رضي الله عنها. الدرجة: صحيح.</w:t>
-      </w:r>
-    </w:p>
-  </w:footnote>
-  <w:footnote w:id="519">
-    <w:p>
-      <w:pPr>
-        <w:bidi/>
-        <w:jc w:val="both"/>
-      </w:pPr>
-      <w:r>
-        <w:rPr>
-          <w:rStyle w:val="FootnoteReference"/>
-        </w:rPr>
-        <w:footnoteRef/>
-      </w:r>
-      <w:r>
-        <w:rPr>
-          <w:rFonts w:ascii="Arial" w:cs="Arial" w:eastAsia="Arial" w:hAnsi="Arial"/>
-          <w:sz w:val="20"/>
-          <w:szCs w:val="20"/>
-          <w:rtl/>
-        </w:rPr>
-        <w:t xml:space="preserve"> صحيح البخاري (٣٠٤٣)؛ صحيح مسلم (١٧٦٨). الدرجة: متفق عليه.</w:t>
-      </w:r>
-    </w:p>
-  </w:footnote>
-  <w:footnote w:id="520">
-    <w:p>
-      <w:pPr>
-        <w:bidi/>
-        <w:jc w:val="both"/>
-      </w:pPr>
-      <w:r>
-        <w:rPr>
-          <w:rStyle w:val="FootnoteReference"/>
-        </w:rPr>
-        <w:footnoteRef/>
-      </w:r>
-      <w:r>
-        <w:rPr>
-          <w:rFonts w:ascii="Arial" w:cs="Arial" w:eastAsia="Arial" w:hAnsi="Arial"/>
-          <w:sz w:val="20"/>
-          <w:szCs w:val="20"/>
-          <w:rtl/>
-        </w:rPr>
-        <w:t xml:space="preserve"> صحيح البخاري (٣٠٤٣، ٤١٢١)؛ صحيح مسلم (١٧٦٨)؛ والاستيثاق والإعراض عند ابن إسحاق وأحمد بإسناد حسن. الدرجة: متفق عليه في أصله؛ والتفصيل عند أهل السير.</w:t>
-      </w:r>
-    </w:p>
-  </w:footnote>
-  <w:footnote w:id="521">
-    <w:p>
-      <w:pPr>
-        <w:bidi/>
-        <w:jc w:val="both"/>
-      </w:pPr>
-      <w:r>
-        <w:rPr>
-          <w:rStyle w:val="FootnoteReference"/>
-        </w:rPr>
-        <w:footnoteRef/>
-      </w:r>
-      <w:r>
-        <w:rPr>
-          <w:rFonts w:ascii="Arial" w:cs="Arial" w:eastAsia="Arial" w:hAnsi="Arial"/>
-          <w:sz w:val="20"/>
-          <w:szCs w:val="20"/>
-          <w:rtl/>
-        </w:rPr>
-        <w:t xml:space="preserve"> ابن إسحاق، السيرة (رواية ابن هشام). الدرجة: حسن مشهور عند أهل المغازي.</w:t>
-      </w:r>
-    </w:p>
-  </w:footnote>
-  <w:footnote w:id="522">
-    <w:p>
-      <w:pPr>
-        <w:bidi/>
-        <w:jc w:val="both"/>
-      </w:pPr>
-      <w:r>
-        <w:rPr>
-          <w:rStyle w:val="FootnoteReference"/>
-        </w:rPr>
-        <w:footnoteRef/>
-      </w:r>
-      <w:r>
-        <w:rPr>
-          <w:rFonts w:ascii="Arial" w:cs="Arial" w:eastAsia="Arial" w:hAnsi="Arial"/>
-          <w:sz w:val="20"/>
-          <w:szCs w:val="20"/>
-          <w:rtl/>
-        </w:rPr>
-        <w:t xml:space="preserve"> سنن أبي داود (٤٤٠٤)؛ جامع الترمذي (١٥٨٤) من حديث عطية القرظي رضي الله عنه بإسناد صحيح. الدرجة: صحيح في أصله.</w:t>
-      </w:r>
-    </w:p>
-  </w:footnote>
-  <w:footnote w:id="523">
-    <w:p>
-      <w:pPr>
-        <w:bidi/>
-        <w:jc w:val="both"/>
-      </w:pPr>
-      <w:r>
-        <w:rPr>
-          <w:rStyle w:val="FootnoteReference"/>
-        </w:rPr>
-        <w:footnoteRef/>
-      </w:r>
-      <w:r>
-        <w:rPr>
-          <w:rFonts w:ascii="Arial" w:cs="Arial" w:eastAsia="Arial" w:hAnsi="Arial"/>
-          <w:sz w:val="20"/>
-          <w:szCs w:val="20"/>
-          <w:rtl/>
-        </w:rPr>
-        <w:t xml:space="preserve"> سنن أبي داود (٢٦٧١) من حديث عائشة رضي الله عنها بإسناد حسن. الدرجة: حسن.</w:t>
-      </w:r>
-    </w:p>
-  </w:footnote>
-  <w:footnote w:id="524">
-    <w:p>
-      <w:pPr>
-        <w:bidi/>
-        <w:jc w:val="both"/>
-      </w:pPr>
-      <w:r>
-        <w:rPr>
-          <w:rStyle w:val="FootnoteReference"/>
-        </w:rPr>
-        <w:footnoteRef/>
-      </w:r>
-      <w:r>
-        <w:rPr>
-          <w:rFonts w:ascii="Arial" w:cs="Arial" w:eastAsia="Arial" w:hAnsi="Arial"/>
-          <w:sz w:val="20"/>
-          <w:szCs w:val="20"/>
-          <w:rtl/>
-        </w:rPr>
-        <w:t xml:space="preserve"> أصل الإسهام للفارس والراجل في الصحيحين: البخاري (٤٢٢٨) ومسلم (١٧٦٢). الدرجة: متفق عليه.</w:t>
-      </w:r>
-    </w:p>
-  </w:footnote>
-  <w:footnote w:id="525">
-    <w:p>
-      <w:pPr>
-        <w:bidi/>
-        <w:jc w:val="both"/>
-      </w:pPr>
-      <w:r>
-        <w:rPr>
-          <w:rStyle w:val="FootnoteReference"/>
-        </w:rPr>
-        <w:footnoteRef/>
-      </w:r>
-      <w:r>
-        <w:rPr>
-          <w:rFonts w:ascii="Arial" w:cs="Arial" w:eastAsia="Arial" w:hAnsi="Arial"/>
-          <w:sz w:val="20"/>
-          <w:szCs w:val="20"/>
-          <w:rtl/>
-        </w:rPr>
-        <w:t xml:space="preserve"> ابن إسحاق؛ ابن سعد، الطبقات الكبرى. الدرجة: حسن مشهور عند أهل المغازي.</w:t>
-      </w:r>
-    </w:p>
-  </w:footnote>
-  <w:footnote w:id="526">
-    <w:p>
-      <w:pPr>
-        <w:bidi/>
-        <w:jc w:val="both"/>
-      </w:pPr>
-      <w:r>
-        <w:rPr>
-          <w:rStyle w:val="FootnoteReference"/>
-        </w:rPr>
-        <w:footnoteRef/>
-      </w:r>
-      <w:r>
-        <w:rPr>
-          <w:rFonts w:ascii="Arial" w:cs="Arial" w:eastAsia="Arial" w:hAnsi="Arial"/>
-          <w:sz w:val="20"/>
-          <w:szCs w:val="20"/>
-          <w:rtl/>
-        </w:rPr>
-        <w:t xml:space="preserve"> القرآن الكريم، سورة الأحزاب (٢٦-٢٧). الدرجة: قرآن كريم — قطعي.</w:t>
-      </w:r>
-    </w:p>
-  </w:footnote>
-  <w:footnote w:id="527">
-    <w:p>
-      <w:pPr>
-        <w:bidi/>
-        <w:jc w:val="both"/>
-      </w:pPr>
-      <w:r>
-        <w:rPr>
-          <w:rStyle w:val="FootnoteReference"/>
-        </w:rPr>
-        <w:footnoteRef/>
-      </w:r>
-      <w:r>
-        <w:rPr>
-          <w:rFonts w:ascii="Arial" w:cs="Arial" w:eastAsia="Arial" w:hAnsi="Arial"/>
-          <w:sz w:val="20"/>
-          <w:szCs w:val="20"/>
-          <w:rtl/>
-        </w:rPr>
-        <w:t xml:space="preserve"> ابن إسحاق؛ ابن سعد، الطبقات الكبرى. الدرجة: حسن عند أهل المغازي.</w:t>
-      </w:r>
-    </w:p>
-  </w:footnote>
-  <w:footnote w:id="528">
-    <w:p>
-      <w:pPr>
-        <w:bidi/>
-        <w:jc w:val="both"/>
-      </w:pPr>
-      <w:r>
-        <w:rPr>
-          <w:rStyle w:val="FootnoteReference"/>
-        </w:rPr>
-        <w:footnoteRef/>
-      </w:r>
-      <w:r>
-        <w:rPr>
-          <w:rFonts w:ascii="Arial" w:cs="Arial" w:eastAsia="Arial" w:hAnsi="Arial"/>
-          <w:sz w:val="20"/>
-          <w:szCs w:val="20"/>
-          <w:rtl/>
-        </w:rPr>
-        <w:t xml:space="preserve"> صحيح البخاري (٤١٢٢) من حديث عائشة رضي الله عنها. الدرجة: صحيح.</w:t>
-      </w:r>
-    </w:p>
-  </w:footnote>
-  <w:footnote w:id="529">
-    <w:p>
-      <w:pPr>
-        <w:bidi/>
-        <w:jc w:val="both"/>
-      </w:pPr>
-      <w:r>
-        <w:rPr>
-          <w:rStyle w:val="FootnoteReference"/>
-        </w:rPr>
-        <w:footnoteRef/>
-      </w:r>
-      <w:r>
-        <w:rPr>
-          <w:rFonts w:ascii="Arial" w:cs="Arial" w:eastAsia="Arial" w:hAnsi="Arial"/>
-          <w:sz w:val="20"/>
-          <w:szCs w:val="20"/>
-          <w:rtl/>
-        </w:rPr>
-        <w:t xml:space="preserve"> صحيح البخاري (٣٨٠٣)؛ صحيح مسلم (٢٤٦٦) من حديث جابر رضي الله عنه. الدرجة: متفق عليه.</w:t>
-      </w:r>
-    </w:p>
-  </w:footnote>
-  <w:footnote w:id="530">
-    <w:p>
-      <w:pPr>
-        <w:bidi/>
-        <w:jc w:val="both"/>
-      </w:pPr>
-      <w:r>
-        <w:rPr>
-          <w:rStyle w:val="FootnoteReference"/>
-        </w:rPr>
-        <w:footnoteRef/>
-      </w:r>
-      <w:r>
-        <w:rPr>
-          <w:rFonts w:ascii="Arial" w:cs="Arial" w:eastAsia="Arial" w:hAnsi="Arial"/>
-          <w:sz w:val="20"/>
-          <w:szCs w:val="20"/>
-          <w:rtl/>
-        </w:rPr>
-        <w:t xml:space="preserve"> جامع الترمذي (٣٨٤٩) من حديث أنس رضي الله عنه، وحسنه. الدرجة: حسن.</w:t>
-      </w:r>
-    </w:p>
-  </w:footnote>
-  <w:footnote w:id="531">
-    <w:p>
-      <w:pPr>
-        <w:bidi/>
-        <w:jc w:val="both"/>
-      </w:pPr>
-      <w:r>
-        <w:rPr>
-          <w:rStyle w:val="FootnoteReference"/>
-        </w:rPr>
-        <w:footnoteRef/>
-      </w:r>
-      <w:r>
-        <w:rPr>
-          <w:rFonts w:ascii="Arial" w:cs="Arial" w:eastAsia="Arial" w:hAnsi="Arial"/>
-          <w:sz w:val="20"/>
-          <w:szCs w:val="20"/>
-          <w:rtl/>
-        </w:rPr>
-        <w:t xml:space="preserve"> جامع الترمذي (٣٨٤٩)؛ وأصله عند ابن سعد. الدرجة: صحيح.</w:t>
-      </w:r>
-    </w:p>
-  </w:footnote>
-  <w:footnote w:id="532">
-    <w:p>
-      <w:pPr>
-        <w:bidi/>
-        <w:jc w:val="both"/>
-      </w:pPr>
-      <w:r>
-        <w:rPr>
-          <w:rStyle w:val="FootnoteReference"/>
-        </w:rPr>
-        <w:footnoteRef/>
-      </w:r>
-      <w:r>
-        <w:rPr>
-          <w:rFonts w:ascii="Arial" w:cs="Arial" w:eastAsia="Arial" w:hAnsi="Arial"/>
-          <w:sz w:val="20"/>
-          <w:szCs w:val="20"/>
-          <w:rtl/>
-        </w:rPr>
-        <w:t xml:space="preserve"> صحيح البخاري (٣٢٤٨)؛ صحيح مسلم (٢٤٦٩) من حديث أنس والبراء رضي الله عنهما. الدرجة: متفق عليه.</w:t>
-      </w:r>
-    </w:p>
-  </w:footnote>
-  <w:footnote w:id="533">
-    <w:p>
-      <w:pPr>
-        <w:bidi/>
-        <w:jc w:val="both"/>
-      </w:pPr>
-      <w:r>
-        <w:rPr>
-          <w:rStyle w:val="FootnoteReference"/>
-        </w:rPr>
-        <w:footnoteRef/>
-      </w:r>
-      <w:r>
-        <w:rPr>
-          <w:rFonts w:ascii="Arial" w:cs="Arial" w:eastAsia="Arial" w:hAnsi="Arial"/>
-          <w:sz w:val="20"/>
-          <w:szCs w:val="20"/>
-          <w:rtl/>
-        </w:rPr>
-        <w:t xml:space="preserve"> سنن النسائي (٢٠٥٥)؛ مسند أحمد من حديث عائشة رضي الله عنها بإسناد صحيح. الدرجة: صحيح في أصله.</w:t>
-      </w:r>
-    </w:p>
-  </w:footnote>
-  <w:footnote w:id="534">
-    <w:p>
-      <w:pPr>
-        <w:bidi/>
-        <w:jc w:val="both"/>
-      </w:pPr>
-      <w:r>
-        <w:rPr>
-          <w:rStyle w:val="FootnoteReference"/>
-        </w:rPr>
-        <w:footnoteRef/>
-      </w:r>
-      <w:r>
-        <w:rPr>
-          <w:rFonts w:ascii="Arial" w:cs="Arial" w:eastAsia="Arial" w:hAnsi="Arial"/>
-          <w:sz w:val="20"/>
-          <w:szCs w:val="20"/>
-          <w:rtl/>
-        </w:rPr>
-        <w:t xml:space="preserve"> القرآن الكريم، سورة الأحزاب (٣٦)؛ وسبب النزول عند أهل التفسير من طرق حسان. الدرجة: قرآن كريم — قطعي.</w:t>
-      </w:r>
-    </w:p>
-  </w:footnote>
-  <w:footnote w:id="535">
-    <w:p>
-      <w:pPr>
-        <w:bidi/>
-        <w:jc w:val="both"/>
-      </w:pPr>
-      <w:r>
-        <w:rPr>
-          <w:rStyle w:val="FootnoteReference"/>
-        </w:rPr>
-        <w:footnoteRef/>
-      </w:r>
-      <w:r>
-        <w:rPr>
-          <w:rFonts w:ascii="Arial" w:cs="Arial" w:eastAsia="Arial" w:hAnsi="Arial"/>
-          <w:sz w:val="20"/>
-          <w:szCs w:val="20"/>
-          <w:rtl/>
-        </w:rPr>
-        <w:t xml:space="preserve"> صحيح البخاري (٧٤٢٠) من حديث أنس رضي الله عنه؛ والآية من سورة الأحزاب (٣٧). الدرجة: صحيح؛ والآية قطعية.</w:t>
-      </w:r>
-    </w:p>
-  </w:footnote>
-  <w:footnote w:id="536">
-    <w:p>
-      <w:pPr>
-        <w:bidi/>
-        <w:jc w:val="both"/>
-      </w:pPr>
-      <w:r>
-        <w:rPr>
-          <w:rStyle w:val="FootnoteReference"/>
-        </w:rPr>
-        <w:footnoteRef/>
-      </w:r>
-      <w:r>
-        <w:rPr>
-          <w:rFonts w:ascii="Arial" w:cs="Arial" w:eastAsia="Arial" w:hAnsi="Arial"/>
-          <w:sz w:val="20"/>
-          <w:szCs w:val="20"/>
-          <w:rtl/>
-        </w:rPr>
-        <w:t xml:space="preserve"> القرآن الكريم، سورة الأحزاب (٣٧). الدرجة: قرآن كريم — قطعي.</w:t>
-      </w:r>
-    </w:p>
-  </w:footnote>
-  <w:footnote w:id="537">
-    <w:p>
-      <w:pPr>
-        <w:bidi/>
-        <w:jc w:val="both"/>
-      </w:pPr>
-      <w:r>
-        <w:rPr>
-          <w:rStyle w:val="FootnoteReference"/>
-        </w:rPr>
-        <w:footnoteRef/>
-      </w:r>
-      <w:r>
-        <w:rPr>
-          <w:rFonts w:ascii="Arial" w:cs="Arial" w:eastAsia="Arial" w:hAnsi="Arial"/>
-          <w:sz w:val="20"/>
-          <w:szCs w:val="20"/>
-          <w:rtl/>
-        </w:rPr>
-        <w:t xml:space="preserve"> صحيح مسلم (١٧٧) من حديث عائشة رضي الله عنها؛ وانظر البخاري (٧٤٢٠). الدرجة: متفق عليه.</w:t>
-      </w:r>
-    </w:p>
-  </w:footnote>
-  <w:footnote w:id="538">
-    <w:p>
-      <w:pPr>
-        <w:bidi/>
-        <w:jc w:val="both"/>
-      </w:pPr>
-      <w:r>
-        <w:rPr>
-          <w:rStyle w:val="FootnoteReference"/>
-        </w:rPr>
-        <w:footnoteRef/>
-      </w:r>
-      <w:r>
-        <w:rPr>
-          <w:rFonts w:ascii="Arial" w:cs="Arial" w:eastAsia="Arial" w:hAnsi="Arial"/>
-          <w:sz w:val="20"/>
-          <w:szCs w:val="20"/>
-          <w:rtl/>
-        </w:rPr>
-        <w:t xml:space="preserve"> صحيح البخاري (٧٤٢٠) من حديث أنس رضي الله عنه. الدرجة: صحيح.</w:t>
-      </w:r>
-    </w:p>
-  </w:footnote>
-  <w:footnote w:id="539">
-    <w:p>
-      <w:pPr>
-        <w:bidi/>
-        <w:jc w:val="both"/>
-      </w:pPr>
-      <w:r>
-        <w:rPr>
-          <w:rStyle w:val="FootnoteReference"/>
-        </w:rPr>
-        <w:footnoteRef/>
-      </w:r>
-      <w:r>
-        <w:rPr>
-          <w:rFonts w:ascii="Arial" w:cs="Arial" w:eastAsia="Arial" w:hAnsi="Arial"/>
-          <w:sz w:val="20"/>
-          <w:szCs w:val="20"/>
-          <w:rtl/>
-        </w:rPr>
-        <w:t xml:space="preserve"> صحيح البخاري (٥١٦٨)؛ صحيح مسلم (١٤٢٨) من حديث أنس رضي الله عنه. الدرجة: متفق عليه.</w:t>
-      </w:r>
-    </w:p>
-  </w:footnote>
-  <w:footnote w:id="540">
-    <w:p>
-      <w:pPr>
-        <w:bidi/>
-        <w:jc w:val="both"/>
-      </w:pPr>
-      <w:r>
-        <w:rPr>
-          <w:rStyle w:val="FootnoteReference"/>
-        </w:rPr>
-        <w:footnoteRef/>
-      </w:r>
-      <w:r>
-        <w:rPr>
-          <w:rFonts w:ascii="Arial" w:cs="Arial" w:eastAsia="Arial" w:hAnsi="Arial"/>
-          <w:sz w:val="20"/>
-          <w:szCs w:val="20"/>
-          <w:rtl/>
-        </w:rPr>
-        <w:t xml:space="preserve"> صحيح البخاري (٤٧٩١)؛ صحيح مسلم (١٤٢٨)؛ والآية من سورة الأحزاب (٥٣). الدرجة: متفق عليه في أصله؛ والتفصيل عند أهل السير.</w:t>
-      </w:r>
-    </w:p>
-  </w:footnote>
-  <w:footnote w:id="541">
-    <w:p>
-      <w:pPr>
-        <w:bidi/>
-        <w:jc w:val="both"/>
-      </w:pPr>
-      <w:r>
-        <w:rPr>
-          <w:rStyle w:val="FootnoteReference"/>
-        </w:rPr>
-        <w:footnoteRef/>
-      </w:r>
-      <w:r>
-        <w:rPr>
-          <w:rFonts w:ascii="Arial" w:cs="Arial" w:eastAsia="Arial" w:hAnsi="Arial"/>
-          <w:sz w:val="20"/>
-          <w:szCs w:val="20"/>
-          <w:rtl/>
-        </w:rPr>
-        <w:t xml:space="preserve"> صحيح البخاري (٤٠٢) من حديث عمر رضي الله عنه. الدرجة: صحيح.</w:t>
-      </w:r>
-    </w:p>
-  </w:footnote>
-  <w:footnote w:id="542">
-    <w:p>
-      <w:pPr>
-        <w:bidi/>
-        <w:jc w:val="both"/>
-      </w:pPr>
-      <w:r>
-        <w:rPr>
-          <w:rStyle w:val="FootnoteReference"/>
-        </w:rPr>
-        <w:footnoteRef/>
-      </w:r>
-      <w:r>
-        <w:rPr>
-          <w:rFonts w:ascii="Arial" w:cs="Arial" w:eastAsia="Arial" w:hAnsi="Arial"/>
-          <w:sz w:val="20"/>
-          <w:szCs w:val="20"/>
-          <w:rtl/>
-        </w:rPr>
-        <w:t xml:space="preserve"> صحيح البخاري (١٤٦، ٤٧٩٥)؛ صحيح مسلم (٢١٧٠) من حديث عائشة رضي الله عنها. الدرجة: متفق عليه.</w:t>
-      </w:r>
-    </w:p>
-  </w:footnote>
-  <w:footnote w:id="543">
-    <w:p>
-      <w:pPr>
-        <w:bidi/>
-        <w:jc w:val="both"/>
-      </w:pPr>
-      <w:r>
-        <w:rPr>
-          <w:rStyle w:val="FootnoteReference"/>
-        </w:rPr>
-        <w:footnoteRef/>
-      </w:r>
-      <w:r>
-        <w:rPr>
-          <w:rFonts w:ascii="Arial" w:cs="Arial" w:eastAsia="Arial" w:hAnsi="Arial"/>
-          <w:sz w:val="20"/>
-          <w:szCs w:val="20"/>
-          <w:rtl/>
-        </w:rPr>
-        <w:t xml:space="preserve"> ابن إسحاق؛ ابن سعد، الطبقات الكبرى. الدرجة: حسن عند أهل المغازي.</w:t>
-      </w:r>
-    </w:p>
-  </w:footnote>
-  <w:footnote w:id="544">
-    <w:p>
-      <w:pPr>
-        <w:bidi/>
-        <w:jc w:val="both"/>
-      </w:pPr>
-      <w:r>
-        <w:rPr>
-          <w:rStyle w:val="FootnoteReference"/>
-        </w:rPr>
-        <w:footnoteRef/>
-      </w:r>
-      <w:r>
-        <w:rPr>
-          <w:rFonts w:ascii="Arial" w:cs="Arial" w:eastAsia="Arial" w:hAnsi="Arial"/>
-          <w:sz w:val="20"/>
-          <w:szCs w:val="20"/>
-          <w:rtl/>
-        </w:rPr>
-        <w:t xml:space="preserve"> صحيح مسلم (١٣٤٢) من حديث ابن عمر رضي الله عنهما. الدرجة: صحيح.</w:t>
-      </w:r>
-    </w:p>
-  </w:footnote>
-  <w:footnote w:id="545">
-    <w:p>
-      <w:pPr>
-        <w:bidi/>
-        <w:jc w:val="both"/>
-      </w:pPr>
-      <w:r>
-        <w:rPr>
-          <w:rStyle w:val="FootnoteReference"/>
-        </w:rPr>
-        <w:footnoteRef/>
-      </w:r>
-      <w:r>
-        <w:rPr>
-          <w:rFonts w:ascii="Arial" w:cs="Arial" w:eastAsia="Arial" w:hAnsi="Arial"/>
-          <w:sz w:val="20"/>
-          <w:szCs w:val="20"/>
-          <w:rtl/>
-        </w:rPr>
-        <w:t xml:space="preserve"> ابن إسحاق، السيرة (رواية ابن هشام). الدرجة: حسن عند أهل المغازي.</w:t>
-      </w:r>
-    </w:p>
-  </w:footnote>
-  <w:footnote w:id="546">
-    <w:p>
-      <w:pPr>
-        <w:bidi/>
-        <w:jc w:val="both"/>
-      </w:pPr>
-      <w:r>
-        <w:rPr>
-          <w:rStyle w:val="FootnoteReference"/>
-        </w:rPr>
-        <w:footnoteRef/>
-      </w:r>
-      <w:r>
-        <w:rPr>
-          <w:rFonts w:ascii="Arial" w:cs="Arial" w:eastAsia="Arial" w:hAnsi="Arial"/>
-          <w:sz w:val="20"/>
-          <w:szCs w:val="20"/>
-          <w:rtl/>
-        </w:rPr>
-        <w:t xml:space="preserve"> صحيح البخاري (١٧٩٧)؛ صحيح مسلم (١٣٤٤) من حديث ابن عمر رضي الله عنهما. الدرجة: متفق عليه.</w:t>
-      </w:r>
-    </w:p>
-  </w:footnote>
-  <w:footnote w:id="547">
-    <w:p>
-      <w:pPr>
-        <w:bidi/>
-        <w:jc w:val="both"/>
-      </w:pPr>
-      <w:r>
-        <w:rPr>
-          <w:rStyle w:val="FootnoteReference"/>
-        </w:rPr>
-        <w:footnoteRef/>
-      </w:r>
-      <w:r>
-        <w:rPr>
-          <w:rFonts w:ascii="Arial" w:cs="Arial" w:eastAsia="Arial" w:hAnsi="Arial"/>
-          <w:sz w:val="20"/>
-          <w:szCs w:val="20"/>
-          <w:rtl/>
-        </w:rPr>
-        <w:t xml:space="preserve"> ابن سعد، الطبقات الكبرى. الدرجة: مرسل — تتلقاه كتب السير والمغازي بالقبول.</w:t>
-      </w:r>
-    </w:p>
-  </w:footnote>
-  <w:footnote w:id="548">
-    <w:p>
-      <w:pPr>
-        <w:bidi/>
-        <w:jc w:val="both"/>
-      </w:pPr>
-      <w:r>
-        <w:rPr>
-          <w:rStyle w:val="FootnoteReference"/>
-        </w:rPr>
-        <w:footnoteRef/>
-      </w:r>
-      <w:r>
-        <w:rPr>
-          <w:rFonts w:ascii="Arial" w:cs="Arial" w:eastAsia="Arial" w:hAnsi="Arial"/>
-          <w:sz w:val="20"/>
-          <w:szCs w:val="20"/>
-          <w:rtl/>
-        </w:rPr>
-        <w:t xml:space="preserve"> صحيح البخاري (١٨٠١)؛ صحيح مسلم (٧١٥) من حديث جابر رضي الله عنه. الدرجة: متفق عليه.</w:t>
-      </w:r>
-    </w:p>
-  </w:footnote>
-  <w:footnote w:id="549">
-    <w:p>
-      <w:pPr>
-        <w:bidi/>
-        <w:jc w:val="both"/>
-      </w:pPr>
-      <w:r>
-        <w:rPr>
-          <w:rStyle w:val="FootnoteReference"/>
-        </w:rPr>
-        <w:footnoteRef/>
-      </w:r>
-      <w:r>
-        <w:rPr>
-          <w:rFonts w:ascii="Arial" w:cs="Arial" w:eastAsia="Arial" w:hAnsi="Arial"/>
-          <w:sz w:val="20"/>
-          <w:szCs w:val="20"/>
-          <w:rtl/>
-        </w:rPr>
-        <w:t xml:space="preserve"> صحيح مسلم (١٨٠٧) من حديث سلمة بن الأكوع رضي الله عنه. الدرجة: صحيح.</w:t>
-      </w:r>
-    </w:p>
-  </w:footnote>
-  <w:footnote w:id="550">
-    <w:p>
-      <w:pPr>
-        <w:bidi/>
-        <w:jc w:val="both"/>
-      </w:pPr>
-      <w:r>
-        <w:rPr>
-          <w:rStyle w:val="FootnoteReference"/>
-        </w:rPr>
-        <w:footnoteRef/>
-      </w:r>
-      <w:r>
-        <w:rPr>
-          <w:rFonts w:ascii="Arial" w:cs="Arial" w:eastAsia="Arial" w:hAnsi="Arial"/>
-          <w:sz w:val="20"/>
-          <w:szCs w:val="20"/>
-          <w:rtl/>
-        </w:rPr>
-        <w:t xml:space="preserve"> صحيح مسلم (١٨٠٦-١٨٠٧)؛ وتفصيل الغارة عند ابن إسحاق. الدرجة: أصله صحيح؛ والتفصيل عند أهل السير.</w:t>
-      </w:r>
-    </w:p>
-  </w:footnote>
-  <w:footnote w:id="551">
-    <w:p>
-      <w:pPr>
-        <w:bidi/>
-        <w:jc w:val="both"/>
-      </w:pPr>
-      <w:r>
-        <w:rPr>
-          <w:rStyle w:val="FootnoteReference"/>
-        </w:rPr>
-        <w:footnoteRef/>
-      </w:r>
-      <w:r>
-        <w:rPr>
-          <w:rFonts w:ascii="Arial" w:cs="Arial" w:eastAsia="Arial" w:hAnsi="Arial"/>
-          <w:sz w:val="20"/>
-          <w:szCs w:val="20"/>
-          <w:rtl/>
-        </w:rPr>
-        <w:t xml:space="preserve"> صحيح البخاري (٣٠٤١، ٤١٩٤)؛ صحيح مسلم (١٨٠٦). الدرجة: متفق عليه.</w:t>
-      </w:r>
-    </w:p>
-  </w:footnote>
-  <w:footnote w:id="552">
-    <w:p>
-      <w:pPr>
-        <w:bidi/>
-        <w:jc w:val="both"/>
-      </w:pPr>
-      <w:r>
-        <w:rPr>
-          <w:rStyle w:val="FootnoteReference"/>
-        </w:rPr>
-        <w:footnoteRef/>
-      </w:r>
-      <w:r>
-        <w:rPr>
-          <w:rFonts w:ascii="Arial" w:cs="Arial" w:eastAsia="Arial" w:hAnsi="Arial"/>
-          <w:sz w:val="20"/>
-          <w:szCs w:val="20"/>
-          <w:rtl/>
-        </w:rPr>
-        <w:t xml:space="preserve"> صحيح مسلم (١٨٠٧) من حديث سلمة رضي الله عنه. الدرجة: صحيح.</w:t>
-      </w:r>
-    </w:p>
-  </w:footnote>
-  <w:footnote w:id="553">
-    <w:p>
-      <w:pPr>
-        <w:bidi/>
-        <w:jc w:val="both"/>
-      </w:pPr>
-      <w:r>
-        <w:rPr>
-          <w:rStyle w:val="FootnoteReference"/>
-        </w:rPr>
-        <w:footnoteRef/>
-      </w:r>
-      <w:r>
-        <w:rPr>
-          <w:rFonts w:ascii="Arial" w:cs="Arial" w:eastAsia="Arial" w:hAnsi="Arial"/>
-          <w:sz w:val="20"/>
-          <w:szCs w:val="20"/>
-          <w:rtl/>
-        </w:rPr>
-        <w:t xml:space="preserve"> صحيح مسلم (١٨٠٧). الدرجة: صحيح.</w:t>
-      </w:r>
-    </w:p>
-  </w:footnote>
-  <w:footnote w:id="554">
-    <w:p>
-      <w:pPr>
-        <w:bidi/>
-        <w:jc w:val="both"/>
-      </w:pPr>
-      <w:r>
-        <w:rPr>
-          <w:rStyle w:val="FootnoteReference"/>
-        </w:rPr>
-        <w:footnoteRef/>
-      </w:r>
-      <w:r>
-        <w:rPr>
-          <w:rFonts w:ascii="Arial" w:cs="Arial" w:eastAsia="Arial" w:hAnsi="Arial"/>
-          <w:sz w:val="20"/>
-          <w:szCs w:val="20"/>
-          <w:rtl/>
-        </w:rPr>
-        <w:t xml:space="preserve"> صحيح مسلم (١٦٤١) من حديث عمران بن حصين رضي الله عنه. الدرجة: صحيح.</w:t>
-      </w:r>
-    </w:p>
-  </w:footnote>
-  <w:footnote w:id="555">
-    <w:p>
-      <w:pPr>
-        <w:bidi/>
-        <w:jc w:val="both"/>
-      </w:pPr>
-      <w:r>
-        <w:rPr>
-          <w:rStyle w:val="FootnoteReference"/>
-        </w:rPr>
-        <w:footnoteRef/>
-      </w:r>
-      <w:r>
-        <w:rPr>
-          <w:rFonts w:ascii="Arial" w:cs="Arial" w:eastAsia="Arial" w:hAnsi="Arial"/>
-          <w:sz w:val="20"/>
-          <w:szCs w:val="20"/>
-          <w:rtl/>
-        </w:rPr>
-        <w:t xml:space="preserve"> صحيح البخاري (٢٥٤١)؛ صحيح مسلم (١٧٣٠) من حديث ابن عمر رضي الله عنهما؛ وخبر جويرية عند أبي داود وأحمد. الدرجة: متفق عليه.</w:t>
-      </w:r>
-    </w:p>
-  </w:footnote>
-  <w:footnote w:id="556">
-    <w:p>
-      <w:pPr>
-        <w:bidi/>
-        <w:jc w:val="both"/>
-      </w:pPr>
-      <w:r>
-        <w:rPr>
-          <w:rStyle w:val="FootnoteReference"/>
-        </w:rPr>
-        <w:footnoteRef/>
-      </w:r>
-      <w:r>
-        <w:rPr>
-          <w:rFonts w:ascii="Arial" w:cs="Arial" w:eastAsia="Arial" w:hAnsi="Arial"/>
-          <w:sz w:val="20"/>
-          <w:szCs w:val="20"/>
-          <w:rtl/>
-        </w:rPr>
-        <w:t xml:space="preserve"> صحيح البخاري (٤٩٠٥)؛ صحيح مسلم (٢٥٨٤) من حديث جابر رضي الله عنه. الدرجة: متفق عليه.</w:t>
-      </w:r>
-    </w:p>
-  </w:footnote>
-  <w:footnote w:id="557">
-    <w:p>
-      <w:pPr>
-        <w:bidi/>
-        <w:jc w:val="both"/>
-      </w:pPr>
-      <w:r>
-        <w:rPr>
-          <w:rStyle w:val="FootnoteReference"/>
-        </w:rPr>
-        <w:footnoteRef/>
-      </w:r>
-      <w:r>
-        <w:rPr>
-          <w:rFonts w:ascii="Arial" w:cs="Arial" w:eastAsia="Arial" w:hAnsi="Arial"/>
-          <w:sz w:val="20"/>
-          <w:szCs w:val="20"/>
-          <w:rtl/>
-        </w:rPr>
-        <w:t xml:space="preserve"> صحيح البخاري (٤٩٠٠-٤٩٠٤)؛ صحيح مسلم (٢٧٧٢) من حديث زيد بن أرقم رضي الله عنه. الدرجة: متفق عليه.</w:t>
-      </w:r>
-    </w:p>
-  </w:footnote>
-  <w:footnote w:id="558">
-    <w:p>
-      <w:pPr>
-        <w:bidi/>
-        <w:jc w:val="both"/>
-      </w:pPr>
-      <w:r>
-        <w:rPr>
-          <w:rStyle w:val="FootnoteReference"/>
-        </w:rPr>
-        <w:footnoteRef/>
-      </w:r>
-      <w:r>
-        <w:rPr>
-          <w:rFonts w:ascii="Arial" w:cs="Arial" w:eastAsia="Arial" w:hAnsi="Arial"/>
-          <w:sz w:val="20"/>
-          <w:szCs w:val="20"/>
-          <w:rtl/>
-        </w:rPr>
-        <w:t xml:space="preserve"> صحيح البخاري (٤٩٠٥)؛ صحيح مسلم (٢٥٨٤). الدرجة: متفق عليه.</w:t>
-      </w:r>
-    </w:p>
-  </w:footnote>
-  <w:footnote w:id="559">
-    <w:p>
-      <w:pPr>
-        <w:bidi/>
-        <w:jc w:val="both"/>
-      </w:pPr>
-      <w:r>
-        <w:rPr>
-          <w:rStyle w:val="FootnoteReference"/>
-        </w:rPr>
-        <w:footnoteRef/>
-      </w:r>
-      <w:r>
-        <w:rPr>
-          <w:rFonts w:ascii="Arial" w:cs="Arial" w:eastAsia="Arial" w:hAnsi="Arial"/>
-          <w:sz w:val="20"/>
-          <w:szCs w:val="20"/>
-          <w:rtl/>
-        </w:rPr>
-        <w:t xml:space="preserve"> ابن إسحاق، السيرة (رواية ابن هشام). الدرجة: حسن عند أهل المغازي.</w:t>
-      </w:r>
-    </w:p>
-  </w:footnote>
-  <w:footnote w:id="560">
-    <w:p>
-      <w:pPr>
-        <w:bidi/>
-        <w:jc w:val="both"/>
-      </w:pPr>
-      <w:r>
-        <w:rPr>
-          <w:rStyle w:val="FootnoteReference"/>
-        </w:rPr>
-        <w:footnoteRef/>
-      </w:r>
-      <w:r>
-        <w:rPr>
-          <w:rFonts w:ascii="Arial" w:cs="Arial" w:eastAsia="Arial" w:hAnsi="Arial"/>
-          <w:sz w:val="20"/>
-          <w:szCs w:val="20"/>
-          <w:rtl/>
-        </w:rPr>
-        <w:t xml:space="preserve"> القرآن الكريم، سورة المنافقون (٨)؛ ونزول التصديق: صحيح البخاري (٤٩٠٠)؛ صحيح مسلم (٢٧٧٢). الدرجة: متفق عليه في أصله؛ والتفصيل عند أهل السير.</w:t>
-      </w:r>
-    </w:p>
-  </w:footnote>
-  <w:footnote w:id="561">
-    <w:p>
-      <w:pPr>
-        <w:bidi/>
-        <w:jc w:val="both"/>
-      </w:pPr>
-      <w:r>
-        <w:rPr>
-          <w:rStyle w:val="FootnoteReference"/>
-        </w:rPr>
-        <w:footnoteRef/>
-      </w:r>
-      <w:r>
-        <w:rPr>
-          <w:rFonts w:ascii="Arial" w:cs="Arial" w:eastAsia="Arial" w:hAnsi="Arial"/>
-          <w:sz w:val="20"/>
-          <w:szCs w:val="20"/>
-          <w:rtl/>
-        </w:rPr>
-        <w:t xml:space="preserve"> ابن إسحاق، السيرة (رواية ابن هشام) بإسناد حسن. الدرجة: حسن.</w:t>
-      </w:r>
-    </w:p>
-  </w:footnote>
-  <w:footnote w:id="562">
-    <w:p>
-      <w:pPr>
-        <w:bidi/>
-        <w:jc w:val="both"/>
-      </w:pPr>
-      <w:r>
-        <w:rPr>
-          <w:rStyle w:val="FootnoteReference"/>
-        </w:rPr>
-        <w:footnoteRef/>
-      </w:r>
-      <w:r>
-        <w:rPr>
-          <w:rFonts w:ascii="Arial" w:cs="Arial" w:eastAsia="Arial" w:hAnsi="Arial"/>
-          <w:sz w:val="20"/>
-          <w:szCs w:val="20"/>
-          <w:rtl/>
-        </w:rPr>
-        <w:t xml:space="preserve"> سنن أبي داود (٣٩٣١)؛ مسند أحمد من حديث عائشة رضي الله عنها بإسناد حسن. الدرجة: حسن.</w:t>
-      </w:r>
-    </w:p>
-  </w:footnote>
-  <w:footnote w:id="563">
-    <w:p>
-      <w:pPr>
-        <w:bidi/>
-        <w:jc w:val="both"/>
-      </w:pPr>
-      <w:r>
-        <w:rPr>
-          <w:rStyle w:val="FootnoteReference"/>
-        </w:rPr>
-        <w:footnoteRef/>
-      </w:r>
-      <w:r>
-        <w:rPr>
-          <w:rFonts w:ascii="Arial" w:cs="Arial" w:eastAsia="Arial" w:hAnsi="Arial"/>
-          <w:sz w:val="20"/>
-          <w:szCs w:val="20"/>
-          <w:rtl/>
-        </w:rPr>
-        <w:t xml:space="preserve"> حديث الإفك بطوله: صحيح البخاري (٤١٤١)؛ صحيح مسلم (٢٧٧٠) من حديث عائشة رضي الله عنها. الدرجة: متفق عليه.</w:t>
-      </w:r>
-    </w:p>
-  </w:footnote>
-  <w:footnote w:id="564">
-    <w:p>
-      <w:pPr>
-        <w:bidi/>
-        <w:jc w:val="both"/>
-      </w:pPr>
-      <w:r>
-        <w:rPr>
-          <w:rStyle w:val="FootnoteReference"/>
-        </w:rPr>
-        <w:footnoteRef/>
-      </w:r>
-      <w:r>
-        <w:rPr>
-          <w:rFonts w:ascii="Arial" w:cs="Arial" w:eastAsia="Arial" w:hAnsi="Arial"/>
-          <w:sz w:val="20"/>
-          <w:szCs w:val="20"/>
-          <w:rtl/>
-        </w:rPr>
-        <w:t xml:space="preserve"> صحيح البخاري (٤١٤١)؛ صحيح مسلم (٢٧٧٠). الدرجة: متفق عليه.</w:t>
-      </w:r>
-    </w:p>
-  </w:footnote>
-  <w:footnote w:id="565">
-    <w:p>
-      <w:pPr>
-        <w:bidi/>
-        <w:jc w:val="both"/>
-      </w:pPr>
-      <w:r>
-        <w:rPr>
-          <w:rStyle w:val="FootnoteReference"/>
-        </w:rPr>
-        <w:footnoteRef/>
-      </w:r>
-      <w:r>
-        <w:rPr>
-          <w:rFonts w:ascii="Arial" w:cs="Arial" w:eastAsia="Arial" w:hAnsi="Arial"/>
-          <w:sz w:val="20"/>
-          <w:szCs w:val="20"/>
-          <w:rtl/>
-        </w:rPr>
-        <w:t xml:space="preserve"> القرآن الكريم، سورة النور (١١-٢١). الدرجة: قرآن كريم — قطعي.</w:t>
-      </w:r>
-    </w:p>
-  </w:footnote>
-  <w:footnote w:id="566">
-    <w:p>
-      <w:pPr>
-        <w:bidi/>
-        <w:jc w:val="both"/>
-      </w:pPr>
-      <w:r>
-        <w:rPr>
-          <w:rStyle w:val="FootnoteReference"/>
-        </w:rPr>
-        <w:footnoteRef/>
-      </w:r>
-      <w:r>
-        <w:rPr>
-          <w:rFonts w:ascii="Arial" w:cs="Arial" w:eastAsia="Arial" w:hAnsi="Arial"/>
-          <w:sz w:val="20"/>
-          <w:szCs w:val="20"/>
-          <w:rtl/>
-        </w:rPr>
-        <w:t xml:space="preserve"> صحيح البخاري (٤١٤١)؛ صحيح مسلم (٢٧٧٠)؛ والآية من سورة النور (٢٢). الدرجة: متفق عليه في أصله؛ والتفصيل عند أهل السير.</w:t>
-      </w:r>
-    </w:p>
-  </w:footnote>
-  <w:footnote w:id="567">
-    <w:p>
-      <w:pPr>
-        <w:bidi/>
-        <w:jc w:val="both"/>
-      </w:pPr>
-      <w:r>
-        <w:rPr>
-          <w:rStyle w:val="FootnoteReference"/>
-        </w:rPr>
-        <w:footnoteRef/>
-      </w:r>
-      <w:r>
-        <w:rPr>
-          <w:rFonts w:ascii="Arial" w:cs="Arial" w:eastAsia="Arial" w:hAnsi="Arial"/>
-          <w:sz w:val="20"/>
-          <w:szCs w:val="20"/>
-          <w:rtl/>
-        </w:rPr>
-        <w:t xml:space="preserve"> صحيح البخاري (٤٠٣٩)؛ والنهي عن قتل النساء والولدان عند ابن إسحاق، وأصله في الصحيحين. الدرجة: أصله صحيح؛ والتفصيل عند أهل السير.</w:t>
-      </w:r>
-    </w:p>
-  </w:footnote>
-  <w:footnote w:id="568">
-    <w:p>
-      <w:pPr>
-        <w:bidi/>
-        <w:jc w:val="both"/>
-      </w:pPr>
-      <w:r>
-        <w:rPr>
-          <w:rStyle w:val="FootnoteReference"/>
-        </w:rPr>
-        <w:footnoteRef/>
-      </w:r>
-      <w:r>
-        <w:rPr>
-          <w:rFonts w:ascii="Arial" w:cs="Arial" w:eastAsia="Arial" w:hAnsi="Arial"/>
-          <w:sz w:val="20"/>
-          <w:szCs w:val="20"/>
-          <w:rtl/>
-        </w:rPr>
-        <w:t xml:space="preserve"> صحيح البخاري (٤٠٣٩-٤٠٤٠) من حديث البراء بن عازب رضي الله عنه. الدرجة: صحيح.</w:t>
-      </w:r>
-    </w:p>
-  </w:footnote>
-  <w:footnote w:id="569">
-    <w:p>
-      <w:pPr>
-        <w:bidi/>
-        <w:jc w:val="both"/>
-      </w:pPr>
-      <w:r>
-        <w:rPr>
-          <w:rStyle w:val="FootnoteReference"/>
-        </w:rPr>
-        <w:footnoteRef/>
-      </w:r>
-      <w:r>
-        <w:rPr>
-          <w:rFonts w:ascii="Arial" w:cs="Arial" w:eastAsia="Arial" w:hAnsi="Arial"/>
-          <w:sz w:val="20"/>
-          <w:szCs w:val="20"/>
-          <w:rtl/>
-        </w:rPr>
-        <w:t xml:space="preserve"> صحيح البخاري (٢٣٣، ٤١٩٢-٤١٩٣)؛ صحيح مسلم (١٦٧١) من حديث أنس رضي الله عنه. الدرجة: متفق عليه.</w:t>
-      </w:r>
-    </w:p>
-  </w:footnote>
-  <w:footnote w:id="570">
-    <w:p>
-      <w:pPr>
-        <w:bidi/>
-        <w:jc w:val="both"/>
-      </w:pPr>
-      <w:r>
-        <w:rPr>
-          <w:rStyle w:val="FootnoteReference"/>
-        </w:rPr>
-        <w:footnoteRef/>
-      </w:r>
-      <w:r>
-        <w:rPr>
-          <w:rFonts w:ascii="Arial" w:cs="Arial" w:eastAsia="Arial" w:hAnsi="Arial"/>
-          <w:sz w:val="20"/>
-          <w:szCs w:val="20"/>
-          <w:rtl/>
-        </w:rPr>
-        <w:t xml:space="preserve"> القرآن الكريم، سورة المائدة (٣٣)؛ ونزولها في هذا الشأن عند أهل السنن. الدرجة: قرآن كريم — قطعي.</w:t>
-      </w:r>
-    </w:p>
-  </w:footnote>
-  <w:footnote w:id="571">
-    <w:p>
-      <w:pPr>
-        <w:bidi/>
-        <w:jc w:val="both"/>
-      </w:pPr>
-      <w:r>
-        <w:rPr>
-          <w:rStyle w:val="FootnoteReference"/>
-        </w:rPr>
-        <w:footnoteRef/>
-      </w:r>
-      <w:r>
-        <w:rPr>
-          <w:rFonts w:ascii="Arial" w:cs="Arial" w:eastAsia="Arial" w:hAnsi="Arial"/>
-          <w:sz w:val="20"/>
-          <w:szCs w:val="20"/>
-          <w:rtl/>
-        </w:rPr>
-        <w:t xml:space="preserve"> صحيح البخاري (٤٦١٠) ضمن الحديث. الدرجة: صحيح.</w:t>
-      </w:r>
-    </w:p>
-  </w:footnote>
-  <w:footnote w:id="572">
-    <w:p>
-      <w:pPr>
-        <w:bidi/>
-        <w:jc w:val="both"/>
-      </w:pPr>
-      <w:r>
-        <w:rPr>
-          <w:rStyle w:val="FootnoteReference"/>
-        </w:rPr>
-        <w:footnoteRef/>
-      </w:r>
-      <w:r>
-        <w:rPr>
-          <w:rFonts w:ascii="Arial" w:cs="Arial" w:eastAsia="Arial" w:hAnsi="Arial"/>
-          <w:sz w:val="20"/>
-          <w:szCs w:val="20"/>
-          <w:rtl/>
-        </w:rPr>
-        <w:t xml:space="preserve"> صحيح البخاري (٤٣٧٢)؛ صحيح مسلم (١٧٦٤) من حديث أبي هريرة رضي الله عنه. الدرجة: متفق عليه.</w:t>
-      </w:r>
-    </w:p>
-  </w:footnote>
-  <w:footnote w:id="573">
-    <w:p>
-      <w:pPr>
-        <w:bidi/>
-        <w:jc w:val="both"/>
-      </w:pPr>
-      <w:r>
-        <w:rPr>
-          <w:rStyle w:val="FootnoteReference"/>
-        </w:rPr>
-        <w:footnoteRef/>
-      </w:r>
-      <w:r>
-        <w:rPr>
-          <w:rFonts w:ascii="Arial" w:cs="Arial" w:eastAsia="Arial" w:hAnsi="Arial"/>
-          <w:sz w:val="20"/>
-          <w:szCs w:val="20"/>
-          <w:rtl/>
-        </w:rPr>
-        <w:t xml:space="preserve"> ابن إسحاق؛ وأصل الرؤيا في سورة الفتح (٢٧) وحديث المسور الآتي. الدرجة: الآية قطعية؛ وسياق النزول عند أهل التفسير والسير.</w:t>
-      </w:r>
-    </w:p>
-  </w:footnote>
-  <w:footnote w:id="574">
-    <w:p>
-      <w:pPr>
-        <w:bidi/>
-        <w:jc w:val="both"/>
-      </w:pPr>
-      <w:r>
-        <w:rPr>
-          <w:rStyle w:val="FootnoteReference"/>
-        </w:rPr>
-        <w:footnoteRef/>
-      </w:r>
-      <w:r>
-        <w:rPr>
-          <w:rFonts w:ascii="Arial" w:cs="Arial" w:eastAsia="Arial" w:hAnsi="Arial"/>
-          <w:sz w:val="20"/>
-          <w:szCs w:val="20"/>
-          <w:rtl/>
-        </w:rPr>
-        <w:t xml:space="preserve"> صحيح البخاري (٤١٥٤)؛ صحيح مسلم (١٨٥٦) من حديث جابر رضي الله عنه. الدرجة: متفق عليه.</w:t>
-      </w:r>
-    </w:p>
-  </w:footnote>
-  <w:footnote w:id="575">
-    <w:p>
-      <w:pPr>
-        <w:bidi/>
-        <w:jc w:val="both"/>
-      </w:pPr>
-      <w:r>
-        <w:rPr>
-          <w:rStyle w:val="FootnoteReference"/>
-        </w:rPr>
-        <w:footnoteRef/>
-      </w:r>
-      <w:r>
-        <w:rPr>
-          <w:rFonts w:ascii="Arial" w:cs="Arial" w:eastAsia="Arial" w:hAnsi="Arial"/>
-          <w:sz w:val="20"/>
-          <w:szCs w:val="20"/>
-          <w:rtl/>
-        </w:rPr>
-        <w:t xml:space="preserve"> حديث المسور بن مخرمة ومروان الطويل: صحيح البخاري (٢٧٣١-٢٧٣٢). الدرجة: صحيح.</w:t>
-      </w:r>
-    </w:p>
-  </w:footnote>
-  <w:footnote w:id="576">
-    <w:p>
-      <w:pPr>
-        <w:bidi/>
-        <w:jc w:val="both"/>
-      </w:pPr>
-      <w:r>
-        <w:rPr>
-          <w:rStyle w:val="FootnoteReference"/>
-        </w:rPr>
-        <w:footnoteRef/>
-      </w:r>
-      <w:r>
-        <w:rPr>
-          <w:rFonts w:ascii="Arial" w:cs="Arial" w:eastAsia="Arial" w:hAnsi="Arial"/>
-          <w:sz w:val="20"/>
-          <w:szCs w:val="20"/>
-          <w:rtl/>
-        </w:rPr>
-        <w:t xml:space="preserve"> صحيح البخاري (٤١٧٨-٤١٧٩) من حديث المسور ومروان. الدرجة: صحيح.</w:t>
-      </w:r>
-    </w:p>
-  </w:footnote>
-  <w:footnote w:id="577">
-    <w:p>
-      <w:pPr>
-        <w:bidi/>
-        <w:jc w:val="both"/>
-      </w:pPr>
-      <w:r>
-        <w:rPr>
-          <w:rStyle w:val="FootnoteReference"/>
-        </w:rPr>
-        <w:footnoteRef/>
-      </w:r>
-      <w:r>
-        <w:rPr>
-          <w:rFonts w:ascii="Arial" w:cs="Arial" w:eastAsia="Arial" w:hAnsi="Arial"/>
-          <w:sz w:val="20"/>
-          <w:szCs w:val="20"/>
-          <w:rtl/>
-        </w:rPr>
-        <w:t xml:space="preserve"> صحيح البخاري (٢٧٣١). الدرجة: صحيح.</w:t>
-      </w:r>
-    </w:p>
-  </w:footnote>
-  <w:footnote w:id="578">
-    <w:p>
-      <w:pPr>
-        <w:bidi/>
-        <w:jc w:val="both"/>
-      </w:pPr>
-      <w:r>
-        <w:rPr>
-          <w:rStyle w:val="FootnoteReference"/>
-        </w:rPr>
-        <w:footnoteRef/>
-      </w:r>
-      <w:r>
-        <w:rPr>
-          <w:rFonts w:ascii="Arial" w:cs="Arial" w:eastAsia="Arial" w:hAnsi="Arial"/>
-          <w:sz w:val="20"/>
-          <w:szCs w:val="20"/>
-          <w:rtl/>
-        </w:rPr>
-        <w:t xml:space="preserve"> صحيح مسلم (٨٤٠) من حديث جابر رضي الله عنه؛ وموضعها بين ضجنان وعسفان. الدرجة: صحيح.</w:t>
-      </w:r>
-    </w:p>
-  </w:footnote>
-  <w:footnote w:id="579">
-    <w:p>
-      <w:pPr>
-        <w:bidi/>
-        <w:jc w:val="both"/>
-      </w:pPr>
-      <w:r>
-        <w:rPr>
-          <w:rStyle w:val="FootnoteReference"/>
-        </w:rPr>
-        <w:footnoteRef/>
-      </w:r>
-      <w:r>
-        <w:rPr>
-          <w:rFonts w:ascii="Arial" w:cs="Arial" w:eastAsia="Arial" w:hAnsi="Arial"/>
-          <w:sz w:val="20"/>
-          <w:szCs w:val="20"/>
-          <w:rtl/>
-        </w:rPr>
-        <w:t xml:space="preserve"> صحيح البخاري (٢٧٣١-٢٧٣٢) من حديث المسور ومروان. الدرجة: صحيح.</w:t>
-      </w:r>
-    </w:p>
-  </w:footnote>
-  <w:footnote w:id="580">
-    <w:p>
-      <w:pPr>
-        <w:bidi/>
-        <w:jc w:val="both"/>
-      </w:pPr>
-      <w:r>
-        <w:rPr>
-          <w:rStyle w:val="FootnoteReference"/>
-        </w:rPr>
-        <w:footnoteRef/>
-      </w:r>
-      <w:r>
-        <w:rPr>
-          <w:rFonts w:ascii="Arial" w:cs="Arial" w:eastAsia="Arial" w:hAnsi="Arial"/>
-          <w:sz w:val="20"/>
-          <w:szCs w:val="20"/>
-          <w:rtl/>
-        </w:rPr>
-        <w:t xml:space="preserve"> صحيح البخاري (٢٧٣١-٢٧٣٢). الدرجة: صحيح.</w:t>
-      </w:r>
-    </w:p>
-  </w:footnote>
-  <w:footnote w:id="581">
-    <w:p>
-      <w:pPr>
-        <w:bidi/>
-        <w:jc w:val="both"/>
-      </w:pPr>
-      <w:r>
-        <w:rPr>
-          <w:rStyle w:val="FootnoteReference"/>
-        </w:rPr>
-        <w:footnoteRef/>
-      </w:r>
-      <w:r>
-        <w:rPr>
-          <w:rFonts w:ascii="Arial" w:cs="Arial" w:eastAsia="Arial" w:hAnsi="Arial"/>
-          <w:sz w:val="20"/>
-          <w:szCs w:val="20"/>
-          <w:rtl/>
-        </w:rPr>
-        <w:t xml:space="preserve"> صحيح مسلم (١٨٠٨) من حديث أنس رضي الله عنه. الدرجة: صحيح.</w:t>
-      </w:r>
-    </w:p>
-  </w:footnote>
-  <w:footnote w:id="582">
-    <w:p>
-      <w:pPr>
-        <w:bidi/>
-        <w:jc w:val="both"/>
-      </w:pPr>
-      <w:r>
-        <w:rPr>
-          <w:rStyle w:val="FootnoteReference"/>
-        </w:rPr>
-        <w:footnoteRef/>
-      </w:r>
-      <w:r>
-        <w:rPr>
-          <w:rFonts w:ascii="Arial" w:cs="Arial" w:eastAsia="Arial" w:hAnsi="Arial"/>
-          <w:sz w:val="20"/>
-          <w:szCs w:val="20"/>
-          <w:rtl/>
-        </w:rPr>
-        <w:t xml:space="preserve"> ابن إسحاق، السيرة (رواية ابن هشام). الدرجة: حسن عند أهل المغازي.</w:t>
-      </w:r>
-    </w:p>
-  </w:footnote>
-  <w:footnote w:id="583">
-    <w:p>
-      <w:pPr>
-        <w:bidi/>
-        <w:jc w:val="both"/>
-      </w:pPr>
-      <w:r>
-        <w:rPr>
-          <w:rStyle w:val="FootnoteReference"/>
-        </w:rPr>
-        <w:footnoteRef/>
-      </w:r>
-      <w:r>
-        <w:rPr>
-          <w:rFonts w:ascii="Arial" w:cs="Arial" w:eastAsia="Arial" w:hAnsi="Arial"/>
-          <w:sz w:val="20"/>
-          <w:szCs w:val="20"/>
-          <w:rtl/>
-        </w:rPr>
-        <w:t xml:space="preserve"> ابن إسحاق؛ وذكره أهل السير في مناقب عثمان رضي الله عنه. الدرجة: حسن عند أهل المغازي.</w:t>
-      </w:r>
-    </w:p>
-  </w:footnote>
-  <w:footnote w:id="584">
-    <w:p>
-      <w:pPr>
-        <w:bidi/>
-        <w:jc w:val="both"/>
-      </w:pPr>
-      <w:r>
-        <w:rPr>
-          <w:rStyle w:val="FootnoteReference"/>
-        </w:rPr>
-        <w:footnoteRef/>
-      </w:r>
-      <w:r>
-        <w:rPr>
-          <w:rFonts w:ascii="Arial" w:cs="Arial" w:eastAsia="Arial" w:hAnsi="Arial"/>
-          <w:sz w:val="20"/>
-          <w:szCs w:val="20"/>
-          <w:rtl/>
-        </w:rPr>
-        <w:t xml:space="preserve"> ابن إسحاق؛ وأصله في حديث بيعة الرضوان في الصحيحين. الدرجة: حسن عند أهل المغازي.</w:t>
-      </w:r>
-    </w:p>
-  </w:footnote>
-  <w:footnote w:id="585">
-    <w:p>
-      <w:pPr>
-        <w:bidi/>
-        <w:jc w:val="both"/>
-      </w:pPr>
-      <w:r>
-        <w:rPr>
-          <w:rStyle w:val="FootnoteReference"/>
-        </w:rPr>
-        <w:footnoteRef/>
-      </w:r>
-      <w:r>
-        <w:rPr>
-          <w:rFonts w:ascii="Arial" w:cs="Arial" w:eastAsia="Arial" w:hAnsi="Arial"/>
-          <w:sz w:val="20"/>
-          <w:szCs w:val="20"/>
-          <w:rtl/>
-        </w:rPr>
-        <w:t xml:space="preserve"> سبب البيعة عند ابن إسحاق؛ وعدتهم وبيعتهم: صحيح البخاري (٤١٥٤)؛ صحيح مسلم (١٨٥٦) من حديث جابر رضي الله عنه. الدرجة: متفق عليه في أصله؛ والتفصيل عند أهل السير.</w:t>
-      </w:r>
-    </w:p>
-  </w:footnote>
-  <w:footnote w:id="586">
-    <w:p>
-      <w:pPr>
-        <w:bidi/>
-        <w:jc w:val="both"/>
-      </w:pPr>
-      <w:r>
-        <w:rPr>
-          <w:rStyle w:val="FootnoteReference"/>
-        </w:rPr>
-        <w:footnoteRef/>
-      </w:r>
-      <w:r>
-        <w:rPr>
-          <w:rFonts w:ascii="Arial" w:cs="Arial" w:eastAsia="Arial" w:hAnsi="Arial"/>
-          <w:sz w:val="20"/>
-          <w:szCs w:val="20"/>
-          <w:rtl/>
-        </w:rPr>
-        <w:t xml:space="preserve"> قول جابر: صحيح مسلم (١٨٥٦)؛ وقول سلمة في البيعة على الموت: صحيح مسلم (١٨٦٠). الدرجة: صحيح.</w:t>
-      </w:r>
-    </w:p>
-  </w:footnote>
-  <w:footnote w:id="587">
-    <w:p>
-      <w:pPr>
-        <w:bidi/>
-        <w:jc w:val="both"/>
-      </w:pPr>
-      <w:r>
-        <w:rPr>
-          <w:rStyle w:val="FootnoteReference"/>
-        </w:rPr>
-        <w:footnoteRef/>
-      </w:r>
-      <w:r>
-        <w:rPr>
-          <w:rFonts w:ascii="Arial" w:cs="Arial" w:eastAsia="Arial" w:hAnsi="Arial"/>
-          <w:sz w:val="20"/>
-          <w:szCs w:val="20"/>
-          <w:rtl/>
-        </w:rPr>
-        <w:t xml:space="preserve"> صحيح مسلم (١٨٠٧) من حديث سلمة بن الأكوع رضي الله عنه. الدرجة: صحيح.</w:t>
-      </w:r>
-    </w:p>
-  </w:footnote>
-  <w:footnote w:id="588">
-    <w:p>
-      <w:pPr>
-        <w:bidi/>
-        <w:jc w:val="both"/>
-      </w:pPr>
-      <w:r>
-        <w:rPr>
-          <w:rStyle w:val="FootnoteReference"/>
-        </w:rPr>
-        <w:footnoteRef/>
-      </w:r>
-      <w:r>
-        <w:rPr>
-          <w:rFonts w:ascii="Arial" w:cs="Arial" w:eastAsia="Arial" w:hAnsi="Arial"/>
-          <w:sz w:val="20"/>
-          <w:szCs w:val="20"/>
-          <w:rtl/>
-        </w:rPr>
-        <w:t xml:space="preserve"> صحيح البخاري (٣٦٩٨)؛ جامع الترمذي (٣٧٠٢). الدرجة: أصله صحيح؛ والتفصيل عند أهل السير.</w:t>
-      </w:r>
-    </w:p>
-  </w:footnote>
-  <w:footnote w:id="589">
-    <w:p>
-      <w:pPr>
-        <w:bidi/>
-        <w:jc w:val="both"/>
-      </w:pPr>
-      <w:r>
-        <w:rPr>
-          <w:rStyle w:val="FootnoteReference"/>
-        </w:rPr>
-        <w:footnoteRef/>
-      </w:r>
-      <w:r>
-        <w:rPr>
-          <w:rFonts w:ascii="Arial" w:cs="Arial" w:eastAsia="Arial" w:hAnsi="Arial"/>
-          <w:sz w:val="20"/>
-          <w:szCs w:val="20"/>
-          <w:rtl/>
-        </w:rPr>
-        <w:t xml:space="preserve"> صحيح مسلم (١٨٥٦) من حديث جابر رضي الله عنه. الدرجة: صحيح.</w:t>
-      </w:r>
-    </w:p>
-  </w:footnote>
-  <w:footnote w:id="590">
-    <w:p>
-      <w:pPr>
-        <w:bidi/>
-        <w:jc w:val="both"/>
-      </w:pPr>
-      <w:r>
-        <w:rPr>
-          <w:rStyle w:val="FootnoteReference"/>
-        </w:rPr>
-        <w:footnoteRef/>
-      </w:r>
-      <w:r>
-        <w:rPr>
-          <w:rFonts w:ascii="Arial" w:cs="Arial" w:eastAsia="Arial" w:hAnsi="Arial"/>
-          <w:sz w:val="20"/>
-          <w:szCs w:val="20"/>
-          <w:rtl/>
-        </w:rPr>
-        <w:t xml:space="preserve"> صحيح البخاري (٤١٥٤)؛ صحيح مسلم (١٨٥٦). الدرجة: متفق عليه.</w:t>
-      </w:r>
-    </w:p>
-  </w:footnote>
-  <w:footnote w:id="591">
-    <w:p>
-      <w:pPr>
-        <w:bidi/>
-        <w:jc w:val="both"/>
-      </w:pPr>
-      <w:r>
-        <w:rPr>
-          <w:rStyle w:val="FootnoteReference"/>
-        </w:rPr>
-        <w:footnoteRef/>
-      </w:r>
-      <w:r>
-        <w:rPr>
-          <w:rFonts w:ascii="Arial" w:cs="Arial" w:eastAsia="Arial" w:hAnsi="Arial"/>
-          <w:sz w:val="20"/>
-          <w:szCs w:val="20"/>
-          <w:rtl/>
-        </w:rPr>
-        <w:t xml:space="preserve"> صحيح مسلم (٢٤٩٦) من حديث جابر رضي الله عنه. الدرجة: صحيح.</w:t>
-      </w:r>
-    </w:p>
-  </w:footnote>
-  <w:footnote w:id="592">
-    <w:p>
-      <w:pPr>
-        <w:bidi/>
-        <w:jc w:val="both"/>
-      </w:pPr>
-      <w:r>
-        <w:rPr>
-          <w:rStyle w:val="FootnoteReference"/>
-        </w:rPr>
-        <w:footnoteRef/>
-      </w:r>
-      <w:r>
-        <w:rPr>
-          <w:rFonts w:ascii="Arial" w:cs="Arial" w:eastAsia="Arial" w:hAnsi="Arial"/>
-          <w:sz w:val="20"/>
-          <w:szCs w:val="20"/>
-          <w:rtl/>
-        </w:rPr>
-        <w:t xml:space="preserve"> صحيح البخاري (٤١٦٢-٤١٦٣) من حديث سعيد بن المسيب عن أبيه. الدرجة: صحيح.</w:t>
-      </w:r>
-    </w:p>
-  </w:footnote>
-  <w:footnote w:id="593">
-    <w:p>
-      <w:pPr>
-        <w:bidi/>
-        <w:jc w:val="both"/>
-      </w:pPr>
-      <w:r>
-        <w:rPr>
-          <w:rStyle w:val="FootnoteReference"/>
-        </w:rPr>
-        <w:footnoteRef/>
-      </w:r>
-      <w:r>
-        <w:rPr>
-          <w:rFonts w:ascii="Arial" w:cs="Arial" w:eastAsia="Arial" w:hAnsi="Arial"/>
-          <w:sz w:val="20"/>
-          <w:szCs w:val="20"/>
-          <w:rtl/>
-        </w:rPr>
-        <w:t xml:space="preserve"> صحيح البخاري (٢٧٣١-٢٧٣٢)؛ صحيح مسلم (١٧٨٣-١٧٨٤) من حديث المسور والبراء رضي الله عنهم. الدرجة: متفق عليه.</w:t>
-      </w:r>
-    </w:p>
-  </w:footnote>
-  <w:footnote w:id="594">
-    <w:p>
-      <w:pPr>
-        <w:bidi/>
-        <w:jc w:val="both"/>
-      </w:pPr>
-      <w:r>
-        <w:rPr>
-          <w:rStyle w:val="FootnoteReference"/>
-        </w:rPr>
-        <w:footnoteRef/>
-      </w:r>
-      <w:r>
-        <w:rPr>
-          <w:rFonts w:ascii="Arial" w:cs="Arial" w:eastAsia="Arial" w:hAnsi="Arial"/>
-          <w:sz w:val="20"/>
-          <w:szCs w:val="20"/>
-          <w:rtl/>
-        </w:rPr>
-        <w:t xml:space="preserve"> صحيح البخاري (٢٧٣١-٢٧٣٢). الدرجة: صحيح.</w:t>
-      </w:r>
-    </w:p>
-  </w:footnote>
-  <w:footnote w:id="595">
-    <w:p>
-      <w:pPr>
-        <w:bidi/>
-        <w:jc w:val="both"/>
-      </w:pPr>
-      <w:r>
-        <w:rPr>
-          <w:rStyle w:val="FootnoteReference"/>
-        </w:rPr>
-        <w:footnoteRef/>
-      </w:r>
-      <w:r>
-        <w:rPr>
-          <w:rFonts w:ascii="Arial" w:cs="Arial" w:eastAsia="Arial" w:hAnsi="Arial"/>
-          <w:sz w:val="20"/>
-          <w:szCs w:val="20"/>
-          <w:rtl/>
-        </w:rPr>
-        <w:t xml:space="preserve"> صحيح البخاري (٢٧٠٠) من حديث البراء؛ وتفصيل البنود ودخول القبائل عند ابن إسحاق. الدرجة: أصله صحيح؛ والتفصيل عند أهل السير.</w:t>
-      </w:r>
-    </w:p>
-  </w:footnote>
-  <w:footnote w:id="596">
-    <w:p>
-      <w:pPr>
-        <w:bidi/>
-        <w:jc w:val="both"/>
-      </w:pPr>
-      <w:r>
-        <w:rPr>
-          <w:rStyle w:val="FootnoteReference"/>
-        </w:rPr>
-        <w:footnoteRef/>
-      </w:r>
-      <w:r>
-        <w:rPr>
-          <w:rFonts w:ascii="Arial" w:cs="Arial" w:eastAsia="Arial" w:hAnsi="Arial"/>
-          <w:sz w:val="20"/>
-          <w:szCs w:val="20"/>
-          <w:rtl/>
-        </w:rPr>
-        <w:t xml:space="preserve"> صحيح البخاري (٢٧٣١-٢٧٣٢). الدرجة: صحيح.</w:t>
-      </w:r>
-    </w:p>
-  </w:footnote>
-  <w:footnote w:id="597">
-    <w:p>
-      <w:pPr>
-        <w:bidi/>
-        <w:jc w:val="both"/>
-      </w:pPr>
-      <w:r>
-        <w:rPr>
-          <w:rStyle w:val="FootnoteReference"/>
-        </w:rPr>
-        <w:footnoteRef/>
-      </w:r>
-      <w:r>
-        <w:rPr>
-          <w:rFonts w:ascii="Arial" w:cs="Arial" w:eastAsia="Arial" w:hAnsi="Arial"/>
-          <w:sz w:val="20"/>
-          <w:szCs w:val="20"/>
-          <w:rtl/>
-        </w:rPr>
-        <w:t xml:space="preserve"> ابن إسحاق، السيرة (رواية ابن هشام) بإسناد حسن. الدرجة: حسن.</w:t>
-      </w:r>
-    </w:p>
-  </w:footnote>
-  <w:footnote w:id="598">
-    <w:p>
-      <w:pPr>
-        <w:bidi/>
-        <w:jc w:val="both"/>
-      </w:pPr>
-      <w:r>
-        <w:rPr>
-          <w:rStyle w:val="FootnoteReference"/>
-        </w:rPr>
-        <w:footnoteRef/>
-      </w:r>
-      <w:r>
-        <w:rPr>
-          <w:rFonts w:ascii="Arial" w:cs="Arial" w:eastAsia="Arial" w:hAnsi="Arial"/>
-          <w:sz w:val="20"/>
-          <w:szCs w:val="20"/>
-          <w:rtl/>
-        </w:rPr>
-        <w:t xml:space="preserve"> صحيح البخاري (٢٧٣١-٢٧٣٢، ٣١٨٢)؛ صحيح مسلم (١٧٨٥) من حديث المسور وسهل بن حنيف وعمر رضي الله عنهم. الدرجة: متفق عليه.</w:t>
-      </w:r>
-    </w:p>
-  </w:footnote>
-  <w:footnote w:id="599">
-    <w:p>
-      <w:pPr>
-        <w:bidi/>
-        <w:jc w:val="both"/>
-      </w:pPr>
-      <w:r>
-        <w:rPr>
-          <w:rStyle w:val="FootnoteReference"/>
-        </w:rPr>
-        <w:footnoteRef/>
-      </w:r>
-      <w:r>
-        <w:rPr>
-          <w:rFonts w:ascii="Arial" w:cs="Arial" w:eastAsia="Arial" w:hAnsi="Arial"/>
-          <w:sz w:val="20"/>
-          <w:szCs w:val="20"/>
-          <w:rtl/>
-        </w:rPr>
-        <w:t xml:space="preserve"> صحيح البخاري (٢٧٣١-٢٧٣٢). الدرجة: صحيح.</w:t>
-      </w:r>
-    </w:p>
-  </w:footnote>
-  <w:footnote w:id="600">
-    <w:p>
-      <w:pPr>
-        <w:bidi/>
-        <w:jc w:val="both"/>
-      </w:pPr>
-      <w:r>
-        <w:rPr>
-          <w:rStyle w:val="FootnoteReference"/>
-        </w:rPr>
-        <w:footnoteRef/>
-      </w:r>
-      <w:r>
-        <w:rPr>
-          <w:rFonts w:ascii="Arial" w:cs="Arial" w:eastAsia="Arial" w:hAnsi="Arial"/>
-          <w:sz w:val="20"/>
-          <w:szCs w:val="20"/>
-          <w:rtl/>
-        </w:rPr>
-        <w:t xml:space="preserve"> صحيح البخاري (١٧٢٧)؛ صحيح مسلم (١٣٠١) من حديث ابن عمر وأبي هريرة رضي الله عنهم. الدرجة: متفق عليه.</w:t>
-      </w:r>
-    </w:p>
-  </w:footnote>
-  <w:footnote w:id="601">
-    <w:p>
-      <w:pPr>
-        <w:bidi/>
-        <w:jc w:val="both"/>
-      </w:pPr>
-      <w:r>
-        <w:rPr>
-          <w:rStyle w:val="FootnoteReference"/>
-        </w:rPr>
-        <w:footnoteRef/>
-      </w:r>
-      <w:r>
-        <w:rPr>
-          <w:rFonts w:ascii="Arial" w:cs="Arial" w:eastAsia="Arial" w:hAnsi="Arial"/>
-          <w:sz w:val="20"/>
-          <w:szCs w:val="20"/>
-          <w:rtl/>
-        </w:rPr>
-        <w:t xml:space="preserve"> صحيح مسلم (١٣١٨) من حديث جابر رضي الله عنه. الدرجة: صحيح.</w:t>
-      </w:r>
-    </w:p>
-  </w:footnote>
-  <w:footnote w:id="602">
-    <w:p>
-      <w:pPr>
-        <w:bidi/>
-        <w:jc w:val="both"/>
-      </w:pPr>
-      <w:r>
-        <w:rPr>
-          <w:rStyle w:val="FootnoteReference"/>
-        </w:rPr>
-        <w:footnoteRef/>
-      </w:r>
-      <w:r>
-        <w:rPr>
-          <w:rFonts w:ascii="Arial" w:cs="Arial" w:eastAsia="Arial" w:hAnsi="Arial"/>
-          <w:sz w:val="20"/>
-          <w:szCs w:val="20"/>
-          <w:rtl/>
-        </w:rPr>
-        <w:t xml:space="preserve"> القرآن الكريم، سورة الفتح (١-٣)؛ ونزولها في الطريق وسؤال عمر: صحيح البخاري (٤١٧٧، ٥٠١٢)؛ صحيح مسلم (١٧٨٦). الدرجة: متفق عليه في أصله؛ والتفصيل عند أهل السير.</w:t>
-      </w:r>
-    </w:p>
-  </w:footnote>
-  <w:footnote w:id="603">
-    <w:p>
-      <w:pPr>
-        <w:bidi/>
-        <w:jc w:val="both"/>
-      </w:pPr>
-      <w:r>
-        <w:rPr>
-          <w:rStyle w:val="FootnoteReference"/>
-        </w:rPr>
-        <w:footnoteRef/>
-      </w:r>
-      <w:r>
-        <w:rPr>
-          <w:rFonts w:ascii="Arial" w:cs="Arial" w:eastAsia="Arial" w:hAnsi="Arial"/>
-          <w:sz w:val="20"/>
-          <w:szCs w:val="20"/>
-          <w:rtl/>
-        </w:rPr>
-        <w:t xml:space="preserve"> قول الزهري ضمن حديث المسور: صحيح البخاري (٢٧٣١) وما بعده. الدرجة: صحيح.</w:t>
-      </w:r>
-    </w:p>
-  </w:footnote>
-  <w:footnote w:id="604">
-    <w:p>
-      <w:pPr>
-        <w:bidi/>
-        <w:jc w:val="both"/>
-      </w:pPr>
-      <w:r>
-        <w:rPr>
-          <w:rStyle w:val="FootnoteReference"/>
-        </w:rPr>
-        <w:footnoteRef/>
-      </w:r>
-      <w:r>
-        <w:rPr>
-          <w:rFonts w:ascii="Arial" w:cs="Arial" w:eastAsia="Arial" w:hAnsi="Arial"/>
-          <w:sz w:val="20"/>
-          <w:szCs w:val="20"/>
-          <w:rtl/>
-        </w:rPr>
-        <w:t xml:space="preserve"> القرآن الكريم، سورة الفتح (١٨، ٢٧، ٢٤). الدرجة: قرآن كريم — قطعي.</w:t>
-      </w:r>
-    </w:p>
-  </w:footnote>
-  <w:footnote w:id="605">
-    <w:p>
-      <w:pPr>
-        <w:bidi/>
-        <w:jc w:val="both"/>
-      </w:pPr>
-      <w:r>
-        <w:rPr>
-          <w:rStyle w:val="FootnoteReference"/>
-        </w:rPr>
-        <w:footnoteRef/>
-      </w:r>
-      <w:r>
-        <w:rPr>
-          <w:rFonts w:ascii="Arial" w:cs="Arial" w:eastAsia="Arial" w:hAnsi="Arial"/>
-          <w:sz w:val="20"/>
-          <w:szCs w:val="20"/>
-          <w:rtl/>
-        </w:rPr>
-        <w:t xml:space="preserve"> صحيح البخاري (٢٧٣١-٢٧٣٢) من حديث المسور ومروان. الدرجة: صحيح.</w:t>
-      </w:r>
-    </w:p>
-  </w:footnote>
-  <w:footnote w:id="606">
-    <w:p>
-      <w:pPr>
-        <w:bidi/>
-        <w:jc w:val="both"/>
-      </w:pPr>
-      <w:r>
-        <w:rPr>
-          <w:rStyle w:val="FootnoteReference"/>
-        </w:rPr>
-        <w:footnoteRef/>
-      </w:r>
-      <w:r>
-        <w:rPr>
-          <w:rFonts w:ascii="Arial" w:cs="Arial" w:eastAsia="Arial" w:hAnsi="Arial"/>
-          <w:sz w:val="20"/>
-          <w:szCs w:val="20"/>
-          <w:rtl/>
-        </w:rPr>
-        <w:t xml:space="preserve"> صحيح البخاري (٢٧٣١-٢٧٣٢). الدرجة: صحيح.</w:t>
-      </w:r>
-    </w:p>
-  </w:footnote>
-  <w:footnote w:id="607">
-    <w:p>
-      <w:pPr>
-        <w:bidi/>
-        <w:jc w:val="both"/>
-      </w:pPr>
-      <w:r>
-        <w:rPr>
-          <w:rStyle w:val="FootnoteReference"/>
-        </w:rPr>
-        <w:footnoteRef/>
-      </w:r>
-      <w:r>
-        <w:rPr>
-          <w:rFonts w:ascii="Arial" w:cs="Arial" w:eastAsia="Arial" w:hAnsi="Arial"/>
-          <w:sz w:val="20"/>
-          <w:szCs w:val="20"/>
-          <w:rtl/>
-        </w:rPr>
-        <w:t xml:space="preserve"> ابن إسحاق؛ وموسى بن عقبة في مغازيه. الدرجة: حسن عند أهل المغازي.</w:t>
-      </w:r>
-    </w:p>
-  </w:footnote>
-  <w:footnote w:id="608">
-    <w:p>
-      <w:pPr>
-        <w:bidi/>
-        <w:jc w:val="both"/>
-      </w:pPr>
-      <w:r>
-        <w:rPr>
-          <w:rStyle w:val="FootnoteReference"/>
-        </w:rPr>
-        <w:footnoteRef/>
-      </w:r>
-      <w:r>
-        <w:rPr>
-          <w:rFonts w:ascii="Arial" w:cs="Arial" w:eastAsia="Arial" w:hAnsi="Arial"/>
-          <w:sz w:val="20"/>
-          <w:szCs w:val="20"/>
-          <w:rtl/>
-        </w:rPr>
-        <w:t xml:space="preserve"> القرآن الكريم، سورة الفتح (٢٥). الدرجة: قرآن كريم — قطعي.</w:t>
-      </w:r>
-    </w:p>
-  </w:footnote>
-  <w:footnote w:id="609">
-    <w:p>
-      <w:pPr>
-        <w:bidi/>
-        <w:jc w:val="both"/>
-      </w:pPr>
-      <w:r>
-        <w:rPr>
-          <w:rStyle w:val="FootnoteReference"/>
-        </w:rPr>
-        <w:footnoteRef/>
-      </w:r>
-      <w:r>
-        <w:rPr>
-          <w:rFonts w:ascii="Arial" w:cs="Arial" w:eastAsia="Arial" w:hAnsi="Arial"/>
-          <w:sz w:val="20"/>
-          <w:szCs w:val="20"/>
-          <w:rtl/>
-        </w:rPr>
-        <w:t xml:space="preserve"> صحيح البخاري (٢٧١١-٢٧١٣) من حديث المسور ومروان. الدرجة: صحيح.</w:t>
-      </w:r>
-    </w:p>
-  </w:footnote>
-  <w:footnote w:id="610">
-    <w:p>
-      <w:pPr>
-        <w:bidi/>
-        <w:jc w:val="both"/>
-      </w:pPr>
-      <w:r>
-        <w:rPr>
-          <w:rStyle w:val="FootnoteReference"/>
-        </w:rPr>
-        <w:footnoteRef/>
-      </w:r>
-      <w:r>
-        <w:rPr>
-          <w:rFonts w:ascii="Arial" w:cs="Arial" w:eastAsia="Arial" w:hAnsi="Arial"/>
-          <w:sz w:val="20"/>
-          <w:szCs w:val="20"/>
-          <w:rtl/>
-        </w:rPr>
-        <w:t xml:space="preserve"> القرآن الكريم، سورة الممتحنة (١٠)؛ وامتناعه من ردها: صحيح البخاري (٢٧١١-٢٧١٣، ٤١٨٠-٤١٨٢). الدرجة: صحيح؛ والآية قطعية.</w:t>
-      </w:r>
-    </w:p>
-  </w:footnote>
-  <w:footnote w:id="611">
-    <w:p>
-      <w:pPr>
-        <w:bidi/>
-        <w:jc w:val="both"/>
-      </w:pPr>
-      <w:r>
-        <w:rPr>
-          <w:rStyle w:val="FootnoteReference"/>
-        </w:rPr>
-        <w:footnoteRef/>
-      </w:r>
-      <w:r>
-        <w:rPr>
-          <w:rFonts w:ascii="Arial" w:cs="Arial" w:eastAsia="Arial" w:hAnsi="Arial"/>
-          <w:sz w:val="20"/>
-          <w:szCs w:val="20"/>
-          <w:rtl/>
-        </w:rPr>
-        <w:t xml:space="preserve"> القرآن الكريم، سورة الممتحنة (١٠)؛ وتطليق عمر امرأتيه: صحيح البخاري (٢٧٣٣) ضمن الحديث. الدرجة: صحيح؛ والآية قطعية.</w:t>
-      </w:r>
-    </w:p>
-  </w:footnote>
-  <w:footnote w:id="612">
-    <w:p>
-      <w:pPr>
-        <w:bidi/>
-        <w:jc w:val="both"/>
-      </w:pPr>
-      <w:r>
-        <w:rPr>
-          <w:rStyle w:val="FootnoteReference"/>
-        </w:rPr>
-        <w:footnoteRef/>
-      </w:r>
-      <w:r>
-        <w:rPr>
-          <w:rFonts w:ascii="Arial" w:cs="Arial" w:eastAsia="Arial" w:hAnsi="Arial"/>
-          <w:sz w:val="20"/>
-          <w:szCs w:val="20"/>
-          <w:rtl/>
-        </w:rPr>
-        <w:t xml:space="preserve"> صحيح مسلم (١٧٧٤) من حديث أنس رضي الله عنه. الدرجة: صحيح.</w:t>
-      </w:r>
-    </w:p>
-  </w:footnote>
-  <w:footnote w:id="613">
-    <w:p>
-      <w:pPr>
-        <w:bidi/>
-        <w:jc w:val="both"/>
-      </w:pPr>
-      <w:r>
-        <w:rPr>
-          <w:rStyle w:val="FootnoteReference"/>
-        </w:rPr>
-        <w:footnoteRef/>
-      </w:r>
-      <w:r>
-        <w:rPr>
-          <w:rFonts w:ascii="Arial" w:cs="Arial" w:eastAsia="Arial" w:hAnsi="Arial"/>
-          <w:sz w:val="20"/>
-          <w:szCs w:val="20"/>
-          <w:rtl/>
-        </w:rPr>
-        <w:t xml:space="preserve"> صحيح البخاري (٦٥، ٢٩٣٨)؛ صحيح مسلم (٢٠٩٢) من حديث أنس رضي الله عنه. الدرجة: متفق عليه.</w:t>
-      </w:r>
-    </w:p>
-  </w:footnote>
-  <w:footnote w:id="614">
-    <w:p>
-      <w:pPr>
-        <w:bidi/>
-        <w:jc w:val="both"/>
-      </w:pPr>
-      <w:r>
-        <w:rPr>
-          <w:rStyle w:val="FootnoteReference"/>
-        </w:rPr>
-        <w:footnoteRef/>
-      </w:r>
-      <w:r>
-        <w:rPr>
-          <w:rFonts w:ascii="Arial" w:cs="Arial" w:eastAsia="Arial" w:hAnsi="Arial"/>
-          <w:sz w:val="20"/>
-          <w:szCs w:val="20"/>
-          <w:rtl/>
-        </w:rPr>
-        <w:t xml:space="preserve"> ابن إسحاق؛ ابن سعد، الطبقات الكبرى. الدرجة: حسن.</w:t>
-      </w:r>
-    </w:p>
-  </w:footnote>
-  <w:footnote w:id="615">
-    <w:p>
-      <w:pPr>
-        <w:bidi/>
-        <w:jc w:val="both"/>
-      </w:pPr>
-      <w:r>
-        <w:rPr>
-          <w:rStyle w:val="FootnoteReference"/>
-        </w:rPr>
-        <w:footnoteRef/>
-      </w:r>
-      <w:r>
-        <w:rPr>
-          <w:rFonts w:ascii="Arial" w:cs="Arial" w:eastAsia="Arial" w:hAnsi="Arial"/>
-          <w:sz w:val="20"/>
-          <w:szCs w:val="20"/>
-          <w:rtl/>
-        </w:rPr>
-        <w:t xml:space="preserve"> صحيح البخاري (٤٤٢٤) من حديث ابن عباس رضي الله عنهما. الدرجة: صحيح.</w:t>
-      </w:r>
-    </w:p>
-  </w:footnote>
-  <w:footnote w:id="616">
-    <w:p>
-      <w:pPr>
-        <w:bidi/>
-        <w:jc w:val="both"/>
-      </w:pPr>
-      <w:r>
-        <w:rPr>
-          <w:rStyle w:val="FootnoteReference"/>
-        </w:rPr>
-        <w:footnoteRef/>
-      </w:r>
-      <w:r>
-        <w:rPr>
-          <w:rFonts w:ascii="Arial" w:cs="Arial" w:eastAsia="Arial" w:hAnsi="Arial"/>
-          <w:sz w:val="20"/>
-          <w:szCs w:val="20"/>
-          <w:rtl/>
-        </w:rPr>
-        <w:t xml:space="preserve"> ابن سعد، الطبقات الكبرى؛ وأهل السير. الدرجة: مرسل — تتلقاه كتب السير والمغازي بالقبول.</w:t>
-      </w:r>
-    </w:p>
-  </w:footnote>
-  <w:footnote w:id="617">
-    <w:p>
-      <w:pPr>
-        <w:bidi/>
-        <w:jc w:val="both"/>
-      </w:pPr>
-      <w:r>
-        <w:rPr>
-          <w:rStyle w:val="FootnoteReference"/>
-        </w:rPr>
-        <w:footnoteRef/>
-      </w:r>
-      <w:r>
-        <w:rPr>
-          <w:rFonts w:ascii="Arial" w:cs="Arial" w:eastAsia="Arial" w:hAnsi="Arial"/>
-          <w:sz w:val="20"/>
-          <w:szCs w:val="20"/>
-          <w:rtl/>
-        </w:rPr>
-        <w:t xml:space="preserve"> حديث هرقل: صحيح البخاري (٧)؛ صحيح مسلم (١٧٧٣) من حديث ابن عباس عن أبي سفيان رضي الله عنهم. الدرجة: متفق عليه.</w:t>
-      </w:r>
-    </w:p>
-  </w:footnote>
-  <w:footnote w:id="618">
-    <w:p>
-      <w:pPr>
-        <w:bidi/>
-        <w:jc w:val="both"/>
-      </w:pPr>
-      <w:r>
-        <w:rPr>
-          <w:rStyle w:val="FootnoteReference"/>
-        </w:rPr>
-        <w:footnoteRef/>
-      </w:r>
-      <w:r>
-        <w:rPr>
-          <w:rFonts w:ascii="Arial" w:cs="Arial" w:eastAsia="Arial" w:hAnsi="Arial"/>
-          <w:sz w:val="20"/>
-          <w:szCs w:val="20"/>
-          <w:rtl/>
-        </w:rPr>
-        <w:t xml:space="preserve"> صحيح البخاري (٧)؛ صحيح مسلم (١٧٧٣). الدرجة: متفق عليه.</w:t>
-      </w:r>
-    </w:p>
-  </w:footnote>
-  <w:footnote w:id="619">
-    <w:p>
-      <w:pPr>
-        <w:bidi/>
-        <w:jc w:val="both"/>
-      </w:pPr>
-      <w:r>
-        <w:rPr>
-          <w:rStyle w:val="FootnoteReference"/>
-        </w:rPr>
-        <w:footnoteRef/>
-      </w:r>
-      <w:r>
-        <w:rPr>
-          <w:rFonts w:ascii="Arial" w:cs="Arial" w:eastAsia="Arial" w:hAnsi="Arial"/>
-          <w:sz w:val="20"/>
-          <w:szCs w:val="20"/>
-          <w:rtl/>
-        </w:rPr>
-        <w:t xml:space="preserve"> صحيح البخاري (٧)؛ صحيح مسلم (١٧٧٣)؛ والآية من سورة آل عمران (٦٤). الدرجة: متفق عليه في أصله؛ والتفصيل عند أهل السير.</w:t>
-      </w:r>
-    </w:p>
-  </w:footnote>
-  <w:footnote w:id="620">
-    <w:p>
-      <w:pPr>
-        <w:bidi/>
-        <w:jc w:val="both"/>
-      </w:pPr>
-      <w:r>
-        <w:rPr>
-          <w:rStyle w:val="FootnoteReference"/>
-        </w:rPr>
-        <w:footnoteRef/>
-      </w:r>
-      <w:r>
-        <w:rPr>
-          <w:rFonts w:ascii="Arial" w:cs="Arial" w:eastAsia="Arial" w:hAnsi="Arial"/>
-          <w:sz w:val="20"/>
-          <w:szCs w:val="20"/>
-          <w:rtl/>
-        </w:rPr>
-        <w:t xml:space="preserve"> ابن إسحاق؛ وأصله ظاهر سورة الفتح وحديث قسمة خيبر لأهل الحديبية عند أهل السنن. الدرجة: الآية قطعية؛ وسياق النزول عند أهل التفسير والسير.</w:t>
-      </w:r>
-    </w:p>
-  </w:footnote>
-  <w:footnote w:id="621">
-    <w:p>
-      <w:pPr>
-        <w:bidi/>
-        <w:jc w:val="both"/>
-      </w:pPr>
-      <w:r>
-        <w:rPr>
-          <w:rStyle w:val="FootnoteReference"/>
-        </w:rPr>
-        <w:footnoteRef/>
-      </w:r>
-      <w:r>
-        <w:rPr>
-          <w:rFonts w:ascii="Arial" w:cs="Arial" w:eastAsia="Arial" w:hAnsi="Arial"/>
-          <w:sz w:val="20"/>
-          <w:szCs w:val="20"/>
-          <w:rtl/>
-        </w:rPr>
-        <w:t xml:space="preserve"> القرآن الكريم، سورة الفتح (١٥). الدرجة: قرآن كريم — قطعي.</w:t>
-      </w:r>
-    </w:p>
-  </w:footnote>
-  <w:footnote w:id="622">
-    <w:p>
-      <w:pPr>
-        <w:bidi/>
-        <w:jc w:val="both"/>
-      </w:pPr>
-      <w:r>
-        <w:rPr>
-          <w:rStyle w:val="FootnoteReference"/>
-        </w:rPr>
-        <w:footnoteRef/>
-      </w:r>
-      <w:r>
-        <w:rPr>
-          <w:rFonts w:ascii="Arial" w:cs="Arial" w:eastAsia="Arial" w:hAnsi="Arial"/>
-          <w:sz w:val="20"/>
-          <w:szCs w:val="20"/>
-          <w:rtl/>
-        </w:rPr>
-        <w:t xml:space="preserve"> صحيح البخاري (٤١٩٦)؛ صحيح مسلم (١٨٠٢) من حديث سلمة بن الأكوع رضي الله عنه. الدرجة: متفق عليه.</w:t>
-      </w:r>
-    </w:p>
-  </w:footnote>
-  <w:footnote w:id="623">
-    <w:p>
-      <w:pPr>
-        <w:bidi/>
-        <w:jc w:val="both"/>
-      </w:pPr>
-      <w:r>
-        <w:rPr>
-          <w:rStyle w:val="FootnoteReference"/>
-        </w:rPr>
-        <w:footnoteRef/>
-      </w:r>
-      <w:r>
-        <w:rPr>
-          <w:rFonts w:ascii="Arial" w:cs="Arial" w:eastAsia="Arial" w:hAnsi="Arial"/>
-          <w:sz w:val="20"/>
-          <w:szCs w:val="20"/>
-          <w:rtl/>
-        </w:rPr>
-        <w:t xml:space="preserve"> صحيح البخاري (٦١٠)؛ صحيح مسلم (٣٨٢) من حديث أنس رضي الله عنه. الدرجة: متفق عليه.</w:t>
-      </w:r>
-    </w:p>
-  </w:footnote>
-  <w:footnote w:id="624">
-    <w:p>
-      <w:pPr>
-        <w:bidi/>
-        <w:jc w:val="both"/>
-      </w:pPr>
-      <w:r>
-        <w:rPr>
-          <w:rStyle w:val="FootnoteReference"/>
-        </w:rPr>
-        <w:footnoteRef/>
-      </w:r>
-      <w:r>
-        <w:rPr>
-          <w:rFonts w:ascii="Arial" w:cs="Arial" w:eastAsia="Arial" w:hAnsi="Arial"/>
-          <w:sz w:val="20"/>
-          <w:szCs w:val="20"/>
-          <w:rtl/>
-        </w:rPr>
-        <w:t xml:space="preserve"> صحيح البخاري (٣٧١، ٤١٩٧)؛ صحيح مسلم (١٣٦٥) من حديث أنس رضي الله عنه. الدرجة: متفق عليه.</w:t>
-      </w:r>
-    </w:p>
-  </w:footnote>
-  <w:footnote w:id="625">
-    <w:p>
-      <w:pPr>
-        <w:bidi/>
-        <w:jc w:val="both"/>
-      </w:pPr>
-      <w:r>
-        <w:rPr>
-          <w:rStyle w:val="FootnoteReference"/>
-        </w:rPr>
-        <w:footnoteRef/>
-      </w:r>
-      <w:r>
-        <w:rPr>
-          <w:rFonts w:ascii="Arial" w:cs="Arial" w:eastAsia="Arial" w:hAnsi="Arial"/>
-          <w:sz w:val="20"/>
-          <w:szCs w:val="20"/>
-          <w:rtl/>
-        </w:rPr>
-        <w:t xml:space="preserve"> صحيح البخاري (٢٩٧٥، ٤٢١٠)؛ صحيح مسلم (٢٤٠٦) من حديث سهل بن سعد رضي الله عنه. الدرجة: متفق عليه.</w:t>
-      </w:r>
-    </w:p>
-  </w:footnote>
-  <w:footnote w:id="626">
-    <w:p>
-      <w:pPr>
-        <w:bidi/>
-        <w:jc w:val="both"/>
-      </w:pPr>
-      <w:r>
-        <w:rPr>
-          <w:rStyle w:val="FootnoteReference"/>
-        </w:rPr>
-        <w:footnoteRef/>
-      </w:r>
-      <w:r>
-        <w:rPr>
-          <w:rFonts w:ascii="Arial" w:cs="Arial" w:eastAsia="Arial" w:hAnsi="Arial"/>
-          <w:sz w:val="20"/>
-          <w:szCs w:val="20"/>
-          <w:rtl/>
-        </w:rPr>
-        <w:t xml:space="preserve"> صحيح مسلم (٢٤٠٥) من حديث أبي هريرة رضي الله عنه. الدرجة: صحيح.</w:t>
-      </w:r>
-    </w:p>
-  </w:footnote>
-  <w:footnote w:id="627">
-    <w:p>
-      <w:pPr>
-        <w:bidi/>
-        <w:jc w:val="both"/>
-      </w:pPr>
-      <w:r>
-        <w:rPr>
-          <w:rStyle w:val="FootnoteReference"/>
-        </w:rPr>
-        <w:footnoteRef/>
-      </w:r>
-      <w:r>
-        <w:rPr>
-          <w:rFonts w:ascii="Arial" w:cs="Arial" w:eastAsia="Arial" w:hAnsi="Arial"/>
-          <w:sz w:val="20"/>
-          <w:szCs w:val="20"/>
-          <w:rtl/>
-        </w:rPr>
-        <w:t xml:space="preserve"> صحيح البخاري (٤٢١٠، ٣٧٠١)؛ صحيح مسلم (٢٤٠٦-٢٤٠٧) من حديث سهل وسلمة رضي الله عنهما. الدرجة: متفق عليه.</w:t>
-      </w:r>
-    </w:p>
-  </w:footnote>
-  <w:footnote w:id="628">
-    <w:p>
-      <w:pPr>
-        <w:bidi/>
-        <w:jc w:val="both"/>
-      </w:pPr>
-      <w:r>
-        <w:rPr>
-          <w:rStyle w:val="FootnoteReference"/>
-        </w:rPr>
-        <w:footnoteRef/>
-      </w:r>
-      <w:r>
-        <w:rPr>
-          <w:rFonts w:ascii="Arial" w:cs="Arial" w:eastAsia="Arial" w:hAnsi="Arial"/>
-          <w:sz w:val="20"/>
-          <w:szCs w:val="20"/>
-          <w:rtl/>
-        </w:rPr>
-        <w:t xml:space="preserve"> صحيح مسلم (١٨٠٢) من حديث سلمة بن الأكوع رضي الله عنه. الدرجة: صحيح.</w:t>
-      </w:r>
-    </w:p>
-  </w:footnote>
-  <w:footnote w:id="629">
-    <w:p>
-      <w:pPr>
-        <w:bidi/>
-        <w:jc w:val="both"/>
-      </w:pPr>
-      <w:r>
-        <w:rPr>
-          <w:rStyle w:val="FootnoteReference"/>
-        </w:rPr>
-        <w:footnoteRef/>
-      </w:r>
-      <w:r>
-        <w:rPr>
-          <w:rFonts w:ascii="Arial" w:cs="Arial" w:eastAsia="Arial" w:hAnsi="Arial"/>
-          <w:sz w:val="20"/>
-          <w:szCs w:val="20"/>
-          <w:rtl/>
-        </w:rPr>
-        <w:t xml:space="preserve"> صحيح مسلم (١٨٠٧) من حديث سلمة رضي الله عنه. الدرجة: صحيح.</w:t>
-      </w:r>
-    </w:p>
-  </w:footnote>
-  <w:footnote w:id="630">
-    <w:p>
-      <w:pPr>
-        <w:bidi/>
-        <w:jc w:val="both"/>
-      </w:pPr>
-      <w:r>
-        <w:rPr>
-          <w:rStyle w:val="FootnoteReference"/>
-        </w:rPr>
-        <w:footnoteRef/>
-      </w:r>
-      <w:r>
-        <w:rPr>
-          <w:rFonts w:ascii="Arial" w:cs="Arial" w:eastAsia="Arial" w:hAnsi="Arial"/>
-          <w:sz w:val="20"/>
-          <w:szCs w:val="20"/>
-          <w:rtl/>
-        </w:rPr>
-        <w:t xml:space="preserve"> ابن إسحاق؛ ابن سعد، الطبقات الكبرى. الدرجة: حسن عند أهل المغازي.</w:t>
-      </w:r>
-    </w:p>
-  </w:footnote>
-  <w:footnote w:id="631">
-    <w:p>
-      <w:pPr>
-        <w:bidi/>
-        <w:jc w:val="both"/>
-      </w:pPr>
-      <w:r>
-        <w:rPr>
-          <w:rStyle w:val="FootnoteReference"/>
-        </w:rPr>
-        <w:footnoteRef/>
-      </w:r>
-      <w:r>
-        <w:rPr>
-          <w:rFonts w:ascii="Arial" w:cs="Arial" w:eastAsia="Arial" w:hAnsi="Arial"/>
-          <w:sz w:val="20"/>
-          <w:szCs w:val="20"/>
-          <w:rtl/>
-        </w:rPr>
-        <w:t xml:space="preserve"> الحمر وإكفاء القدور: صحيح البخاري (٤١٩٨-٤١٩٩)؛ صحيح مسلم (١٩٤٠)؛ والخيل: صحيح البخاري (٤٢١٩)؛ صحيح مسلم (١٩٤١)؛ والمتعة يوم خيبر: صحيح البخاري (٤٢١٦)؛ صحيح مسلم (١٤٠٧). الدرجة: متفق عليه.</w:t>
-      </w:r>
-    </w:p>
-  </w:footnote>
-  <w:footnote w:id="632">
-    <w:p>
-      <w:pPr>
-        <w:bidi/>
-        <w:jc w:val="both"/>
-      </w:pPr>
-      <w:r>
-        <w:rPr>
-          <w:rStyle w:val="FootnoteReference"/>
-        </w:rPr>
-        <w:footnoteRef/>
-      </w:r>
-      <w:r>
-        <w:rPr>
-          <w:rFonts w:ascii="Arial" w:cs="Arial" w:eastAsia="Arial" w:hAnsi="Arial"/>
-          <w:sz w:val="20"/>
-          <w:szCs w:val="20"/>
-          <w:rtl/>
-        </w:rPr>
-        <w:t xml:space="preserve"> صحيح البخاري (٢٦١٧)؛ صحيح مسلم (٢١٩٠) من حديث أنس رضي الله عنه؛ وموت بشر: سنن أبي داود (٤٥١٢). الدرجة: متفق عليه.</w:t>
-      </w:r>
-    </w:p>
-  </w:footnote>
-  <w:footnote w:id="633">
-    <w:p>
-      <w:pPr>
-        <w:bidi/>
-        <w:jc w:val="both"/>
-      </w:pPr>
-      <w:r>
-        <w:rPr>
-          <w:rStyle w:val="FootnoteReference"/>
-        </w:rPr>
-        <w:footnoteRef/>
-      </w:r>
-      <w:r>
-        <w:rPr>
-          <w:rFonts w:ascii="Arial" w:cs="Arial" w:eastAsia="Arial" w:hAnsi="Arial"/>
-          <w:sz w:val="20"/>
-          <w:szCs w:val="20"/>
-          <w:rtl/>
-        </w:rPr>
-        <w:t xml:space="preserve"> صحيح البخاري (٤٤٢٨) من حديث عائشة رضي الله عنها. الدرجة: صحيح.</w:t>
-      </w:r>
-    </w:p>
-  </w:footnote>
-  <w:footnote w:id="634">
-    <w:p>
-      <w:pPr>
-        <w:bidi/>
-        <w:jc w:val="both"/>
-      </w:pPr>
-      <w:r>
-        <w:rPr>
-          <w:rStyle w:val="FootnoteReference"/>
-        </w:rPr>
-        <w:footnoteRef/>
-      </w:r>
-      <w:r>
-        <w:rPr>
-          <w:rFonts w:ascii="Arial" w:cs="Arial" w:eastAsia="Arial" w:hAnsi="Arial"/>
-          <w:sz w:val="20"/>
-          <w:szCs w:val="20"/>
-          <w:rtl/>
-        </w:rPr>
-        <w:t xml:space="preserve"> صحيح البخاري (٣٧١، ٤٢١١-٤٢١٣)؛ صحيح مسلم (١٣٦٥) من حديث أنس رضي الله عنه. الدرجة: متفق عليه.</w:t>
-      </w:r>
-    </w:p>
-  </w:footnote>
-  <w:footnote w:id="635">
-    <w:p>
-      <w:pPr>
-        <w:bidi/>
-        <w:jc w:val="both"/>
-      </w:pPr>
-      <w:r>
-        <w:rPr>
-          <w:rStyle w:val="FootnoteReference"/>
-        </w:rPr>
-        <w:footnoteRef/>
-      </w:r>
-      <w:r>
-        <w:rPr>
-          <w:rFonts w:ascii="Arial" w:cs="Arial" w:eastAsia="Arial" w:hAnsi="Arial"/>
-          <w:sz w:val="20"/>
-          <w:szCs w:val="20"/>
-          <w:rtl/>
-        </w:rPr>
-        <w:t xml:space="preserve"> صحيح البخاري (٢٣٢٨، ٢٧٣٠)؛ صحيح مسلم (١٥٥١) من حديث ابن عمر رضي الله عنهما. الدرجة: متفق عليه.</w:t>
-      </w:r>
-    </w:p>
-  </w:footnote>
-  <w:footnote w:id="636">
-    <w:p>
-      <w:pPr>
-        <w:bidi/>
-        <w:jc w:val="both"/>
-      </w:pPr>
-      <w:r>
-        <w:rPr>
-          <w:rStyle w:val="FootnoteReference"/>
-        </w:rPr>
-        <w:footnoteRef/>
-      </w:r>
-      <w:r>
-        <w:rPr>
-          <w:rFonts w:ascii="Arial" w:cs="Arial" w:eastAsia="Arial" w:hAnsi="Arial"/>
-          <w:sz w:val="20"/>
-          <w:szCs w:val="20"/>
-          <w:rtl/>
-        </w:rPr>
-        <w:t xml:space="preserve"> الموطأ لمالك؛ سنن أبي داود (٣٤١٠) بإسناد حسن. الدرجة: حسن.</w:t>
-      </w:r>
-    </w:p>
-  </w:footnote>
-  <w:footnote w:id="637">
-    <w:p>
-      <w:pPr>
-        <w:bidi/>
-        <w:jc w:val="both"/>
-      </w:pPr>
-      <w:r>
-        <w:rPr>
-          <w:rStyle w:val="FootnoteReference"/>
-        </w:rPr>
-        <w:footnoteRef/>
-      </w:r>
-      <w:r>
-        <w:rPr>
-          <w:rFonts w:ascii="Arial" w:cs="Arial" w:eastAsia="Arial" w:hAnsi="Arial"/>
-          <w:sz w:val="20"/>
-          <w:szCs w:val="20"/>
-          <w:rtl/>
-        </w:rPr>
-        <w:t xml:space="preserve"> صحيح البخاري (٣١٣٦، ٤٢٣٠-٤٢٣٣)؛ صحيح مسلم (٢٥٠٢-٢٥٠٣) من حديث أبي موسى رضي الله عنه؛ والتزامه جعفرا وتقبيله: عند أهل السير بإسناد حسن. الدرجة: متفق عليه في أصله؛ والتفصيل عند أهل السير.</w:t>
-      </w:r>
-    </w:p>
-  </w:footnote>
-  <w:footnote w:id="638">
-    <w:p>
-      <w:pPr>
-        <w:bidi/>
-        <w:jc w:val="both"/>
-      </w:pPr>
-      <w:r>
-        <w:rPr>
-          <w:rStyle w:val="FootnoteReference"/>
-        </w:rPr>
-        <w:footnoteRef/>
-      </w:r>
-      <w:r>
-        <w:rPr>
-          <w:rFonts w:ascii="Arial" w:cs="Arial" w:eastAsia="Arial" w:hAnsi="Arial"/>
-          <w:sz w:val="20"/>
-          <w:szCs w:val="20"/>
-          <w:rtl/>
-        </w:rPr>
-        <w:t xml:space="preserve"> سنن أبي داود (٢٩٧١)؛ وأصل الفيء الخالص في الصحيحين. الدرجة: حسن — انظر تخريجه في مظانّه.</w:t>
-      </w:r>
-    </w:p>
-  </w:footnote>
-  <w:footnote w:id="639">
-    <w:p>
-      <w:pPr>
-        <w:bidi/>
-        <w:jc w:val="both"/>
-      </w:pPr>
-      <w:r>
-        <w:rPr>
-          <w:rStyle w:val="FootnoteReference"/>
-        </w:rPr>
-        <w:footnoteRef/>
-      </w:r>
-      <w:r>
-        <w:rPr>
-          <w:rFonts w:ascii="Arial" w:cs="Arial" w:eastAsia="Arial" w:hAnsi="Arial"/>
-          <w:sz w:val="20"/>
-          <w:szCs w:val="20"/>
-          <w:rtl/>
-        </w:rPr>
-        <w:t xml:space="preserve"> صحيح البخاري (١٦٠٢، ٤٢٥٦)؛ صحيح مسلم (١٢٦٦) من حديث ابن عباس رضي الله عنهما. الدرجة: متفق عليه.</w:t>
-      </w:r>
-    </w:p>
-  </w:footnote>
-  <w:footnote w:id="640">
-    <w:p>
-      <w:pPr>
-        <w:bidi/>
-        <w:jc w:val="both"/>
-      </w:pPr>
-      <w:r>
-        <w:rPr>
-          <w:rStyle w:val="FootnoteReference"/>
-        </w:rPr>
-        <w:footnoteRef/>
-      </w:r>
-      <w:r>
-        <w:rPr>
-          <w:rFonts w:ascii="Arial" w:cs="Arial" w:eastAsia="Arial" w:hAnsi="Arial"/>
-          <w:sz w:val="20"/>
-          <w:szCs w:val="20"/>
-          <w:rtl/>
-        </w:rPr>
-        <w:t xml:space="preserve"> جامع الترمذي (٢٨٤٧) من حديث أنس رضي الله عنه بإسناد صحيح. الدرجة: صحيح في أصله.</w:t>
-      </w:r>
-    </w:p>
-  </w:footnote>
-  <w:footnote w:id="641">
-    <w:p>
-      <w:pPr>
-        <w:bidi/>
-        <w:jc w:val="both"/>
-      </w:pPr>
-      <w:r>
-        <w:rPr>
-          <w:rStyle w:val="FootnoteReference"/>
-        </w:rPr>
-        <w:footnoteRef/>
-      </w:r>
-      <w:r>
-        <w:rPr>
-          <w:rFonts w:ascii="Arial" w:cs="Arial" w:eastAsia="Arial" w:hAnsi="Arial"/>
-          <w:sz w:val="20"/>
-          <w:szCs w:val="20"/>
-          <w:rtl/>
-        </w:rPr>
-        <w:t xml:space="preserve"> صحيح البخاري (٢٦٩٩، ٤٢٥١) من حديث البراء رضي الله عنه. الدرجة: صحيح.</w:t>
-      </w:r>
-    </w:p>
-  </w:footnote>
-  <w:footnote w:id="642">
-    <w:p>
-      <w:pPr>
-        <w:bidi/>
-        <w:jc w:val="both"/>
-      </w:pPr>
-      <w:r>
-        <w:rPr>
-          <w:rStyle w:val="FootnoteReference"/>
-        </w:rPr>
-        <w:footnoteRef/>
-      </w:r>
-      <w:r>
-        <w:rPr>
-          <w:rFonts w:ascii="Arial" w:cs="Arial" w:eastAsia="Arial" w:hAnsi="Arial"/>
-          <w:sz w:val="20"/>
-          <w:szCs w:val="20"/>
-          <w:rtl/>
-        </w:rPr>
-        <w:t xml:space="preserve"> ابن إسحاق، السيرة (رواية ابن هشام). الدرجة: حسن عند أهل المغازي.</w:t>
-      </w:r>
-    </w:p>
-  </w:footnote>
-  <w:footnote w:id="643">
-    <w:p>
-      <w:pPr>
-        <w:bidi/>
-        <w:jc w:val="both"/>
-      </w:pPr>
-      <w:r>
-        <w:rPr>
-          <w:rStyle w:val="FootnoteReference"/>
-        </w:rPr>
-        <w:footnoteRef/>
-      </w:r>
-      <w:r>
-        <w:rPr>
-          <w:rFonts w:ascii="Arial" w:cs="Arial" w:eastAsia="Arial" w:hAnsi="Arial"/>
-          <w:sz w:val="20"/>
-          <w:szCs w:val="20"/>
-          <w:rtl/>
-        </w:rPr>
-        <w:t xml:space="preserve"> ابن إسحاق؛ ابن سعد، الطبقات الكبرى. الدرجة: حسن عند أهل المغازي.</w:t>
-      </w:r>
-    </w:p>
-  </w:footnote>
   <w:footnote w:id="644">
     <w:p>
       <w:pPr>
@@ -47176,7 +47176,7 @@
           <w:szCs w:val="20"/>
           <w:rtl/>
         </w:rPr>
-        <w:t xml:space="preserve"> ابن سعد، الطبقات الكبرى؛ وأهل السير. الدرجة: مرسل — تتلقاه كتب السير والمغازي بالقبول.</w:t>
+        <w:t xml:space="preserve"> ابن سعد، الطبقات الكبرى؛ وأهل السير. الدرجة: صحيح — البناء بسرف في صحيح مسلم (١٤١١)؛ وتفصيله عند ابن سعد.</w:t>
       </w:r>
     </w:p>
   </w:footnote>

--- a/hina-saqatat/حين_سقطت_الأصنام_موسع.docx
+++ b/hina-saqatat/حين_سقطت_الأصنام_موسع.docx
@@ -14520,6 +14520,24 @@
       <w:r>
         <w:rPr>
           <w:rFonts w:ascii="Arial" w:cs="Arial" w:eastAsia="Arial" w:hAnsi="Arial"/>
+          <w:b/>
+          <w:bCs/>
+          <w:sz w:val="26"/>
+          <w:szCs w:val="26"/>
+          <w:rtl/>
+        </w:rPr>
+        <w:t xml:space="preserve">طلب العلامة الأخيرة خفية من خلف الظهر، فكشفها له صاحبها بيده؛ المدعي يحتجب عن الامتحان، والصادق يعين عليه.</w:t>
+      </w:r>
+    </w:p>
+    <w:p>
+      <w:pPr>
+        <w:bidi/>
+        <w:spacing w:after="180" w:line="360"/>
+        <w:jc w:val="both"/>
+      </w:pPr>
+      <w:r>
+        <w:rPr>
+          <w:rFonts w:ascii="Arial" w:cs="Arial" w:eastAsia="Arial" w:hAnsi="Arial"/>
           <w:sz w:val="26"/>
           <w:szCs w:val="26"/>
           <w:rtl/>
@@ -22198,6 +22216,24 @@
       <w:r>
         <w:rPr>
           <w:rFonts w:ascii="Arial" w:cs="Arial" w:eastAsia="Arial" w:hAnsi="Arial"/>
+          <w:b/>
+          <w:bCs/>
+          <w:sz w:val="26"/>
+          <w:szCs w:val="26"/>
+          <w:rtl/>
+        </w:rPr>
+        <w:t xml:space="preserve">أرسلوا ابنها يردها لئلا ترى ما بأخيها، فإذا هي أثبتهم قلبا: قد بلغني، ولأصبرن؛ ظنوها تحتاج من يسندها، فكانت هي السند.</w:t>
+      </w:r>
+    </w:p>
+    <w:p>
+      <w:pPr>
+        <w:bidi/>
+        <w:spacing w:after="180" w:line="360"/>
+        <w:jc w:val="both"/>
+      </w:pPr>
+      <w:r>
+        <w:rPr>
+          <w:rFonts w:ascii="Arial" w:cs="Arial" w:eastAsia="Arial" w:hAnsi="Arial"/>
           <w:sz w:val="26"/>
           <w:szCs w:val="26"/>
           <w:rtl/>
@@ -29245,14 +29281,23 @@
         </w:rPr>
         <w:footnoteReference w:id="582"/>
       </w:r>
-      <w:r>
-        <w:rPr>
-          <w:rFonts w:ascii="Arial" w:cs="Arial" w:eastAsia="Arial" w:hAnsi="Arial"/>
-          <w:sz w:val="26"/>
-          <w:szCs w:val="26"/>
-          <w:rtl/>
-        </w:rPr>
-        <w:t xml:space="preserve"> كلمة صدق من رجل ما عرف بجبن: قدر الموقف بميزانه، ودل على من عشيرته بها أمنع.</w:t>
+    </w:p>
+    <w:p>
+      <w:pPr>
+        <w:bidi/>
+        <w:spacing w:after="180" w:line="360"/>
+        <w:jc w:val="both"/>
+      </w:pPr>
+      <w:r>
+        <w:rPr>
+          <w:rFonts w:ascii="Arial" w:cs="Arial" w:eastAsia="Arial" w:hAnsi="Arial"/>
+          <w:b/>
+          <w:bCs/>
+          <w:sz w:val="26"/>
+          <w:szCs w:val="26"/>
+          <w:rtl/>
+        </w:rPr>
+        <w:t xml:space="preserve">قال أشجع القوم: ليس لي بمكة من يحميني، ودل على رجل أمنع منه؛ فكان أشجع ما قاله يومئذ اعترافه بحده.</w:t>
       </w:r>
     </w:p>
     <w:p>
@@ -31384,7 +31429,7 @@
           <w:szCs w:val="26"/>
           <w:rtl/>
         </w:rPr>
-        <w:t xml:space="preserve">أعلن الخارص بغضه وأعلن عدله في نفس واحد؛ فما حمله البغض على حيف، وما حملت الغلبة أهلها على هضم مغلوب. فصارت كلمة الرجل من بني قوم حاربوا هذا الدين شاهدا يروى: العدل الذي به قامت السماوات والأرض.</w:t>
+        <w:t xml:space="preserve">أعلن الخارص بغضه وأعلن عدله في نفس واحد؛ فما حمله البغض على حيف، وما حملت الغلبة أهلها على هضم مغلوب. فصارت كلمة الرجل من بني قوم حاربوا هذا الدين شاهدا يتناقله الناس: العدل الذي به قامت السماوات والأرض.</w:t>
       </w:r>
     </w:p>
     <w:p>

--- a/hina-saqatat/حين_سقطت_الأصنام_موسع.docx
+++ b/hina-saqatat/حين_سقطت_الأصنام_موسع.docx
@@ -8507,7 +8507,7 @@
           <w:szCs w:val="26"/>
           <w:rtl/>
         </w:rPr>
-        <w:t xml:space="preserve">وفي الطائف شاعر قارئ للكتب: أمية بن أبي الصلت؛ لبس المسوح تعبدا وذكر في شعره الحساب والجنة والنار، وحدث الناس بنبي ينتظر؛ ويذكر أهل السير أنه كان يرجو أن يكون هو. استنشد النبي ﷺ شعره يوما، فأنشده الشريد مئة قافية وهو يقول: "هيه هيه"، ثم قال: "إن كاد ليسلم".</w:t>
+        <w:t xml:space="preserve">وفي الطائف شاعر قارئ للكتب: أمية بن أبي الصلت؛ لبس المسوح تعبدا وذكر في شعره الحساب والجنة والنار، وحدث الناس بنبي ينتظر، وكان يرجو أن يكون هو. استنشد النبي ﷺ شعره يوما، فأنشده الشريد مئة قافية وهو يقول: "هيه هيه"، ثم قال: "إن كاد ليسلم".</w:t>
       </w:r>
       <w:r>
         <w:rPr>
@@ -9122,7 +9122,7 @@
           <w:szCs w:val="26"/>
           <w:rtl/>
         </w:rPr>
-        <w:t xml:space="preserve">ويذكر أهل السير أن خديجة كانت أول الخلق إيمانا به، وأنه أخذ يصلي وتصلي معه ركعتين؛ فرآهما علي بن أبي طالب - وهو صبي في حجره، أخذه من عمه في سنة جهد أصابت قريشا - يركعان ويسجدان لغير صنم، فسأل، فدعي، فآمن؛ ثم أسلم زيد بن حارثة، الغلام الذي اختاره على أبيه يوم خير.</w:t>
+        <w:t xml:space="preserve">وكانت خديجة أول الخلق إيمانا به؛ وأخذ يصلي وتصلي معه ركعتين؛ فرآهما علي بن أبي طالب - وهو صبي في حجره، أخذه من عمه في سنة جهد أصابت قريشا - يركعان ويسجدان لغير صنم، فسأل، فدعي، فآمن؛ ثم أسلم زيد بن حارثة، الغلام الذي اختاره على أبيه يوم خير.</w:t>
       </w:r>
       <w:r>
         <w:rPr>
@@ -9194,7 +9194,7 @@
           <w:szCs w:val="26"/>
           <w:rtl/>
         </w:rPr>
-        <w:t xml:space="preserve">أبو بكر بن أبي قحافة: تاجر من تيم تعرفه الأسواق كلها، موطأ الأكناف، محبب في قومه، أنسب قريش لقريش وأعلمهم بأيامها، وصديق للرجل من قبل النبوة؛ تاجران تصاحبا عمرا على النقاء في بلد كثير الأدناس، ما سجد لصنم قط. فلما بلغه الخبر مشى إليه بنفسه يسمع منه. قال له: إن الله أرسلني. فأسلم من ساعته، لا كبوة ولا تردد؛ وذكر أهل السير كلمته ﷺ فيه: "ما دعوت أحدا إلى الإسلام إلا كانت عنده كبوة وتردد، سوى أبي بكر؛ ما عكم عنه حين ذكرته له وما تردد فيه".</w:t>
+        <w:t xml:space="preserve">أبو بكر بن أبي قحافة: تاجر من تيم تعرفه الأسواق كلها، موطأ الأكناف، محبب في قومه، أنسب قريش لقريش وأعلمهم بأيامها، وصديق للرجل من قبل النبوة؛ تاجران تصاحبا عمرا على النقاء في بلد كثير الأدناس، ما سجد لصنم قط. فلما بلغه الخبر مشى إليه بنفسه يسمع منه. قال له: إن الله أرسلني. فأسلم من ساعته، لا كبوة ولا تردد؛ وفيه قال ﷺ: "ما دعوت أحدا إلى الإسلام إلا كانت عنده كبوة وتردد، سوى أبي بكر؛ ما عكم عنه حين ذكرته له وما تردد فيه".</w:t>
       </w:r>
       <w:r>
         <w:rPr>
@@ -9374,7 +9374,7 @@
           <w:szCs w:val="26"/>
           <w:rtl/>
         </w:rPr>
-        <w:t xml:space="preserve">وكثر الداخلون رجلا من هنا وامرأة من هناك حتى احتاج السر إلى بيت؛ فذكر أهل السير أنه اتخذ دار الأرقم بن أبي الأرقم عند الصفا مجمعا لهم: فتى مخزومي حديث السن ما جاوز العشرين إلا قليلا، من قبيلة أبي جهل نفسها، وداره في أوطأ مكة عند سفح الصفا حيث ممر الطائفين والساعين. فيها كان يقرئهم ويعرض الإسلام على من جاءه؛ يتسللون إليها فرادى ومثنى في غير وقت واحد، الشريف والمولى والتاجر والفقير، حتى صار يؤرخ بها: أسلم فلان قبل دخول الدار، وأسلم فلان فيها.</w:t>
+        <w:t xml:space="preserve">وكثر الداخلون رجلا من هنا وامرأة من هناك حتى احتاج السر إلى بيت؛ فاتخذ دار الأرقم بن أبي الأرقم عند الصفا مجمعا لهم: فتى مخزومي حديث السن ما جاوز العشرين إلا قليلا، من قبيلة أبي جهل نفسها، وداره في أوطأ مكة عند سفح الصفا حيث ممر الطائفين والساعين. فيها كان يقرئهم ويعرض الإسلام على من جاءه؛ يتسللون إليها فرادى ومثنى في غير وقت واحد، الشريف والمولى والتاجر والفقير، حتى صار يؤرخ بها: أسلم فلان قبل دخول الدار، وأسلم فلان فيها.</w:t>
       </w:r>
       <w:r>
         <w:rPr>
@@ -9750,7 +9750,7 @@
           <w:szCs w:val="26"/>
           <w:rtl/>
         </w:rPr>
-        <w:t xml:space="preserve">يذكر أهل السير أنهم قالوا: يا أبا طالب، إن ابن أخيك قد سب آلهتنا، وعاب ديننا، وسفه أحلامنا، وضلل آباءنا؛ فإما أن تكفه عنا، وإما أن تخلي بيننا وبينه. فقال لهم قولا رفيقا وردهم ردا جميلا، ومضى رسول الله ﷺ على أمره.</w:t>
+        <w:t xml:space="preserve">قالوا: يا أبا طالب، إن ابن أخيك قد سب آلهتنا، وعاب ديننا، وسفه أحلامنا، وضلل آباءنا؛ فإما أن تكفه عنا، وإما أن تخلي بيننا وبينه. فقال لهم قولا رفيقا وردهم ردا جميلا، ومضى رسول الله ﷺ على أمره.</w:t>
       </w:r>
     </w:p>
     <w:p>
@@ -10163,7 +10163,7 @@
           <w:szCs w:val="26"/>
           <w:rtl/>
         </w:rPr>
-        <w:t xml:space="preserve">وكان لليل في مكة سر: يذكر أهل السير أن أبا سفيان وأبا جهل والأخنس بن شريق خرجوا ليلة يستمعون منه وهو يصلي في بيته، كل واحد في مجلس لا يعلم بمكان صاحبه؛ فلما طلع الفجر جمعهم الطريق فتلاوموا وتعاهدوا ألا يعودوا؛ ثم عادوا الثانية والثالثة.</w:t>
+        <w:t xml:space="preserve">وكان لليل في مكة سر: خرج أبو سفيان وأبو جهل والأخنس بن شريق ليلة يستمعون منه وهو يصلي في بيته، كل واحد في مجلس لا يعلم بمكان صاحبه؛ فلما طلع الفجر جمعهم الطريق فتلاوموا وتعاهدوا ألا يعودوا؛ ثم عادوا الثانية والثالثة.</w:t>
       </w:r>
       <w:r>
         <w:rPr>
@@ -10494,7 +10494,7 @@
           <w:szCs w:val="26"/>
           <w:rtl/>
         </w:rPr>
-        <w:t xml:space="preserve">ويذكر أهل السير مصارع المستهزئين واحدا واحدا: هذا ذهب بصره، وهذا خرجت في رأسه قروح، وهذا انتقض عليه جرح قديم، وهذا دخلت في أخمص قدمه شوكة فقتلته؛</w:t>
+        <w:t xml:space="preserve">وتتابعت مصارع المستهزئين واحدا واحدا: هذا ذهب بصره، وهذا خرجت في رأسه قروح، وهذا انتقض عليه جرح قديم، وهذا دخلت في أخمص قدمه شوكة فقتلته؛</w:t>
       </w:r>
       <w:r>
         <w:rPr>
@@ -10911,7 +10911,7 @@
           <w:szCs w:val="26"/>
           <w:rtl/>
         </w:rPr>
-        <w:t xml:space="preserve">فخرج الأولون سرا: أحد عشر رجلا وأربع نسوة، تسللوا إلى الشعيبة على الساحل فوجدوا سفينتين تجاريتين حملتاهم؛ وفيهم عثمان بن عفان وامرأته رقية بنت رسول الله ﷺ - أول بيت هاجر في الله من هذه الأمة - وفيمن ذكر أهل السير: أبو سلمة وامرأته أم سلمة، والزبير، وعثمان بن مظعون، وابن مسعود. ما استثنى البلاء بيت صاحب الدعوة، ولا استثنت الهجرة أهله. وخرجت قريش في آثارهم حتى بلغت الساحل، فوجدت البحر قد أخذهم. ونزلوا أرضا وجدوا فيها كل ما وصف لهم: جوار حسن، ودين آمن، وملك لا يظلم عنده أحد؛ صلاة بلا رقيب، وقرآن يتلى بلا خفض صوت، ونوم لا يقطعه توجس.</w:t>
+        <w:t xml:space="preserve">فخرج الأولون سرا: أحد عشر رجلا وأربع نسوة، تسللوا إلى الشعيبة على الساحل فوجدوا سفينتين تجاريتين حملتاهم؛ وفيهم عثمان بن عفان وامرأته رقية بنت رسول الله ﷺ - أول بيت هاجر في الله من هذه الأمة - وفيمن خرج: أبو سلمة وامرأته أم سلمة، والزبير، وعثمان بن مظعون، وابن مسعود. ما استثنى البلاء بيت صاحب الدعوة، ولا استثنت الهجرة أهله. وخرجت قريش في آثارهم حتى بلغت الساحل، فوجدت البحر قد أخذهم. ونزلوا أرضا وجدوا فيها كل ما وصف لهم: جوار حسن، ودين آمن، وملك لا يظلم عنده أحد؛ صلاة بلا رقيب، وقرآن يتلى بلا خفض صوت، ونوم لا يقطعه توجس.</w:t>
       </w:r>
     </w:p>
     <w:p>
@@ -10983,7 +10983,7 @@
           <w:szCs w:val="26"/>
           <w:rtl/>
         </w:rPr>
-        <w:t xml:space="preserve">ويذكر أهل السير أن عثمان بن مظعون دخل في جوار الوليد بن المغيرة؛ فلما رأى ما يلقى أصحابه من البلاء وهو يغدو ويروح آمنا بجوار مشرك، مشى إلى الوليد فقال: قد رددت إليك جوارك؛ أرضى بجوار الله ولا أريد أن أستجير بغيره. فلقيه بعد سفيه فلطم عينه فاخضرت، والوليد قريب يرى، فقال: لقد كنت في ذمة منيعة. قال: بل والله إن عيني الصحيحة لفقيرة إلى مثل ما أصاب أختها في الله.</w:t>
+        <w:t xml:space="preserve">ودخل عثمان بن مظعون في جوار الوليد بن المغيرة؛ فلما رأى ما يلقى أصحابه من البلاء وهو يغدو ويروح آمنا بجوار مشرك، مشى إلى الوليد فقال: قد رددت إليك جوارك؛ أرضى بجوار الله ولا أريد أن أستجير بغيره. فلقيه بعد سفيه فلطم عينه فاخضرت، والوليد قريب يرى، فقال: لقد كنت في ذمة منيعة. قال: بل والله إن عيني الصحيحة لفقيرة إلى مثل ما أصاب أختها في الله.</w:t>
       </w:r>
       <w:r>
         <w:rPr>
@@ -11410,7 +11410,7 @@
           <w:szCs w:val="26"/>
           <w:rtl/>
         </w:rPr>
-        <w:t xml:space="preserve">وأما إسلام عمر فيذكر أهل السير خبره بأسانيد فيها مقال، ويساق على عهدتهم: كان على شركه شديدا على المسلمين، فأجمع رأيه يوما وخرج متقلدا سيفه يريد رسول الله ﷺ، فلقيه رجل فقال: أين تعمد يا عمر؟ قال: أريد محمدا. قال: أفلا ترجع إلى أهل بيتك؟ إن أختك فاطمة وختنك سعيد بن زيد قد أسلما. فرجع مذعورا إلى بيت أخته، وعندهما خباب يقرئهما صحيفة فيها "طه"؛ فلما سمعوا حسه تغيب خباب ووارت فاطمة الصحيفة. قال: ما هذه الهينمة؟ ثم بطش بختنه، فقامت فاطمة دونه فضربها فشجها؛ فقالت وهي غضبى: نعم، قد أسلمنا وآمنا بالله ورسوله، فاصنع ما بدا لك. فلما رأى ما بأخته من الدم ندم واستحيا، وقال: أعطوني هذه الصحيفة أقرأها. قالت: إنك رجس ولا يمسها إلا المطهرون؛ فقم فاغتسل. فقام فاغتسل ثم قرأ: "طه، ما أنزلنا عليك القرآن لتشقى" حتى بلغ "إنني أنا الله لا إله إلا أنا فاعبدني وأقم الصلاة لذكري"، فقال: ما أحسن هذا الكلام وأكرمه؛ دلوني على محمد. فمضى إلى الدار عند الصفا فضرب الباب، فقيل له: "ما جاء بك يا ابن الخطاب؟" قال: جئت لأومن بالله ورسوله وبما جاء من عند الله؛ فكبر رسول الله ﷺ تكبيرة عرف أهل الدار أن عمر قد أسلم.</w:t>
+        <w:t xml:space="preserve">وأما عمر فكان على شركه شديدا على المسلمين، فأجمع رأيه يوما وخرج متقلدا سيفه يريد رسول الله ﷺ، فلقيه رجل فقال: أين تعمد يا عمر؟ قال: أريد محمدا. قال: أفلا ترجع إلى أهل بيتك؟ إن أختك فاطمة وختنك سعيد بن زيد قد أسلما. فرجع مذعورا إلى بيت أخته، وعندهما خباب يقرئهما صحيفة فيها "طه"؛ فلما سمعوا حسه تغيب خباب ووارت فاطمة الصحيفة. قال: ما هذه الهينمة؟ ثم بطش بختنه، فقامت فاطمة دونه فضربها فشجها؛ فقالت وهي غضبى: نعم، قد أسلمنا وآمنا بالله ورسوله، فاصنع ما بدا لك. فلما رأى ما بأخته من الدم ندم واستحيا، وقال: أعطوني هذه الصحيفة أقرأها. قالت: إنك رجس ولا يمسها إلا المطهرون؛ فقم فاغتسل. فقام فاغتسل ثم قرأ: "طه، ما أنزلنا عليك القرآن لتشقى" حتى بلغ "إنني أنا الله لا إله إلا أنا فاعبدني وأقم الصلاة لذكري"، فقال: ما أحسن هذا الكلام وأكرمه؛ دلوني على محمد. فمضى إلى الدار عند الصفا فضرب الباب، فقيل له: "ما جاء بك يا ابن الخطاب؟" قال: جئت لأومن بالله ورسوله وبما جاء من عند الله؛ فكبر رسول الله ﷺ تكبيرة عرف أهل الدار أن عمر قد أسلم.</w:t>
       </w:r>
       <w:r>
         <w:rPr>
@@ -11672,7 +11672,7 @@
           <w:szCs w:val="26"/>
           <w:rtl/>
         </w:rPr>
-        <w:t xml:space="preserve">فلما أصبحوا غدا زهير في حلة، فطاف بالبيت سبعا ثم أقبل على الناس: يا أهل مكة، أنأكل الطعام ونلبس الثياب وبنو هاشم هلكى لا يباعون ولا يبتاع منهم؟ والله لا أقعد حتى تشق هذه الصحيفة القاطعة الظالمة. قال أبو جهل: كذبت والله لا تشق. قال زمعة: أنت والله أكذب، ما رضينا كتابتها حين كتبت. وقال أبو البختري: صدق زمعة. وقال المطعم: صدقتما وكذب من قال غير ذلك. فقال أبو جهل: هذا أمر قضي بليل. وقام المطعم إلى الصحيفة ليشقها؛ فوجد الأرضة - على ما ذكر أهل السير - قد أكلتها إلا ما كان من اسم الله فيها.</w:t>
+        <w:t xml:space="preserve">فلما أصبحوا غدا زهير في حلة، فطاف بالبيت سبعا ثم أقبل على الناس: يا أهل مكة، أنأكل الطعام ونلبس الثياب وبنو هاشم هلكى لا يباعون ولا يبتاع منهم؟ والله لا أقعد حتى تشق هذه الصحيفة القاطعة الظالمة. قال أبو جهل: كذبت والله لا تشق. قال زمعة: أنت والله أكذب، ما رضينا كتابتها حين كتبت. وقال أبو البختري: صدق زمعة. وقال المطعم: صدقتما وكذب من قال غير ذلك. فقال أبو جهل: هذا أمر قضي بليل. وقام المطعم إلى الصحيفة ليشقها؛ فوجد الأرضة قد أكلتها إلا ما كان من اسم الله فيها.</w:t>
       </w:r>
       <w:r>
         <w:rPr>
@@ -11949,7 +11949,7 @@
           <w:szCs w:val="26"/>
           <w:rtl/>
         </w:rPr>
-        <w:t xml:space="preserve">وعرفت قريش أن الحارسين ذهبا معا، فتغير وجه الوادي: جرأة السفهاء تكشفت بعد أن كانت تتوارى. وذكر أهل السير قوله: "ما نالت مني قريش شيئا أكرهه حتى مات أبو طالب"؛ ونثر ناثر التراب على رأسه الشريف، فدخل بيته والتراب على رأسه، فقامت إحدى بناته تغسله وتبكي، وهو يقول: "لا تبكي يا بنية؛ فإن الله مانع أباك".</w:t>
+        <w:t xml:space="preserve">وعرفت قريش أن الحارسين ذهبا معا، فتغير وجه الوادي: جرأة السفهاء تكشفت بعد أن كانت تتوارى. وقال ﷺ: "ما نالت مني قريش شيئا أكرهه حتى مات أبو طالب"؛ ونثر ناثر التراب على رأسه الشريف، فدخل بيته والتراب على رأسه، فقامت إحدى بناته تغسله وتبكي، وهو يقول: "لا تبكي يا بنية؛ فإن الله مانع أباك".</w:t>
       </w:r>
       <w:r>
         <w:rPr>
@@ -11989,7 +11989,7 @@
           <w:szCs w:val="26"/>
           <w:rtl/>
         </w:rPr>
-        <w:t xml:space="preserve">وفي تلك الأيام الموحشة تزوج سودة بنت زمعة فيما يذكر أهل السير - أيما هاجرت إلى الحبشة مع زوجها فمات - أنسا للبيت وأما للبنات، وعقد على عائشة بنت الصديق ولم يبن بها إلا بالمدينة.</w:t>
+        <w:t xml:space="preserve">وفي تلك الأيام الموحشة تزوج سودة بنت زمعة - أيما هاجرت إلى الحبشة مع زوجها فمات - أنسا للبيت وأما للبنات، وعقد على عائشة بنت الصديق ولم يبن بها إلا بالمدينة.</w:t>
       </w:r>
       <w:r>
         <w:rPr>
@@ -12045,29 +12045,13 @@
           <w:szCs w:val="26"/>
           <w:rtl/>
         </w:rPr>
-        <w:t xml:space="preserve">يذكر أهل السير أنه عمد إلى نفر من ثقيف هم يومئذ سادة القوم، ثلاثة إخوة من بني عمرو بن عمير، فجلس إليهم فدعاهم إلى الله وكلمهم لما جاء له. فقال أحدهم: هو يمرط ثياب الكعبة إن كان الله أرسلك. وقال الآخر: أما وجد الله أحدا يرسله غيرك؟ وقال الثالث: والله لا أكلمك أبدا؛ لئن كنت رسولا لأنت أعظم خطرا من أن أرد عليك الكلام، ولئن كنت تكذب على الله ما ينبغي لي أن أكلمك. فقام من عندهم وقال: "إذا فعلتم ما فعلتم فاكتموا عني". فما كتموا؛ وأغروا به سفهاءهم وعبيدهم يسبونه ويصيحون به، حتى اجتمع عليه الناس وألجؤوه إلى حائط لعتبة وشيبة ابني ربيعة، ورجم بالحجارة حتى دميت قدماه، وزيد يقيه بنفسه حتى شج في رأسه؛ فجلس إلى ظل حبلة - عريش عنب - وابنا ربيعة ينظران.</w:t>
+        <w:t xml:space="preserve">عمد إلى نفر من ثقيف هم يومئذ سادة القوم، ثلاثة إخوة من بني عمرو بن عمير، فجلس إليهم فدعاهم إلى الله وكلمهم لما جاء له. فقال أحدهم: هو يمرط ثياب الكعبة إن كان الله أرسلك. وقال الآخر: أما وجد الله أحدا يرسله غيرك؟ وقال الثالث: والله لا أكلمك أبدا؛ لئن كنت رسولا لأنت أعظم خطرا من أن أرد عليك الكلام، ولئن كنت تكذب على الله ما ينبغي لي أن أكلمك. فقام من عندهم وقال: "إذا فعلتم ما فعلتم فاكتموا عني". فما كتموا؛ وأغروا به سفهاءهم وعبيدهم يسبونه ويصيحون به، حتى اجتمع عليه الناس وألجؤوه إلى حائط لعتبة وشيبة ابني ربيعة، ورجم بالحجارة حتى دميت قدماه، وزيد يقيه بنفسه حتى شج في رأسه؛ فجلس إلى ظل حبلة - عريش عنب - وابنا ربيعة ينظران.</w:t>
       </w:r>
       <w:r>
         <w:rPr>
           <w:rStyle w:val="FootnoteReference"/>
         </w:rPr>
         <w:footnoteReference w:id="197"/>
-      </w:r>
-    </w:p>
-    <w:p>
-      <w:pPr>
-        <w:bidi/>
-        <w:spacing w:after="180" w:line="360"/>
-        <w:jc w:val="both"/>
-      </w:pPr>
-      <w:r>
-        <w:rPr>
-          <w:rFonts w:ascii="Arial" w:cs="Arial" w:eastAsia="Arial" w:hAnsi="Arial"/>
-          <w:sz w:val="26"/>
-          <w:szCs w:val="26"/>
-          <w:rtl/>
-        </w:rPr>
-        <w:t xml:space="preserve">هذا خبر أهل السير، وعهدة تفاصيله على مراسيلهم. وأما جوهر اليوم فثابت بأصح إسناد، وسيأتي من فم صاحبه.</w:t>
       </w:r>
     </w:p>
     <w:p>
@@ -12139,7 +12123,7 @@
           <w:szCs w:val="26"/>
           <w:rtl/>
         </w:rPr>
-        <w:t xml:space="preserve">وفي حائط ابني ربيعة جرت واقعة عداس على ما ذكر أهل السير: تحركت لابني ربيعة رحمهما، فبعثا إليه غلاما نصرانيا لهما من أهل نينوى بقطف من عنب. فلما وضع يده فيه قال: "بسم الله"، ثم أكل. فنظر الغلام في وجهه وقال: والله إن هذا الكلام ما يقوله أهل هذه البلاد. قال: "ومن أي البلاد أنت وما دينك؟" قال: نصراني من أهل نينوى. قال: "من قرية الرجل الصالح يونس بن متى؟" قال: وما يدريك ما يونس بن متى؟ قال: "ذاك أخي؛ كان نبيا وأنا نبي". فأكب عداس يقبل رأسه ويديه وقدميه، وابنا ربيعة ينظران.</w:t>
+        <w:t xml:space="preserve">وفي حائط ابني ربيعة جرت واقعة عداس: تحركت لابني ربيعة رحمهما، فبعثا إليه غلاما نصرانيا لهما من أهل نينوى بقطف من عنب. فلما وضع يده فيه قال: "بسم الله"، ثم أكل. فنظر الغلام في وجهه وقال: والله إن هذا الكلام ما يقوله أهل هذه البلاد. قال: "ومن أي البلاد أنت وما دينك؟" قال: نصراني من أهل نينوى. قال: "من قرية الرجل الصالح يونس بن متى؟" قال: وما يدريك ما يونس بن متى؟ قال: "ذاك أخي؛ كان نبيا وأنا نبي". فأكب عداس يقبل رأسه ويديه وقدميه، وابنا ربيعة ينظران.</w:t>
       </w:r>
       <w:r>
         <w:rPr>
@@ -12215,7 +12199,7 @@
           <w:szCs w:val="26"/>
           <w:rtl/>
         </w:rPr>
-        <w:t xml:space="preserve">ودنا من مكة راجعا فوقف دونها؛ خرج منها مهدور الحماية، فأرسل - على خبر أهل السير - رجلا من خزاعة إلى المطعم بن عدي: أأدخل في جوارك؟ قال: نعم. ودعا بنيه وقومه فقال: البسوا السلاح وكونوا عند أركان البيت؛ فإني قد أجرت محمدا. فدخل رسول الله ﷺ حتى انتهى إلى المسجد فطاف بالبيت وصلى، والمطعم وولده محدقون به بالسلاح، حتى انصرف إلى بيته. مشرك من ناقضي الصحيفة ختم مروءته بإجارة النبي يوم خذله الأقربون؛ ومات على شركه قبل بدر، فلما وقف ﷺ على أسارى بدر قال: "لو كان المطعم بن عدي حيا ثم كلمني في هؤلاء النتنى لتركتهم له".</w:t>
+        <w:t xml:space="preserve">ودنا من مكة راجعا فوقف دونها؛ خرج منها مهدور الحماية، فأرسل رجلا من خزاعة إلى المطعم بن عدي: أأدخل في جوارك؟ قال: نعم. ودعا بنيه وقومه فقال: البسوا السلاح وكونوا عند أركان البيت؛ فإني قد أجرت محمدا. فدخل رسول الله ﷺ حتى انتهى إلى المسجد فطاف بالبيت وصلى، والمطعم وولده محدقون به بالسلاح، حتى انصرف إلى بيته. مشرك من ناقضي الصحيفة ختم مروءته بإجارة النبي يوم خذله الأقربون؛ ومات على شركه قبل بدر، فلما وقف ﷺ على أسارى بدر قال: "لو كان المطعم بن عدي حيا ثم كلمني في هؤلاء النتنى لتركتهم له".</w:t>
       </w:r>
       <w:r>
         <w:rPr>
@@ -12385,7 +12369,7 @@
           <w:szCs w:val="26"/>
           <w:rtl/>
         </w:rPr>
-        <w:t xml:space="preserve">ويذكر أهل السير أنه أتى في منازلهم كندة وكلبا وبني حنيفة فلم يقبل منه أحد. ومن تلك المواسم مجلس كاد أن يكون فتحا ثم رده صاحبه: عرض نفسه على بني عامر بن صعصعة، فقال قائل منهم: والله لو أني أخذت هذا الفتى من قريش لأكلت به العرب. ثم قالوا: أرأيت إن نحن بايعناك على أمرك، ثم أظهرك الله على من خالفك، أيكون لنا الأمر من بعدك؟ قال: "الأمر إلى الله، يضعه حيث يشاء". فقالوا: أفنهدف نحورنا للعرب دونك، فإذا أظهرك الله كان الأمر لغيرنا؟ لا حاجة لنا بأمرك. فأبوا عليه.</w:t>
+        <w:t xml:space="preserve">وأتى في منازلهم كندة وكلبا وبني حنيفة فلم يقبل منه أحد. ومن تلك المواسم مجلس كاد أن يكون فتحا ثم رده صاحبه: عرض نفسه على بني عامر بن صعصعة، فقال قائل منهم: والله لو أني أخذت هذا الفتى من قريش لأكلت به العرب. ثم قالوا: أرأيت إن نحن بايعناك على أمرك، ثم أظهرك الله على من خالفك، أيكون لنا الأمر من بعدك؟ قال: "الأمر إلى الله، يضعه حيث يشاء". فقالوا: أفنهدف نحورنا للعرب دونك، فإذا أظهرك الله كان الأمر لغيرنا؟ لا حاجة لنا بأمرك. فأبوا عليه.</w:t>
       </w:r>
       <w:r>
         <w:rPr>
@@ -12479,23 +12463,7 @@
           <w:szCs w:val="26"/>
           <w:rtl/>
         </w:rPr>
-        <w:t xml:space="preserve">وفي أطراف الجزيرة، على بعد ليال من مكة، مدينة بين حرتين قد أنهكت أهلها الحروب، وفيهم من يهود من يتوعدهم بنبي قد أظل زمانه. ولم يكن قد جاء منها إلى الموقف أحد بعد؛ وسيجيء نفر منهم في الموسم كما يجيء الناس، فيلقاهم عند العقبة رجل اعتاد أن يرد.</w:t>
-      </w:r>
-    </w:p>
-    <w:p>
-      <w:pPr>
-        <w:bidi/>
-        <w:spacing w:after="180" w:line="360"/>
-        <w:jc w:val="both"/>
-      </w:pPr>
-      <w:r>
-        <w:rPr>
-          <w:rFonts w:ascii="Arial" w:cs="Arial" w:eastAsia="Arial" w:hAnsi="Arial"/>
-          <w:sz w:val="26"/>
-          <w:szCs w:val="26"/>
-          <w:rtl/>
-        </w:rPr>
-        <w:t xml:space="preserve">وسيكون ذلك آخر مرة يرد فيها.</w:t>
+        <w:t xml:space="preserve">وفي أطراف الجزيرة، على بعد ليال من مكة، مدينة بين حرتين قد أنهكت أهلها الحروب، وفيهم من يهود من يتوعدهم بنبي قد أظل زمانه. ولم يكن قد جاء منها إلى الموقف أحد بعد؛ والرجل الذي اعتاد أن يُرد واقف عند العقبة في كل موسم.</w:t>
       </w:r>
     </w:p>
     <w:p>
@@ -13896,7 +13864,7 @@
           <w:szCs w:val="26"/>
           <w:rtl/>
         </w:rPr>
-        <w:t xml:space="preserve">ويذكر أهل السير أنه أمر عليا فبات على فراشه ببرده الأخضر، وخرج من بينهم.</w:t>
+        <w:t xml:space="preserve">وأمر عليا فبات على فراشه ببرده الأخضر، وخرج من بينهم.</w:t>
       </w:r>
       <w:r>
         <w:rPr>
@@ -15599,7 +15567,7 @@
           <w:szCs w:val="26"/>
           <w:rtl/>
         </w:rPr>
-        <w:t xml:space="preserve">وسمى أهل المغازي ما خرج فيه ﷺ بنفسه غزوة، وما بعث فيه غيره سرية. ثم غزا ﷺ الأبواء أول مغازيه بنفسه، ثم بواطا في مئتين من أصحابه، ثم العشيرة من بطن ينبع؛ يعترض عيرات قريش الذاهبة شمالا فتسبقه بقليل، ويوادع في طريقه بني ضمرة وبني مدلج كتب موادعة.</w:t>
+        <w:t xml:space="preserve">وسمى الناس ما خرج فيه ﷺ بنفسه غزوة، وما بعث فيه غيره سرية. ثم غزا ﷺ الأبواء أول مغازيه بنفسه، ثم بواطا في مئتين من أصحابه، ثم العشيرة من بطن ينبع؛ يعترض عيرات قريش الذاهبة شمالا فتسبقه بقليل، ويوادع في طريقه بني ضمرة وبني مدلج كتب موادعة.</w:t>
       </w:r>
       <w:r>
         <w:rPr>
@@ -17940,7 +17908,7 @@
           <w:szCs w:val="26"/>
           <w:rtl/>
         </w:rPr>
-        <w:t xml:space="preserve">وجلس أبو سفيان بن الحارث - ابن عم رسول الله ﷺ، وكان شهد بدرا مع المشركين ثم أفلت - إلى أبي لهب فقال له: هلم إلي، فعندك الخبر. قال: والله ما هو إلا أن لقينا القوم فمنحناهم أكتافنا يقتلون ويأسرون كيف شاؤوا؛ وايم الله ما لمت الناس: لقينا رجالا بيضا على خيل بلق - يخالط بياضها لون آخر - بين السماء والأرض، ما تليق شيئا - ما تبقي على شيء - ولا يقوم لها شيء. فرفع أبو رافع - غلام العباس، وكان قد أسلم يكتم إسلامه - طنب الحجرة وقال: تلك والله الملائكة. فرفع أبو لهب يده فضرب وجهه وبرك عليه يضربه، فقامت أم الفضل - امرأة العباس - إلى عمود فضربته ضربة فلقت في رأسه شجة، وقالت: تستضعفه أن غاب سيده عنه. ويذكر أهل السير أن الله سلط عليه بعدها قرحة العدسة - قرحة كانت العرب تتقي عدواها - فمات بها، فتركه ابناه ثلاثا حتى أنتن، ثم دفع في حفرة وقذف عليه بالحجارة.</w:t>
+        <w:t xml:space="preserve">وجلس أبو سفيان بن الحارث - ابن عم رسول الله ﷺ، وكان شهد بدرا مع المشركين ثم أفلت - إلى أبي لهب فقال له: هلم إلي، فعندك الخبر. قال: والله ما هو إلا أن لقينا القوم فمنحناهم أكتافنا يقتلون ويأسرون كيف شاؤوا؛ وايم الله ما لمت الناس: لقينا رجالا بيضا على خيل بلق - يخالط بياضها لون آخر - بين السماء والأرض، ما تليق شيئا - ما تبقي على شيء - ولا يقوم لها شيء. فرفع أبو رافع - غلام العباس، وكان قد أسلم يكتم إسلامه - طنب الحجرة وقال: تلك والله الملائكة. فرفع أبو لهب يده فضرب وجهه وبرك عليه يضربه، فقامت أم الفضل - امرأة العباس - إلى عمود فضربته ضربة فلقت في رأسه شجة، وقالت: تستضعفه أن غاب سيده عنه. وسلط الله عليه بعدها قرحة العدسة - قرحة كانت العرب تتقي عدواها - فمات بها، فتركه ابناه ثلاثا حتى أنتن، ثم دفع في حفرة وقذف عليه بالحجارة.</w:t>
       </w:r>
       <w:r>
         <w:rPr>
@@ -20627,7 +20595,7 @@
           <w:szCs w:val="26"/>
           <w:rtl/>
         </w:rPr>
-        <w:t xml:space="preserve"> رؤيا نبي ورؤيا الأنبياء وحي: سيف ينقطع صدره ثم يعود أحسن ما كان، وبقر تنحر؛ عبرت قبل يومها بمصاب يقع ثم عاقبة تحسن. ويذكر أهل السير أنه قال: "رأيت أني في درع حصينة فأولتها المدينة".</w:t>
+        <w:t xml:space="preserve"> رؤيا نبي ورؤيا الأنبياء وحي: سيف ينقطع صدره ثم يعود أحسن ما كان، وبقر تنحر؛ عبرت قبل يومها بمصاب يقع ثم عاقبة تحسن. وقال: "رأيت أني في درع حصينة فأولتها المدينة".</w:t>
       </w:r>
       <w:r>
         <w:rPr>
@@ -28427,6 +28395,24 @@
     <w:p>
       <w:pPr>
         <w:bidi/>
+        <w:spacing w:after="180" w:line="360"/>
+        <w:jc w:val="both"/>
+      </w:pPr>
+      <w:r>
+        <w:rPr>
+          <w:rFonts w:ascii="Arial" w:cs="Arial" w:eastAsia="Arial" w:hAnsi="Arial"/>
+          <w:b/>
+          <w:bCs/>
+          <w:sz w:val="26"/>
+          <w:szCs w:val="26"/>
+          <w:rtl/>
+        </w:rPr>
+        <w:t xml:space="preserve">حلف المجروح في ابنته أن يقطع معروفه عن جارحها؛ فجاءه النداء لا يذكّره بجرحه، بل بمعدنه: أنت من أهل الفضل؛ فرجع إلى معدنه ورد العطاء.</w:t>
+      </w:r>
+    </w:p>
+    <w:p>
+      <w:pPr>
+        <w:bidi/>
         <w:spacing w:after="200" w:before="360"/>
         <w:jc w:val="left"/>
       </w:pPr>
@@ -28592,7 +28578,7 @@
           <w:szCs w:val="26"/>
           <w:rtl/>
         </w:rPr>
-        <w:t xml:space="preserve">وما سلمت المدينة من غدر يجيء في ثياب الحاجة: قدم عليها نفر من عكل وعرينة - قبيلتين من أهل البادية - ثمانية، فأسلموا وأظهروا الإسلام وبايعوا، واجتووا المدينة - استوخموا هواءها فمرضوا وسقمت أبدانهم؛ فرحمهم ﷺ وأمر لهم بلقاح - نوق ذوات لبن من إبل الصدقة - وأمرهم أن يخرجوا إلى مراعيها فيشربوا من أبوالها وألبانها يتداووا بها. فخرجوا فشربوا حتى صحوا وسمنوا؛ فلما صحت أبدانهم كفروا بعد إسلامهم، وقتلوا راعي النبي ﷺ واستاقوا النعم؛ ويذكر أهل السير أنهم سملوا أعين الرعاة - فقؤوها بالحديد - ومثلوا بهم.</w:t>
+        <w:t xml:space="preserve">وما سلمت المدينة من غدر يجيء في ثياب الحاجة: قدم عليها نفر من عكل وعرينة - قبيلتين من أهل البادية - ثمانية، فأسلموا وأظهروا الإسلام وبايعوا، واجتووا المدينة - استوخموا هواءها فمرضوا وسقمت أبدانهم؛ فرحمهم ﷺ وأمر لهم بلقاح - نوق ذوات لبن من إبل الصدقة - وأمرهم أن يخرجوا إلى مراعيها فيشربوا من أبوالها وألبانها يتداووا بها. فخرجوا فشربوا حتى صحوا وسمنوا؛ فلما صحت أبدانهم كفروا بعد إسلامهم، وقتلوا راعي النبي ﷺ واستاقوا النعم؛ وسملوا أعين الرعاة - فقؤوها بالحديد - ومثلوا بهم.</w:t>
       </w:r>
     </w:p>
     <w:p>
@@ -29058,7 +29044,7 @@
           <w:szCs w:val="26"/>
           <w:rtl/>
         </w:rPr>
-        <w:t xml:space="preserve">ودنا الركب المحرم من حمى مكة، بين رؤيا تعد بالدخول وقوم أقسموا على الصد؛ وعلى فصل ما بين الأمرين ستدور أيام عجيبة.</w:t>
+        <w:t xml:space="preserve">ودنا الركب المحرم من حمى مكة، بين رؤيا تعد بالدخول وقوم أقسموا على الصد.</w:t>
       </w:r>
     </w:p>
     <w:p>
@@ -29693,7 +29679,7 @@
           <w:szCs w:val="26"/>
           <w:rtl/>
         </w:rPr>
-        <w:t xml:space="preserve">ثم جاء ما يفرج: لم يكن الخبر صحيحا؛ عثمان حي، ورجع إلى المعسكر سالما. غير أن البيعة كانت قد تمت وقيدت في السماء؛ فما ذهبت مبايعة الألف وأربعمئة على الموت باطلا، وسيأتي في محكم التنزيل ذكرها.</w:t>
+        <w:t xml:space="preserve">ثم جاء ما يفرج: لم يكن الخبر صحيحا؛ عثمان حي، ورجع إلى المعسكر سالما. غير أن البيعة كانت قد تمت وقيدت في السماء؛ فما ذهبت مبايعة الألف وأربعمئة على الموت باطلا.</w:t>
       </w:r>
     </w:p>
     <w:p>
@@ -30220,7 +30206,7 @@
           <w:szCs w:val="26"/>
           <w:rtl/>
         </w:rPr>
-        <w:t xml:space="preserve">رجل واحد على ساحل خال، بينه وبين مكة رمال وبينه وبين المدينة عهد؛ ما ملك إلا سيفا انتزعه من طالبه، وكلمة سمعها فبنى عليها: مسعر حرب لو كان له أحد. وسيجيء "الأحد" الذي أشير إليه من كل فج، رجلا بعد رجل، حتى يصير الواحد عصابة.</w:t>
+        <w:t xml:space="preserve">رجل واحد على ساحل خال، بينه وبين مكة رمال وبينه وبين المدينة عهد؛ ما ملك إلا سيفا انتزعه من طالبه، وكلمة سمعها فبنى عليها: مسعر حرب لو كان له أحد.</w:t>
       </w:r>
     </w:p>
     <w:p>
@@ -31269,7 +31255,7 @@
           <w:szCs w:val="26"/>
           <w:rtl/>
         </w:rPr>
-        <w:t xml:space="preserve"> عفا عن نفسه فيما أريد به وحده؛ ويذكر أهل السير أنها دفعت بعد ببشر فقتلت به قصاصا. وبقي أثر السم في الجسد الشريف على السنين؛ كان ﷺ يقول في مرضه الذي مات فيه: "يا عائشة، ما أزال أجد ألم الطعام الذي أكلت بخيبر؛ فهذا أوان وجدت انقطاع أبهري من ذلك السم".</w:t>
+        <w:t xml:space="preserve"> عفا عن نفسه فيما أريد به وحده؛ فلما مات بشر من أكلته دفعت به فقتلت قصاصا. وبقي أثر السم في الجسد الشريف على السنين؛ كان ﷺ يقول في مرضه الذي مات فيه: "يا عائشة، ما أزال أجد ألم الطعام الذي أكلت بخيبر؛ فهذا أوان وجدت انقطاع أبهري من ذلك السم".</w:t>
       </w:r>
       <w:r>
         <w:rPr>
@@ -31629,7 +31615,7 @@
           <w:szCs w:val="26"/>
           <w:rtl/>
         </w:rPr>
-        <w:t xml:space="preserve">وكانت أيام مكة الثلاث قد جرت على شرطها: القوم في رؤوس الجبال يرقبون، والمسلمون في الوادي يطوفون ويصلون، ولا سلاح إلا سيوف الراكب في قربها. ولتلك الأيام بقية خبر تروى: قال ﷺ لأهل مكة حين جاؤوا يستعجلون خروجه: "ما عليكم لو تركتموني فأعرست بين أظهركم - بنيت بأهلي فيكم - وصنعنا لكم طعاما فحضرتموه؟" دعوة تصل ما قطعوا: عرس يجمع المهاجر بقومه على طعام. فقالوا: لا حاجة لنا في طعامك؛ فاخرج عنا. فلما مضى الأجل أتوا عليا: قل لصاحبك اخرج عنا؛ فقد مضى الأجل.</w:t>
+        <w:t xml:space="preserve">وكانت أيام مكة الثلاث قد جرت على شرطها: القوم في رؤوس الجبال يرقبون، والمسلمون في الوادي يطوفون ويصلون، ولا سلاح معهم إلا سيوف المسافر في أغمادها، كما كتب في الشرط. ولتلك الأيام بقية خبر تروى: قال ﷺ لأهل مكة حين جاؤوا يستعجلون خروجه: "ما عليكم لو تركتموني فأعرست بين أظهركم - بنيت بأهلي فيكم - وصنعنا لكم طعاما فحضرتموه؟" دعوة تصل ما قطعوا: عرس يجمع المهاجر بقومه على طعام. فقالوا: لا حاجة لنا في طعامك؛ فاخرج عنا. فلما مضى الأجل أتوا عليا: قل لصاحبك اخرج عنا؛ فقد مضى الأجل.</w:t>
       </w:r>
       <w:r>
         <w:rPr>

--- a/hina-saqatat/حين_سقطت_الأصنام_موسع.docx
+++ b/hina-saqatat/حين_سقطت_الأصنام_موسع.docx
@@ -30159,29 +30159,44 @@
           <w:szCs w:val="26"/>
           <w:rtl/>
         </w:rPr>
-        <w:t xml:space="preserve">ورجع الجيش إلى المدينة، وقام الصلح على سوقه؛ وجاء أول من امتحن به بعد الرجوع: أبو بصير - رجل من قريش أسلم وأفلت من مكة إلى المدينة - فأرسلت قريش في طلبه رجلين، وكتبوا: العهد الذي جعلت لنا. فما وجد المستجير إلا الوفاء: دفعه ﷺ إلى الرجلين على الشرط.</w:t>
-      </w:r>
-    </w:p>
-    <w:p>
-      <w:pPr>
-        <w:bidi/>
-        <w:spacing w:after="180" w:line="360"/>
-        <w:jc w:val="both"/>
-      </w:pPr>
-      <w:r>
-        <w:rPr>
-          <w:rFonts w:ascii="Arial" w:cs="Arial" w:eastAsia="Arial" w:hAnsi="Arial"/>
-          <w:sz w:val="26"/>
-          <w:szCs w:val="26"/>
-          <w:rtl/>
-        </w:rPr>
-        <w:t xml:space="preserve">دفع رجلا جاءه مسلما مستجيرا إلى طالبيه والعين تنظر؛ هذا ثمن الكلمة التي أعطيت في الكتاب، والوفاء في هذا الدين لا يعرف الاستثناء المريح. فخرج الرجلان بأسيرهما راجعين إلى مكة، حتى بلغوا ذا الحليفة - على أميال من المدينة - فنزلوا يأكلون من تمر لهم، فقال أبو بصير لأحدهما: والله إني لأرى سيفك هذا يا فلان جيدا. فاستله الآخر فقال: أجل، لقد جربت به ثم جربت. فقال أبو بصير: أرني أنظر إليه. فأمكنه منه، فضربه به حتى برد - حتى مات. وفر الآخر حتى دخل المسجد يعدو، فقال ﷺ حين رآه: "لقد رأى هذا ذعرا" - قرأ الفزع في وجه العادي قبل أن ينطق. فقال: قتل والله صاحبي وإني لمقتول. فما لبث أن جاء أبو بصير متقلدا السيف فقال: يا نبي الله، قد والله أوفى الله ذمتك؛ قد رددتني إليهم فبرئت من العهد، ثم أنجاني الله منهم. فقه رجل مطارد: الرد وقع فتم الوفاء، ونجاته بعد ذلك ليست في الكتاب. فقال النبي ﷺ: "ويل أمه مسعر حرب - موقدها الذي يسعرها - لو كان له أحد" - لو كان معه رجال. فلما سمعها عرف أنه سيرده إليهم إن جاء طلبهم، وسمع فيها ما يفتح الباب: مسعر حرب لو كان له أحد؛ فخرج من المدينة لا يريدها، حتى نزل سيف البحر - ساحله على طريق عير قريش إلى الشام.</w:t>
+        <w:t xml:space="preserve">ورجع الجيش إلى المدينة، وقام الصلح على سوقه؛ وجاء أول من امتحن به بعد الرجوع: أبو بصير - رجل من قريش أسلم وأفلت من مكة إلى المدينة - فأرسلت قريش في طلبه رجلين: رجلا من بني عامر ومعه مولى له، يحملان كتابا واحدا: العهد الذي جعلت لنا. رجلان فقط؛ ما احتاجا إلى جيش، يكفيهما أن العهد مكتوب. ووفى ﷺ بما كتب: دفع الرجل إلى طالبيه، والناس في المسجد يرون مسلما يقاد إلى مكة ولا يملكون له شيئا؛ الغضب في الصدور، والعهد فوق الغضب.</w:t>
+      </w:r>
+    </w:p>
+    <w:p>
+      <w:pPr>
+        <w:bidi/>
+        <w:spacing w:after="180" w:line="360"/>
+        <w:jc w:val="both"/>
+      </w:pPr>
+      <w:r>
+        <w:rPr>
+          <w:rFonts w:ascii="Arial" w:cs="Arial" w:eastAsia="Arial" w:hAnsi="Arial"/>
+          <w:sz w:val="26"/>
+          <w:szCs w:val="26"/>
+          <w:rtl/>
+        </w:rPr>
+        <w:t xml:space="preserve">دفع رجلا جاءه مسلما مستجيرا إلى طالبيه والعين تنظر؛ هذا ثمن الكلمة التي أعطيت في الكتاب، والوفاء في هذا الدين لا يعرف الاستثناء المريح. فخرج الرجلان بأسيرهما راجعين إلى مكة، حتى بلغوا ذا الحليفة - على أميال من المدينة - فنزلوا يأكلون من تمر لهم، فقال أبو بصير لأحدهما: والله إني لأرى سيفك هذا يا فلان جيدا. فاستله الآخر فقال: أجل، لقد جربت به ثم جربت. فقال أبو بصير: أرني أنظر إليه. فأمكنه منه، فضربه به حتى برد - حتى مات. وفر الآخر حتى دخل المسجد يعدو، فقال ﷺ حين رآه: "لقد رأى هذا ذعرا" - قرأ الفزع في وجه العادي قبل أن ينطق. فقال: قتل والله صاحبي وإني لمقتول. فما لبث أن جاء أبو بصير متقلدا السيف فقال: يا نبي الله، قد والله أوفى الله ذمتك؛ قد رددتني إليهم فبرئت من العهد، ثم أنجاني الله منهم. فقه رجل مطارد: الرد وقع فتم الوفاء، ونجاته بعد ذلك ليست في الكتاب. فقال النبي ﷺ: "ويل أمه مسعر حرب - موقدها الذي يسعرها - لو كان له أحد" - لو كان معه رجال. فلما سمعها عرف أنه سيرده إليهم إن جاء طلبهم، وسمع فيها ما يفتح الباب: مسعر حرب لو كان له أحد؛ فخرج من المدينة لا يريدها، حتى نزل سيف البحر - ساحله على طريق عير قريش إلى الشام - بناحية يقال لها العيص.</w:t>
       </w:r>
       <w:r>
         <w:rPr>
           <w:rStyle w:val="FootnoteReference"/>
         </w:rPr>
         <w:footnoteReference w:id="605"/>
+      </w:r>
+      <w:r>
+        <w:rPr>
+          <w:rFonts w:ascii="Arial" w:cs="Arial" w:eastAsia="Arial" w:hAnsi="Arial"/>
+          <w:sz w:val="26"/>
+          <w:szCs w:val="26"/>
+          <w:rtl/>
+        </w:rPr>
+        <w:t xml:space="preserve"> ما اختار مكانه عبثا: ما رجع إلى مكة، ولا استخفى في بادية بعيدة؛ جلس حيث تمر تجارة القوم الذين أخرجوه، في أرض لا يحكمها عهد ولا تبلغها صحيفة.</w:t>
+      </w:r>
+      <w:r>
+        <w:rPr>
+          <w:rStyle w:val="FootnoteReference"/>
+        </w:rPr>
+        <w:footnoteReference w:id="606"/>
       </w:r>
       <w:r>
         <w:rPr>
@@ -30280,7 +30295,7 @@
         <w:rPr>
           <w:rStyle w:val="FootnoteReference"/>
         </w:rPr>
-        <w:footnoteReference w:id="606"/>
+        <w:footnoteReference w:id="607"/>
       </w:r>
       <w:r>
         <w:rPr>
@@ -30295,7 +30310,7 @@
         <w:rPr>
           <w:rStyle w:val="FootnoteReference"/>
         </w:rPr>
-        <w:footnoteReference w:id="607"/>
+        <w:footnoteReference w:id="608"/>
       </w:r>
       <w:r>
         <w:rPr>
@@ -30310,7 +30325,7 @@
         <w:rPr>
           <w:rStyle w:val="FootnoteReference"/>
         </w:rPr>
-        <w:footnoteReference w:id="608"/>
+        <w:footnoteReference w:id="609"/>
       </w:r>
     </w:p>
     <w:p>
@@ -30378,13 +30393,13 @@
           <w:szCs w:val="26"/>
           <w:rtl/>
         </w:rPr>
-        <w:t xml:space="preserve">وبقي من مسائل الصلح باب النساء: جاءت المؤمنات مهاجرات على عهد الهدنة؛ وكانت أم كلثوم بنت عقبة بن أبي معيط - بنت عدو الله الذي أمضي فيه حكم بدر، خرجت مؤمنة من دار أبيها - ممن خرج إلى رسول الله ﷺ وهي عاتق - شابة أول ما أدركت، فجاء أهلها يسألونه أن يرجعها إليهم. وكان نص الشرط: لا يأتيك منا رجل وإن كان على دينك إلا رددته؛ فرد يومئذ أبا جندل وأبا بصير على مرارة الرد، وما أتاه أحد من الرجال في تلك المدة إلا رده.</w:t>
-      </w:r>
-      <w:r>
-        <w:rPr>
-          <w:rStyle w:val="FootnoteReference"/>
-        </w:rPr>
-        <w:footnoteReference w:id="609"/>
+        <w:t xml:space="preserve">وبقي من مسائل الصلح باب النساء: جاءت المؤمنات مهاجرات على عهد الهدنة؛ وكانت أم كلثوم بنت عقبة بن أبي معيط - بنت عدو الله الذي أمضي فيه حكم بدر، خرجت مؤمنة من دار أبيها - ممن خرج إلى رسول الله ﷺ وهي عاتق - شابة أول ما أدركت. وما بين مكة والمدينة أيام طويلة في صحراء مكشوفة، يعرف الناس آبارها ويخافون قطاع طريقها، لا يسافر فيها أحد وحده؛ فقطعتها شابة وحدها، هاربة من بيت لا يذكر فيه هذا الدين إلا بالشتم. فجاء أهلها يسألونه أن يرجعها إليهم. وكان نص الشرط: لا يأتيك منا رجل وإن كان على دينك إلا رددته؛ فرد يومئذ أبا جندل وأبا بصير على مرارة الرد، وما أتاه أحد من الرجال في تلك المدة إلا رده.</w:t>
+      </w:r>
+      <w:r>
+        <w:rPr>
+          <w:rStyle w:val="FootnoteReference"/>
+        </w:rPr>
+        <w:footnoteReference w:id="610"/>
       </w:r>
       <w:r>
         <w:rPr>
@@ -30409,13 +30424,13 @@
           <w:szCs w:val="26"/>
           <w:rtl/>
         </w:rPr>
-        <w:t xml:space="preserve">امرأة شابة تقطع الطريق من مكة إلى المدينة فرارا بدينها، من بيت كان أبوه أشد البيوت على هذا الدين؛ فما ورثت العداوة التي مات عليها أبوها، وخرجت من دارها إلى دار من أمضى فيه الحكم. فوقف أمرها على حكم يفصل: أترد إلى قوم يفتنونها عن دينها بلفظ ما ذكر النساء؟ فنزل الفصل من فوق: "يا أيها الذين آمنوا إذا جاءكم المؤمنات مهاجرات فامتحنوهن، الله أعلم بإيمانهن؛ فإن علمتموهن مؤمنات فلا ترجعوهن إلى الكفار، لا هن حل لهم ولا هم يحلون لهن، وآتوهم ما أنفقوا". فامتحنت المهاجرات على ما بينت الآية، ثم لم يرجعها إليهم لما أنزل الله فيهن؛</w:t>
-      </w:r>
-      <w:r>
-        <w:rPr>
-          <w:rStyle w:val="FootnoteReference"/>
-        </w:rPr>
-        <w:footnoteReference w:id="610"/>
+        <w:t xml:space="preserve">امرأة شابة تقطع الطريق من مكة إلى المدينة فرارا بدينها، من بيت كان أبوه أشد البيوت على هذا الدين؛ فما ورثت العداوة التي مات عليها أبوها، وخرجت من دارها إلى دار من أمضى فيه الحكم. فوقف أمرها على حكم يفصل: أترد إلى قوم يفتنونها عن دينها بلفظ ما ذكر النساء؟ فنزل الفصل من فوق: "يا أيها الذين آمنوا إذا جاءكم المؤمنات مهاجرات فامتحنوهن، الله أعلم بإيمانهن؛ فإن علمتموهن مؤمنات فلا ترجعوهن إلى الكفار، لا هن حل لهم ولا هم يحلون لهن، وآتوهم ما أنفقوا". فامتحنت المهاجرات على ما بينت الآية: تسأل المرأة عما أخرجها، أللدين خرجت أم غضبا من زوج أو طلبا لدنيا؛ والسرائر بعد ذلك إلى الله وحده. ثم لم يرجعها إليهم لما أنزل الله فيهن؛</w:t>
+      </w:r>
+      <w:r>
+        <w:rPr>
+          <w:rStyle w:val="FootnoteReference"/>
+        </w:rPr>
+        <w:footnoteReference w:id="611"/>
       </w:r>
       <w:r>
         <w:rPr>
@@ -30430,7 +30445,7 @@
         <w:rPr>
           <w:rStyle w:val="FootnoteReference"/>
         </w:rPr>
-        <w:footnoteReference w:id="611"/>
+        <w:footnoteReference w:id="612"/>
       </w:r>
       <w:r>
         <w:rPr>
@@ -30474,6 +30489,28 @@
           <w:rtl/>
         </w:rPr>
         <w:t xml:space="preserve">وفى المسلمون بحرف كتابهم في الرجال على مرارته، حتى إذا جاء ما لم يكتب حكمت فيه السماء: المؤمنة الممتحنة لا ترد إلى من لا يحل لها ولا تحل له، والمال يرد فلا يظلم منفق؛ عدل يمسك طرفي العقد جميعا. وقطعت الآية ما بقي من عصم الجاهلية بين المسلمين وأزواج تركوهن على الشرك؛ فتصرمت البيوت المفترقة الدين على حكم بين.</w:t>
+      </w:r>
+    </w:p>
+    <w:p>
+      <w:pPr>
+        <w:bidi/>
+        <w:spacing w:after="180" w:line="360"/>
+        <w:jc w:val="both"/>
+      </w:pPr>
+      <w:r>
+        <w:rPr>
+          <w:rFonts w:ascii="Arial" w:cs="Arial" w:eastAsia="Arial" w:hAnsi="Arial"/>
+          <w:sz w:val="26"/>
+          <w:szCs w:val="26"/>
+          <w:rtl/>
+        </w:rPr>
+        <w:t xml:space="preserve">ورجع الرجلان إلى مكة بغير ما جاءا له، وصار طريق النساء المؤمنات مفتوحا لا يغلقه شرط؛ وتزوجت أم كلثوم في المدينة، وصار لها بيت في القوم الذين هربت إليهم بعد بيت أبيها الذي هربت منه.</w:t>
+      </w:r>
+      <w:r>
+        <w:rPr>
+          <w:rStyle w:val="FootnoteReference"/>
+        </w:rPr>
+        <w:footnoteReference w:id="613"/>
       </w:r>
     </w:p>
     <w:p>
@@ -30529,7 +30566,7 @@
         <w:rPr>
           <w:rStyle w:val="FootnoteReference"/>
         </w:rPr>
-        <w:footnoteReference w:id="612"/>
+        <w:footnoteReference w:id="614"/>
       </w:r>
       <w:r>
         <w:rPr>
@@ -30544,7 +30581,7 @@
         <w:rPr>
           <w:rStyle w:val="FootnoteReference"/>
         </w:rPr>
-        <w:footnoteReference w:id="613"/>
+        <w:footnoteReference w:id="615"/>
       </w:r>
       <w:r>
         <w:rPr>
@@ -30593,7 +30630,7 @@
         <w:rPr>
           <w:rStyle w:val="FootnoteReference"/>
         </w:rPr>
-        <w:footnoteReference w:id="614"/>
+        <w:footnoteReference w:id="616"/>
       </w:r>
       <w:r>
         <w:rPr>
@@ -30608,7 +30645,7 @@
         <w:rPr>
           <w:rStyle w:val="FootnoteReference"/>
         </w:rPr>
-        <w:footnoteReference w:id="615"/>
+        <w:footnoteReference w:id="617"/>
       </w:r>
       <w:r>
         <w:rPr>
@@ -30623,7 +30660,7 @@
         <w:rPr>
           <w:rStyle w:val="FootnoteReference"/>
         </w:rPr>
-        <w:footnoteReference w:id="616"/>
+        <w:footnoteReference w:id="618"/>
       </w:r>
       <w:r>
         <w:rPr>
@@ -30723,7 +30760,7 @@
         <w:rPr>
           <w:rStyle w:val="FootnoteReference"/>
         </w:rPr>
-        <w:footnoteReference w:id="617"/>
+        <w:footnoteReference w:id="619"/>
       </w:r>
     </w:p>
     <w:p>
@@ -30745,7 +30782,7 @@
         <w:rPr>
           <w:rStyle w:val="FootnoteReference"/>
         </w:rPr>
-        <w:footnoteReference w:id="618"/>
+        <w:footnoteReference w:id="620"/>
       </w:r>
     </w:p>
     <w:p>
@@ -30767,7 +30804,7 @@
         <w:rPr>
           <w:rStyle w:val="FootnoteReference"/>
         </w:rPr>
-        <w:footnoteReference w:id="619"/>
+        <w:footnoteReference w:id="621"/>
       </w:r>
     </w:p>
     <w:p>
@@ -30825,7 +30862,7 @@
         <w:rPr>
           <w:rStyle w:val="FootnoteReference"/>
         </w:rPr>
-        <w:footnoteReference w:id="620"/>
+        <w:footnoteReference w:id="622"/>
       </w:r>
       <w:r>
         <w:rPr>
@@ -30840,7 +30877,7 @@
         <w:rPr>
           <w:rStyle w:val="FootnoteReference"/>
         </w:rPr>
-        <w:footnoteReference w:id="621"/>
+        <w:footnoteReference w:id="623"/>
       </w:r>
     </w:p>
     <w:p>
@@ -30862,7 +30899,7 @@
         <w:rPr>
           <w:rStyle w:val="FootnoteReference"/>
         </w:rPr>
-        <w:footnoteReference w:id="622"/>
+        <w:footnoteReference w:id="624"/>
       </w:r>
     </w:p>
     <w:p>
@@ -30884,7 +30921,7 @@
         <w:rPr>
           <w:rStyle w:val="FootnoteReference"/>
         </w:rPr>
-        <w:footnoteReference w:id="623"/>
+        <w:footnoteReference w:id="625"/>
       </w:r>
       <w:r>
         <w:rPr>
@@ -30899,7 +30936,7 @@
         <w:rPr>
           <w:rStyle w:val="FootnoteReference"/>
         </w:rPr>
-        <w:footnoteReference w:id="624"/>
+        <w:footnoteReference w:id="626"/>
       </w:r>
       <w:r>
         <w:rPr>
@@ -30982,7 +31019,7 @@
         <w:rPr>
           <w:rStyle w:val="FootnoteReference"/>
         </w:rPr>
-        <w:footnoteReference w:id="625"/>
+        <w:footnoteReference w:id="627"/>
       </w:r>
       <w:r>
         <w:rPr>
@@ -30997,7 +31034,7 @@
         <w:rPr>
           <w:rStyle w:val="FootnoteReference"/>
         </w:rPr>
-        <w:footnoteReference w:id="626"/>
+        <w:footnoteReference w:id="628"/>
       </w:r>
       <w:r>
         <w:rPr>
@@ -31028,7 +31065,7 @@
         <w:rPr>
           <w:rStyle w:val="FootnoteReference"/>
         </w:rPr>
-        <w:footnoteReference w:id="627"/>
+        <w:footnoteReference w:id="629"/>
       </w:r>
       <w:r>
         <w:rPr>
@@ -31105,13 +31142,13 @@
           <w:szCs w:val="26"/>
           <w:rtl/>
         </w:rPr>
-        <w:t xml:space="preserve">وغدا علي بالراية حتى ركزها في الرضم - الحجارة المتراكمة - تحت الحصن، وفتح يوم الحصون بمبارزة على سنة الحروب: خرج مرحب - فارس خيبر المذكور في يهود - يخطر بسيفه - يتمايل خيلاء: "قد علمت خيبر أني مرحب، شاكي السلاح بطل مجرب، إذا الحروب أقبلت تلهب". فبرز له عامر بن الأكوع - حادي الركب الذي قيل في ترحمه ليلة المسير: وجبت - يجيبه على وزن رجزه: "قد علمت خيبر أني عامر، شاكي السلاح بطل مغامر". فاختلف الرجزان كما تختلف السيوف، ثم اختلفا ضربتين: فوقع سيف مرحب في ترس عامر، وذهب عامر يسفل له - يضربه من أسفل - فرجع ذباب سيفه على نفسه فقطع أكحله، فكانت فيها نفسه - مات من جرحه. فقال نفر: بطل عمل عامر - حبط أجره - قتل نفسه. فأتى سلمة النبي ﷺ يبكي على عمه وكلمة القوم أثقل عليه من موته: بطل عمل عامر؟ قال: "من قال ذلك؟" قال: ناس من أصحابك. قال: "كذب من قاله؛ بل له أجره مرتين" - أجر المجاهد وأجر الجاهد بنفسه حتى تلفت.</w:t>
-      </w:r>
-      <w:r>
-        <w:rPr>
-          <w:rStyle w:val="FootnoteReference"/>
-        </w:rPr>
-        <w:footnoteReference w:id="628"/>
+        <w:t xml:space="preserve">وغدا علي بالراية حتى ركزها في الرضم - الحجارة المتراكمة - تحت الحصن، وعلى عادة الحروب يومئذ بدأ اليوم بمبارزة: رجل يخرج من هذا الصف ورجل من ذاك، يتقاتلان وحدهما والجيشان ينظران؛ فمن غلب رفع قلوب أصحابه قبل أن يلتقي الجمعان. خرج مرحب - فارس خيبر المذكور في يهود - يخطر بسيفه - يتمايل خيلاء: "قد علمت خيبر أني مرحب، شاكي السلاح بطل مجرب، إذا الحروب أقبلت تلهب" - كلمات موزونة يفاخر بها الفرسان قبل الضربة، يقول فيها: خيبر كلها تعرفني، سلاحي تام، وأنا بطل جربته الحروب. فبرز له عامر بن الأكوع - حادي الركب الذي قيل في ترحمه ليلة المسير: وجبت - يجيبه على وزن رجزه: "قد علمت خيبر أني عامر، شاكي السلاح بطل مغامر". فاختلف الرجزان كما تختلف السيوف، ثم اختلفا ضربتين: فوقع سيف مرحب في ترس عامر، وذهب عامر يسفل له - يضربه من أسفل - فرجع ذباب سيفه على نفسه فقطع من ذراعه عرقا لا يهدأ نزفه متى قطع، فمات من جرحه. فقال نفر: بطل عمل عامر - حبط أجره - قتل نفسه. فأتى سلمة النبي ﷺ يبكي على عمه وكلمة القوم أثقل عليه من موته: بطل عمل عامر؟ قال: "من قال ذلك؟" قال: ناس من أصحابك. قال: "كذب من قاله؛ بل له أجره مرتين" - أجر المجاهد وأجر الجاهد بنفسه حتى تلفت.</w:t>
+      </w:r>
+      <w:r>
+        <w:rPr>
+          <w:rStyle w:val="FootnoteReference"/>
+        </w:rPr>
+        <w:footnoteReference w:id="630"/>
       </w:r>
       <w:r>
         <w:rPr>
@@ -31154,13 +31191,13 @@
           <w:szCs w:val="26"/>
           <w:rtl/>
         </w:rPr>
-        <w:t xml:space="preserve">وعاد مرحب يخطر بين الصفين يطلب البراز، فبرز له علي بالراية الموعودة: "أنا الذي سمتني أمي حيدره، كليث غابات كريه المنظره، أوفيهم بالصاع كيل السندره". فاختلفا ضربات، فضرب علي رأس مرحب فقتله، فسقط فارس خيبر الذي علمت خيبر بيد حامل الراية الموعودة، ثم كان الفتح على يديه كما قيل بالأمس حرفا بحرف؛</w:t>
-      </w:r>
-      <w:r>
-        <w:rPr>
-          <w:rStyle w:val="FootnoteReference"/>
-        </w:rPr>
-        <w:footnoteReference w:id="629"/>
+        <w:t xml:space="preserve">وعاد مرحب يخطر بين الصفين يطلب البراز، فبرز له علي بالراية الموعودة: "أنا الذي سمتني أمي حيدره، كليث غابات كريه المنظره، أوفيهم بالصاع كيل السندره" - يقول: أنا الذي سمته أمه الأسد يوم ولد، أقبل على الخصوم إقبال الليث، وأوفيهم جزاءهم وافيا بلا نقصان. رجزان في ميدان واحد: فخر الفارس بسلاحه وتجربته، وفخر صاحب الراية باسم سمته به أمه؛ ما عدد لنفسه بطولة، وترك فعله يتكلم. فاختلفا ضربات، فضرب علي رأس مرحب فقتله، فسقط فارس خيبر الذي علمت خيبر بيد حامل الراية الموعودة، ثم كان الفتح على يديه كما قيل بالأمس حرفا بحرف؛</w:t>
+      </w:r>
+      <w:r>
+        <w:rPr>
+          <w:rStyle w:val="FootnoteReference"/>
+        </w:rPr>
+        <w:footnoteReference w:id="631"/>
       </w:r>
       <w:r>
         <w:rPr>
@@ -31175,7 +31212,7 @@
         <w:rPr>
           <w:rStyle w:val="FootnoteReference"/>
         </w:rPr>
-        <w:footnoteReference w:id="630"/>
+        <w:footnoteReference w:id="632"/>
       </w:r>
       <w:r>
         <w:rPr>
@@ -31190,7 +31227,7 @@
         <w:rPr>
           <w:rStyle w:val="FootnoteReference"/>
         </w:rPr>
-        <w:footnoteReference w:id="631"/>
+        <w:footnoteReference w:id="633"/>
       </w:r>
     </w:p>
     <w:p>
@@ -31240,13 +31277,28 @@
           <w:szCs w:val="26"/>
           <w:rtl/>
         </w:rPr>
-        <w:t xml:space="preserve">ولما اطمأن الفتح وسكنت خيبر ووضعت الحرب أوزارها، جاء الغدر الأخير من باب لا يتقيه المنتصرون: باب الطعام والهدية. أتت امرأة من يهود - وقد سألت أي عضو الشاة أحب إليه فقيل: الذراع، فأكثرت فيها السم - رسول الله ﷺ بشاة مصلية مسمومة هدية، فقبلها وأكل منها؛ فلما أكل من الذراع قال: "إن هذه الذراع تخبرني أنها مسمومة"، ثم قال لأصحابه وقد مدوا الأيدي إلى الطعام: "ارفعوا أيديكم". وكان بشر بن البراء بن معرور - ابن الرجل الذي أخذ بيده ليلة العقبة أول من بايع - قد أكل منها لقمته فمات منها. فجيء بها فسألها، فقالت: أردت لأقتلك. قال: "ما كان الله ليسلطك على ذاك". قالوا: ألا نقتلها؟ قال: "لا".</w:t>
-      </w:r>
-      <w:r>
-        <w:rPr>
-          <w:rStyle w:val="FootnoteReference"/>
-        </w:rPr>
-        <w:footnoteReference w:id="632"/>
+        <w:t xml:space="preserve">ولما اطمأن الفتح وسكنت خيبر ووضعت الحرب أوزارها، جاء الغدر الأخير من الباب الذي لا يحذره أحد: باب الطعام. فالمحارب يتقي السيف بدرعه، وأما طعام يقدم هدية بوجه الجوار فما لأحد منه درع؛ والقوم قد وضعوا السلاح وأمنوا أهل الأرض بعد الصلح. أتت امرأة من يهود - وقد سألت أي عضو الشاة أحب إليه فقيل: الذراع، فأكثرت فيها السم - رسول الله ﷺ بشاة مصلية مسمومة هدية، فقبلها وأكل منها؛ فلما أكل من الذراع قال: "إن هذه الذراع تخبرني أنها مسمومة"، ثم قال لأصحابه وقد مدوا الأيدي إلى الطعام: "ارفعوا أيديكم". وكان بشر بن البراء بن معرور - ابن الرجل الذي أخذ بيده ليلة العقبة أول من بايع - قد أكل منها لقمته فمات منها. فجيء بها فسألها، فقالت: أردت لأقتلك؛ قلت في نفسي: إن كان نبيا أخبر، وإن كان ملكا استراح الناس منه.</w:t>
+      </w:r>
+      <w:r>
+        <w:rPr>
+          <w:rStyle w:val="FootnoteReference"/>
+        </w:rPr>
+        <w:footnoteReference w:id="634"/>
+      </w:r>
+      <w:r>
+        <w:rPr>
+          <w:rFonts w:ascii="Arial" w:cs="Arial" w:eastAsia="Arial" w:hAnsi="Arial"/>
+          <w:sz w:val="26"/>
+          <w:szCs w:val="26"/>
+          <w:rtl/>
+        </w:rPr>
+        <w:t xml:space="preserve"> قال: "ما كان الله ليسلطك على ذاك". قالوا: ألا نقتلها؟ قال: "لا".</w:t>
+      </w:r>
+      <w:r>
+        <w:rPr>
+          <w:rStyle w:val="FootnoteReference"/>
+        </w:rPr>
+        <w:footnoteReference w:id="635"/>
       </w:r>
       <w:r>
         <w:rPr>
@@ -31261,7 +31313,7 @@
         <w:rPr>
           <w:rStyle w:val="FootnoteReference"/>
         </w:rPr>
-        <w:footnoteReference w:id="633"/>
+        <w:footnoteReference w:id="636"/>
       </w:r>
     </w:p>
     <w:p>
@@ -31311,13 +31363,28 @@
           <w:szCs w:val="26"/>
           <w:rtl/>
         </w:rPr>
-        <w:t xml:space="preserve">ووقعت صفية بنت حيي بن أخطب - ابنة الرجل الذي أوقد الأحزاب، وقد قتل زوجها يوم خيبر - في السبي، فصارت لدحية ثم صارت لرسول الله ﷺ، فأعتقها وتزوجها وجعل عتقها صداقها؛ وما أولم عليها بلحم ولا خبز: أمر بالأنطاع فبسطت فألقى فيها التمر والأقط والسمن، فكانت وليمته.</w:t>
-      </w:r>
-      <w:r>
-        <w:rPr>
-          <w:rStyle w:val="FootnoteReference"/>
-        </w:rPr>
-        <w:footnoteReference w:id="634"/>
+        <w:t xml:space="preserve">وكانت صفية بنت حيي بن أخطب قد رأت في منامها، وهي بعد عند زوجها بخيبر، قمرا وقع في حجرها؛ فلما حدثت زوجها لطم وجهها وقال: إنك لتمنين ملك يثرب؛ فدخلت على رسول الله ﷺ وأثر اللطمة بعد في وجهها.</w:t>
+      </w:r>
+      <w:r>
+        <w:rPr>
+          <w:rStyle w:val="FootnoteReference"/>
+        </w:rPr>
+        <w:footnoteReference w:id="637"/>
+      </w:r>
+      <w:r>
+        <w:rPr>
+          <w:rFonts w:ascii="Arial" w:cs="Arial" w:eastAsia="Arial" w:hAnsi="Arial"/>
+          <w:sz w:val="26"/>
+          <w:szCs w:val="26"/>
+          <w:rtl/>
+        </w:rPr>
+        <w:t xml:space="preserve"> ووقعت صفية - ابنة الرجل الذي أوقد الأحزاب، وقد قتل زوجها يوم خيبر - في السبي، فصارت لدحية ثم صارت لرسول الله ﷺ، فأعتقها وتزوجها وجعل عتقها صداقها؛ وما أولم عليها بلحم ولا خبز: أمر بالأنطاع فبسطت فألقى فيها التمر والأقط والسمن، فكانت وليمته.</w:t>
+      </w:r>
+      <w:r>
+        <w:rPr>
+          <w:rStyle w:val="FootnoteReference"/>
+        </w:rPr>
+        <w:footnoteReference w:id="638"/>
       </w:r>
       <w:r>
         <w:rPr>
@@ -31366,7 +31433,7 @@
         <w:rPr>
           <w:rStyle w:val="FootnoteReference"/>
         </w:rPr>
-        <w:footnoteReference w:id="635"/>
+        <w:footnoteReference w:id="639"/>
       </w:r>
       <w:r>
         <w:rPr>
@@ -31381,7 +31448,7 @@
         <w:rPr>
           <w:rStyle w:val="FootnoteReference"/>
         </w:rPr>
-        <w:footnoteReference w:id="636"/>
+        <w:footnoteReference w:id="640"/>
       </w:r>
     </w:p>
     <w:p>
@@ -31431,13 +31498,58 @@
           <w:szCs w:val="26"/>
           <w:rtl/>
         </w:rPr>
-        <w:t xml:space="preserve">وكان أبو موسى الأشعري قد بلغه مخرج النبي ﷺ وهو باليمن، فخرج مهاجرا هو وأخوان له فألقتهم سفينتهم إلى النجاشي بالحبشة، فأقاموا عند النجاشي حتى وافقوا جعفر بن أبي طالب وأصحابه في منصرفهم، فقدموا جميعا حين افتتح خيبر: مهاجرة الحبشة الذين غابوا في دار النجاشي بضع عشرة سنة، على رأسهم جعفر بن أبي طالب. فقال ﷺ حين رأى جعفرا: "ما أدري بأيهما أنا أفرح: بفتح خيبر أم بقدوم جعفر"، ثم قام إليه فالتزمه وقبل ما بين عينيه؛ وقسم لأهل السفينة مع أهل الفتح ولم يقسم لغائب سواهم، وقال: "لكم أنتم أهل السفينة هجرتان".</w:t>
-      </w:r>
-      <w:r>
-        <w:rPr>
-          <w:rStyle w:val="FootnoteReference"/>
-        </w:rPr>
-        <w:footnoteReference w:id="637"/>
+        <w:t xml:space="preserve">وكان أبو موسى الأشعري قد بلغه مخرج النبي ﷺ وهو باليمن، فخرج مهاجرا هو وأخوان له في بضع وخمسين رجلا من قومه، فركبوا البحر فألقتهم سفينتهم إلى النجاشي بالحبشة، فأقاموا عنده حتى وافقوا جعفر بن أبي طالب وأصحابه في منصرفهم، فقدموا جميعا حين افتتح خيبر: مهاجرة الحبشة الذين غابوا في دار النجاشي بضع عشرة سنة، على رأسهم جعفر بن أبي طالب. فقال ﷺ حين رأى جعفرا: "ما أدري بأيهما أنا أفرح: بفتح خيبر أم بقدوم جعفر"، ثم قام إليه فالتزمه وقبل ما بين عينيه؛ ودخلت أسماء بنت عميس، امرأة جعفر ومن مهاجرة الحبشة، على حفصة؛ فدخل عمر فقال: من هذه؟ قيل: أسماء. قال: سبقناكم بالهجرة، فنحن أحق برسول الله ﷺ منكم.</w:t>
+      </w:r>
+      <w:r>
+        <w:rPr>
+          <w:rStyle w:val="FootnoteReference"/>
+        </w:rPr>
+        <w:footnoteReference w:id="641"/>
+      </w:r>
+      <w:r>
+        <w:rPr>
+          <w:rFonts w:ascii="Arial" w:cs="Arial" w:eastAsia="Arial" w:hAnsi="Arial"/>
+          <w:sz w:val="26"/>
+          <w:szCs w:val="26"/>
+          <w:rtl/>
+        </w:rPr>
+        <w:t xml:space="preserve"> فغضبت وقالت: كلا والله؛ كنتم مع رسول الله ﷺ يطعم جائعكم ويعظ جاهلكم، وكنا في أرض البعداء البغضاء بالحبشة، وذلك في الله وفي رسوله.</w:t>
+      </w:r>
+      <w:r>
+        <w:rPr>
+          <w:rStyle w:val="FootnoteReference"/>
+        </w:rPr>
+        <w:footnoteReference w:id="641"/>
+      </w:r>
+      <w:r>
+        <w:rPr>
+          <w:rFonts w:ascii="Arial" w:cs="Arial" w:eastAsia="Arial" w:hAnsi="Arial"/>
+          <w:sz w:val="26"/>
+          <w:szCs w:val="26"/>
+          <w:rtl/>
+        </w:rPr>
+        <w:t xml:space="preserve"> فذكرت ذلك للنبي ﷺ فقال: "ليس بأحق بي منكم؛ وله ولأصحابه هجرة واحدة، ولكم أنتم أهل السفينة هجرتان".</w:t>
+      </w:r>
+      <w:r>
+        <w:rPr>
+          <w:rStyle w:val="FootnoteReference"/>
+        </w:rPr>
+        <w:footnoteReference w:id="641"/>
+      </w:r>
+      <w:r>
+        <w:rPr>
+          <w:rFonts w:ascii="Arial" w:cs="Arial" w:eastAsia="Arial" w:hAnsi="Arial"/>
+          <w:sz w:val="26"/>
+          <w:szCs w:val="26"/>
+          <w:rtl/>
+        </w:rPr>
+        <w:t xml:space="preserve"> قالت: فلقد رأيت أبا موسى وأصحاب السفينة يأتونني جماعة بعد جماعة يسألونني عن هذا الحديث؛ ما في الدنيا شيء هم به أفرح منه. وقسم لأهل السفينة مع أهل الفتح ولم يقسم لغائب سواهم.</w:t>
+      </w:r>
+      <w:r>
+        <w:rPr>
+          <w:rStyle w:val="FootnoteReference"/>
+        </w:rPr>
+        <w:footnoteReference w:id="641"/>
       </w:r>
       <w:r>
         <w:rPr>
@@ -31452,7 +31564,7 @@
         <w:rPr>
           <w:rStyle w:val="FootnoteReference"/>
         </w:rPr>
-        <w:footnoteReference w:id="638"/>
+        <w:footnoteReference w:id="642"/>
       </w:r>
     </w:p>
     <w:p>
@@ -31486,7 +31598,37 @@
           <w:szCs w:val="26"/>
           <w:rtl/>
         </w:rPr>
-        <w:t xml:space="preserve">فلما كان ذو القعدة من سنة سبع - وقد دارت سنة كاملة على الصد، في مثل شهر الحديبية الحرام - خرج ﷺ معتمرا عمرة القضاء على شرط العام الماضي، فيمن شهد الحديبية ومن معهم، والهدي يساق أمامه والسلاح في القرب على البند المكتوب؛ وأخلت قريش له مكة ثلاثا وخرجت إلى رؤوس الجبال تنظر.</w:t>
+        <w:t xml:space="preserve">فلما كان ذو القعدة من سنة سبع - وقد دارت سنة كاملة على الصد، في مثل شهر الحديبية الحرام - خرج ﷺ معتمرا عمرة القضاء على شرط العام الماضي، فيمن شهد الحديبية ومن معهم، والهدي يساق أمامه ستين بدنة،</w:t>
+      </w:r>
+      <w:r>
+        <w:rPr>
+          <w:rStyle w:val="FootnoteReference"/>
+        </w:rPr>
+        <w:footnoteReference w:id="643"/>
+      </w:r>
+      <w:r>
+        <w:rPr>
+          <w:rFonts w:ascii="Arial" w:cs="Arial" w:eastAsia="Arial" w:hAnsi="Arial"/>
+          <w:sz w:val="26"/>
+          <w:szCs w:val="26"/>
+          <w:rtl/>
+        </w:rPr>
+        <w:t xml:space="preserve"> والسلاح كما نص الشرط: سيوف في أغمادها لا غير، لا يدخل بها أحد مكة مشهورة؛</w:t>
+      </w:r>
+      <w:r>
+        <w:rPr>
+          <w:rStyle w:val="FootnoteReference"/>
+        </w:rPr>
+        <w:footnoteReference w:id="644"/>
+      </w:r>
+      <w:r>
+        <w:rPr>
+          <w:rFonts w:ascii="Arial" w:cs="Arial" w:eastAsia="Arial" w:hAnsi="Arial"/>
+          <w:sz w:val="26"/>
+          <w:szCs w:val="26"/>
+          <w:rtl/>
+        </w:rPr>
+        <w:t xml:space="preserve"> وأخلت قريش له مكة ثلاثا وخرجت إلى رؤوس الجبال تنظر.</w:t>
       </w:r>
     </w:p>
     <w:p>
@@ -31508,7 +31650,7 @@
         <w:rPr>
           <w:rStyle w:val="FootnoteReference"/>
         </w:rPr>
-        <w:footnoteReference w:id="639"/>
+        <w:footnoteReference w:id="645"/>
       </w:r>
       <w:r>
         <w:rPr>
@@ -31523,7 +31665,7 @@
         <w:rPr>
           <w:rStyle w:val="FootnoteReference"/>
         </w:rPr>
-        <w:footnoteReference w:id="640"/>
+        <w:footnoteReference w:id="646"/>
       </w:r>
     </w:p>
     <w:p>
@@ -31563,7 +31705,7 @@
         <w:rPr>
           <w:rStyle w:val="FootnoteReference"/>
         </w:rPr>
-        <w:footnoteReference w:id="641"/>
+        <w:footnoteReference w:id="647"/>
       </w:r>
     </w:p>
     <w:p>
@@ -31582,6 +31724,22 @@
           <w:rtl/>
         </w:rPr>
         <w:t xml:space="preserve">اختصم ثلاثة في حمل يتيمة كل يريدها لبيته؛ فقضى بينهم قضاء أرضى الثلاثة بثلاث كلمات.</w:t>
+      </w:r>
+    </w:p>
+    <w:p>
+      <w:pPr>
+        <w:bidi/>
+        <w:spacing w:after="180" w:line="360"/>
+        <w:jc w:val="both"/>
+      </w:pPr>
+      <w:r>
+        <w:rPr>
+          <w:rFonts w:ascii="Arial" w:cs="Arial" w:eastAsia="Arial" w:hAnsi="Arial"/>
+          <w:sz w:val="26"/>
+          <w:szCs w:val="26"/>
+          <w:rtl/>
+        </w:rPr>
+        <w:t xml:space="preserve">ثلاثة رجال أقوياء دخلوا في خصومة على حمل طفلة، وخرجوا كلهم راضين: لعلي قرابة، ولجعفر شبه، ولزيد أخوة؛ وذهبت اليتيمة إلى حضن خالتها.</w:t>
       </w:r>
     </w:p>
     <w:p>
@@ -31615,13 +31773,13 @@
           <w:szCs w:val="26"/>
           <w:rtl/>
         </w:rPr>
-        <w:t xml:space="preserve">وكانت أيام مكة الثلاث قد جرت على شرطها: القوم في رؤوس الجبال يرقبون، والمسلمون في الوادي يطوفون ويصلون، ولا سلاح معهم إلا سيوف المسافر في أغمادها، كما كتب في الشرط. ولتلك الأيام بقية خبر تروى: قال ﷺ لأهل مكة حين جاؤوا يستعجلون خروجه: "ما عليكم لو تركتموني فأعرست بين أظهركم - بنيت بأهلي فيكم - وصنعنا لكم طعاما فحضرتموه؟" دعوة تصل ما قطعوا: عرس يجمع المهاجر بقومه على طعام. فقالوا: لا حاجة لنا في طعامك؛ فاخرج عنا. فلما مضى الأجل أتوا عليا: قل لصاحبك اخرج عنا؛ فقد مضى الأجل.</w:t>
-      </w:r>
-      <w:r>
-        <w:rPr>
-          <w:rStyle w:val="FootnoteReference"/>
-        </w:rPr>
-        <w:footnoteReference w:id="642"/>
+        <w:t xml:space="preserve">وكانت أيام مكة الثلاث قد جرت على شرطها. ثلاثة أيام كانت مكة على حالين: قوم فوق الجبال يعدون الساعات على ضيفهم، وقوم في الوادي يطوفون بالبيت الذي منعوا منه سبع سنين ويصلون، ولا سلاح معهم إلا سيوف المسافر في أغمادها، كما كتب في الشرط. ولتلك الأيام بقية خبر تروى: قال ﷺ لأهل مكة حين جاؤوا يستعجلون خروجه: "ما عليكم لو تركتموني فأعرست بين أظهركم - بنيت بأهلي فيكم - وصنعنا لكم طعاما فحضرتموه؟" دعوة تصل ما قطعوا: عرس يجمع المهاجر بقومه على طعام. فقالوا: لا حاجة لنا في طعامك؛ فاخرج عنا. فلما مضى الأجل أتوا عليا: قل لصاحبك اخرج عنا؛ فقد مضى الأجل.</w:t>
+      </w:r>
+      <w:r>
+        <w:rPr>
+          <w:rStyle w:val="FootnoteReference"/>
+        </w:rPr>
+        <w:footnoteReference w:id="648"/>
       </w:r>
       <w:r>
         <w:rPr>
@@ -31652,7 +31810,7 @@
         <w:rPr>
           <w:rStyle w:val="FootnoteReference"/>
         </w:rPr>
-        <w:footnoteReference w:id="643"/>
+        <w:footnoteReference w:id="649"/>
       </w:r>
       <w:r>
         <w:rPr>
@@ -31667,7 +31825,7 @@
         <w:rPr>
           <w:rStyle w:val="FootnoteReference"/>
         </w:rPr>
-        <w:footnoteReference w:id="644"/>
+        <w:footnoteReference w:id="650"/>
       </w:r>
       <w:r>
         <w:rPr>
@@ -31682,37 +31840,67 @@
         <w:rPr>
           <w:rStyle w:val="FootnoteReference"/>
         </w:rPr>
-        <w:footnoteReference w:id="645"/>
-      </w:r>
-      <w:r>
-        <w:rPr>
-          <w:rFonts w:ascii="Arial" w:cs="Arial" w:eastAsia="Arial" w:hAnsi="Arial"/>
-          <w:sz w:val="26"/>
-          <w:szCs w:val="26"/>
-          <w:rtl/>
-        </w:rPr>
-        <w:t xml:space="preserve"> قولان محفوظان يساقان معا على وجهيهما. وخرج من مكة حتى نزل بسرف - على أميال منها في طريق المدينة - فبنى بها هناك خارج الحرم؛</w:t>
-      </w:r>
-      <w:r>
-        <w:rPr>
-          <w:rStyle w:val="FootnoteReference"/>
-        </w:rPr>
-        <w:footnoteReference w:id="646"/>
-      </w:r>
-      <w:r>
-        <w:rPr>
-          <w:rFonts w:ascii="Arial" w:cs="Arial" w:eastAsia="Arial" w:hAnsi="Arial"/>
-          <w:sz w:val="26"/>
-          <w:szCs w:val="26"/>
-          <w:rtl/>
-        </w:rPr>
-        <w:t xml:space="preserve"> فتم العرس الذي رده أهل مكة، على مرحلة من أبوابهم؛ وبات موضع سرف من ذلك اليوم موصولا باسم ميمونة. وميمونة خالة خالد بن الوليد وخالة ابن عباس جميعا - أخواتها أمهاتهما - وكانت آخر من تزوج ﷺ من أمهات المؤمنين؛ وقالت عائشة فيها بعد: كانت من أتقانا لله وأوصلنا للرحم.</w:t>
-      </w:r>
-      <w:r>
-        <w:rPr>
-          <w:rStyle w:val="FootnoteReference"/>
-        </w:rPr>
-        <w:footnoteReference w:id="647"/>
+        <w:footnoteReference w:id="651"/>
+      </w:r>
+      <w:r>
+        <w:rPr>
+          <w:rFonts w:ascii="Arial" w:cs="Arial" w:eastAsia="Arial" w:hAnsi="Arial"/>
+          <w:sz w:val="26"/>
+          <w:szCs w:val="26"/>
+          <w:rtl/>
+        </w:rPr>
+        <w:t xml:space="preserve"> قولان محفوظان يساقان معا على وجهيهما. وقال أبو رافع مولاه، وكان هو الساعي بينهما في الخطبة: تزوجها وهو حلال، وبنى بها وهو حلال.</w:t>
+      </w:r>
+      <w:r>
+        <w:rPr>
+          <w:rStyle w:val="FootnoteReference"/>
+        </w:rPr>
+        <w:footnoteReference w:id="652"/>
+      </w:r>
+      <w:r>
+        <w:rPr>
+          <w:rFonts w:ascii="Arial" w:cs="Arial" w:eastAsia="Arial" w:hAnsi="Arial"/>
+          <w:sz w:val="26"/>
+          <w:szCs w:val="26"/>
+          <w:rtl/>
+        </w:rPr>
+        <w:t xml:space="preserve"> وخرج من مكة حتى نزل بسرف - على أميال منها في طريق المدينة - فبنى بها هناك خارج الحرم؛</w:t>
+      </w:r>
+      <w:r>
+        <w:rPr>
+          <w:rStyle w:val="FootnoteReference"/>
+        </w:rPr>
+        <w:footnoteReference w:id="653"/>
+      </w:r>
+      <w:r>
+        <w:rPr>
+          <w:rFonts w:ascii="Arial" w:cs="Arial" w:eastAsia="Arial" w:hAnsi="Arial"/>
+          <w:sz w:val="26"/>
+          <w:szCs w:val="26"/>
+          <w:rtl/>
+        </w:rPr>
+        <w:t xml:space="preserve"> فتم العرس الذي رده أهل مكة، على مرحلة من أبوابهم؛ وبات موضع سرف من ذلك اليوم موصولا باسم ميمونة. وما انقطعت صلة سرف بها: فبعد أكثر من أربعين سنة ماتت ميمونة وهي راجعة من مكة، فدفنت بسرف نفسها، في الموضع الذي كان فيه عرسها.</w:t>
+      </w:r>
+      <w:r>
+        <w:rPr>
+          <w:rStyle w:val="FootnoteReference"/>
+        </w:rPr>
+        <w:footnoteReference w:id="654"/>
+      </w:r>
+      <w:r>
+        <w:rPr>
+          <w:rFonts w:ascii="Arial" w:cs="Arial" w:eastAsia="Arial" w:hAnsi="Arial"/>
+          <w:sz w:val="26"/>
+          <w:szCs w:val="26"/>
+          <w:rtl/>
+        </w:rPr>
+        <w:t xml:space="preserve"> في المكان الذي بدأت فيه حياتها مع رسول الله ﷺ انتهت. وميمونة خالة خالد بن الوليد وخالة ابن عباس جميعا - أخواتها أمهاتهما - وكانت آخر من تزوج ﷺ من أمهات المؤمنين؛ وقالت عائشة فيها بعد: كانت من أتقانا لله وأوصلنا للرحم.</w:t>
+      </w:r>
+      <w:r>
+        <w:rPr>
+          <w:rStyle w:val="FootnoteReference"/>
+        </w:rPr>
+        <w:footnoteReference w:id="655"/>
       </w:r>
       <w:r>
         <w:rPr>
@@ -31795,7 +31983,7 @@
         <w:rPr>
           <w:rStyle w:val="FootnoteReference"/>
         </w:rPr>
-        <w:footnoteReference w:id="648"/>
+        <w:footnoteReference w:id="656"/>
       </w:r>
       <w:r>
         <w:rPr>
@@ -31810,7 +31998,7 @@
         <w:rPr>
           <w:rStyle w:val="FootnoteReference"/>
         </w:rPr>
-        <w:footnoteReference w:id="649"/>
+        <w:footnoteReference w:id="657"/>
       </w:r>
     </w:p>
     <w:p>
@@ -31832,7 +32020,7 @@
         <w:rPr>
           <w:rStyle w:val="FootnoteReference"/>
         </w:rPr>
-        <w:footnoteReference w:id="650"/>
+        <w:footnoteReference w:id="658"/>
       </w:r>
       <w:r>
         <w:rPr>
@@ -31847,7 +32035,7 @@
         <w:rPr>
           <w:rStyle w:val="FootnoteReference"/>
         </w:rPr>
-        <w:footnoteReference w:id="651"/>
+        <w:footnoteReference w:id="659"/>
       </w:r>
       <w:r>
         <w:rPr>
@@ -31878,7 +32066,7 @@
         <w:rPr>
           <w:rStyle w:val="FootnoteReference"/>
         </w:rPr>
-        <w:footnoteReference w:id="652"/>
+        <w:footnoteReference w:id="660"/>
       </w:r>
       <w:r>
         <w:rPr>
@@ -31945,7 +32133,7 @@
         <w:rPr>
           <w:rStyle w:val="FootnoteReference"/>
         </w:rPr>
-        <w:footnoteReference w:id="653"/>
+        <w:footnoteReference w:id="661"/>
       </w:r>
       <w:r>
         <w:rPr>
@@ -31960,7 +32148,7 @@
         <w:rPr>
           <w:rStyle w:val="FootnoteReference"/>
         </w:rPr>
-        <w:footnoteReference w:id="654"/>
+        <w:footnoteReference w:id="662"/>
       </w:r>
       <w:r>
         <w:rPr>
@@ -31991,7 +32179,7 @@
         <w:rPr>
           <w:rStyle w:val="FootnoteReference"/>
         </w:rPr>
-        <w:footnoteReference w:id="655"/>
+        <w:footnoteReference w:id="663"/>
       </w:r>
     </w:p>
     <w:p>
@@ -32031,7 +32219,44 @@
         <w:rPr>
           <w:rStyle w:val="FootnoteReference"/>
         </w:rPr>
-        <w:footnoteReference w:id="656"/>
+        <w:footnoteReference w:id="664"/>
+      </w:r>
+    </w:p>
+    <w:p>
+      <w:pPr>
+        <w:bidi/>
+        <w:spacing w:after="180" w:line="360"/>
+        <w:jc w:val="both"/>
+      </w:pPr>
+      <w:r>
+        <w:rPr>
+          <w:rFonts w:ascii="Arial" w:cs="Arial" w:eastAsia="Arial" w:hAnsi="Arial"/>
+          <w:sz w:val="26"/>
+          <w:szCs w:val="26"/>
+          <w:rtl/>
+        </w:rPr>
+        <w:t xml:space="preserve">ومضى الجيش شمالا حتى نزل معان، آخر منزل يستطيع الراجع أن يرجع منه؛ وهناك جاءهم خبر يقلب الحساب كله: الروم قد حشدوا في أرض البلقاء جموعا لا يحصيها العادون، ومعهم قبائل العرب المتنصرة في تلك النواحي، وهم ثلاثة آلاف لا غير. فأقاموا بمعان ليلتين والرأي يدور في العسكر: نكتب إلى رسول الله ﷺ بعدد عدونا، فإما أمدنا بالرجال وإما أمرنا بأمر نمضي عليه.</w:t>
+      </w:r>
+      <w:r>
+        <w:rPr>
+          <w:rStyle w:val="FootnoteReference"/>
+        </w:rPr>
+        <w:footnoteReference w:id="665"/>
+      </w:r>
+      <w:r>
+        <w:rPr>
+          <w:rFonts w:ascii="Arial" w:cs="Arial" w:eastAsia="Arial" w:hAnsi="Arial"/>
+          <w:sz w:val="26"/>
+          <w:szCs w:val="26"/>
+          <w:rtl/>
+        </w:rPr>
+        <w:t xml:space="preserve"> وفي الليلة الثانية قام فيهم عبد الله بن رواحة، الرجل الذي بكى عند الوداع من آية النار، فإذا هو أثبت الناس قلبا أمام جموع الأرض: يا قوم، والله إن التي تكرهون هي التي خرجتم تطلبون: الشهادة؛ ما قاتلنا الناس يوما بعدد ولا قوة، ما نقاتلهم إلا بهذا الدين الذي أكرمنا الله به؛ فانطلقوا، فإنما هي إحدى الحسنيين: نصر أو شهادة. فسرت كلمته في العسكر، وتحرك ثلاثة آلاف نحو ما لا يحصون.</w:t>
+      </w:r>
+      <w:r>
+        <w:rPr>
+          <w:rStyle w:val="FootnoteReference"/>
+        </w:rPr>
+        <w:footnoteReference w:id="665"/>
       </w:r>
     </w:p>
     <w:p>
@@ -32087,7 +32312,7 @@
         <w:rPr>
           <w:rStyle w:val="FootnoteReference"/>
         </w:rPr>
-        <w:footnoteReference w:id="657"/>
+        <w:footnoteReference w:id="666"/>
       </w:r>
     </w:p>
     <w:p>
@@ -32127,7 +32352,7 @@
         <w:rPr>
           <w:rStyle w:val="FootnoteReference"/>
         </w:rPr>
-        <w:footnoteReference w:id="658"/>
+        <w:footnoteReference w:id="667"/>
       </w:r>
       <w:r>
         <w:rPr>
@@ -32142,7 +32367,7 @@
         <w:rPr>
           <w:rStyle w:val="FootnoteReference"/>
         </w:rPr>
-        <w:footnoteReference w:id="659"/>
+        <w:footnoteReference w:id="668"/>
       </w:r>
     </w:p>
     <w:p>
@@ -32164,7 +32389,7 @@
         <w:rPr>
           <w:rStyle w:val="FootnoteReference"/>
         </w:rPr>
-        <w:footnoteReference w:id="660"/>
+        <w:footnoteReference w:id="669"/>
       </w:r>
       <w:r>
         <w:rPr>
@@ -32179,7 +32404,7 @@
         <w:rPr>
           <w:rStyle w:val="FootnoteReference"/>
         </w:rPr>
-        <w:footnoteReference w:id="661"/>
+        <w:footnoteReference w:id="670"/>
       </w:r>
       <w:r>
         <w:rPr>
@@ -32194,7 +32419,7 @@
         <w:rPr>
           <w:rStyle w:val="FootnoteReference"/>
         </w:rPr>
-        <w:footnoteReference w:id="662"/>
+        <w:footnoteReference w:id="671"/>
       </w:r>
     </w:p>
     <w:p>
@@ -32216,7 +32441,7 @@
         <w:rPr>
           <w:rStyle w:val="FootnoteReference"/>
         </w:rPr>
-        <w:footnoteReference w:id="663"/>
+        <w:footnoteReference w:id="672"/>
       </w:r>
       <w:r>
         <w:rPr>
@@ -32231,7 +32456,7 @@
         <w:rPr>
           <w:rStyle w:val="FootnoteReference"/>
         </w:rPr>
-        <w:footnoteReference w:id="664"/>
+        <w:footnoteReference w:id="673"/>
       </w:r>
     </w:p>
     <w:p>
@@ -46264,11 +46489,34 @@
           <w:szCs w:val="20"/>
           <w:rtl/>
         </w:rPr>
+        <w:t xml:space="preserve"> ابن إسحاق، السيرة (رواية ابن هشام)، نزول أبي بصير بناحية العيص على طريق عير قريش إلى الشام. الدرجة: حسن عند أهل المغازي.</w:t>
+      </w:r>
+    </w:p>
+  </w:footnote>
+  <w:footnote w:id="606">
+    <w:p>
+      <w:pPr>
+        <w:bidi/>
+        <w:jc w:val="both"/>
+      </w:pPr>
+      <w:r>
+        <w:rPr>
+          <w:rStyle w:val="FootnoteReference"/>
+        </w:rPr>
+        <w:footnoteRef/>
+      </w:r>
+      <w:r>
+        <w:rPr>
+          <w:rFonts w:ascii="Arial" w:cs="Arial" w:eastAsia="Arial" w:hAnsi="Arial"/>
+          <w:sz w:val="20"/>
+          <w:szCs w:val="20"/>
+          <w:rtl/>
+        </w:rPr>
         <w:t xml:space="preserve"> صحيح البخاري (٢٧٣١-٢٧٣٢) من حديث المسور ومروان. الدرجة: صحيح.</w:t>
       </w:r>
     </w:p>
   </w:footnote>
-  <w:footnote w:id="606">
+  <w:footnote w:id="607">
     <w:p>
       <w:pPr>
         <w:bidi/>
@@ -46291,7 +46539,7 @@
       </w:r>
     </w:p>
   </w:footnote>
-  <w:footnote w:id="607">
+  <w:footnote w:id="608">
     <w:p>
       <w:pPr>
         <w:bidi/>
@@ -46314,7 +46562,7 @@
       </w:r>
     </w:p>
   </w:footnote>
-  <w:footnote w:id="608">
+  <w:footnote w:id="609">
     <w:p>
       <w:pPr>
         <w:bidi/>
@@ -46337,7 +46585,7 @@
       </w:r>
     </w:p>
   </w:footnote>
-  <w:footnote w:id="609">
+  <w:footnote w:id="610">
     <w:p>
       <w:pPr>
         <w:bidi/>
@@ -46360,7 +46608,7 @@
       </w:r>
     </w:p>
   </w:footnote>
-  <w:footnote w:id="610">
+  <w:footnote w:id="611">
     <w:p>
       <w:pPr>
         <w:bidi/>
@@ -46383,7 +46631,7 @@
       </w:r>
     </w:p>
   </w:footnote>
-  <w:footnote w:id="611">
+  <w:footnote w:id="612">
     <w:p>
       <w:pPr>
         <w:bidi/>
@@ -46406,7 +46654,30 @@
       </w:r>
     </w:p>
   </w:footnote>
-  <w:footnote w:id="612">
+  <w:footnote w:id="613">
+    <w:p>
+      <w:pPr>
+        <w:bidi/>
+        <w:jc w:val="both"/>
+      </w:pPr>
+      <w:r>
+        <w:rPr>
+          <w:rStyle w:val="FootnoteReference"/>
+        </w:rPr>
+        <w:footnoteRef/>
+      </w:r>
+      <w:r>
+        <w:rPr>
+          <w:rFonts w:ascii="Arial" w:cs="Arial" w:eastAsia="Arial" w:hAnsi="Arial"/>
+          <w:sz w:val="20"/>
+          <w:szCs w:val="20"/>
+          <w:rtl/>
+        </w:rPr>
+        <w:t xml:space="preserve"> ابن سعد، الطبقات الكبرى، ترجمة أم كلثوم بنت عقبة وتزوجها في المدينة. الدرجة: مرسل — تتلقاه كتب السير والمغازي بالقبول.</w:t>
+      </w:r>
+    </w:p>
+  </w:footnote>
+  <w:footnote w:id="614">
     <w:p>
       <w:pPr>
         <w:bidi/>
@@ -46429,7 +46700,7 @@
       </w:r>
     </w:p>
   </w:footnote>
-  <w:footnote w:id="613">
+  <w:footnote w:id="615">
     <w:p>
       <w:pPr>
         <w:bidi/>
@@ -46452,7 +46723,7 @@
       </w:r>
     </w:p>
   </w:footnote>
-  <w:footnote w:id="614">
+  <w:footnote w:id="616">
     <w:p>
       <w:pPr>
         <w:bidi/>
@@ -46475,7 +46746,7 @@
       </w:r>
     </w:p>
   </w:footnote>
-  <w:footnote w:id="615">
+  <w:footnote w:id="617">
     <w:p>
       <w:pPr>
         <w:bidi/>
@@ -46498,7 +46769,7 @@
       </w:r>
     </w:p>
   </w:footnote>
-  <w:footnote w:id="616">
+  <w:footnote w:id="618">
     <w:p>
       <w:pPr>
         <w:bidi/>
@@ -46521,7 +46792,7 @@
       </w:r>
     </w:p>
   </w:footnote>
-  <w:footnote w:id="617">
+  <w:footnote w:id="619">
     <w:p>
       <w:pPr>
         <w:bidi/>
@@ -46544,7 +46815,7 @@
       </w:r>
     </w:p>
   </w:footnote>
-  <w:footnote w:id="618">
+  <w:footnote w:id="620">
     <w:p>
       <w:pPr>
         <w:bidi/>
@@ -46567,7 +46838,7 @@
       </w:r>
     </w:p>
   </w:footnote>
-  <w:footnote w:id="619">
+  <w:footnote w:id="621">
     <w:p>
       <w:pPr>
         <w:bidi/>
@@ -46590,7 +46861,7 @@
       </w:r>
     </w:p>
   </w:footnote>
-  <w:footnote w:id="620">
+  <w:footnote w:id="622">
     <w:p>
       <w:pPr>
         <w:bidi/>
@@ -46613,7 +46884,7 @@
       </w:r>
     </w:p>
   </w:footnote>
-  <w:footnote w:id="621">
+  <w:footnote w:id="623">
     <w:p>
       <w:pPr>
         <w:bidi/>
@@ -46636,7 +46907,7 @@
       </w:r>
     </w:p>
   </w:footnote>
-  <w:footnote w:id="622">
+  <w:footnote w:id="624">
     <w:p>
       <w:pPr>
         <w:bidi/>
@@ -46659,7 +46930,7 @@
       </w:r>
     </w:p>
   </w:footnote>
-  <w:footnote w:id="623">
+  <w:footnote w:id="625">
     <w:p>
       <w:pPr>
         <w:bidi/>
@@ -46682,7 +46953,7 @@
       </w:r>
     </w:p>
   </w:footnote>
-  <w:footnote w:id="624">
+  <w:footnote w:id="626">
     <w:p>
       <w:pPr>
         <w:bidi/>
@@ -46705,7 +46976,7 @@
       </w:r>
     </w:p>
   </w:footnote>
-  <w:footnote w:id="625">
+  <w:footnote w:id="627">
     <w:p>
       <w:pPr>
         <w:bidi/>
@@ -46728,7 +46999,7 @@
       </w:r>
     </w:p>
   </w:footnote>
-  <w:footnote w:id="626">
+  <w:footnote w:id="628">
     <w:p>
       <w:pPr>
         <w:bidi/>
@@ -46751,7 +47022,7 @@
       </w:r>
     </w:p>
   </w:footnote>
-  <w:footnote w:id="627">
+  <w:footnote w:id="629">
     <w:p>
       <w:pPr>
         <w:bidi/>
@@ -46774,7 +47045,7 @@
       </w:r>
     </w:p>
   </w:footnote>
-  <w:footnote w:id="628">
+  <w:footnote w:id="630">
     <w:p>
       <w:pPr>
         <w:bidi/>
@@ -46797,7 +47068,7 @@
       </w:r>
     </w:p>
   </w:footnote>
-  <w:footnote w:id="629">
+  <w:footnote w:id="631">
     <w:p>
       <w:pPr>
         <w:bidi/>
@@ -46820,7 +47091,7 @@
       </w:r>
     </w:p>
   </w:footnote>
-  <w:footnote w:id="630">
+  <w:footnote w:id="632">
     <w:p>
       <w:pPr>
         <w:bidi/>
@@ -46843,7 +47114,7 @@
       </w:r>
     </w:p>
   </w:footnote>
-  <w:footnote w:id="631">
+  <w:footnote w:id="633">
     <w:p>
       <w:pPr>
         <w:bidi/>
@@ -46866,7 +47137,30 @@
       </w:r>
     </w:p>
   </w:footnote>
-  <w:footnote w:id="632">
+  <w:footnote w:id="634">
+    <w:p>
+      <w:pPr>
+        <w:bidi/>
+        <w:jc w:val="both"/>
+      </w:pPr>
+      <w:r>
+        <w:rPr>
+          <w:rStyle w:val="FootnoteReference"/>
+        </w:rPr>
+        <w:footnoteRef/>
+      </w:r>
+      <w:r>
+        <w:rPr>
+          <w:rFonts w:ascii="Arial" w:cs="Arial" w:eastAsia="Arial" w:hAnsi="Arial"/>
+          <w:sz w:val="20"/>
+          <w:szCs w:val="20"/>
+          <w:rtl/>
+        </w:rPr>
+        <w:t xml:space="preserve"> سنن أبي داود (٤٥٠٨)، وحسنه المحققون؛ وأصل القصة في الصحيحين. الدرجة: حسن.</w:t>
+      </w:r>
+    </w:p>
+  </w:footnote>
+  <w:footnote w:id="635">
     <w:p>
       <w:pPr>
         <w:bidi/>
@@ -46889,7 +47183,7 @@
       </w:r>
     </w:p>
   </w:footnote>
-  <w:footnote w:id="633">
+  <w:footnote w:id="636">
     <w:p>
       <w:pPr>
         <w:bidi/>
@@ -46912,7 +47206,30 @@
       </w:r>
     </w:p>
   </w:footnote>
-  <w:footnote w:id="634">
+  <w:footnote w:id="637">
+    <w:p>
+      <w:pPr>
+        <w:bidi/>
+        <w:jc w:val="both"/>
+      </w:pPr>
+      <w:r>
+        <w:rPr>
+          <w:rStyle w:val="FootnoteReference"/>
+        </w:rPr>
+        <w:footnoteRef/>
+      </w:r>
+      <w:r>
+        <w:rPr>
+          <w:rFonts w:ascii="Arial" w:cs="Arial" w:eastAsia="Arial" w:hAnsi="Arial"/>
+          <w:sz w:val="20"/>
+          <w:szCs w:val="20"/>
+          <w:rtl/>
+        </w:rPr>
+        <w:t xml:space="preserve"> ابن سعد، الطبقات الكبرى، وكتب السير: خبر رؤيا صفية وأثر اللطمة. الدرجة: مرسل — تتلقاه كتب السير والمغازي بالقبول.</w:t>
+      </w:r>
+    </w:p>
+  </w:footnote>
+  <w:footnote w:id="638">
     <w:p>
       <w:pPr>
         <w:bidi/>
@@ -46935,7 +47252,7 @@
       </w:r>
     </w:p>
   </w:footnote>
-  <w:footnote w:id="635">
+  <w:footnote w:id="639">
     <w:p>
       <w:pPr>
         <w:bidi/>
@@ -46958,7 +47275,7 @@
       </w:r>
     </w:p>
   </w:footnote>
-  <w:footnote w:id="636">
+  <w:footnote w:id="640">
     <w:p>
       <w:pPr>
         <w:bidi/>
@@ -46981,30 +47298,30 @@
       </w:r>
     </w:p>
   </w:footnote>
-  <w:footnote w:id="637">
-    <w:p>
-      <w:pPr>
-        <w:bidi/>
-        <w:jc w:val="both"/>
-      </w:pPr>
-      <w:r>
-        <w:rPr>
-          <w:rStyle w:val="FootnoteReference"/>
-        </w:rPr>
-        <w:footnoteRef/>
-      </w:r>
-      <w:r>
-        <w:rPr>
-          <w:rFonts w:ascii="Arial" w:cs="Arial" w:eastAsia="Arial" w:hAnsi="Arial"/>
-          <w:sz w:val="20"/>
-          <w:szCs w:val="20"/>
-          <w:rtl/>
-        </w:rPr>
-        <w:t xml:space="preserve"> صحيح البخاري (٣١٣٦، ٤٢٣٠-٤٢٣٣)؛ صحيح مسلم (٢٥٠٢-٢٥٠٣) من حديث أبي موسى رضي الله عنه؛ والتزامه جعفرا وتقبيله: عند أهل السير بإسناد حسن. الدرجة: متفق عليه في أصله؛ والتفصيل عند أهل السير.</w:t>
-      </w:r>
-    </w:p>
-  </w:footnote>
-  <w:footnote w:id="638">
+  <w:footnote w:id="641">
+    <w:p>
+      <w:pPr>
+        <w:bidi/>
+        <w:jc w:val="both"/>
+      </w:pPr>
+      <w:r>
+        <w:rPr>
+          <w:rStyle w:val="FootnoteReference"/>
+        </w:rPr>
+        <w:footnoteRef/>
+      </w:r>
+      <w:r>
+        <w:rPr>
+          <w:rFonts w:ascii="Arial" w:cs="Arial" w:eastAsia="Arial" w:hAnsi="Arial"/>
+          <w:sz w:val="20"/>
+          <w:szCs w:val="20"/>
+          <w:rtl/>
+        </w:rPr>
+        <w:t xml:space="preserve"> صحيح البخاري (٤٢٣٠-٤٢٣٣)؛ صحيح مسلم (٢٥٠٢-٢٥٠٣). الدرجة: متفق عليه.</w:t>
+      </w:r>
+    </w:p>
+  </w:footnote>
+  <w:footnote w:id="642">
     <w:p>
       <w:pPr>
         <w:bidi/>
@@ -47027,7 +47344,53 @@
       </w:r>
     </w:p>
   </w:footnote>
-  <w:footnote w:id="639">
+  <w:footnote w:id="643">
+    <w:p>
+      <w:pPr>
+        <w:bidi/>
+        <w:jc w:val="both"/>
+      </w:pPr>
+      <w:r>
+        <w:rPr>
+          <w:rStyle w:val="FootnoteReference"/>
+        </w:rPr>
+        <w:footnoteRef/>
+      </w:r>
+      <w:r>
+        <w:rPr>
+          <w:rFonts w:ascii="Arial" w:cs="Arial" w:eastAsia="Arial" w:hAnsi="Arial"/>
+          <w:sz w:val="20"/>
+          <w:szCs w:val="20"/>
+          <w:rtl/>
+        </w:rPr>
+        <w:t xml:space="preserve"> ابن سعد، الطبقات الكبرى، عدد هدي عمرة القضاء. الدرجة: مرسل — تتلقاه كتب السير والمغازي بالقبول.</w:t>
+      </w:r>
+    </w:p>
+  </w:footnote>
+  <w:footnote w:id="644">
+    <w:p>
+      <w:pPr>
+        <w:bidi/>
+        <w:jc w:val="both"/>
+      </w:pPr>
+      <w:r>
+        <w:rPr>
+          <w:rStyle w:val="FootnoteReference"/>
+        </w:rPr>
+        <w:footnoteRef/>
+      </w:r>
+      <w:r>
+        <w:rPr>
+          <w:rFonts w:ascii="Arial" w:cs="Arial" w:eastAsia="Arial" w:hAnsi="Arial"/>
+          <w:sz w:val="20"/>
+          <w:szCs w:val="20"/>
+          <w:rtl/>
+        </w:rPr>
+        <w:t xml:space="preserve"> صحيح البخاري (٢٦٩٨) من حديث البراء بن عازب: شرط دخولها بجلبان السلاح. الدرجة: صحيح.</w:t>
+      </w:r>
+    </w:p>
+  </w:footnote>
+  <w:footnote w:id="645">
     <w:p>
       <w:pPr>
         <w:bidi/>
@@ -47050,7 +47413,7 @@
       </w:r>
     </w:p>
   </w:footnote>
-  <w:footnote w:id="640">
+  <w:footnote w:id="646">
     <w:p>
       <w:pPr>
         <w:bidi/>
@@ -47073,7 +47436,7 @@
       </w:r>
     </w:p>
   </w:footnote>
-  <w:footnote w:id="641">
+  <w:footnote w:id="647">
     <w:p>
       <w:pPr>
         <w:bidi/>
@@ -47096,7 +47459,7 @@
       </w:r>
     </w:p>
   </w:footnote>
-  <w:footnote w:id="642">
+  <w:footnote w:id="648">
     <w:p>
       <w:pPr>
         <w:bidi/>
@@ -47119,7 +47482,7 @@
       </w:r>
     </w:p>
   </w:footnote>
-  <w:footnote w:id="643">
+  <w:footnote w:id="649">
     <w:p>
       <w:pPr>
         <w:bidi/>
@@ -47142,7 +47505,7 @@
       </w:r>
     </w:p>
   </w:footnote>
-  <w:footnote w:id="644">
+  <w:footnote w:id="650">
     <w:p>
       <w:pPr>
         <w:bidi/>
@@ -47165,7 +47528,7 @@
       </w:r>
     </w:p>
   </w:footnote>
-  <w:footnote w:id="645">
+  <w:footnote w:id="651">
     <w:p>
       <w:pPr>
         <w:bidi/>
@@ -47188,7 +47551,30 @@
       </w:r>
     </w:p>
   </w:footnote>
-  <w:footnote w:id="646">
+  <w:footnote w:id="652">
+    <w:p>
+      <w:pPr>
+        <w:bidi/>
+        <w:jc w:val="both"/>
+      </w:pPr>
+      <w:r>
+        <w:rPr>
+          <w:rStyle w:val="FootnoteReference"/>
+        </w:rPr>
+        <w:footnoteRef/>
+      </w:r>
+      <w:r>
+        <w:rPr>
+          <w:rFonts w:ascii="Arial" w:cs="Arial" w:eastAsia="Arial" w:hAnsi="Arial"/>
+          <w:sz w:val="20"/>
+          <w:szCs w:val="20"/>
+          <w:rtl/>
+        </w:rPr>
+        <w:t xml:space="preserve"> جامع الترمذي (٨٤١) من حديث أبي رافع رضي الله عنه، وحسنه. الدرجة: حسن.</w:t>
+      </w:r>
+    </w:p>
+  </w:footnote>
+  <w:footnote w:id="653">
     <w:p>
       <w:pPr>
         <w:bidi/>
@@ -47211,7 +47597,30 @@
       </w:r>
     </w:p>
   </w:footnote>
-  <w:footnote w:id="647">
+  <w:footnote w:id="654">
+    <w:p>
+      <w:pPr>
+        <w:bidi/>
+        <w:jc w:val="both"/>
+      </w:pPr>
+      <w:r>
+        <w:rPr>
+          <w:rStyle w:val="FootnoteReference"/>
+        </w:rPr>
+        <w:footnoteRef/>
+      </w:r>
+      <w:r>
+        <w:rPr>
+          <w:rFonts w:ascii="Arial" w:cs="Arial" w:eastAsia="Arial" w:hAnsi="Arial"/>
+          <w:sz w:val="20"/>
+          <w:szCs w:val="20"/>
+          <w:rtl/>
+        </w:rPr>
+        <w:t xml:space="preserve"> ابن سعد، الطبقات الكبرى؛ قال يزيد بن الأصم: دفنا ميمونة بسرف في الظلة التي بنى بها فيها رسول الله ﷺ. الدرجة: حسن — من رواية يزيد بن الأصم، ورجاله ثقات.</w:t>
+      </w:r>
+    </w:p>
+  </w:footnote>
+  <w:footnote w:id="655">
     <w:p>
       <w:pPr>
         <w:bidi/>
@@ -47234,7 +47643,7 @@
       </w:r>
     </w:p>
   </w:footnote>
-  <w:footnote w:id="648">
+  <w:footnote w:id="656">
     <w:p>
       <w:pPr>
         <w:bidi/>
@@ -47257,7 +47666,7 @@
       </w:r>
     </w:p>
   </w:footnote>
-  <w:footnote w:id="649">
+  <w:footnote w:id="657">
     <w:p>
       <w:pPr>
         <w:bidi/>
@@ -47280,7 +47689,7 @@
       </w:r>
     </w:p>
   </w:footnote>
-  <w:footnote w:id="650">
+  <w:footnote w:id="658">
     <w:p>
       <w:pPr>
         <w:bidi/>
@@ -47303,7 +47712,7 @@
       </w:r>
     </w:p>
   </w:footnote>
-  <w:footnote w:id="651">
+  <w:footnote w:id="659">
     <w:p>
       <w:pPr>
         <w:bidi/>
@@ -47326,7 +47735,7 @@
       </w:r>
     </w:p>
   </w:footnote>
-  <w:footnote w:id="652">
+  <w:footnote w:id="660">
     <w:p>
       <w:pPr>
         <w:bidi/>
@@ -47349,7 +47758,7 @@
       </w:r>
     </w:p>
   </w:footnote>
-  <w:footnote w:id="653">
+  <w:footnote w:id="661">
     <w:p>
       <w:pPr>
         <w:bidi/>
@@ -47372,7 +47781,7 @@
       </w:r>
     </w:p>
   </w:footnote>
-  <w:footnote w:id="654">
+  <w:footnote w:id="662">
     <w:p>
       <w:pPr>
         <w:bidi/>
@@ -47395,7 +47804,7 @@
       </w:r>
     </w:p>
   </w:footnote>
-  <w:footnote w:id="655">
+  <w:footnote w:id="663">
     <w:p>
       <w:pPr>
         <w:bidi/>
@@ -47418,7 +47827,7 @@
       </w:r>
     </w:p>
   </w:footnote>
-  <w:footnote w:id="656">
+  <w:footnote w:id="664">
     <w:p>
       <w:pPr>
         <w:bidi/>
@@ -47441,7 +47850,30 @@
       </w:r>
     </w:p>
   </w:footnote>
-  <w:footnote w:id="657">
+  <w:footnote w:id="665">
+    <w:p>
+      <w:pPr>
+        <w:bidi/>
+        <w:jc w:val="both"/>
+      </w:pPr>
+      <w:r>
+        <w:rPr>
+          <w:rStyle w:val="FootnoteReference"/>
+        </w:rPr>
+        <w:footnoteRef/>
+      </w:r>
+      <w:r>
+        <w:rPr>
+          <w:rFonts w:ascii="Arial" w:cs="Arial" w:eastAsia="Arial" w:hAnsi="Arial"/>
+          <w:sz w:val="20"/>
+          <w:szCs w:val="20"/>
+          <w:rtl/>
+        </w:rPr>
+        <w:t xml:space="preserve"> ابن إسحاق، السيرة (رواية ابن هشام)، نزول الجيش معان وكلمة عبد الله بن رواحة. الدرجة: حسن عند أهل المغازي.</w:t>
+      </w:r>
+    </w:p>
+  </w:footnote>
+  <w:footnote w:id="666">
     <w:p>
       <w:pPr>
         <w:bidi/>
@@ -47464,7 +47896,7 @@
       </w:r>
     </w:p>
   </w:footnote>
-  <w:footnote w:id="658">
+  <w:footnote w:id="667">
     <w:p>
       <w:pPr>
         <w:bidi/>
@@ -47487,7 +47919,7 @@
       </w:r>
     </w:p>
   </w:footnote>
-  <w:footnote w:id="659">
+  <w:footnote w:id="668">
     <w:p>
       <w:pPr>
         <w:bidi/>
@@ -47510,7 +47942,7 @@
       </w:r>
     </w:p>
   </w:footnote>
-  <w:footnote w:id="660">
+  <w:footnote w:id="669">
     <w:p>
       <w:pPr>
         <w:bidi/>
@@ -47533,7 +47965,7 @@
       </w:r>
     </w:p>
   </w:footnote>
-  <w:footnote w:id="661">
+  <w:footnote w:id="670">
     <w:p>
       <w:pPr>
         <w:bidi/>
@@ -47556,7 +47988,7 @@
       </w:r>
     </w:p>
   </w:footnote>
-  <w:footnote w:id="662">
+  <w:footnote w:id="671">
     <w:p>
       <w:pPr>
         <w:bidi/>
@@ -47579,7 +48011,7 @@
       </w:r>
     </w:p>
   </w:footnote>
-  <w:footnote w:id="663">
+  <w:footnote w:id="672">
     <w:p>
       <w:pPr>
         <w:bidi/>
@@ -47602,7 +48034,7 @@
       </w:r>
     </w:p>
   </w:footnote>
-  <w:footnote w:id="664">
+  <w:footnote w:id="673">
     <w:p>
       <w:pPr>
         <w:bidi/>

--- a/hina-saqatat/حين_سقطت_الأصنام_موسع.docx
+++ b/hina-saqatat/حين_سقطت_الأصنام_موسع.docx
@@ -14624,7 +14624,7 @@
           <w:szCs w:val="26"/>
           <w:rtl/>
         </w:rPr>
-        <w:t xml:space="preserve"> كلمة قيلت بين اللبن والغبار، سمعها الحاملون وحفظوها، وستمر العقود عقدا بعد عقد قبل أن يجيء يومها الذي تصدق فيه.</w:t>
+        <w:t xml:space="preserve"> كلمة قيلت بين اللبن والغبار، سمعها الحاملون وحفظوها.</w:t>
       </w:r>
     </w:p>
     <w:p>
@@ -14655,7 +14655,7 @@
           <w:szCs w:val="26"/>
           <w:rtl/>
         </w:rPr>
-        <w:t xml:space="preserve"> فلما فرغ منها انتقل إليها من دار أبي أيوب، وصار بيته لاصقا بمسجده، لا يفصل بين موضع نومه وموضع إمامته إلا خطوات. هذه دور صاحب الأمر كله، والوفود ستجيء بعد أعوام من أطراف الأرض فتقف عليها: من وقف بباب إحداها نال سقفها بيده، ومن دخلها لم يجد فيها ما يشغل البصر.</w:t>
+        <w:t xml:space="preserve"> فلما فرغ منها انتقل إليها من دار أبي أيوب، وصار بيته لاصقا بمسجده، لا يفصل بين موضع نومه وموضع إمامته إلا خطوات. هذه دور صاحب الأمر كله: من وقف بباب إحداها نال سقفها بيده، ومن دخلها لم يجد فيها ما يشغل البصر.</w:t>
       </w:r>
     </w:p>
     <w:p>
@@ -15228,7 +15228,7 @@
           <w:szCs w:val="26"/>
           <w:rtl/>
         </w:rPr>
-        <w:t xml:space="preserve">وكان في الكتاب: "وإن بينهم النصر على من دهم يثرب"؛ فالدار إذا دهمها عدو قام دونها أهل الصحيفة جميعا، كل على نفقته، والنصر للمظلوم منهم على من ظلمه. مدينة كانت قبل أعوام تأكل حروبها ساداتها، صار لها كتاب واحد يسمي أهلها جميعا أهل صحيفة واحدة. وستمر بالصحيفة أيام تمتحن بنودها بندا بندا، ويقف كل بطن من بطونها عند حرفه موقفه؛ والكتاب شاهد لا يتبدل.</w:t>
+        <w:t xml:space="preserve">وكان في الكتاب: "وإن بينهم النصر على من دهم يثرب"؛ فالدار إذا دهمها عدو قام دونها أهل الصحيفة جميعا، كل على نفقته، والنصر للمظلوم منهم على من ظلمه. مدينة كانت قبل أعوام تأكل حروبها ساداتها، صار لها كتاب واحد يسمي أهلها جميعا أهل صحيفة واحدة. والكتاب شاهد قائم لا يتبدل حرفه، وكل بطن من بطون المدينة مأخوذ بما فيه.</w:t>
       </w:r>
     </w:p>
     <w:p>
@@ -15613,7 +15613,7 @@
           <w:szCs w:val="26"/>
           <w:rtl/>
         </w:rPr>
-        <w:t xml:space="preserve"> غارة خاطفة على أطراف المدينة تقول إن قريشا لن تدع الدار الجديدة آمنة في عقر دارها؛ وطلب سريع يقول إن المدينة لم تعد أرضا مباحة. ومر في الخبر اسم عابر: بدر؛ واد فيه ماء من مياه العرب على طريق القوافل، تنزله العير وتقام عنده سوق؛ تسمى به خرجة فاتت، وسيعود الاسم عما قليل غير عابر.</w:t>
+        <w:t xml:space="preserve"> غارة خاطفة على أطراف المدينة تقول إن قريشا لن تدع الدار الجديدة آمنة في عقر دارها؛ وطلب سريع يقول إن المدينة لم تعد أرضا مباحة. ومر في الخبر اسم عابر: بدر؛ واد فيه ماء من مياه العرب على طريق القوافل، تنزله العير وتقام عنده سوق؛ تسمى به خرجة فاتت.</w:t>
       </w:r>
     </w:p>
     <w:p>
@@ -20672,7 +20672,7 @@
           <w:szCs w:val="26"/>
           <w:rtl/>
         </w:rPr>
-        <w:t xml:space="preserve">وصلى بالناس الجمعة ووعظهم، ثم خرج في ألف من أصحابه نحو أحد؛ والليل بينه وبين الصباح الذي رأى له ما رأى، وفي الألف من سيصدق الله ومن سينخزل عند أول مفترق.</w:t>
+        <w:t xml:space="preserve">وصلى بالناس الجمعة ووعظهم، ثم خرج في ألف من أصحابه نحو أحد؛ والليل بينه وبين الصباح الذي رأى له ما رأى.</w:t>
       </w:r>
     </w:p>
     <w:p>
@@ -21996,7 +21996,7 @@
           <w:szCs w:val="26"/>
           <w:rtl/>
         </w:rPr>
-        <w:t xml:space="preserve">انصرف الظافرون في ظاهر النهار وما دخلوا المدينة ولا استأصلوا أحدا؛ رجعوا بيوم واحد من أيام الحرب السجال، وخلفهم في الشعب قوم مجروحون أحياء، ونبيهم بينهم حي؛ وما زالت للقوم عليهم بقية يوم لم تقض بعد.</w:t>
+        <w:t xml:space="preserve">انصرف الظافرون في ظاهر النهار وما دخلوا المدينة ولا استأصلوا أحدا؛ رجعوا بيوم واحد من أيام الحرب السجال، وخلفهم في الشعب قوم مجروحون أحياء، ونبيهم بينهم حي.</w:t>
       </w:r>
     </w:p>
     <w:p>
@@ -22638,7 +22638,7 @@
           <w:szCs w:val="26"/>
           <w:rtl/>
         </w:rPr>
-        <w:t xml:space="preserve">وأمسك عن المدينة ليلها وهي بين البكاء والحمد: سبعون قتيلا في الحرة، ووجه رسول الله ﷺ مشجوج، والدين قائم لم ينكسر. وما علم القوم ليلتهم أن اليوم لم ينقض حسابه بعد؛ فلصبح الغد خرجة سيتحدث بها العدو قبل الصديق.</w:t>
+        <w:t xml:space="preserve">وأمسك عن المدينة ليلها وهي بين البكاء والحمد: سبعون قتيلا في الحرة، ووجه رسول الله ﷺ مشجوج، والدين قائم لم ينكسر.</w:t>
       </w:r>
     </w:p>
     <w:p>
@@ -23841,7 +23841,7 @@
           <w:szCs w:val="26"/>
           <w:rtl/>
         </w:rPr>
-        <w:t xml:space="preserve"> قوم عامر غدروا بسبعين فما وداهم أحد؛ ورجلان منهم قتلا خطأ فقال صاحب القتلى السبعين: لأدينهما. ذمة المسلم لا تسقطها غدرة الآخرين؛ ولهذه الدية حديث سيجر ما بعده.</w:t>
+        <w:t xml:space="preserve"> قوم عامر غدروا بسبعين فما وداهم أحد؛ ورجلان منهم قتلا خطأ فقال صاحب القتلى السبعين: لأدينهما. ذمة المسلم لا تسقطها غدرة الآخرين.</w:t>
       </w:r>
     </w:p>
     <w:p>
@@ -24112,7 +24112,7 @@
           <w:szCs w:val="26"/>
           <w:rtl/>
         </w:rPr>
-        <w:t xml:space="preserve">ومضت قافلة الستمئة بعير نحو خيبر؛ وفي صدرها حيي بن أخطب، يحمل مع أبواب داره ثأرا سيطوف به على قبائل الجزيرة كلها.</w:t>
+        <w:t xml:space="preserve">ومضت قافلة الستمئة بعير نحو خيبر؛ وفي صدرها حيي بن أخطب، يحمل ثأره مع أبواب داره.</w:t>
       </w:r>
     </w:p>
     <w:p>
@@ -26714,7 +26714,7 @@
           <w:szCs w:val="26"/>
           <w:rtl/>
         </w:rPr>
-        <w:t xml:space="preserve">وقضى القضاء وسعد على جرحه الذي لا يرقأ، والحمار يرد به إلى خيمته في المسجد؛ فقد كان دعا ليلة رمي أن يبقى حتى تقر عينه من القوم الذين غدروا، ودعا أن تكون رميته شهادة له. وقد قرت العين اليوم بإمضاء الحكم؛ وبقي من دعائه أن تكون رميته شهادة، ولذلك خبر قريب.</w:t>
+        <w:t xml:space="preserve">وقضى القضاء وسعد على جرحه الذي لا يرقأ، والحمار يرد به إلى خيمته في المسجد؛ فقد كان دعا ليلة رمي أن يبقى حتى تقر عينه من القوم الذين غدروا، ودعا أن تكون رميته شهادة له. وقد قرت العين اليوم بإمضاء الحكم؛ وبقي من دعائه أن تكون رميته شهادة.</w:t>
       </w:r>
     </w:p>
     <w:p>
@@ -27985,7 +27985,7 @@
           <w:szCs w:val="26"/>
           <w:rtl/>
         </w:rPr>
-        <w:t xml:space="preserve"> وخرج في هذه الغزوة معه من المنافقين من لم يكن يخرج في مثلها، لقرب الغنيمة؛ وسيكون لخروجهم شأن.</w:t>
+        <w:t xml:space="preserve"> وخرج في هذه الغزوة معه من المنافقين من لم يكن يخرج في مثلها، لقرب الغنيمة.</w:t>
       </w:r>
     </w:p>
     <w:p>
@@ -29799,7 +29799,7 @@
           <w:szCs w:val="26"/>
           <w:rtl/>
         </w:rPr>
-        <w:t xml:space="preserve"> ورد أيضا كل حرف اقترحه المسلمون في الكتاب، والقلم يجري بما يشترط؛ فاكتمل كتاب بنوده في ظاهرها كلها على المسلمين: بسملة ممحوة، واسم رسالة ممحو، وعمرة مؤجلة، ورد من جاء مسلما؛ وفي جوفه ما ستكشفه الشهور: هدنة تفتح للبلاغ أبواب الجزيرة كلها، وعقد تدخل فيه خزاعة يجر ما بعده.</w:t>
+        <w:t xml:space="preserve"> ورد أيضا كل حرف اقترحه المسلمون في الكتاب، والقلم يجري بما يشترط؛ فاكتمل كتاب بنوده في ظاهرها كلها على المسلمين: بسملة ممحوة، واسم رسالة ممحو، وعمرة مؤجلة، ورد من جاء مسلما؛ وفي جوفه هدنة تضع الحرب عشر سنين، وباب عهد مفتوح لمن شاء أن يدخل فيه.</w:t>
       </w:r>
     </w:p>
     <w:p>
@@ -31442,7 +31442,7 @@
           <w:szCs w:val="26"/>
           <w:rtl/>
         </w:rPr>
-        <w:t xml:space="preserve"> قوم سألوا المقام على أرضهم وقالوا: نحن أعلم بها منكم؛ فبقي الفلاح على أرضه يعملها بخبرته، وصار شطر الثمر لأهل الفتح، والعقد موقوف على المشيئة: نقركم ما شئنا؛ معاملة على الشطر ستصير أصلا يعمل به في المزارعة بعد؛ فجمع التدبير الحكمتين: أرض تعمر بأعلم الناس بها، وثمر يجري على أهل الدار. فكان عبد الله بن رواحة يأتيهم عند طيب الثمر كل عام فيخرص عليهم - يقدر ثمر النخل وهو في رؤوسه - ثم يضمنهم الشطر؛ فشكوا شدة خرصه، فقال: يا معشر يهود، والله إنكم لمن أبغض خلق الله إلي، وما ذاك بحاملي على أن أحيف عليكم؛ فإن شئتم فلكم وإن شئتم فلي. فقالوا: بهذا قامت السماوات والأرض؛ خيروا بين تقديره على أن يأخذوا أو يعطوا، فما وجدوا في القسمة حيفا.</w:t>
+        <w:t xml:space="preserve"> قوم سألوا المقام على أرضهم وقالوا: نحن أعلم بها منكم؛ فبقي الفلاح على أرضه يعملها بخبرته، وصار شطر الثمر لأهل الفتح، والعقد موقوف على المشيئة: نقركم ما شئنا؛ معاملة على الشطر جمعت الحكمتين: أرض تعمر بأعلم الناس بها، وثمر يجري على أهل الدار. فكان عبد الله بن رواحة يأتيهم عند طيب الثمر كل عام فيخرص عليهم - يقدر ثمر النخل وهو في رؤوسه - ثم يضمنهم الشطر؛ فشكوا شدة خرصه، فقال: يا معشر يهود، والله إنكم لمن أبغض خلق الله إلي، وما ذاك بحاملي على أن أحيف عليكم؛ فإن شئتم فلكم وإن شئتم فلي. فقالوا: بهذا قامت السماوات والأرض؛ خيروا بين تقديره على أن يأخذوا أو يعطوا، فما وجدوا في القسمة حيفا.</w:t>
       </w:r>
       <w:r>
         <w:rPr>

--- a/hina-saqatat/حين_سقطت_الأصنام_موسع.docx
+++ b/hina-saqatat/حين_سقطت_الأصنام_موسع.docx
@@ -21831,7 +21831,7 @@
           <w:szCs w:val="26"/>
           <w:rtl/>
         </w:rPr>
-        <w:t xml:space="preserve">وانحسرت الحرب عن الشعب، وبقيت جولة الكلام الأخيرة.</w:t>
+        <w:t xml:space="preserve">وانحسرت الحرب عن الشعب، وبقيت جولة الكلام الأخيرة. في حروب ذلك الزمان لا ينتهي اليوم بآخر ضربة سيف؛ ينتهي بكلمات يرفعها القادة، تحفظ وتتناقلها القبائل، فتصير هي خبر اليوم في المواسم. فوقف قائد الجيش الراجع على صخرة عالية ينادي، والمسلمون في سفح الجبل يعصبون جراحهم، والوادي يرد الصوت بين الفريقين.</w:t>
       </w:r>
     </w:p>
     <w:p>
@@ -21915,7 +21915,7 @@
           <w:szCs w:val="26"/>
           <w:rtl/>
         </w:rPr>
-        <w:t xml:space="preserve"> قبل الموعد من ساعته على ما بالقوم من جراح؛ فانصرف الجيشان وبينهما عهد لقاء مسمى المكان والزمان.</w:t>
+        <w:t xml:space="preserve"> قبل الموعد من ساعته على ما بالقوم من جراح؛ فانصرف الجيشان وبينهما عهد لقاء مسمى المكان والزمان. عهد عجيب بين جيشين أحدهما ينزف: ما طلب المجروحون تأجيلا، وما ساوموا على الموعد؛ قالوا نعم من ساعتهم، والدماء في الجراح لم تجف.</w:t>
       </w:r>
     </w:p>
     <w:p>
@@ -22489,7 +22489,7 @@
           <w:szCs w:val="26"/>
           <w:rtl/>
         </w:rPr>
-        <w:t xml:space="preserve">ودخل الناس المدينة آخر النهار، والجيش الراجع ينقص سبعين رجلا، وفي وجوه الداخلين وجراحهم بقية اليوم؛ فخرجت النساء إلى الطريق يتلقين الأخبار، كل واحدة تسأل عن أسمائها هي: عن زوج وأخ وابن؛ والأجوبة تفرق البيوت بين باكية وحامدة.</w:t>
+        <w:t xml:space="preserve">ودخل الناس المدينة آخر النهار، والجيش الراجع ينقص سبعين رجلا، وفي وجوه الداخلين وجراحهم بقية اليوم؛ فخرجت النساء إلى الطريق يتلقين الأخبار، كل واحدة تسأل عن أسمائها هي: عن زوج وأخ وابن؛ والأجوبة تفرق البيوت بين باكية وحامدة. مدينة كاملة وقفت على طريق واحد ذلك المساء: نساء يعددن الوجوه العائدة وجها وجها، وأسماء تنادى فيجيب بعضها ويسكت بعض؛ وبين البيوت من ترفع الحمد ومن ترفع الصوت بالبكاء، والدور متلاصقة يسمع بعضها بعضا.</w:t>
       </w:r>
     </w:p>
     <w:p>
@@ -22569,7 +22569,7 @@
           <w:szCs w:val="26"/>
           <w:rtl/>
         </w:rPr>
-        <w:t xml:space="preserve"> صبرت للأخ وللخال، فلما بلغ النعي الزوج انفلت الصوت؛ فما عنفها الشاهد على جزعها، قرأ منها موضع الزوج من المرأة وقاله للناس.</w:t>
+        <w:t xml:space="preserve"> صبرت للأخ وللخال، فلما بلغ النعي الزوج انفلت الصوت؛ فما عنفها الشاهد على جزعها، قرأ منها موضع الزوج من المرأة وقاله للناس. ما طولبت الثكلى بفوق طاقتها، ولا حسب صبرها على الأخ والخال قسوة قلب؛ وزن الحزن بميزانه، ولكل فقد مكانه.</w:t>
       </w:r>
     </w:p>
     <w:p>
@@ -26642,7 +26642,7 @@
           <w:szCs w:val="26"/>
           <w:rtl/>
         </w:rPr>
-        <w:t xml:space="preserve"> فقاموا إليه فأنزلوه.</w:t>
+        <w:t xml:space="preserve"> فقاموا إليه فأنزلوه. رجل مريض محمول على حمار، يستقبله قومه قياما بأمر نبيهم؛ ما حمل يومئذ سيفا ولا لواء، حمل جرحا معصوبا وقضاء ينتظر على لسانه، والحيان كلاهما معلق العينين به: قومه يرجون رفقه بحلفائهم، وخصومه ينتظرون كلمته.</w:t>
       </w:r>
     </w:p>
     <w:p>
@@ -26698,7 +26698,7 @@
           <w:szCs w:val="26"/>
           <w:rtl/>
         </w:rPr>
-        <w:t xml:space="preserve">قاض يعلم أن قومه يرجون منه الرفق بمواليهم، وأن نقض القوم يوم الأحزاب أريد به استئصال الدار كلها؛ فاستوثق أولا أن حكمه ماض على كل من حضر، حتى على الجهة التي أجلها عن التسمية، ثم قضى قضاءه بلا محاباة لقومه ولا شفاعة لمواليه. فجاءت الشهادة من فوق الحكم: لقد حكمت فيهم بحكم الملك؛ ما لحكم بشر بعدها مصعد.</w:t>
+        <w:t xml:space="preserve">قاض يعلم أن قومه يرجون منه الرفق بمواليهم، وأن نقض القوم يوم الأحزاب أريد به استئصال الدار كلها؛ فاستوثق أولا أن حكمه ماض على كل من حضر، حتى على الجهة التي أجلها عن التسمية، ثم قضى قضاءه بلا محاباة لقومه ولا شفاعة لمواليه. فجاءت الشهادة من فوق الحكم: لقد حكمت فيهم بحكم الملك؛ ما لحكم بشر بعدها مصعد. وما وجدت الأوس بعدها ما تقول: سألوا أن يحكم فيهم رجل منهم، فحكم رجلهم.</w:t>
       </w:r>
     </w:p>
     <w:p>
@@ -28578,23 +28578,23 @@
           <w:szCs w:val="26"/>
           <w:rtl/>
         </w:rPr>
-        <w:t xml:space="preserve">وما سلمت المدينة من غدر يجيء في ثياب الحاجة: قدم عليها نفر من عكل وعرينة - قبيلتين من أهل البادية - ثمانية، فأسلموا وأظهروا الإسلام وبايعوا، واجتووا المدينة - استوخموا هواءها فمرضوا وسقمت أبدانهم؛ فرحمهم ﷺ وأمر لهم بلقاح - نوق ذوات لبن من إبل الصدقة - وأمرهم أن يخرجوا إلى مراعيها فيشربوا من أبوالها وألبانها يتداووا بها. فخرجوا فشربوا حتى صحوا وسمنوا؛ فلما صحت أبدانهم كفروا بعد إسلامهم، وقتلوا راعي النبي ﷺ واستاقوا النعم؛ وسملوا أعين الرعاة - فقؤوها بالحديد - ومثلوا بهم.</w:t>
-      </w:r>
-    </w:p>
-    <w:p>
-      <w:pPr>
-        <w:bidi/>
-        <w:spacing w:after="180" w:line="360"/>
-        <w:jc w:val="both"/>
-      </w:pPr>
-      <w:r>
-        <w:rPr>
-          <w:rFonts w:ascii="Arial" w:cs="Arial" w:eastAsia="Arial" w:hAnsi="Arial"/>
-          <w:sz w:val="26"/>
-          <w:szCs w:val="26"/>
-          <w:rtl/>
-        </w:rPr>
-        <w:t xml:space="preserve">فجاء الصريخ - صارخ الاستغاثة - أول النهار يعدو إلى المدينة بالخبر، فبعث ﷺ الطلب في آثارهم، فلما ارتفع النهار جيء بهم؛ فأمر بهم فقطعت أيديهم وأرجلهم وسملت أعينهم، وألقوا في الحرة يستسقون فلا يسقون حتى ماتوا. قال أنس بن مالك - وهو راوي الخبر، يبين وجه العقوبة: وإنما سمل النبي ﷺ أعينهم لأنهم سملوا أعين الرعاة.</w:t>
+        <w:t xml:space="preserve">والحرة أرض تلبس المدينة من جانبيها: حجارة سود متراكمة كأنما مستها نار، لا تنبت زرعا ولا يقطعها راكب إلا على مهل؛ وباسمها يعرف هذا الخبر. وما سلمت المدينة من غدر يجيء في ثياب الحاجة: قدم عليها نفر من عكل وعرينة - قبيلتين من أهل البادية - ثمانية، فأسلموا وأظهروا الإسلام وبايعوا، واجتووا المدينة - استوخموا هواءها فمرضوا وسقمت أبدانهم؛ فرحمهم ﷺ وأمر لهم بلقاح - نوق ذوات لبن من إبل الصدقة - وأمرهم أن يخرجوا إلى مراعيها فيشربوا من أبوالها وألبانها يتداووا بها. فخرجوا فشربوا حتى صحوا وسمنوا؛ فلما صحت أبدانهم كفروا بعد إسلامهم، وقتلوا راعي النبي ﷺ واستاقوا النعم؛ وسملوا أعين الرعاة - فقؤوها بالحديد - ومثلوا بهم.</w:t>
+      </w:r>
+    </w:p>
+    <w:p>
+      <w:pPr>
+        <w:bidi/>
+        <w:spacing w:after="180" w:line="360"/>
+        <w:jc w:val="both"/>
+      </w:pPr>
+      <w:r>
+        <w:rPr>
+          <w:rFonts w:ascii="Arial" w:cs="Arial" w:eastAsia="Arial" w:hAnsi="Arial"/>
+          <w:sz w:val="26"/>
+          <w:szCs w:val="26"/>
+          <w:rtl/>
+        </w:rPr>
+        <w:t xml:space="preserve">فجاء الصريخ - رجل نجا يعدو والشمس طالعة، خلفه دماء الرعاة والإبل مستاقة - أول النهار إلى المدينة بالخبر، فبعث ﷺ الطلب في آثارهم، فلما ارتفع النهار جيء بهم؛ فأمر بهم فقطعت أيديهم وأرجلهم وسملت أعينهم، وألقوا في الحرة يستسقون فلا يسقون حتى ماتوا. قال أنس بن مالك - وهو راوي الخبر، يبين وجه العقوبة: وإنما سمل النبي ﷺ أعينهم لأنهم سملوا أعين الرعاة.</w:t>
       </w:r>
       <w:r>
         <w:rPr>
@@ -30273,7 +30273,7 @@
           <w:szCs w:val="26"/>
           <w:rtl/>
         </w:rPr>
-        <w:t xml:space="preserve">وسرى خبر الساحل في مستضعفي مكة مسرى الماء في الرمل: هناك رجل حر على طريق العير لا يرده عهد. فانفلت أبو جندل بن سهيل من قيود أبيه فلحق بأبي بصير؛ وجعل لا يخرج من قريش رجل قد أسلم إلا لحق بهما، حتى اجتمعت منهم عصابة قريبة من السبعين، لهم على الساحل معقل لا تبلغه قريش ولا يقيده كتاب. فوالله ما يسمعون بعير خرجت لقريش إلى الشام إلا اعترضوا لها، فقتلوا الرجال وأخذوا الأموال؛ فأمسى طريق الشام - عصب معاش الوادي - في يد قوم كان بند الرد قد أخرجهم من كل عقد: لا تحميهم المدينة فيلزمها عهدها فيهم، ولا يردون إلى مكة فيمسكهم القيد. وصدق الوعد الذي أعطيه أبو جندل يوم رد في قيوده: إن الله جاعل لك ولمن معك من المستضعفين فرجا ومخرجا؛ جاء الفرج من الباب الذي بكى القوم منه يوم كتب.</w:t>
+        <w:t xml:space="preserve">وسرى خبر الساحل في مستضعفي مكة مسرى الماء في الرمل: هناك رجل حر على طريق العير لا يرده عهد. فانفلت أبو جندل بن سهيل من قيود أبيه فلحق بأبي بصير؛ وجعل لا يخرج من قريش رجل قد أسلم إلا لحق بهما، حتى اجتمعت منهم عصابة قريبة من السبعين، لهم على الساحل معقل لا تبلغه قريش ولا يقيده كتاب. سبعون رجلا بلا مدينة تؤويهم ولا قبيلة تحميهم، طعامهم ما تحمله الطريق، وسقفهم سماء الساحل؛ يجمعهم دين واحد وجرح واحد: كلهم خرج من مكة مسلما فأغلق الشرط دونه باب المدينة. فوالله ما يسمعون بعير خرجت لقريش إلى الشام إلا اعترضوا لها، فقتلوا الرجال وأخذوا الأموال؛ فأمسى طريق الشام - وعليه تجارة مكة التي تعيش منها - في يد قوم كان بند الرد قد أخرجهم من كل عقد: لا تحميهم المدينة فيلزمها عهدها فيهم، ولا يردون إلى مكة فيمسكهم القيد. وصدق الوعد الذي أعطيه أبو جندل يوم رد في قيوده: إن الله جاعل لك ولمن معك من المستضعفين فرجا ومخرجا؛ جاء الفرج من الباب الذي بكى القوم منه يوم كتب.</w:t>
       </w:r>
     </w:p>
     <w:p>
@@ -30575,13 +30575,28 @@
           <w:szCs w:val="26"/>
           <w:rtl/>
         </w:rPr>
-        <w:t xml:space="preserve"> حذرهم عاقبة قوم تدافعوا البلاغ البعيد، ثم فرق الرسل في الأرض فما اعتذر منهم معتذر. ثم أخذ لكتب الملوك عدتها من أعراف الملوك: قيل له: إن الروم لا يقرؤون كتابا إلا مختوما - لا يعتدون بكتاب لا خاتم عليه؛ فاتخذ خاتما من فضة ونقشه ثلاثة أسطر: محمد رسول الله.</w:t>
+        <w:t xml:space="preserve"> حذرهم عاقبة قوم تدافعوا البلاغ البعيد، ثم فرق الرسل في الأرض فما اعتذر منهم معتذر. ثم أخذ لكتب الملوك عدتها من أعراف الملوك: قيل له: إن الروم لا يقرؤون كتابا إلا مختوما - لا يعتدون بكتاب لا خاتم عليه؛ فاتخذ خاتما من فضة ونقشه: محمد رسول الله؛</w:t>
       </w:r>
       <w:r>
         <w:rPr>
           <w:rStyle w:val="FootnoteReference"/>
         </w:rPr>
         <w:footnoteReference w:id="615"/>
+      </w:r>
+      <w:r>
+        <w:rPr>
+          <w:rFonts w:ascii="Arial" w:cs="Arial" w:eastAsia="Arial" w:hAnsi="Arial"/>
+          <w:sz w:val="26"/>
+          <w:szCs w:val="26"/>
+          <w:rtl/>
+        </w:rPr>
+        <w:t xml:space="preserve"> ثلاثة أسطر: محمد سطر، ورسول سطر، والله سطر.</w:t>
+      </w:r>
+      <w:r>
+        <w:rPr>
+          <w:rStyle w:val="FootnoteReference"/>
+        </w:rPr>
+        <w:footnoteReference w:id="616"/>
       </w:r>
       <w:r>
         <w:rPr>
@@ -30630,21 +30645,6 @@
         <w:rPr>
           <w:rStyle w:val="FootnoteReference"/>
         </w:rPr>
-        <w:footnoteReference w:id="616"/>
-      </w:r>
-      <w:r>
-        <w:rPr>
-          <w:rFonts w:ascii="Arial" w:cs="Arial" w:eastAsia="Arial" w:hAnsi="Arial"/>
-          <w:sz w:val="26"/>
-          <w:szCs w:val="26"/>
-          <w:rtl/>
-        </w:rPr>
-        <w:t xml:space="preserve"> رجل في مدينة من لبن وجريد، سقف مسجده يبلغه القائم بيده، يخاطب في يوم واحد عروش القسطنطينية والمدائن والحبشة ومصر خطاب الند فمن فوق: أسلم تسلم. ما وقف البلاغ عند حدود الجزيرة يوما؛ كان للناس كافة منذ كلمة الغار الأولى، وجاءت الهدنة ففتحت له الطريق. فأما كسرى - وملكه يومئذ أعظم ممالك الأرض بعد الروم - فلما قرأ الكتاب مزقه غضبا أن بدئ فيه باسم غيره؛ فقال ﷺ حين بلغه: "مزق ملكه". فما دارت إلا سنون قلائل حتى تمزق ملك بيته من داخله، ودارت عليه الدوائر.</w:t>
-      </w:r>
-      <w:r>
-        <w:rPr>
-          <w:rStyle w:val="FootnoteReference"/>
-        </w:rPr>
         <w:footnoteReference w:id="617"/>
       </w:r>
       <w:r>
@@ -30654,13 +30654,28 @@
           <w:szCs w:val="26"/>
           <w:rtl/>
         </w:rPr>
+        <w:t xml:space="preserve"> رجل في مدينة من لبن وجريد، سقف مسجده يبلغه القائم بيده، يخاطب في يوم واحد عروش القسطنطينية والمدائن والحبشة ومصر خطاب الند فمن فوق: أسلم تسلم. أربعة رجال على أربعة طرق، في يد كل واحد كتاب مختوم بفضة، أمامه مسيرة شهور إلى بلاط لا يعرف فيه أحدا، وليس معه جيش ولا حرس؛ كتاب وخاتم ورجل. ما وقف البلاغ عند حدود الجزيرة يوما؛ كان للناس كافة منذ كلمة الغار الأولى، وجاءت الهدنة ففتحت له الطريق. فأما كسرى - وملكه يومئذ أعظم ممالك الأرض بعد الروم - فلما قرأ الكتاب مزقه غضبا أن بدئ فيه باسم غيره؛ فقال ﷺ حين بلغه: "مزق ملكه". فما دارت إلا سنون قلائل حتى تمزق ملك بيته من داخله، ودارت عليه الدوائر.</w:t>
+      </w:r>
+      <w:r>
+        <w:rPr>
+          <w:rStyle w:val="FootnoteReference"/>
+        </w:rPr>
+        <w:footnoteReference w:id="618"/>
+      </w:r>
+      <w:r>
+        <w:rPr>
+          <w:rFonts w:ascii="Arial" w:cs="Arial" w:eastAsia="Arial" w:hAnsi="Arial"/>
+          <w:sz w:val="26"/>
+          <w:szCs w:val="26"/>
+          <w:rtl/>
+        </w:rPr>
         <w:t xml:space="preserve"> وأما المقوقس فقرأ الكتاب وأكرم الرسول وأهدى هدايا ورد بجواب لين، وقارب ولم يسلم؛</w:t>
       </w:r>
       <w:r>
         <w:rPr>
           <w:rStyle w:val="FootnoteReference"/>
         </w:rPr>
-        <w:footnoteReference w:id="618"/>
+        <w:footnoteReference w:id="619"/>
       </w:r>
       <w:r>
         <w:rPr>
@@ -30760,7 +30775,7 @@
         <w:rPr>
           <w:rStyle w:val="FootnoteReference"/>
         </w:rPr>
-        <w:footnoteReference w:id="619"/>
+        <w:footnoteReference w:id="620"/>
       </w:r>
     </w:p>
     <w:p>
@@ -30782,7 +30797,7 @@
         <w:rPr>
           <w:rStyle w:val="FootnoteReference"/>
         </w:rPr>
-        <w:footnoteReference w:id="620"/>
+        <w:footnoteReference w:id="621"/>
       </w:r>
     </w:p>
     <w:p>
@@ -30804,7 +30819,7 @@
         <w:rPr>
           <w:rStyle w:val="FootnoteReference"/>
         </w:rPr>
-        <w:footnoteReference w:id="621"/>
+        <w:footnoteReference w:id="622"/>
       </w:r>
     </w:p>
     <w:p>
@@ -30862,7 +30877,7 @@
         <w:rPr>
           <w:rStyle w:val="FootnoteReference"/>
         </w:rPr>
-        <w:footnoteReference w:id="622"/>
+        <w:footnoteReference w:id="623"/>
       </w:r>
       <w:r>
         <w:rPr>
@@ -30877,7 +30892,7 @@
         <w:rPr>
           <w:rStyle w:val="FootnoteReference"/>
         </w:rPr>
-        <w:footnoteReference w:id="623"/>
+        <w:footnoteReference w:id="624"/>
       </w:r>
     </w:p>
     <w:p>
@@ -30899,7 +30914,7 @@
         <w:rPr>
           <w:rStyle w:val="FootnoteReference"/>
         </w:rPr>
-        <w:footnoteReference w:id="624"/>
+        <w:footnoteReference w:id="625"/>
       </w:r>
     </w:p>
     <w:p>
@@ -30921,7 +30936,7 @@
         <w:rPr>
           <w:rStyle w:val="FootnoteReference"/>
         </w:rPr>
-        <w:footnoteReference w:id="625"/>
+        <w:footnoteReference w:id="626"/>
       </w:r>
       <w:r>
         <w:rPr>
@@ -30936,7 +30951,7 @@
         <w:rPr>
           <w:rStyle w:val="FootnoteReference"/>
         </w:rPr>
-        <w:footnoteReference w:id="626"/>
+        <w:footnoteReference w:id="627"/>
       </w:r>
       <w:r>
         <w:rPr>
@@ -31019,21 +31034,6 @@
         <w:rPr>
           <w:rStyle w:val="FootnoteReference"/>
         </w:rPr>
-        <w:footnoteReference w:id="627"/>
-      </w:r>
-      <w:r>
-        <w:rPr>
-          <w:rFonts w:ascii="Arial" w:cs="Arial" w:eastAsia="Arial" w:hAnsi="Arial"/>
-          <w:sz w:val="26"/>
-          <w:szCs w:val="26"/>
-          <w:rtl/>
-        </w:rPr>
-        <w:t xml:space="preserve"> وقال عمر: ما أحببت الإمارة إلا يومئذ؛ تطاولت لها رجاء أن أدعى لها.</w:t>
-      </w:r>
-      <w:r>
-        <w:rPr>
-          <w:rStyle w:val="FootnoteReference"/>
-        </w:rPr>
         <w:footnoteReference w:id="628"/>
       </w:r>
       <w:r>
@@ -31043,6 +31043,21 @@
           <w:szCs w:val="26"/>
           <w:rtl/>
         </w:rPr>
+        <w:t xml:space="preserve"> ليلة قل فيها النوم في المعسكر: كل رجل يعيد الكلمة في نفسه ويحسبها، والوعد معلق بلا اسم؛ ورجل واحد في العسكر بمعزل عنها كلها: أرمد مغمض العينين، لا يبصر ما حوله. وقال عمر: ما أحببت الإمارة إلا يومئذ؛ تطاولت لها رجاء أن أدعى لها.</w:t>
+      </w:r>
+      <w:r>
+        <w:rPr>
+          <w:rStyle w:val="FootnoteReference"/>
+        </w:rPr>
+        <w:footnoteReference w:id="629"/>
+      </w:r>
+      <w:r>
+        <w:rPr>
+          <w:rFonts w:ascii="Arial" w:cs="Arial" w:eastAsia="Arial" w:hAnsi="Arial"/>
+          <w:sz w:val="26"/>
+          <w:szCs w:val="26"/>
+          <w:rtl/>
+        </w:rPr>
         <w:t xml:space="preserve"> ما حرك القوم حب الرياسة؛ حركهم موضع الشهادة: أن يشهد لصاحب الراية بمحبة الله ورسوله إياه.</w:t>
       </w:r>
     </w:p>
@@ -31065,7 +31080,7 @@
         <w:rPr>
           <w:rStyle w:val="FootnoteReference"/>
         </w:rPr>
-        <w:footnoteReference w:id="629"/>
+        <w:footnoteReference w:id="630"/>
       </w:r>
       <w:r>
         <w:rPr>
@@ -31148,7 +31163,7 @@
         <w:rPr>
           <w:rStyle w:val="FootnoteReference"/>
         </w:rPr>
-        <w:footnoteReference w:id="630"/>
+        <w:footnoteReference w:id="631"/>
       </w:r>
       <w:r>
         <w:rPr>
@@ -31197,7 +31212,7 @@
         <w:rPr>
           <w:rStyle w:val="FootnoteReference"/>
         </w:rPr>
-        <w:footnoteReference w:id="631"/>
+        <w:footnoteReference w:id="632"/>
       </w:r>
       <w:r>
         <w:rPr>
@@ -31212,7 +31227,7 @@
         <w:rPr>
           <w:rStyle w:val="FootnoteReference"/>
         </w:rPr>
-        <w:footnoteReference w:id="632"/>
+        <w:footnoteReference w:id="633"/>
       </w:r>
       <w:r>
         <w:rPr>
@@ -31227,7 +31242,7 @@
         <w:rPr>
           <w:rStyle w:val="FootnoteReference"/>
         </w:rPr>
-        <w:footnoteReference w:id="633"/>
+        <w:footnoteReference w:id="634"/>
       </w:r>
     </w:p>
     <w:p>
@@ -31283,7 +31298,7 @@
         <w:rPr>
           <w:rStyle w:val="FootnoteReference"/>
         </w:rPr>
-        <w:footnoteReference w:id="634"/>
+        <w:footnoteReference w:id="635"/>
       </w:r>
       <w:r>
         <w:rPr>
@@ -31298,7 +31313,7 @@
         <w:rPr>
           <w:rStyle w:val="FootnoteReference"/>
         </w:rPr>
-        <w:footnoteReference w:id="635"/>
+        <w:footnoteReference w:id="636"/>
       </w:r>
       <w:r>
         <w:rPr>
@@ -31313,7 +31328,7 @@
         <w:rPr>
           <w:rStyle w:val="FootnoteReference"/>
         </w:rPr>
-        <w:footnoteReference w:id="636"/>
+        <w:footnoteReference w:id="637"/>
       </w:r>
     </w:p>
     <w:p>
@@ -31369,7 +31384,7 @@
         <w:rPr>
           <w:rStyle w:val="FootnoteReference"/>
         </w:rPr>
-        <w:footnoteReference w:id="637"/>
+        <w:footnoteReference w:id="638"/>
       </w:r>
       <w:r>
         <w:rPr>
@@ -31384,7 +31399,7 @@
         <w:rPr>
           <w:rStyle w:val="FootnoteReference"/>
         </w:rPr>
-        <w:footnoteReference w:id="638"/>
+        <w:footnoteReference w:id="639"/>
       </w:r>
       <w:r>
         <w:rPr>
@@ -31433,7 +31448,7 @@
         <w:rPr>
           <w:rStyle w:val="FootnoteReference"/>
         </w:rPr>
-        <w:footnoteReference w:id="639"/>
+        <w:footnoteReference w:id="640"/>
       </w:r>
       <w:r>
         <w:rPr>
@@ -31448,7 +31463,7 @@
         <w:rPr>
           <w:rStyle w:val="FootnoteReference"/>
         </w:rPr>
-        <w:footnoteReference w:id="640"/>
+        <w:footnoteReference w:id="641"/>
       </w:r>
     </w:p>
     <w:p>
@@ -31504,7 +31519,7 @@
         <w:rPr>
           <w:rStyle w:val="FootnoteReference"/>
         </w:rPr>
-        <w:footnoteReference w:id="641"/>
+        <w:footnoteReference w:id="642"/>
       </w:r>
       <w:r>
         <w:rPr>
@@ -31519,7 +31534,7 @@
         <w:rPr>
           <w:rStyle w:val="FootnoteReference"/>
         </w:rPr>
-        <w:footnoteReference w:id="641"/>
+        <w:footnoteReference w:id="642"/>
       </w:r>
       <w:r>
         <w:rPr>
@@ -31534,7 +31549,7 @@
         <w:rPr>
           <w:rStyle w:val="FootnoteReference"/>
         </w:rPr>
-        <w:footnoteReference w:id="641"/>
+        <w:footnoteReference w:id="642"/>
       </w:r>
       <w:r>
         <w:rPr>
@@ -31549,7 +31564,7 @@
         <w:rPr>
           <w:rStyle w:val="FootnoteReference"/>
         </w:rPr>
-        <w:footnoteReference w:id="641"/>
+        <w:footnoteReference w:id="642"/>
       </w:r>
       <w:r>
         <w:rPr>
@@ -31564,7 +31579,7 @@
         <w:rPr>
           <w:rStyle w:val="FootnoteReference"/>
         </w:rPr>
-        <w:footnoteReference w:id="642"/>
+        <w:footnoteReference w:id="643"/>
       </w:r>
     </w:p>
     <w:p>
@@ -31604,7 +31619,7 @@
         <w:rPr>
           <w:rStyle w:val="FootnoteReference"/>
         </w:rPr>
-        <w:footnoteReference w:id="643"/>
+        <w:footnoteReference w:id="644"/>
       </w:r>
       <w:r>
         <w:rPr>
@@ -31619,7 +31634,7 @@
         <w:rPr>
           <w:rStyle w:val="FootnoteReference"/>
         </w:rPr>
-        <w:footnoteReference w:id="644"/>
+        <w:footnoteReference w:id="645"/>
       </w:r>
       <w:r>
         <w:rPr>
@@ -31650,7 +31665,7 @@
         <w:rPr>
           <w:rStyle w:val="FootnoteReference"/>
         </w:rPr>
-        <w:footnoteReference w:id="645"/>
+        <w:footnoteReference w:id="646"/>
       </w:r>
       <w:r>
         <w:rPr>
@@ -31665,7 +31680,7 @@
         <w:rPr>
           <w:rStyle w:val="FootnoteReference"/>
         </w:rPr>
-        <w:footnoteReference w:id="646"/>
+        <w:footnoteReference w:id="647"/>
       </w:r>
     </w:p>
     <w:p>
@@ -31705,7 +31720,7 @@
         <w:rPr>
           <w:rStyle w:val="FootnoteReference"/>
         </w:rPr>
-        <w:footnoteReference w:id="647"/>
+        <w:footnoteReference w:id="648"/>
       </w:r>
     </w:p>
     <w:p>
@@ -31779,7 +31794,7 @@
         <w:rPr>
           <w:rStyle w:val="FootnoteReference"/>
         </w:rPr>
-        <w:footnoteReference w:id="648"/>
+        <w:footnoteReference w:id="649"/>
       </w:r>
       <w:r>
         <w:rPr>
@@ -31810,7 +31825,7 @@
         <w:rPr>
           <w:rStyle w:val="FootnoteReference"/>
         </w:rPr>
-        <w:footnoteReference w:id="649"/>
+        <w:footnoteReference w:id="650"/>
       </w:r>
       <w:r>
         <w:rPr>
@@ -31825,7 +31840,7 @@
         <w:rPr>
           <w:rStyle w:val="FootnoteReference"/>
         </w:rPr>
-        <w:footnoteReference w:id="650"/>
+        <w:footnoteReference w:id="651"/>
       </w:r>
       <w:r>
         <w:rPr>
@@ -31840,7 +31855,7 @@
         <w:rPr>
           <w:rStyle w:val="FootnoteReference"/>
         </w:rPr>
-        <w:footnoteReference w:id="651"/>
+        <w:footnoteReference w:id="652"/>
       </w:r>
       <w:r>
         <w:rPr>
@@ -31855,7 +31870,7 @@
         <w:rPr>
           <w:rStyle w:val="FootnoteReference"/>
         </w:rPr>
-        <w:footnoteReference w:id="652"/>
+        <w:footnoteReference w:id="653"/>
       </w:r>
       <w:r>
         <w:rPr>
@@ -31870,7 +31885,7 @@
         <w:rPr>
           <w:rStyle w:val="FootnoteReference"/>
         </w:rPr>
-        <w:footnoteReference w:id="653"/>
+        <w:footnoteReference w:id="654"/>
       </w:r>
       <w:r>
         <w:rPr>
@@ -31885,7 +31900,7 @@
         <w:rPr>
           <w:rStyle w:val="FootnoteReference"/>
         </w:rPr>
-        <w:footnoteReference w:id="654"/>
+        <w:footnoteReference w:id="655"/>
       </w:r>
       <w:r>
         <w:rPr>
@@ -31900,7 +31915,7 @@
         <w:rPr>
           <w:rStyle w:val="FootnoteReference"/>
         </w:rPr>
-        <w:footnoteReference w:id="655"/>
+        <w:footnoteReference w:id="656"/>
       </w:r>
       <w:r>
         <w:rPr>
@@ -31983,7 +31998,7 @@
         <w:rPr>
           <w:rStyle w:val="FootnoteReference"/>
         </w:rPr>
-        <w:footnoteReference w:id="656"/>
+        <w:footnoteReference w:id="657"/>
       </w:r>
       <w:r>
         <w:rPr>
@@ -31998,7 +32013,7 @@
         <w:rPr>
           <w:rStyle w:val="FootnoteReference"/>
         </w:rPr>
-        <w:footnoteReference w:id="657"/>
+        <w:footnoteReference w:id="658"/>
       </w:r>
     </w:p>
     <w:p>
@@ -32020,21 +32035,6 @@
         <w:rPr>
           <w:rStyle w:val="FootnoteReference"/>
         </w:rPr>
-        <w:footnoteReference w:id="658"/>
-      </w:r>
-      <w:r>
-        <w:rPr>
-          <w:rFonts w:ascii="Arial" w:cs="Arial" w:eastAsia="Arial" w:hAnsi="Arial"/>
-          <w:sz w:val="26"/>
-          <w:szCs w:val="26"/>
-          <w:rtl/>
-        </w:rPr>
-        <w:t xml:space="preserve"> فالتقت الطرق الثلاث في وقت واحد: خرج خالد من مكة، وأقبل عمرو من الحبشة، ومعهما عثمان بن طلحة - صاحب حجابة الكعبة ومفتاحها بيده - فقدموا على رسول الله ﷺ في صفر من سنة ثمان مسلمين؛ فقال حين رآهم: "إن مكة قد ألقت إلينا أفلاذ كبدها" - قطع كبدها: خيار رجالها وأعزهم.</w:t>
-      </w:r>
-      <w:r>
-        <w:rPr>
-          <w:rStyle w:val="FootnoteReference"/>
-        </w:rPr>
         <w:footnoteReference w:id="659"/>
       </w:r>
       <w:r>
@@ -32044,6 +32044,21 @@
           <w:szCs w:val="26"/>
           <w:rtl/>
         </w:rPr>
+        <w:t xml:space="preserve"> فالتقت الطرق الثلاث في وقت واحد: خرج خالد من مكة، وأقبل عمرو من الحبشة، ومعهما عثمان بن طلحة - صاحب حجابة الكعبة ومفتاحها بيده. ثلاثة خرجوا من ثلاث جهات لا يعلم أحدهم بصاحبه، فجمعهم طريق المدينة كأنما تواعدوا - فقدموا على رسول الله ﷺ في صفر من سنة ثمان مسلمين؛ فقال حين رآهم: "إن مكة قد ألقت إلينا أفلاذ كبدها" - قطع كبدها: خيار رجالها وأعزهم. صورة من كلام العرب البليغ: الوادي الذي يحارب المدينة منذ سنين صار يفقد أعز رجاله واحدا بعد واحد، كما يفقد الجسد قطع كبده.</w:t>
+      </w:r>
+      <w:r>
+        <w:rPr>
+          <w:rStyle w:val="FootnoteReference"/>
+        </w:rPr>
+        <w:footnoteReference w:id="660"/>
+      </w:r>
+      <w:r>
+        <w:rPr>
+          <w:rFonts w:ascii="Arial" w:cs="Arial" w:eastAsia="Arial" w:hAnsi="Arial"/>
+          <w:sz w:val="26"/>
+          <w:szCs w:val="26"/>
+          <w:rtl/>
+        </w:rPr>
         <w:t xml:space="preserve"> ثلاثة كانوا سيوف مكة ودهاتها: فارس أحد والخندق، وداهية العرب، وصاحب مفتاح الكعبة؛ جاؤوا مسلمين في ركب واحد قبل أن يفتح الوادي بعامين.</w:t>
       </w:r>
     </w:p>
@@ -32066,7 +32081,7 @@
         <w:rPr>
           <w:rStyle w:val="FootnoteReference"/>
         </w:rPr>
-        <w:footnoteReference w:id="660"/>
+        <w:footnoteReference w:id="661"/>
       </w:r>
       <w:r>
         <w:rPr>
@@ -32133,7 +32148,7 @@
         <w:rPr>
           <w:rStyle w:val="FootnoteReference"/>
         </w:rPr>
-        <w:footnoteReference w:id="661"/>
+        <w:footnoteReference w:id="662"/>
       </w:r>
       <w:r>
         <w:rPr>
@@ -32148,7 +32163,7 @@
         <w:rPr>
           <w:rStyle w:val="FootnoteReference"/>
         </w:rPr>
-        <w:footnoteReference w:id="662"/>
+        <w:footnoteReference w:id="663"/>
       </w:r>
       <w:r>
         <w:rPr>
@@ -32179,7 +32194,7 @@
         <w:rPr>
           <w:rStyle w:val="FootnoteReference"/>
         </w:rPr>
-        <w:footnoteReference w:id="663"/>
+        <w:footnoteReference w:id="664"/>
       </w:r>
     </w:p>
     <w:p>
@@ -32219,7 +32234,7 @@
         <w:rPr>
           <w:rStyle w:val="FootnoteReference"/>
         </w:rPr>
-        <w:footnoteReference w:id="664"/>
+        <w:footnoteReference w:id="665"/>
       </w:r>
     </w:p>
     <w:p>
@@ -32241,7 +32256,7 @@
         <w:rPr>
           <w:rStyle w:val="FootnoteReference"/>
         </w:rPr>
-        <w:footnoteReference w:id="665"/>
+        <w:footnoteReference w:id="666"/>
       </w:r>
       <w:r>
         <w:rPr>
@@ -32256,7 +32271,7 @@
         <w:rPr>
           <w:rStyle w:val="FootnoteReference"/>
         </w:rPr>
-        <w:footnoteReference w:id="665"/>
+        <w:footnoteReference w:id="666"/>
       </w:r>
     </w:p>
     <w:p>
@@ -32312,7 +32327,7 @@
         <w:rPr>
           <w:rStyle w:val="FootnoteReference"/>
         </w:rPr>
-        <w:footnoteReference w:id="666"/>
+        <w:footnoteReference w:id="667"/>
       </w:r>
     </w:p>
     <w:p>
@@ -32352,7 +32367,7 @@
         <w:rPr>
           <w:rStyle w:val="FootnoteReference"/>
         </w:rPr>
-        <w:footnoteReference w:id="667"/>
+        <w:footnoteReference w:id="668"/>
       </w:r>
       <w:r>
         <w:rPr>
@@ -32367,7 +32382,7 @@
         <w:rPr>
           <w:rStyle w:val="FootnoteReference"/>
         </w:rPr>
-        <w:footnoteReference w:id="668"/>
+        <w:footnoteReference w:id="669"/>
       </w:r>
     </w:p>
     <w:p>
@@ -32389,7 +32404,7 @@
         <w:rPr>
           <w:rStyle w:val="FootnoteReference"/>
         </w:rPr>
-        <w:footnoteReference w:id="669"/>
+        <w:footnoteReference w:id="670"/>
       </w:r>
       <w:r>
         <w:rPr>
@@ -32404,7 +32419,7 @@
         <w:rPr>
           <w:rStyle w:val="FootnoteReference"/>
         </w:rPr>
-        <w:footnoteReference w:id="670"/>
+        <w:footnoteReference w:id="671"/>
       </w:r>
       <w:r>
         <w:rPr>
@@ -32419,7 +32434,7 @@
         <w:rPr>
           <w:rStyle w:val="FootnoteReference"/>
         </w:rPr>
-        <w:footnoteReference w:id="671"/>
+        <w:footnoteReference w:id="672"/>
       </w:r>
     </w:p>
     <w:p>
@@ -32441,7 +32456,7 @@
         <w:rPr>
           <w:rStyle w:val="FootnoteReference"/>
         </w:rPr>
-        <w:footnoteReference w:id="672"/>
+        <w:footnoteReference w:id="673"/>
       </w:r>
       <w:r>
         <w:rPr>
@@ -32456,7 +32471,7 @@
         <w:rPr>
           <w:rStyle w:val="FootnoteReference"/>
         </w:rPr>
-        <w:footnoteReference w:id="673"/>
+        <w:footnoteReference w:id="674"/>
       </w:r>
     </w:p>
     <w:p>
@@ -46742,11 +46757,34 @@
           <w:szCs w:val="20"/>
           <w:rtl/>
         </w:rPr>
+        <w:t xml:space="preserve"> صحيح البخاري (٥٨٧٨) من حديث أنس رضي الله عنه: نقش الخاتم ثلاثة أسطر. الدرجة: صحيح.</w:t>
+      </w:r>
+    </w:p>
+  </w:footnote>
+  <w:footnote w:id="617">
+    <w:p>
+      <w:pPr>
+        <w:bidi/>
+        <w:jc w:val="both"/>
+      </w:pPr>
+      <w:r>
+        <w:rPr>
+          <w:rStyle w:val="FootnoteReference"/>
+        </w:rPr>
+        <w:footnoteRef/>
+      </w:r>
+      <w:r>
+        <w:rPr>
+          <w:rFonts w:ascii="Arial" w:cs="Arial" w:eastAsia="Arial" w:hAnsi="Arial"/>
+          <w:sz w:val="20"/>
+          <w:szCs w:val="20"/>
+          <w:rtl/>
+        </w:rPr>
         <w:t xml:space="preserve"> ابن إسحاق؛ ابن سعد، الطبقات الكبرى. الدرجة: حسن.</w:t>
       </w:r>
     </w:p>
   </w:footnote>
-  <w:footnote w:id="617">
+  <w:footnote w:id="618">
     <w:p>
       <w:pPr>
         <w:bidi/>
@@ -46769,7 +46807,7 @@
       </w:r>
     </w:p>
   </w:footnote>
-  <w:footnote w:id="618">
+  <w:footnote w:id="619">
     <w:p>
       <w:pPr>
         <w:bidi/>
@@ -46792,7 +46830,7 @@
       </w:r>
     </w:p>
   </w:footnote>
-  <w:footnote w:id="619">
+  <w:footnote w:id="620">
     <w:p>
       <w:pPr>
         <w:bidi/>
@@ -46815,7 +46853,7 @@
       </w:r>
     </w:p>
   </w:footnote>
-  <w:footnote w:id="620">
+  <w:footnote w:id="621">
     <w:p>
       <w:pPr>
         <w:bidi/>
@@ -46838,7 +46876,7 @@
       </w:r>
     </w:p>
   </w:footnote>
-  <w:footnote w:id="621">
+  <w:footnote w:id="622">
     <w:p>
       <w:pPr>
         <w:bidi/>
@@ -46861,7 +46899,7 @@
       </w:r>
     </w:p>
   </w:footnote>
-  <w:footnote w:id="622">
+  <w:footnote w:id="623">
     <w:p>
       <w:pPr>
         <w:bidi/>
@@ -46884,7 +46922,7 @@
       </w:r>
     </w:p>
   </w:footnote>
-  <w:footnote w:id="623">
+  <w:footnote w:id="624">
     <w:p>
       <w:pPr>
         <w:bidi/>
@@ -46907,7 +46945,7 @@
       </w:r>
     </w:p>
   </w:footnote>
-  <w:footnote w:id="624">
+  <w:footnote w:id="625">
     <w:p>
       <w:pPr>
         <w:bidi/>
@@ -46930,7 +46968,7 @@
       </w:r>
     </w:p>
   </w:footnote>
-  <w:footnote w:id="625">
+  <w:footnote w:id="626">
     <w:p>
       <w:pPr>
         <w:bidi/>
@@ -46953,7 +46991,7 @@
       </w:r>
     </w:p>
   </w:footnote>
-  <w:footnote w:id="626">
+  <w:footnote w:id="627">
     <w:p>
       <w:pPr>
         <w:bidi/>
@@ -46976,7 +47014,7 @@
       </w:r>
     </w:p>
   </w:footnote>
-  <w:footnote w:id="627">
+  <w:footnote w:id="628">
     <w:p>
       <w:pPr>
         <w:bidi/>
@@ -46999,7 +47037,7 @@
       </w:r>
     </w:p>
   </w:footnote>
-  <w:footnote w:id="628">
+  <w:footnote w:id="629">
     <w:p>
       <w:pPr>
         <w:bidi/>
@@ -47022,7 +47060,7 @@
       </w:r>
     </w:p>
   </w:footnote>
-  <w:footnote w:id="629">
+  <w:footnote w:id="630">
     <w:p>
       <w:pPr>
         <w:bidi/>
@@ -47045,7 +47083,7 @@
       </w:r>
     </w:p>
   </w:footnote>
-  <w:footnote w:id="630">
+  <w:footnote w:id="631">
     <w:p>
       <w:pPr>
         <w:bidi/>
@@ -47068,7 +47106,7 @@
       </w:r>
     </w:p>
   </w:footnote>
-  <w:footnote w:id="631">
+  <w:footnote w:id="632">
     <w:p>
       <w:pPr>
         <w:bidi/>
@@ -47091,7 +47129,7 @@
       </w:r>
     </w:p>
   </w:footnote>
-  <w:footnote w:id="632">
+  <w:footnote w:id="633">
     <w:p>
       <w:pPr>
         <w:bidi/>
@@ -47114,7 +47152,7 @@
       </w:r>
     </w:p>
   </w:footnote>
-  <w:footnote w:id="633">
+  <w:footnote w:id="634">
     <w:p>
       <w:pPr>
         <w:bidi/>
@@ -47137,7 +47175,7 @@
       </w:r>
     </w:p>
   </w:footnote>
-  <w:footnote w:id="634">
+  <w:footnote w:id="635">
     <w:p>
       <w:pPr>
         <w:bidi/>
@@ -47160,7 +47198,7 @@
       </w:r>
     </w:p>
   </w:footnote>
-  <w:footnote w:id="635">
+  <w:footnote w:id="636">
     <w:p>
       <w:pPr>
         <w:bidi/>
@@ -47183,7 +47221,7 @@
       </w:r>
     </w:p>
   </w:footnote>
-  <w:footnote w:id="636">
+  <w:footnote w:id="637">
     <w:p>
       <w:pPr>
         <w:bidi/>
@@ -47206,7 +47244,7 @@
       </w:r>
     </w:p>
   </w:footnote>
-  <w:footnote w:id="637">
+  <w:footnote w:id="638">
     <w:p>
       <w:pPr>
         <w:bidi/>
@@ -47229,7 +47267,7 @@
       </w:r>
     </w:p>
   </w:footnote>
-  <w:footnote w:id="638">
+  <w:footnote w:id="639">
     <w:p>
       <w:pPr>
         <w:bidi/>
@@ -47252,7 +47290,7 @@
       </w:r>
     </w:p>
   </w:footnote>
-  <w:footnote w:id="639">
+  <w:footnote w:id="640">
     <w:p>
       <w:pPr>
         <w:bidi/>
@@ -47275,7 +47313,7 @@
       </w:r>
     </w:p>
   </w:footnote>
-  <w:footnote w:id="640">
+  <w:footnote w:id="641">
     <w:p>
       <w:pPr>
         <w:bidi/>
@@ -47298,7 +47336,7 @@
       </w:r>
     </w:p>
   </w:footnote>
-  <w:footnote w:id="641">
+  <w:footnote w:id="642">
     <w:p>
       <w:pPr>
         <w:bidi/>
@@ -47321,7 +47359,7 @@
       </w:r>
     </w:p>
   </w:footnote>
-  <w:footnote w:id="642">
+  <w:footnote w:id="643">
     <w:p>
       <w:pPr>
         <w:bidi/>
@@ -47344,7 +47382,7 @@
       </w:r>
     </w:p>
   </w:footnote>
-  <w:footnote w:id="643">
+  <w:footnote w:id="644">
     <w:p>
       <w:pPr>
         <w:bidi/>
@@ -47367,7 +47405,7 @@
       </w:r>
     </w:p>
   </w:footnote>
-  <w:footnote w:id="644">
+  <w:footnote w:id="645">
     <w:p>
       <w:pPr>
         <w:bidi/>
@@ -47390,7 +47428,7 @@
       </w:r>
     </w:p>
   </w:footnote>
-  <w:footnote w:id="645">
+  <w:footnote w:id="646">
     <w:p>
       <w:pPr>
         <w:bidi/>
@@ -47413,7 +47451,7 @@
       </w:r>
     </w:p>
   </w:footnote>
-  <w:footnote w:id="646">
+  <w:footnote w:id="647">
     <w:p>
       <w:pPr>
         <w:bidi/>
@@ -47436,7 +47474,7 @@
       </w:r>
     </w:p>
   </w:footnote>
-  <w:footnote w:id="647">
+  <w:footnote w:id="648">
     <w:p>
       <w:pPr>
         <w:bidi/>
@@ -47459,7 +47497,7 @@
       </w:r>
     </w:p>
   </w:footnote>
-  <w:footnote w:id="648">
+  <w:footnote w:id="649">
     <w:p>
       <w:pPr>
         <w:bidi/>
@@ -47482,7 +47520,7 @@
       </w:r>
     </w:p>
   </w:footnote>
-  <w:footnote w:id="649">
+  <w:footnote w:id="650">
     <w:p>
       <w:pPr>
         <w:bidi/>
@@ -47505,7 +47543,7 @@
       </w:r>
     </w:p>
   </w:footnote>
-  <w:footnote w:id="650">
+  <w:footnote w:id="651">
     <w:p>
       <w:pPr>
         <w:bidi/>
@@ -47528,7 +47566,7 @@
       </w:r>
     </w:p>
   </w:footnote>
-  <w:footnote w:id="651">
+  <w:footnote w:id="652">
     <w:p>
       <w:pPr>
         <w:bidi/>
@@ -47551,7 +47589,7 @@
       </w:r>
     </w:p>
   </w:footnote>
-  <w:footnote w:id="652">
+  <w:footnote w:id="653">
     <w:p>
       <w:pPr>
         <w:bidi/>
@@ -47574,7 +47612,7 @@
       </w:r>
     </w:p>
   </w:footnote>
-  <w:footnote w:id="653">
+  <w:footnote w:id="654">
     <w:p>
       <w:pPr>
         <w:bidi/>
@@ -47597,7 +47635,7 @@
       </w:r>
     </w:p>
   </w:footnote>
-  <w:footnote w:id="654">
+  <w:footnote w:id="655">
     <w:p>
       <w:pPr>
         <w:bidi/>
@@ -47620,7 +47658,7 @@
       </w:r>
     </w:p>
   </w:footnote>
-  <w:footnote w:id="655">
+  <w:footnote w:id="656">
     <w:p>
       <w:pPr>
         <w:bidi/>
@@ -47643,7 +47681,7 @@
       </w:r>
     </w:p>
   </w:footnote>
-  <w:footnote w:id="656">
+  <w:footnote w:id="657">
     <w:p>
       <w:pPr>
         <w:bidi/>
@@ -47666,7 +47704,7 @@
       </w:r>
     </w:p>
   </w:footnote>
-  <w:footnote w:id="657">
+  <w:footnote w:id="658">
     <w:p>
       <w:pPr>
         <w:bidi/>
@@ -47689,7 +47727,7 @@
       </w:r>
     </w:p>
   </w:footnote>
-  <w:footnote w:id="658">
+  <w:footnote w:id="659">
     <w:p>
       <w:pPr>
         <w:bidi/>
@@ -47712,7 +47750,7 @@
       </w:r>
     </w:p>
   </w:footnote>
-  <w:footnote w:id="659">
+  <w:footnote w:id="660">
     <w:p>
       <w:pPr>
         <w:bidi/>
@@ -47735,7 +47773,7 @@
       </w:r>
     </w:p>
   </w:footnote>
-  <w:footnote w:id="660">
+  <w:footnote w:id="661">
     <w:p>
       <w:pPr>
         <w:bidi/>
@@ -47758,7 +47796,7 @@
       </w:r>
     </w:p>
   </w:footnote>
-  <w:footnote w:id="661">
+  <w:footnote w:id="662">
     <w:p>
       <w:pPr>
         <w:bidi/>
@@ -47781,7 +47819,7 @@
       </w:r>
     </w:p>
   </w:footnote>
-  <w:footnote w:id="662">
+  <w:footnote w:id="663">
     <w:p>
       <w:pPr>
         <w:bidi/>
@@ -47804,7 +47842,7 @@
       </w:r>
     </w:p>
   </w:footnote>
-  <w:footnote w:id="663">
+  <w:footnote w:id="664">
     <w:p>
       <w:pPr>
         <w:bidi/>
@@ -47827,7 +47865,7 @@
       </w:r>
     </w:p>
   </w:footnote>
-  <w:footnote w:id="664">
+  <w:footnote w:id="665">
     <w:p>
       <w:pPr>
         <w:bidi/>
@@ -47850,7 +47888,7 @@
       </w:r>
     </w:p>
   </w:footnote>
-  <w:footnote w:id="665">
+  <w:footnote w:id="666">
     <w:p>
       <w:pPr>
         <w:bidi/>
@@ -47873,7 +47911,7 @@
       </w:r>
     </w:p>
   </w:footnote>
-  <w:footnote w:id="666">
+  <w:footnote w:id="667">
     <w:p>
       <w:pPr>
         <w:bidi/>
@@ -47896,7 +47934,7 @@
       </w:r>
     </w:p>
   </w:footnote>
-  <w:footnote w:id="667">
+  <w:footnote w:id="668">
     <w:p>
       <w:pPr>
         <w:bidi/>
@@ -47919,7 +47957,7 @@
       </w:r>
     </w:p>
   </w:footnote>
-  <w:footnote w:id="668">
+  <w:footnote w:id="669">
     <w:p>
       <w:pPr>
         <w:bidi/>
@@ -47942,7 +47980,7 @@
       </w:r>
     </w:p>
   </w:footnote>
-  <w:footnote w:id="669">
+  <w:footnote w:id="670">
     <w:p>
       <w:pPr>
         <w:bidi/>
@@ -47965,7 +48003,7 @@
       </w:r>
     </w:p>
   </w:footnote>
-  <w:footnote w:id="670">
+  <w:footnote w:id="671">
     <w:p>
       <w:pPr>
         <w:bidi/>
@@ -47988,7 +48026,7 @@
       </w:r>
     </w:p>
   </w:footnote>
-  <w:footnote w:id="671">
+  <w:footnote w:id="672">
     <w:p>
       <w:pPr>
         <w:bidi/>
@@ -48011,7 +48049,7 @@
       </w:r>
     </w:p>
   </w:footnote>
-  <w:footnote w:id="672">
+  <w:footnote w:id="673">
     <w:p>
       <w:pPr>
         <w:bidi/>
@@ -48034,7 +48072,7 @@
       </w:r>
     </w:p>
   </w:footnote>
-  <w:footnote w:id="673">
+  <w:footnote w:id="674">
     <w:p>
       <w:pPr>
         <w:bidi/>

--- a/hina-saqatat/حين_سقطت_الأصنام_موسع.docx
+++ b/hina-saqatat/حين_سقطت_الأصنام_موسع.docx
@@ -27020,7 +27020,7 @@
           <w:szCs w:val="26"/>
           <w:rtl/>
         </w:rPr>
-        <w:t xml:space="preserve"> فأقام الجريح فيها والنبي ﷺ يعوده من قريب، والجرح المحزوم ساكن على هدنة قصيرة.</w:t>
+        <w:t xml:space="preserve"> امرأة جعلت من جوار بيت الصلاة موضعا يداوى فيه الجرحى: فيه الماء والضماد ويد تحسن الحزم؛ والجريح فيه على مرأى من إمامه، يعاد كل يوم بلا مشقة ركوب. فأقام الجريح فيها والنبي ﷺ يعوده من قريب، والجرح المحزوم ساكن على هدنة قصيرة.</w:t>
       </w:r>
     </w:p>
     <w:p>
@@ -27135,7 +27135,7 @@
           <w:szCs w:val="26"/>
           <w:rtl/>
         </w:rPr>
-        <w:t xml:space="preserve"> وأهديت له ﷺ بعد ذلك حلة حرير، فجعل أصحابه يلمسونها ويعجبون من لينها، فقال: "أتعجبون من لين هذه؟ لمناديل سعد بن معاذ في الجنة خير من هذا وألين".</w:t>
+        <w:t xml:space="preserve"> جواب واحد رد غمز المنافقين إلى صدورهم: الخفة التي عيروا بها صارت شاهد كرامة. وأهديت له ﷺ بعد ذلك حلة حرير، فجعل أصحابه يلمسونها ويعجبون من لينها، فقال: "أتعجبون من لين هذه؟ لمناديل سعد بن معاذ في الجنة خير من هذا وألين".</w:t>
       </w:r>
       <w:r>
         <w:rPr>
@@ -27519,7 +27519,7 @@
           <w:szCs w:val="26"/>
           <w:rtl/>
         </w:rPr>
-        <w:t xml:space="preserve"> وكان إذا استوى على راحلته خارجا إلى سفر قال: "اللهم إنا نعوذ بك في سفرنا هذا من وعثاء السفر - مشقته - وكآبة المنظر وسوء المنقلب في المال والأهل".</w:t>
+        <w:t xml:space="preserve"> أعمى يقام على المدينة كلها والمبصرون كثير؛ للرجال عند إمامهم ميزان غير العيون. وكان إذا استوى على راحلته خارجا إلى سفر قال: "اللهم إنا نعوذ بك في سفرنا هذا من وعثاء السفر - مشقته - وكآبة المنظر وسوء المنقلب في المال والأهل".</w:t>
       </w:r>
       <w:r>
         <w:rPr>
@@ -27557,6 +27557,15 @@
           <w:rStyle w:val="FootnoteReference"/>
         </w:rPr>
         <w:footnoteReference w:id="545"/>
+      </w:r>
+      <w:r>
+        <w:rPr>
+          <w:rFonts w:ascii="Arial" w:cs="Arial" w:eastAsia="Arial" w:hAnsi="Arial"/>
+          <w:sz w:val="26"/>
+          <w:szCs w:val="26"/>
+          <w:rtl/>
+        </w:rPr>
+        <w:t xml:space="preserve"> قوم اعتصموا برؤوس الجبال حيث لا تبلغ الخيل، وديارهم خالية تحتهم؛ فطاف بها الجيش وما وجد من يقاتله.</w:t>
       </w:r>
     </w:p>
     <w:p>
@@ -28746,7 +28755,7 @@
           <w:szCs w:val="26"/>
           <w:rtl/>
         </w:rPr>
-        <w:t xml:space="preserve">فخرج إليه رسول الله ﷺ فقال: "ماذا عندك يا ثمامة؟" قال: عندي خير يا محمد؛ إن تقتلني تقتل ذا دم - صاحب دم يطلب بمثله - وإن تنعم تنعم على شاكر، وإن كنت تريد المال فسل منه ما شئت. فتركه حتى الغد ثم سأله: "ما عندك يا ثمامة؟" فأجاب بمثلها: إن تنعم تنعم على شاكر. ثم تركه بعد الغد فأجاب بمثلها؛ فقال: "أطلقوا ثمامة".</w:t>
+        <w:t xml:space="preserve">فخرج إليه رسول الله ﷺ فقال: "ماذا عندك يا ثمامة؟" قال: عندي خير يا محمد؛ إن تقتلني تقتل ذا دم - صاحب دم يطلب بمثله - وإن تنعم تنعم على شاكر، وإن كنت تريد المال فسل منه ما شئت. فتركه حتى الغد ثم سأله: "ما عندك يا ثمامة؟" فأجاب بمثلها: إن تنعم تنعم على شاكر. ثم تركه بعد الغد فأجاب بمثلها؛ فقال: "أطلقوا ثمامة". ثلاثة أيام كاملة والعرض قائم: مال بلا حساب مقابل الإطلاق؛ فما مدت إليه يد، وأطلق الرجل في الثالثة بلا دينار.</w:t>
       </w:r>
     </w:p>
     <w:p>
@@ -28794,7 +28803,7 @@
           <w:szCs w:val="26"/>
           <w:rtl/>
         </w:rPr>
-        <w:t xml:space="preserve">فلما قدم مكة معتمرا قال له قائل: صبوت؟ قال: لا، ولكني أسلمت مع محمد رسول الله ﷺ؛ ولا والله لا يأتيكم من اليمامة حبة حنطة حتى يأذن فيها النبي ﷺ. ثم خرج إلى بلاده فحبس عنهم الميرة؛ فأخذ الجوع بمخنق الوادي، حتى كتبت قريش إلى رسول الله ﷺ تسأله بأرحامها أن يكتب إلى ثمامة يخلي بينهم وبين الميرة؛ ففعل.</w:t>
+        <w:t xml:space="preserve">فلما قدم مكة معتمرا قال له قائل: صبوت؟ قال: لا، ولكني أسلمت مع محمد رسول الله ﷺ؛ ولا والله لا يأتيكم من اليمامة حبة حنطة حتى يأذن فيها النبي ﷺ. ثم خرج إلى بلاده فحبس عنهم الميرة - رجل واحد، بكلمة في بلاده، أغلق عن الوادي طعامه؛ ما احتاج جيشا ولا حصارا - فأخذ الجوع بمخنق الوادي، حتى كتبت قريش إلى رسول الله ﷺ تسأله بأرحامها أن يكتب إلى ثمامة يخلي بينهم وبين الميرة؛ ففعل.</w:t>
       </w:r>
       <w:r>
         <w:rPr>
@@ -28876,6 +28885,15 @@
         </w:rPr>
         <w:footnoteReference w:id="573"/>
       </w:r>
+      <w:r>
+        <w:rPr>
+          <w:rFonts w:ascii="Arial" w:cs="Arial" w:eastAsia="Arial" w:hAnsi="Arial"/>
+          <w:sz w:val="26"/>
+          <w:szCs w:val="26"/>
+          <w:rtl/>
+        </w:rPr>
+        <w:t xml:space="preserve"> فتجهز الناس تجهز من غاب عن داره سنين: هذا يشتري بدنة، وهذا يفتل قلائدها، والمدينة كلها تتهيأ لسفر ليس فيه حرب.</w:t>
+      </w:r>
     </w:p>
     <w:p>
       <w:pPr>
@@ -29044,7 +29062,7 @@
           <w:szCs w:val="26"/>
           <w:rtl/>
         </w:rPr>
-        <w:t xml:space="preserve">ودنا الركب المحرم من حمى مكة، بين رؤيا تعد بالدخول وقوم أقسموا على الصد.</w:t>
+        <w:t xml:space="preserve">ودنا الركب المحرم من حمى مكة، بين رؤيا تعد بالدخول وقوم أقسموا على الصد. ووقف الركب على طرف الحرم، والإبل عليها القلائد، والقوم محرمون؛ وما بين القوم والبيت إلا قريش.</w:t>
       </w:r>
     </w:p>
     <w:p>
@@ -29314,7 +29332,7 @@
           <w:szCs w:val="26"/>
           <w:rtl/>
         </w:rPr>
-        <w:t xml:space="preserve"> ودار الرسول في الوادي الذي هاجر منه، بين ظهراني قوم أخرجوه، يحمل كلمة سلم.</w:t>
+        <w:t xml:space="preserve"> مشى الرسول في سكك بلده الأول آمنا بجوار رجل واحد، والوادي كله خصم؛ فجاز بجوار رجل ما لا يجوزه جيش. ودار الرسول في الوادي الذي هاجر منه، بين ظهراني قوم أخرجوه، يحمل كلمة سلم.</w:t>
       </w:r>
     </w:p>
     <w:p>
@@ -29401,7 +29419,7 @@
           <w:szCs w:val="26"/>
           <w:rtl/>
         </w:rPr>
-        <w:t xml:space="preserve">فإن صح الخبر فقد نقضت قريش كل ما بقي بينها وبين القوم من حرمة: رسول يقتل في شهر حرام وبلد حرام؛ وما بعد ذلك إلا ما يكون بين قوم لا عهد بينهم. ووقف معسكر المحرمين على أخطر ساعاته، والسيوف التي ما سلت منذ خرجوا توشك أن تسل.</w:t>
+        <w:t xml:space="preserve">فإن صح الخبر فقد نقضت قريش كل ما بقي بينها وبين القوم من حرمة: رسول يقتل في شهر حرام وبلد حرام؛ وما بعد ذلك إلا ما يكون بين قوم لا عهد بينهم. ووقف معسكر المحرمين على أخطر ساعاته، والسيوف التي ما سلت منذ خرجوا توشك أن تسل. وأمسك المعسكر أنفاسه ينتظر خبر رجل واحد: أحي عثمان أم قتيل؟</w:t>
       </w:r>
     </w:p>
     <w:p>
@@ -29531,7 +29549,7 @@
           <w:szCs w:val="26"/>
           <w:rtl/>
         </w:rPr>
-        <w:t xml:space="preserve"> وضرب بإحدى يديه على الأخرى فقال: "هذه يد عثمان".</w:t>
+        <w:t xml:space="preserve"> رجل واحد أعطى يده ثلاث مرات في بيعة واحدة؛ ما شبع من العهد حتى ختم به أول الصف وأوسطه وآخره. وضرب بإحدى يديه على الأخرى فقال: "هذه يد عثمان".</w:t>
       </w:r>
       <w:r>
         <w:rPr>
@@ -29679,7 +29697,7 @@
           <w:szCs w:val="26"/>
           <w:rtl/>
         </w:rPr>
-        <w:t xml:space="preserve">ثم جاء ما يفرج: لم يكن الخبر صحيحا؛ عثمان حي، ورجع إلى المعسكر سالما. غير أن البيعة كانت قد تمت وقيدت في السماء؛ فما ذهبت مبايعة الألف وأربعمئة على الموت باطلا.</w:t>
+        <w:t xml:space="preserve">ثم جاء ما يفرج: لم يكن الخبر صحيحا؛ عثمان حي، ورجع إلى المعسكر سالما. غير أن البيعة كانت قد تمت وقيدت في السماء؛ فما ذهبت مبايعة الألف وأربعمئة على الموت باطلا. رجع عثمان حيا ورجعت الأيدي من البيعة معقودة؛ عقد على الموت ما مات فيه أحد، وبقي لأهله ما شهدت به الشجرة.</w:t>
       </w:r>
     </w:p>
     <w:p>
@@ -30908,7 +30926,7 @@
           <w:szCs w:val="26"/>
           <w:rtl/>
         </w:rPr>
-        <w:t xml:space="preserve">فخرج الجيش في نحو ألف وأربعمئة يطوي الليالي نحو الشمال؛ قوم رجعوا من باب مكة بلا عمرة، يساقون بعد أشهر إلى مغانم سماها الوحي قبل وقوعها، جزاء بيعة الشجرة. وساروا ليلا، فقال رجل لعامر بن الأكوع - عم سلمة، وكان رجلا شاعرا: ألا تسمعنا من هنيهاتك - من أراجيزك القصار؟ فنزل يحدو بالقوم على الرجز الذي رفعت به المعاول يوم الخندق: "اللهم لولا أنت ما اهتدينا، ولا تصدقنا ولا صلينا؛ فاغفر فداء لك ما اقتفينا، وثبت الأقدام إن لاقينا، وألقين سكينة علينا"؛ والركب يسير على صوته في جوف الليل. فقال ﷺ: "من هذا السائق؟" قالوا: عامر بن الأكوع. قال: "يرحمه الله". قال رجل: وجبت يا نبي الله؛ لولا أمتعتنا به.</w:t>
+        <w:t xml:space="preserve">فخرج الجيش في نحو ألف وأربعمئة يطوي الليالي نحو الشمال؛ قوم رجعوا من باب مكة بلا عمرة، يساقون بعد أشهر إلى مغانم سماها الوحي قبل وقوعها، جزاء بيعة الشجرة. وساروا ليلا، فقال رجل لعامر بن الأكوع - عم سلمة، وكان رجلا شاعرا: ألا تسمعنا من هنيهاتك - من أراجيزك القصار؟ فنزل يحدو بالقوم على الرجز الذي رفعت به المعاول يوم الخندق: "اللهم لولا أنت ما اهتدينا، ولا تصدقنا ولا صلينا؛ فاغفر فداء لك ما اقتفينا، وثبت الأقدام إن لاقينا، وألقين سكينة علينا"؛ والركب يسير على صوته في جوف الليل. صوت واحد يحدو بألف وأربعمئة في ظلمة الطريق، والكلمات دعاء كلها: اغفر وثبت وألق السكينة؛ حداء القوم في مسيرهم إلى الحرب استغفار. فقال ﷺ: "من هذا السائق؟" قالوا: عامر بن الأكوع. قال: "يرحمه الله". قال رجل: وجبت يا نبي الله؛ لولا أمتعتنا به.</w:t>
       </w:r>
       <w:r>
         <w:rPr>
@@ -30945,7 +30963,7 @@
           <w:szCs w:val="26"/>
           <w:rtl/>
         </w:rPr>
-        <w:t xml:space="preserve"> فلما أصبح بخيبر خرجوا بمساحيهم ومكاتلهم، فلما رأوه قالوا: محمد والله، محمد والخميس. فقال ﷺ: "الله أكبر، خربت خيبر؛ إنا إذا نزلنا بساحة قوم فساء صباح المنذرين".</w:t>
+        <w:t xml:space="preserve"> كلمة ترفع في الفجر تحقن دماء واد بأكمله؛ الأذان في هذا الدين أمان. فلما أصبح بخيبر خرجوا بمساحيهم ومكاتلهم، فلما رأوه قالوا: محمد والله، محمد والخميس. فقال ﷺ: "الله أكبر، خربت خيبر؛ إنا إذا نزلنا بساحة قوم فساء صباح المنذرين".</w:t>
       </w:r>
       <w:r>
         <w:rPr>
@@ -32305,7 +32323,7 @@
           <w:szCs w:val="26"/>
           <w:rtl/>
         </w:rPr>
-        <w:t xml:space="preserve">ومضى الجيش حتى لقي جموع الروم ومن ضوى إليها من عرب الشام في مئة ألف أو تزيد، فكان قتال ما لقي المسلمون مثله قط: ثلاثة آلاف في وجه تلك الجموع بأرض غريبة.</w:t>
+        <w:t xml:space="preserve">ومضى الجيش حتى لقي جموع الروم ومن ضوى إليها من عرب الشام في مئة ألف أو تزيد، فكان قتال ما لقي المسلمون مثله قط: ثلاثة آلاف في وجه تلك الجموع بأرض غريبة: أرض لا يعرفون دروبها، وعدو يتجدد كلما ذاب منه صف، وليس وراءهم مدد أقرب من مسيرة شهر.</w:t>
       </w:r>
     </w:p>
     <w:p>
@@ -32505,7 +32523,7 @@
           <w:szCs w:val="26"/>
           <w:rtl/>
         </w:rPr>
-        <w:t xml:space="preserve">ورجع الجيش الذي انحاز من فم مئة ألف سالما بتدبير قائده الجديد؛ فالفارس الذي كان قبل أعوام يدور على ثغرة أحد، صار بشهادة النبوة سيفا من سيوف الله على من حارب الدين. وبقيت الراية التي تعاقبت عليها الأكف الثلاث معقودة لما يفتح الله بعد؛ ومن وادٍ غير ذي زرع وضع فيه رضيع وحده، إلى أمة تقارع أعظم ممالك الأرض على تخوم الشام: تلك المسافة كلها قطعتها دعوة التوحيد في مقدار عمر رجل.</w:t>
+        <w:t xml:space="preserve">ورجع الجيش الذي انحاز من فم مئة ألف سالما بتدبير قائده الجديد؛ فالفارس الذي كان قبل أعوام يدور على ثغرة أحد، صار بشهادة النبوة سيفا من سيوف الله على من حارب الدين. وبقيت الراية التي تعاقبت عليها الأكف الثلاث في يد سيف من سيوف الله؛ ومن وادٍ غير ذي زرع وضع فيه رضيع وحده، إلى أمة تقارع أعظم ممالك الأرض على تخوم الشام: تلك المسافة كلها قطعتها دعوة التوحيد في مقدار عمر رجل.</w:t>
       </w:r>
     </w:p>
     <w:sectPr>

--- a/hina-saqatat/حين_سقطت_الأصنام_موسع.docx
+++ b/hina-saqatat/حين_سقطت_الأصنام_موسع.docx
@@ -20153,7 +20153,7 @@
           <w:szCs w:val="26"/>
           <w:rtl/>
         </w:rPr>
-        <w:t xml:space="preserve"> هذا الذي أعطاهما ليلة البناء: وضوء نبي يصب، ودعاء بالبركة؛ فما دخل ذلك البيت من الدنيا شيء، ودخلته البركة.</w:t>
+        <w:t xml:space="preserve"> هذا الذي أعطاهما ليلة البناء: وضوء نبي يصب، ودعاء بالبركة؛ فما دخل ذلك البيت من الدنيا شيء، ودخلته البركة. ليلة عرس بلا وليمة تذكر ولا زينة تروى؛ ماء وضوء ودعوة بركة، وبيت يبدأ.</w:t>
       </w:r>
     </w:p>
     <w:p>
@@ -21219,7 +21219,7 @@
           <w:szCs w:val="26"/>
           <w:rtl/>
         </w:rPr>
-        <w:t xml:space="preserve"> صدقت وصية أبي سفيان في القوم فبذلوا دون الخشبة أرواحهم؛ عشرة أيد تتعاقب على عود، وكلما سقطت كف نبتت تحتها كف، حتى فني البيت الذي يحمل ألوية مكة من قديم.</w:t>
+        <w:t xml:space="preserve"> صدقت وصية أبي سفيان في القوم فبذلوا دون الخشبة أرواحهم؛ عشرة أيد تتعاقب على عود، وكلما سقطت كف نبتت تحتها كف، حتى فني البيت الذي يحمل ألوية مكة من قديم. عشرة من بيت واحد صرعى تحت خشبة واحدة؛ اشترت مكة شرف لوائها بدم بيت كامل.</w:t>
       </w:r>
     </w:p>
     <w:p>
@@ -23206,7 +23206,7 @@
           <w:szCs w:val="26"/>
           <w:rtl/>
         </w:rPr>
-        <w:t xml:space="preserve"> خرجت الضربة قبل أن تنعقد الغارة؛ فتعلمت بنو أسد أن جرح أحد لم يقعد أهله.</w:t>
+        <w:t xml:space="preserve"> خرجت الضربة قبل أن تنعقد الغارة؛ فتعلمت بنو أسد أن جرح أحد لم يقعد أهله. مئة وخمسون راكبا وراء أمير لم يبرأ جرحه بعد؛ أجابت المدينة الطامعين بجرحاها قبل أصحائها.</w:t>
       </w:r>
     </w:p>
     <w:p>
@@ -24177,7 +24177,7 @@
           <w:szCs w:val="26"/>
           <w:rtl/>
         </w:rPr>
-        <w:t xml:space="preserve"> أدب كامل عند سرير ميت: يد تغمض، وعلة تشرح، وضجيج يرد إلى الدعاء الطيب، ثم دعاء يسع الميت وذريته والحاضرين.</w:t>
+        <w:t xml:space="preserve"> أدب كامل عند سرير ميت: يد تغمض، وعلة تشرح، وضجيج يرد إلى الدعاء الطيب، ثم دعاء يسع الميت وذريته والحاضرين. بيت يودع رجله الأول، وصاحب الدعوة نفسه على رأس السرير يغمض عينيه بيده؛ ما مات الرجل غريبا وإن مات بعيدا عن داره الأولى.</w:t>
       </w:r>
     </w:p>
     <w:p>
@@ -24307,7 +24307,7 @@
           <w:szCs w:val="26"/>
           <w:rtl/>
         </w:rPr>
-        <w:t xml:space="preserve">ودنا موعد بدر الذي ضرب يوم أحد: قال أبو سفيان يومئذ: موعدكم بدر العام المقبل؛ وأجيب: هو بيننا وبينك موعد. ودارت السنة على المدينة بما فيها: الرجيع والبئر وجلاء النضير؛ وحان أوان الوفاء بكلمة قيلت بين جيشين منصرفين، والعرب كلها تذكر الموعد وتنظر أيحضره الفريقان.</w:t>
+        <w:t xml:space="preserve">ودنا موعد بدر الذي ضرب يوم أحد: قال أبو سفيان يومئذ: موعدكم بدر العام المقبل؛ وأجيب: هو بيننا وبينك موعد. ودارت السنة على المدينة بما فيها: الرجيع والبئر وجلاء النضير؛ وحان أوان الوفاء بكلمة قيلت بين جيشين منصرفين، والعرب كلها تذكر الموعد وتنظر أيحضره الفريقان. فالمواعيد عند العرب ديون، ومن أخلف موعد حرب أعلنه بلسانه حمل عاره في أسواقها ومواسمها.</w:t>
       </w:r>
     </w:p>
     <w:p>
@@ -29866,7 +29866,7 @@
           <w:szCs w:val="26"/>
           <w:rtl/>
         </w:rPr>
-        <w:t xml:space="preserve"> ابن يستغيث ووالده يشترط رده، والكتاب بين الفريقين لم يقض؛ فمضى الشرط على أول من طلبه: على ابن صاحبه.</w:t>
+        <w:t xml:space="preserve"> ابن يستغيث ووالده يشترط رده، والكتاب بين الفريقين لم يقض؛ فمضى الشرط على أول من طلبه: على ابن صاحبه. أب يشترط رد ابنه إلى عذابه، وابن يرى نجاته على مرمى خطوة ثم ترد يده عنها؛ ما عرف ذلك المجلس امتحانا أثقل من هذا.</w:t>
       </w:r>
     </w:p>
     <w:p>
@@ -29953,7 +29953,7 @@
           <w:szCs w:val="26"/>
           <w:rtl/>
         </w:rPr>
-        <w:t xml:space="preserve">وتطابق جواب الصاحبين حرفا يكاد يوافق حرفا: إنه رسول الله وليس يعصي ربه وهو ناصره؛ ما تواطآ على لفظ، تواطأ اليقين في القلبين. ورجع أبو جندل مع أبيه إلى مكة يرسف في قيوده كما جاء، وفي أذنيه الوعد: فرج ومخرج لك ولمن معك من المستضعفين؛ وللوعد قصة قريبة.</w:t>
+        <w:t xml:space="preserve">وتطابق جواب الصاحبين حرفا يكاد يوافق حرفا: إنه رسول الله وليس يعصي ربه وهو ناصره؛ ما تواطآ على لفظ، تواطأ اليقين في القلبين. ورجع أبو جندل مع أبيه إلى مكة يرسف في قيوده كما جاء، وفي أذنيه الوعد: فرج ومخرج لك ولمن معك من المستضعفين.</w:t>
       </w:r>
     </w:p>
     <w:p>
@@ -30002,7 +30002,7 @@
           <w:szCs w:val="26"/>
           <w:rtl/>
         </w:rPr>
-        <w:t xml:space="preserve"> فحل الجيش كله من إحرامه على أثر فعل صامت واحد؛ ورجحت مشورة امرأة في الخيمة ما عجزت عنه ثلاث كلمات في العسكر.</w:t>
+        <w:t xml:space="preserve"> فحل الجيش كله من إحرامه على أثر فعل صامت واحد؛ ورجحت مشورة امرأة في الخيمة ما عجزت عنه ثلاث كلمات في العسكر. أشارت أم سلمة إشارة عرفت قدر الساعة: القوم ما عصوا أمرا، القوم غلبهم الحزن؛ والحزين يقاد بالفعل لا بالخطاب.</w:t>
       </w:r>
     </w:p>
     <w:p>
@@ -31661,7 +31661,7 @@
           <w:szCs w:val="26"/>
           <w:rtl/>
         </w:rPr>
-        <w:t xml:space="preserve"> وأخلت قريش له مكة ثلاثا وخرجت إلى رؤوس الجبال تنظر.</w:t>
+        <w:t xml:space="preserve"> وأخلت قريش له مكة ثلاثا وخرجت إلى رؤوس الجبال تنظر. واد يخليه أهله لعدوهم بموجب سطر في كتاب؛ العهد الذي بكى منه من بكى العام الماضي، يفتح اليوم أبواب مكة بلا سيف.</w:t>
       </w:r>
     </w:p>
     <w:p>
@@ -31692,7 +31692,7 @@
           <w:szCs w:val="26"/>
           <w:rtl/>
         </w:rPr>
-        <w:t xml:space="preserve"> فنظر المشركون من فوق الجبال إلى القوم الذين قيل وهنتهم الحمى يثبون في الطواف وثبا؛ وبقي الرمل في طواف القدوم سنة ماضية في الأمة، أصلها جواب غداة واحدة على كلمة عدو. ودخل ﷺ مكة على راحلته والمسلمون حوله متقلدو السيوف يلبون، وعبد الله بن رواحة آخذ بزمام ناقته بين يديه يقول: "خلوا بني الكفار عن سبيله، اليوم نضربكم على تنزيله، ضربا يزيل الهام عن مقيله، ويذهل الخليل عن خليله". فقال عمر: يا ابن رواحة، بين يدي رسول الله ﷺ وفي حرم الله تقول الشعر؟ فقال ﷺ: "خل عنه يا عمر؛ فلهي أسرع فيهم من نضح النبل".</w:t>
+        <w:t xml:space="preserve"> فنظر المشركون من فوق الجبال إلى القوم الذين قيل وهنتهم الحمى يثبون في الطواف وثبا؛ وبقي الرمل في طواف القدوم سنة ماضية في الأمة، أصلها جواب غداة واحدة على كلمة عدو. غداة واحدة كتبت في مناسك الأمة حركة باقية؛ من رمل في طوافه فإنما يعيد خطوة القوم الذين قيل فيهم: وهنتهم الحمى. ودخل ﷺ مكة على راحلته والمسلمون حوله متقلدو السيوف يلبون، وعبد الله بن رواحة آخذ بزمام ناقته بين يديه يقول: "خلوا بني الكفار عن سبيله، اليوم نضربكم على تنزيله، ضربا يزيل الهام عن مقيله، ويذهل الخليل عن خليله". فقال عمر: يا ابن رواحة، بين يدي رسول الله ﷺ وفي حرم الله تقول الشعر؟ فقال ﷺ: "خل عنه يا عمر؛ فلهي أسرع فيهم من نضح النبل".</w:t>
       </w:r>
       <w:r>
         <w:rPr>

--- a/hina-saqatat/حين_سقطت_الأصنام_موسع.docx
+++ b/hina-saqatat/حين_سقطت_الأصنام_موسع.docx
@@ -9144,7 +9144,7 @@
           <w:szCs w:val="26"/>
           <w:rtl/>
         </w:rPr>
-        <w:t xml:space="preserve">بدأ الدين الذي سيملأ الأرض من امرأة وصبي ومولى تحت سقف واحد؛ وشهادة أهل البيت أثقل الشهادات، فالعيوب لا تختبئ في البيوت. ورأى الناس محمدا وخديجة وغلاما يصلون عند الكعبة فعجبوا ومضوا لشأنهم؛ حسبوها شأن بيت من البيوت، والذي في ذلك البيت سيطرق أبوابهم جميعا.</w:t>
+        <w:t xml:space="preserve">بدأ الدين الذي سيملأ الأرض من امرأة وصبي ومولى تحت سقف واحد؛ وشهادة أهل البيت أثقل الشهادات، فالعيوب لا تختبئ في البيوت. ورأى الناس محمدا وخديجة وغلاما يصلون عند الكعبة فعجبوا ومضوا لشأنهم؛ حسبوها شأن بيت من البيوت.</w:t>
       </w:r>
     </w:p>
     <w:p>
